--- a/Relatorio_CodeSecure.docx
+++ b/Relatorio_CodeSecure.docx
@@ -288,14 +288,14 @@
         <w:rPr>
           <w:color w:val="000000"/>
         </w:rPr>
-        <w:t xml:space="preserve">   2.4 Redundância (HSRP e </w:t>
-      </w:r>
-      <w:proofErr w:type="spellStart"/>
-      <w:r>
-        <w:rPr>
-          <w:color w:val="000000"/>
-        </w:rPr>
-        <w:t>Spanning-Tree</w:t>
+        <w:t xml:space="preserve">   2.4 Redundância (HSRP, </w:t>
+      </w:r>
+      <w:proofErr w:type="spellStart"/>
+      <w:r>
+        <w:rPr>
+          <w:color w:val="000000"/>
+        </w:rPr>
+        <w:t>Spanning-Tree e EtherChannel</w:t>
       </w:r>
       <w:proofErr w:type="spellEnd"/>
       <w:r>
@@ -2265,7 +2265,7 @@
       </w:pPr>
       <w:r>
         <w:rPr>
-          <w:color w:val="000000"/>
+          <w:color w:val="000000" w:themeColor="text1" w:themeTint="FF" w:themeShade="FF"/>
           <w:lang w:val="pt-BR"/>
         </w:rPr>
         <w:t xml:space="preserve">A simulação da ligação à Internet foi realizada através de um </w:t>
@@ -2273,7 +2273,7 @@
       <w:proofErr w:type="spellStart"/>
       <w:r>
         <w:rPr>
-          <w:color w:val="000000"/>
+          <w:color w:val="000000" w:themeColor="text1" w:themeTint="FF" w:themeShade="FF"/>
           <w:lang w:val="pt-BR"/>
         </w:rPr>
         <w:t>router</w:t>
@@ -2281,14 +2281,14 @@
       <w:proofErr w:type="spellEnd"/>
       <w:r>
         <w:rPr>
-          <w:color w:val="000000"/>
+          <w:color w:val="000000" w:themeColor="text1" w:themeTint="FF" w:themeShade="FF"/>
           <w:lang w:val="pt-BR"/>
         </w:rPr>
         <w:t xml:space="preserve"> </w:t>
       </w:r>
       <w:r>
         <w:rPr>
-          <w:color w:val="000000"/>
+          <w:color w:val="000000" w:themeColor="text1" w:themeTint="FF" w:themeShade="FF"/>
           <w:lang w:val="pt-BR"/>
         </w:rPr>
         <w:t xml:space="preserve">Internet </w:t>
@@ -2296,7 +2296,7 @@
       <w:proofErr w:type="spellStart"/>
       <w:r>
         <w:rPr>
-          <w:color w:val="000000"/>
+          <w:color w:val="000000" w:themeColor="text1" w:themeTint="FF" w:themeShade="FF"/>
           <w:lang w:val="pt-BR"/>
         </w:rPr>
         <w:t>Servide</w:t>
@@ -2304,7 +2304,7 @@
       <w:proofErr w:type="spellEnd"/>
       <w:r>
         <w:rPr>
-          <w:color w:val="000000"/>
+          <w:color w:val="000000" w:themeColor="text1" w:themeTint="FF" w:themeShade="FF"/>
           <w:lang w:val="pt-BR"/>
         </w:rPr>
         <w:t xml:space="preserve"> </w:t>
@@ -2312,7 +2312,7 @@
       <w:proofErr w:type="spellStart"/>
       <w:r>
         <w:rPr>
-          <w:color w:val="000000"/>
+          <w:color w:val="000000" w:themeColor="text1" w:themeTint="FF" w:themeShade="FF"/>
           <w:lang w:val="pt-BR"/>
         </w:rPr>
         <w:t>Provider</w:t>
@@ -2320,28 +2320,28 @@
       <w:proofErr w:type="spellEnd"/>
       <w:r>
         <w:rPr>
-          <w:color w:val="000000"/>
+          <w:color w:val="000000" w:themeColor="text1" w:themeTint="FF" w:themeShade="FF"/>
           <w:lang w:val="pt-BR"/>
         </w:rPr>
         <w:t xml:space="preserve"> (</w:t>
       </w:r>
       <w:r>
         <w:rPr>
-          <w:color w:val="000000"/>
+          <w:color w:val="000000" w:themeColor="text1" w:themeTint="FF" w:themeShade="FF"/>
           <w:lang w:val="pt-BR"/>
         </w:rPr>
         <w:t>ISP</w:t>
       </w:r>
       <w:r>
         <w:rPr>
-          <w:color w:val="000000"/>
+          <w:color w:val="000000" w:themeColor="text1" w:themeTint="FF" w:themeShade="FF"/>
           <w:lang w:val="pt-BR"/>
         </w:rPr>
         <w:t>)</w:t>
       </w:r>
       <w:r>
         <w:rPr>
-          <w:color w:val="000000"/>
+          <w:color w:val="000000" w:themeColor="text1" w:themeTint="FF" w:themeShade="FF"/>
           <w:lang w:val="pt-BR"/>
         </w:rPr>
         <w:t xml:space="preserve"> com o endereço público simulado 200.200.200.1/30.</w:t>
@@ -2349,39 +2349,29 @@
     </w:p>
     <w:p>
       <w:pPr>
+        <w:pStyle w:val="Normal"/>
         <w:shd w:val="clear" w:color="auto" w:fill="F0F0F0"/>
         <w:spacing w:before="200" w:after="80"/>
         <w:jc w:val="center"/>
-        <w:rPr>
-          <w:i/>
-          <w:iCs/>
-          <w:color w:val="999999"/>
-          <w:sz w:val="22"/>
-          <w:szCs w:val="22"/>
-          <w:lang w:val="en-US"/>
-        </w:rPr>
-      </w:pPr>
-      <w:r>
-        <w:rPr>
-          <w:noProof/>
-        </w:rPr>
+      </w:pPr>
+      <w:r>
         <w:drawing>
-          <wp:inline distT="0" distB="0" distL="0" distR="0" wp14:anchorId="34E95B90" wp14:editId="7605B557">
-            <wp:extent cx="5943600" cy="3590925"/>
+          <wp:inline wp14:editId="12532423" wp14:anchorId="5143115A">
+            <wp:extent cx="5943600" cy="3352800"/>
             <wp:effectExtent l="0" t="0" r="0" b="0"/>
-            <wp:docPr id="1403099025" name="drawing"/>
+            <wp:docPr id="2035588090" name="drawing"/>
             <wp:cNvGraphicFramePr>
-              <a:graphicFrameLocks xmlns:a="http://schemas.openxmlformats.org/drawingml/2006/main" noChangeAspect="1"/>
+              <a:graphicFrameLocks noChangeAspect="1"/>
             </wp:cNvGraphicFramePr>
-            <a:graphic xmlns:a="http://schemas.openxmlformats.org/drawingml/2006/main">
-              <a:graphicData uri="http://schemas.openxmlformats.org/drawingml/2006/picture">
+            <a:graphic>
+              <a:graphicData xmlns:a="http://schemas.openxmlformats.org/drawingml/2006/main" uri="http://schemas.openxmlformats.org/drawingml/2006/picture">
                 <pic:pic xmlns:pic="http://schemas.openxmlformats.org/drawingml/2006/picture">
                   <pic:nvPicPr>
-                    <pic:cNvPr id="1403099025" name="Picture 1403099025"/>
+                    <pic:cNvPr id="2035588090" name="Picture 2035588090"/>
                     <pic:cNvPicPr/>
                   </pic:nvPicPr>
                   <pic:blipFill>
-                    <a:blip r:embed="rId7">
+                    <a:blip xmlns:r="http://schemas.openxmlformats.org/officeDocument/2006/relationships" r:embed="rId383832422">
                       <a:extLst>
                         <a:ext uri="{28A0092B-C50C-407E-A947-70E740481C1C}">
                           <a14:useLocalDpi xmlns:a14="http://schemas.microsoft.com/office/drawing/2010/main"/>
@@ -2395,7 +2385,7 @@
                   <pic:spPr>
                     <a:xfrm>
                       <a:off x="0" y="0"/>
-                      <a:ext cx="5943600" cy="3590925"/>
+                      <a:ext cx="5943600" cy="3352800"/>
                     </a:xfrm>
                     <a:prstGeom prst="rect">
                       <a:avLst/>
@@ -5868,11 +5858,11 @@
         <w:pStyle w:val="heading20"/>
       </w:pPr>
       <w:r>
-        <w:t xml:space="preserve">2.4 Redundância (HSRP e </w:t>
-      </w:r>
-      <w:proofErr w:type="spellStart"/>
-      <w:r>
-        <w:t>Spanning-Tree</w:t>
+        <w:t xml:space="preserve">2.4 Redundância (HSRP, </w:t>
+      </w:r>
+      <w:proofErr w:type="spellStart"/>
+      <w:r>
+        <w:t>Spanning-Tree e EtherChannel</w:t>
       </w:r>
       <w:proofErr w:type="spellEnd"/>
       <w:r>
@@ -6423,6 +6413,328 @@
         <w:t xml:space="preserve"> virtual para os utilizadores.</w:t>
       </w:r>
     </w:p>
+    <w:p xmlns:wp14="http://schemas.microsoft.com/office/word/2010/wordml" wp14:textId="77777777">
+      <w:pPr>
+        <w:jc w:val="both"/>
+        <w:spacing w:after="120" w:line="360"/>
+      </w:pPr>
+      <w:r>
+        <w:rPr>
+          <w:rFonts w:ascii="Arial" w:hAnsi="Arial"/>
+          <w:sz w:val="24"/>
+          <w:szCs w:val="24"/>
+        </w:rPr>
+        <w:t xml:space="preserve">No que diz respeito à agregação de ligações, foi implementado um </w:t>
+      </w:r>
+      <w:r>
+        <w:rPr>
+          <w:rFonts w:ascii="Arial" w:hAnsi="Arial"/>
+          <w:sz w:val="24"/>
+          <w:szCs w:val="24"/>
+        </w:rPr>
+        <w:t>EtherChannel</w:t>
+      </w:r>
+      <w:r>
+        <w:rPr>
+          <w:rFonts w:ascii="Arial" w:hAnsi="Arial"/>
+          <w:sz w:val="24"/>
+          <w:szCs w:val="24"/>
+        </w:rPr>
+        <w:t xml:space="preserve"> entre o Core-SW1 e o Core-SW2, agregando duas interfaces físicas (GigabitEthernet1/0/5 e GigabitEthernet1/0/7) num único canal lógico (</w:t>
+      </w:r>
+      <w:r>
+        <w:rPr>
+          <w:rFonts w:ascii="Arial" w:hAnsi="Arial"/>
+          <w:sz w:val="24"/>
+          <w:szCs w:val="24"/>
+        </w:rPr>
+        <w:t>Port-channel</w:t>
+      </w:r>
+      <w:r>
+        <w:rPr>
+          <w:rFonts w:ascii="Arial" w:hAnsi="Arial"/>
+          <w:sz w:val="24"/>
+          <w:szCs w:val="24"/>
+        </w:rPr>
+        <w:t xml:space="preserve"> 1). Esta configuração duplica a largura de banda disponível entre os dois core </w:t>
+      </w:r>
+      <w:r>
+        <w:rPr>
+          <w:rFonts w:ascii="Arial" w:hAnsi="Arial"/>
+          <w:sz w:val="24"/>
+          <w:szCs w:val="24"/>
+        </w:rPr>
+        <w:t>switches</w:t>
+      </w:r>
+      <w:r>
+        <w:rPr>
+          <w:rFonts w:ascii="Arial" w:hAnsi="Arial"/>
+          <w:sz w:val="24"/>
+          <w:szCs w:val="24"/>
+        </w:rPr>
+        <w:t xml:space="preserve"> para 2 </w:t>
+      </w:r>
+      <w:r>
+        <w:rPr>
+          <w:rFonts w:ascii="Arial" w:hAnsi="Arial"/>
+          <w:sz w:val="24"/>
+          <w:szCs w:val="24"/>
+        </w:rPr>
+        <w:t>Gbps</w:t>
+      </w:r>
+      <w:r>
+        <w:rPr>
+          <w:rFonts w:ascii="Arial" w:hAnsi="Arial"/>
+          <w:sz w:val="24"/>
+          <w:szCs w:val="24"/>
+        </w:rPr>
+        <w:t xml:space="preserve"> e proporciona </w:t>
+      </w:r>
+      <w:r>
+        <w:rPr>
+          <w:rFonts w:ascii="Arial" w:hAnsi="Arial"/>
+          <w:sz w:val="24"/>
+          <w:szCs w:val="24"/>
+        </w:rPr>
+        <w:t>failover</w:t>
+      </w:r>
+      <w:r>
+        <w:rPr>
+          <w:rFonts w:ascii="Arial" w:hAnsi="Arial"/>
+          <w:sz w:val="24"/>
+          <w:szCs w:val="24"/>
+        </w:rPr>
+        <w:t xml:space="preserve"> instantâneo caso uma das ligações físicas falhe. O </w:t>
+      </w:r>
+      <w:r>
+        <w:rPr>
+          <w:rFonts w:ascii="Arial" w:hAnsi="Arial"/>
+          <w:sz w:val="24"/>
+          <w:szCs w:val="24"/>
+        </w:rPr>
+        <w:t>EtherChannel</w:t>
+      </w:r>
+      <w:r>
+        <w:rPr>
+          <w:rFonts w:ascii="Arial" w:hAnsi="Arial"/>
+          <w:sz w:val="24"/>
+          <w:szCs w:val="24"/>
+        </w:rPr>
+        <w:t xml:space="preserve"> foi configurado em modo estático (</w:t>
+      </w:r>
+      <w:r>
+        <w:rPr>
+          <w:rFonts w:ascii="Arial" w:hAnsi="Arial"/>
+          <w:sz w:val="24"/>
+          <w:szCs w:val="24"/>
+        </w:rPr>
+        <w:t>mode</w:t>
+      </w:r>
+      <w:r>
+        <w:rPr>
+          <w:rFonts w:ascii="Arial" w:hAnsi="Arial"/>
+          <w:sz w:val="24"/>
+          <w:szCs w:val="24"/>
+        </w:rPr>
+        <w:t xml:space="preserve"> </w:t>
+      </w:r>
+      <w:r>
+        <w:rPr>
+          <w:rFonts w:ascii="Arial" w:hAnsi="Arial"/>
+          <w:sz w:val="24"/>
+          <w:szCs w:val="24"/>
+        </w:rPr>
+        <w:t>on</w:t>
+      </w:r>
+      <w:r>
+        <w:rPr>
+          <w:rFonts w:ascii="Arial" w:hAnsi="Arial"/>
+          <w:sz w:val="24"/>
+          <w:szCs w:val="24"/>
+        </w:rPr>
+        <w:t xml:space="preserve">), com </w:t>
+      </w:r>
+      <w:r>
+        <w:rPr>
+          <w:rFonts w:ascii="Arial" w:hAnsi="Arial"/>
+          <w:sz w:val="24"/>
+          <w:szCs w:val="24"/>
+        </w:rPr>
+        <w:t>trunk</w:t>
+      </w:r>
+      <w:r>
+        <w:rPr>
+          <w:rFonts w:ascii="Arial" w:hAnsi="Arial"/>
+          <w:sz w:val="24"/>
+          <w:szCs w:val="24"/>
+        </w:rPr>
+        <w:t xml:space="preserve"> nativo na VLAN 99 e transporte de todas as </w:t>
+      </w:r>
+      <w:r>
+        <w:rPr>
+          <w:rFonts w:ascii="Arial" w:hAnsi="Arial"/>
+          <w:sz w:val="24"/>
+          <w:szCs w:val="24"/>
+        </w:rPr>
+        <w:t>VLANs</w:t>
+      </w:r>
+      <w:r>
+        <w:rPr>
+          <w:rFonts w:ascii="Arial" w:hAnsi="Arial"/>
+          <w:sz w:val="24"/>
+          <w:szCs w:val="24"/>
+        </w:rPr>
+        <w:t xml:space="preserve"> operacionais (10, 20, 30, 40, 50, 60 e 99).</w:t>
+      </w:r>
+    </w:p>
+    <w:p xmlns:wp14="http://schemas.microsoft.com/office/word/2010/wordml" wp14:textId="260797C8">
+      <w:pPr>
+        <w:jc w:val="both"/>
+        <w:shd w:val="clear" w:fill="F0F0F0"/>
+        <w:rPr>
+          <w:rFonts w:ascii="Arial" w:hAnsi="Arial"/>
+          <w:sz w:val="24"/>
+          <w:szCs w:val="24"/>
+        </w:rPr>
+      </w:pPr>
+    </w:p>
+    <w:p xmlns:wp14="http://schemas.microsoft.com/office/word/2010/wordml" wp14:textId="04A3E78A">
+      <w:pPr>
+        <w:pStyle w:val="Normal"/>
+        <w:jc w:val="center"/>
+        <w:shd w:val="clear" w:fill="F0F0F0"/>
+      </w:pPr>
+      <w:r>
+        <w:drawing>
+          <wp:inline xmlns:wp14="http://schemas.microsoft.com/office/word/2010/wordprocessingDrawing" wp14:editId="008D3CF4" wp14:anchorId="3D9E622D">
+            <wp:extent cx="5943600" cy="819150"/>
+            <wp:effectExtent l="0" t="0" r="0" b="0"/>
+            <wp:docPr id="2101446025" name="drawing"/>
+            <wp:cNvGraphicFramePr>
+              <a:graphicFrameLocks noChangeAspect="1"/>
+            </wp:cNvGraphicFramePr>
+            <a:graphic>
+              <a:graphicData xmlns:a="http://schemas.openxmlformats.org/drawingml/2006/main" uri="http://schemas.openxmlformats.org/drawingml/2006/picture">
+                <pic:pic xmlns:pic="http://schemas.openxmlformats.org/drawingml/2006/picture">
+                  <pic:nvPicPr>
+                    <pic:cNvPr id="2101446025" name="Picture 2101446025"/>
+                    <pic:cNvPicPr/>
+                  </pic:nvPicPr>
+                  <pic:blipFill>
+                    <a:blip xmlns:r="http://schemas.openxmlformats.org/officeDocument/2006/relationships" r:embed="rId2054144233">
+                      <a:extLst>
+                        <a:ext uri="{28A0092B-C50C-407E-A947-70E740481C1C}">
+                          <a14:useLocalDpi xmlns:a14="http://schemas.microsoft.com/office/drawing/2010/main"/>
+                        </a:ext>
+                      </a:extLst>
+                    </a:blip>
+                    <a:stretch>
+                      <a:fillRect/>
+                    </a:stretch>
+                  </pic:blipFill>
+                  <pic:spPr>
+                    <a:xfrm>
+                      <a:off x="0" y="0"/>
+                      <a:ext cx="5943600" cy="819150"/>
+                    </a:xfrm>
+                    <a:prstGeom prst="rect">
+                      <a:avLst/>
+                    </a:prstGeom>
+                  </pic:spPr>
+                </pic:pic>
+              </a:graphicData>
+            </a:graphic>
+          </wp:inline>
+        </w:drawing>
+      </w:r>
+    </w:p>
+    <w:p xmlns:wp14="http://schemas.microsoft.com/office/word/2010/wordml" wp14:textId="77777777">
+      <w:pPr>
+        <w:jc w:val="center"/>
+        <w:spacing w:after="200"/>
+      </w:pPr>
+      <w:r>
+        <w:rPr>
+          <w:rFonts w:ascii="Arial" w:hAnsi="Arial"/>
+          <w:sz w:val="20"/>
+          <w:szCs w:val="20"/>
+        </w:rPr>
+        <w:t xml:space="preserve">Figura X — Verificação do </w:t>
+      </w:r>
+      <w:r>
+        <w:rPr>
+          <w:rFonts w:ascii="Arial" w:hAnsi="Arial"/>
+          <w:sz w:val="20"/>
+          <w:szCs w:val="20"/>
+        </w:rPr>
+        <w:t>EtherChannel</w:t>
+      </w:r>
+      <w:r>
+        <w:rPr>
+          <w:rFonts w:ascii="Arial" w:hAnsi="Arial"/>
+          <w:sz w:val="20"/>
+          <w:szCs w:val="20"/>
+        </w:rPr>
+        <w:t xml:space="preserve"> entre Core-SW1 e Core-SW2 (show </w:t>
+      </w:r>
+      <w:r>
+        <w:rPr>
+          <w:rFonts w:ascii="Arial" w:hAnsi="Arial"/>
+          <w:sz w:val="20"/>
+          <w:szCs w:val="20"/>
+        </w:rPr>
+        <w:t>etherchannel</w:t>
+      </w:r>
+      <w:r>
+        <w:rPr>
+          <w:rFonts w:ascii="Arial" w:hAnsi="Arial"/>
+          <w:sz w:val="20"/>
+          <w:szCs w:val="20"/>
+        </w:rPr>
+        <w:t xml:space="preserve"> </w:t>
+      </w:r>
+      <w:r>
+        <w:rPr>
+          <w:rFonts w:ascii="Arial" w:hAnsi="Arial"/>
+          <w:sz w:val="20"/>
+          <w:szCs w:val="20"/>
+        </w:rPr>
+        <w:t>summary</w:t>
+      </w:r>
+      <w:r>
+        <w:rPr>
+          <w:rFonts w:ascii="Arial" w:hAnsi="Arial"/>
+          <w:sz w:val="20"/>
+          <w:szCs w:val="20"/>
+        </w:rPr>
+        <w:t>).</w:t>
+      </w:r>
+    </w:p>
+    <w:p>
+      <w:pPr>
+        <w:jc w:val="center"/>
+        <w:rPr>
+          <w:rFonts w:ascii="Arial" w:hAnsi="Arial"/>
+          <w:sz w:val="20"/>
+          <w:szCs w:val="20"/>
+        </w:rPr>
+      </w:pPr>
+    </w:p>
+    <w:p xmlns:wp14="http://schemas.microsoft.com/office/word/2010/wordml" wp14:textId="77777777">
+      <w:pPr>
+        <w:jc w:val="both"/>
+        <w:spacing w:after="120" w:line="360"/>
+      </w:pPr>
+      <w:r>
+        <w:rPr>
+          <w:rFonts w:ascii="Arial" w:hAnsi="Arial"/>
+          <w:sz w:val="24"/>
+          <w:szCs w:val="24"/>
+          <w:color w:val="000000"/>
+        </w:rPr>
+        <w:t xml:space="preserve">A combinação de HSRP, Spanning-Tree e EtherChannel assegura uma infraestrutura resiliente com múltiplos níveis de redundância, minimizando o risco de indisponibilidade por falha de equipamento ou ligação.</w:t>
+      </w:r>
+    </w:p>
     <w:p>
       <w:pPr>
         <w:pStyle w:val="heading20"/>
@@ -17291,7 +17603,7 @@
         <w:gridCol w:w="960"/>
         <w:gridCol w:w="3285"/>
       </w:tblGrid>
-      <w:tr>
+      <w:tr xmlns:wp14="http://schemas.microsoft.com/office/word/2010/wordml" wp14:textId="77777777">
         <w:trPr>
           <w:trHeight w:val="300"/>
         </w:trPr>
@@ -17468,7 +17780,7 @@
           </w:p>
         </w:tc>
       </w:tr>
-      <w:tr>
+      <w:tr xmlns:wp14="http://schemas.microsoft.com/office/word/2010/wordml" wp14:textId="77777777">
         <w:trPr>
           <w:trHeight w:val="300"/>
         </w:trPr>
@@ -17645,7 +17957,7 @@
           </w:p>
         </w:tc>
       </w:tr>
-      <w:tr>
+      <w:tr xmlns:wp14="http://schemas.microsoft.com/office/word/2010/wordml" wp14:textId="77777777">
         <w:trPr>
           <w:trHeight w:val="300"/>
         </w:trPr>
@@ -17822,7 +18134,7 @@
           </w:p>
         </w:tc>
       </w:tr>
-      <w:tr>
+      <w:tr xmlns:wp14="http://schemas.microsoft.com/office/word/2010/wordml" wp14:textId="77777777">
         <w:trPr>
           <w:trHeight w:val="300"/>
         </w:trPr>
@@ -17999,7 +18311,7 @@
           </w:p>
         </w:tc>
       </w:tr>
-      <w:tr>
+      <w:tr xmlns:wp14="http://schemas.microsoft.com/office/word/2010/wordml" wp14:textId="77777777">
         <w:trPr>
           <w:trHeight w:val="300"/>
         </w:trPr>
@@ -18176,7 +18488,7 @@
           </w:p>
         </w:tc>
       </w:tr>
-      <w:tr>
+      <w:tr xmlns:wp14="http://schemas.microsoft.com/office/word/2010/wordml" wp14:textId="77777777">
         <w:trPr>
           <w:trHeight w:val="300"/>
         </w:trPr>
@@ -26392,13 +26704,1308 @@
         <w:br w:type="page"/>
       </w:r>
     </w:p>
-    <w:p>
+    <w:p xmlns:wp14="http://schemas.microsoft.com/office/word/2010/wordml" wp14:textId="77777777">
+      <w:r>
+        <w:br w:type="page"/>
+      </w:r>
+    </w:p>
+    <w:p xmlns:wp14="http://schemas.microsoft.com/office/word/2010/wordml" wp14:textId="77777777">
       <w:pPr>
         <w:pStyle w:val="heading10"/>
       </w:pPr>
       <w:r>
+        <w:rPr>
+          <w:rFonts w:ascii="Arial" w:hAnsi="Arial"/>
+          <w:sz w:val="24"/>
+          <w:szCs w:val="24"/>
+          <w:color w:val="000000"/>
+        </w:rPr>
+        <w:t xml:space="preserve">7. VPN de Acesso Remoto (IPSec)</w:t>
+      </w:r>
+    </w:p>
+    <w:p xmlns:wp14="http://schemas.microsoft.com/office/word/2010/wordml" wp14:textId="77777777">
+      <w:pPr>
+        <w:jc w:val="both"/>
+        <w:spacing w:after="120" w:line="360"/>
+      </w:pPr>
+      <w:r>
+        <w:rPr>
+          <w:rFonts w:ascii="Arial" w:hAnsi="Arial"/>
+          <w:sz w:val="24"/>
+          <w:szCs w:val="24"/>
+          <w:color w:val="000000"/>
+        </w:rPr>
+        <w:t xml:space="preserve">Como funcionalidade adicional ao projeto, foi implementada uma solução de VPN de acesso remoto baseada no protocolo IPSec, permitindo que os elementos do departamento de Programação possam trabalhar remotamente com acesso seguro à infraestrutura interna da CodeSecure. Esta funcionalidade responde a uma necessidade cada vez mais presente nas empresas, especialmente em contextos de trabalho híbrido ou remoto.</w:t>
+      </w:r>
+    </w:p>
+    <w:p xmlns:wp14="http://schemas.microsoft.com/office/word/2010/wordml" wp14:textId="77777777">
+      <w:pPr>
+        <w:pStyle w:val="heading20"/>
+      </w:pPr>
+      <w:r>
+        <w:rPr>
+          <w:rFonts w:ascii="Arial" w:hAnsi="Arial"/>
+          <w:sz w:val="24"/>
+          <w:szCs w:val="24"/>
+          <w:color w:val="000000"/>
+        </w:rPr>
+        <w:t xml:space="preserve">7.1 Justificação Técnica</w:t>
+      </w:r>
+    </w:p>
+    <w:p xmlns:wp14="http://schemas.microsoft.com/office/word/2010/wordml" wp14:textId="77777777">
+      <w:pPr>
+        <w:jc w:val="both"/>
+        <w:spacing w:after="120" w:line="360"/>
+      </w:pPr>
+      <w:r>
+        <w:rPr>
+          <w:rFonts w:ascii="Arial" w:hAnsi="Arial"/>
+          <w:sz w:val="24"/>
+          <w:szCs w:val="24"/>
+          <w:color w:val="000000"/>
+        </w:rPr>
+        <w:t xml:space="preserve">A decisão de implementar uma VPN de acesso remoto foi motivada pela necessidade de garantir que a equipa de Programação possa aceder de forma segura aos recursos internos da empresa (Data Center, DMZ e servidores de desenvolvimento) a partir de qualquer localização. O protocolo IPSec foi escolhido por oferecer encriptação forte (AES-256), autenticação robusta e ser nativamente suportado pelo Cisco Packet Tracer.</w:t>
+      </w:r>
+    </w:p>
+    <w:p xmlns:wp14="http://schemas.microsoft.com/office/word/2010/wordml" wp14:textId="77777777">
+      <w:pPr>
+        <w:pStyle w:val="heading20"/>
+      </w:pPr>
+      <w:r>
+        <w:rPr>
+          <w:rFonts w:ascii="Arial" w:hAnsi="Arial"/>
+          <w:sz w:val="24"/>
+          <w:szCs w:val="24"/>
+          <w:color w:val="000000"/>
+        </w:rPr>
+        <w:t xml:space="preserve">7.2 Arquitetura da Solução</w:t>
+      </w:r>
+    </w:p>
+    <w:p xmlns:wp14="http://schemas.microsoft.com/office/word/2010/wordml" wp14:textId="77777777">
+      <w:pPr>
+        <w:jc w:val="both"/>
+        <w:spacing w:after="120" w:line="360"/>
+      </w:pPr>
+      <w:r>
+        <w:rPr>
+          <w:rFonts w:ascii="Arial" w:hAnsi="Arial"/>
+          <w:sz w:val="24"/>
+          <w:szCs w:val="24"/>
+          <w:color w:val="000000"/>
+        </w:rPr>
+        <w:t xml:space="preserve">A VPN foi configurada no Firewall Principal (200.200.200.2), que atua como VPN concentrator. Os clientes remotos ligam-se através da Internet ao endereço público do Firewall, estabelecendo um túnel IPSec encriptado. Após autenticação, é atribuído ao cliente um endereço IP da gama 192.168.20.200-220, correspondente à VLAN 20 (Programação), permitindo acesso transparente aos recursos internos como se o utilizador estivesse fisicamente no escritório.</w:t>
+      </w:r>
+    </w:p>
+    <w:p xmlns:wp14="http://schemas.microsoft.com/office/word/2010/wordml" wp14:textId="77777777">
+      <w:pPr>
+        <w:jc w:val="both"/>
+        <w:spacing w:after="120" w:line="360"/>
+      </w:pPr>
+      <w:r>
+        <w:rPr>
+          <w:rFonts w:ascii="Arial" w:hAnsi="Arial"/>
+          <w:sz w:val="24"/>
+          <w:szCs w:val="24"/>
+          <w:color w:val="000000"/>
+        </w:rPr>
+        <w:t xml:space="preserve">Para simular o cenário de acesso remoto, foi criada uma rede adicional (100.100.100.0/24) ligada à interface GigabitEthernet0/1 do ISP, representando a ligação doméstica de um programador remoto.</w:t>
+      </w:r>
+    </w:p>
+    <w:p xmlns:wp14="http://schemas.microsoft.com/office/word/2010/wordml" wp14:textId="77777777">
+      <w:pPr>
+        <w:pStyle w:val="heading20"/>
+      </w:pPr>
+      <w:r>
+        <w:rPr>
+          <w:rFonts w:ascii="Arial" w:hAnsi="Arial"/>
+          <w:sz w:val="24"/>
+          <w:szCs w:val="24"/>
+          <w:color w:val="000000"/>
+        </w:rPr>
+        <w:t xml:space="preserve">7.3 Configuração Implementada</w:t>
+      </w:r>
+    </w:p>
+    <w:p xmlns:wp14="http://schemas.microsoft.com/office/word/2010/wordml" wp14:textId="77777777">
+      <w:pPr>
+        <w:jc w:val="both"/>
+        <w:spacing w:after="120" w:line="360"/>
+      </w:pPr>
+      <w:r>
+        <w:rPr>
+          <w:rFonts w:ascii="Arial" w:hAnsi="Arial"/>
+          <w:sz w:val="24"/>
+          <w:szCs w:val="24"/>
+          <w:color w:val="000000"/>
+        </w:rPr>
+        <w:t xml:space="preserve">A implementação da VPN exigiu a ativação do módulo de segurança (securityk9) no Firewall Principal e a configuração de múltiplos componentes do protocolo IPSec. Em primeiro lugar, foi ativado o modelo AAA (Authentication, Authorization, Accounting) para gestão centralizada de autenticação e autorização dos utilizadores VPN.</w:t>
+      </w:r>
+    </w:p>
+    <w:p xmlns:wp14="http://schemas.microsoft.com/office/word/2010/wordml" wp14:textId="77777777">
+      <w:pPr>
+        <w:jc w:val="both"/>
+        <w:spacing w:after="120" w:line="360"/>
+      </w:pPr>
+      <w:r>
+        <w:rPr>
+          <w:rFonts w:ascii="Arial" w:hAnsi="Arial"/>
+          <w:sz w:val="24"/>
+          <w:szCs w:val="24"/>
+          <w:color w:val="000000"/>
+        </w:rPr>
+        <w:t xml:space="preserve">Foi definida uma pool de endereços IP (poolVPN) com a gama 192.168.20.200 a 192.168.20.220, dentro da sub-rede da VLAN de Programação. Foram criados três utilizadores correspondentes aos programadores da empresa: pedro.dev, sara.code e bruno.web.</w:t>
+      </w:r>
+    </w:p>
+    <w:p xmlns:wp14="http://schemas.microsoft.com/office/word/2010/wordml" wp14:textId="77777777">
+      <w:pPr>
+        <w:jc w:val="both"/>
+        <w:spacing w:after="120" w:line="360"/>
+      </w:pPr>
+      <w:r>
+        <w:rPr>
+          <w:rFonts w:ascii="Arial" w:hAnsi="Arial"/>
+          <w:sz w:val="24"/>
+          <w:szCs w:val="24"/>
+          <w:color w:val="000000"/>
+        </w:rPr>
+        <w:t xml:space="preserve">A política ISAKMP (Fase 1) foi configurada com encriptação AES-256, hash SHA, autenticação por chave pré-partilhada e grupo Diffie-Hellman 5, com um lifetime de 3600 segundos. O grupo de clientes (GroupVPN) foi associado à pool de endereços e à chave de grupo.</w:t>
+      </w:r>
+    </w:p>
+    <w:p xmlns:wp14="http://schemas.microsoft.com/office/word/2010/wordml" wp14:textId="77777777">
+      <w:pPr>
+        <w:jc w:val="both"/>
+        <w:spacing w:after="120" w:line="360"/>
+      </w:pPr>
+      <w:r>
+        <w:rPr>
+          <w:rFonts w:ascii="Arial" w:hAnsi="Arial"/>
+          <w:sz w:val="24"/>
+          <w:szCs w:val="24"/>
+          <w:color w:val="000000"/>
+        </w:rPr>
+        <w:t xml:space="preserve">Para a Fase 2, foi definido o transform set (setVPN) com ESP-AES e ESP-SHA-HMAC, e criado um dynamic crypto map (DynamicVPN) com reverse-route ativado. O static crypto map (StaticMap) foi configurado com as listas de autenticação e autorização AAA e aplicado na interface externa (GigabitEthernet0/0) do Firewall.</w:t>
+      </w:r>
+    </w:p>
+    <w:p xmlns:wp14="http://schemas.microsoft.com/office/word/2010/wordml" wp14:textId="77777777">
+      <w:pPr>
+        <w:jc w:val="both"/>
+        <w:spacing w:after="120" w:line="360"/>
+      </w:pPr>
+      <w:r>
+        <w:rPr>
+          <w:rFonts w:ascii="Arial" w:hAnsi="Arial"/>
+          <w:sz w:val="24"/>
+          <w:szCs w:val="24"/>
+          <w:color w:val="000000"/>
+        </w:rPr>
+        <w:t xml:space="preserve">As ACLs da interface INTERNET-IN foram atualizadas para permitir o tráfego dos protocolos VPN: UDP 500 (ISAKMP), UDP 4500 (NAT-T) e ESP (protocolo 50).</w:t>
+      </w:r>
+    </w:p>
+    <w:p xmlns:wp14="http://schemas.microsoft.com/office/word/2010/wordml" wp14:textId="77777777">
+      <w:pPr>
+        <w:pStyle w:val="heading20"/>
+      </w:pPr>
+      <w:r>
+        <w:rPr>
+          <w:rFonts w:ascii="Arial" w:hAnsi="Arial"/>
+          <w:sz w:val="24"/>
+          <w:szCs w:val="24"/>
+          <w:color w:val="000000"/>
+        </w:rPr>
+        <w:t xml:space="preserve">7.4 Testes de Funcionamento</w:t>
+      </w:r>
+    </w:p>
+    <w:p xmlns:wp14="http://schemas.microsoft.com/office/word/2010/wordml" wp14:textId="77777777">
+      <w:pPr>
+        <w:jc w:val="both"/>
+        <w:spacing w:after="120" w:line="360"/>
+      </w:pPr>
+      <w:r>
+        <w:rPr>
+          <w:rFonts w:ascii="Arial" w:hAnsi="Arial"/>
+          <w:sz w:val="24"/>
+          <w:szCs w:val="24"/>
+        </w:rPr>
+        <w:t>Para validar a solução, foi utilizado um laptop (Laptop6) ligado à rede simulada do ISP (100.100.100.0/24), representando um programador a trabalhar remotamente. O teste consistiu em estabelecer a ligação VPN através do cliente integrado no Packet Tracer e verificar a conectividade com os recursos internos.</w:t>
+      </w:r>
+    </w:p>
+    <w:p xmlns:wp14="http://schemas.microsoft.com/office/word/2010/wordml" wp14:textId="29239111">
+      <w:pPr>
+        <w:jc w:val="both"/>
+        <w:shd w:val="clear" w:fill="F0F0F0"/>
+        <w:rPr>
+          <w:rFonts w:ascii="Arial" w:hAnsi="Arial"/>
+          <w:sz w:val="24"/>
+          <w:szCs w:val="24"/>
+        </w:rPr>
+      </w:pPr>
+    </w:p>
+    <w:p xmlns:wp14="http://schemas.microsoft.com/office/word/2010/wordml" wp14:textId="5BF65223">
+      <w:pPr>
+        <w:pStyle w:val="Normal"/>
+        <w:jc w:val="center"/>
+        <w:shd w:val="clear" w:fill="F0F0F0"/>
+      </w:pPr>
+      <w:r>
+        <w:drawing>
+          <wp:inline xmlns:wp14="http://schemas.microsoft.com/office/word/2010/wordprocessingDrawing" wp14:editId="70FC611E" wp14:anchorId="4E1B5124">
+            <wp:extent cx="5943600" cy="1809750"/>
+            <wp:effectExtent l="0" t="0" r="0" b="0"/>
+            <wp:docPr id="1090299926" name="drawing"/>
+            <wp:cNvGraphicFramePr>
+              <a:graphicFrameLocks noChangeAspect="1"/>
+            </wp:cNvGraphicFramePr>
+            <a:graphic>
+              <a:graphicData xmlns:a="http://schemas.openxmlformats.org/drawingml/2006/main" uri="http://schemas.openxmlformats.org/drawingml/2006/picture">
+                <pic:pic xmlns:pic="http://schemas.openxmlformats.org/drawingml/2006/picture">
+                  <pic:nvPicPr>
+                    <pic:cNvPr id="1090299926" name="Picture 1090299926"/>
+                    <pic:cNvPicPr/>
+                  </pic:nvPicPr>
+                  <pic:blipFill>
+                    <a:blip xmlns:r="http://schemas.openxmlformats.org/officeDocument/2006/relationships" r:embed="rId1977649742">
+                      <a:extLst>
+                        <a:ext uri="{28A0092B-C50C-407E-A947-70E740481C1C}">
+                          <a14:useLocalDpi xmlns:a14="http://schemas.microsoft.com/office/drawing/2010/main"/>
+                        </a:ext>
+                      </a:extLst>
+                    </a:blip>
+                    <a:stretch>
+                      <a:fillRect/>
+                    </a:stretch>
+                  </pic:blipFill>
+                  <pic:spPr>
+                    <a:xfrm>
+                      <a:off x="0" y="0"/>
+                      <a:ext cx="5943600" cy="1809750"/>
+                    </a:xfrm>
+                    <a:prstGeom prst="rect">
+                      <a:avLst/>
+                    </a:prstGeom>
+                  </pic:spPr>
+                </pic:pic>
+              </a:graphicData>
+            </a:graphic>
+          </wp:inline>
+        </w:drawing>
+      </w:r>
+    </w:p>
+    <w:p xmlns:wp14="http://schemas.microsoft.com/office/word/2010/wordml" wp14:textId="77777777">
+      <w:pPr>
+        <w:jc w:val="center"/>
+        <w:spacing w:after="200"/>
+      </w:pPr>
+      <w:r>
+        <w:rPr>
+          <w:rFonts w:ascii="Arial" w:hAnsi="Arial"/>
+          <w:sz w:val="20"/>
+          <w:szCs w:val="20"/>
+        </w:rPr>
+        <w:t>Figura X — Ligação VPN estabelecida com sucesso, com atribuição de IP da pool VPN.</w:t>
+      </w:r>
+    </w:p>
+    <w:p>
+      <w:pPr>
+        <w:jc w:val="center"/>
+        <w:rPr>
+          <w:rFonts w:ascii="Arial" w:hAnsi="Arial"/>
+          <w:sz w:val="20"/>
+          <w:szCs w:val="20"/>
+        </w:rPr>
+      </w:pPr>
+    </w:p>
+    <w:p xmlns:wp14="http://schemas.microsoft.com/office/word/2010/wordml" wp14:textId="77777777">
+      <w:pPr>
+        <w:jc w:val="both"/>
+        <w:spacing w:after="120" w:line="360"/>
+      </w:pPr>
+      <w:r>
+        <w:rPr>
+          <w:rFonts w:ascii="Arial" w:hAnsi="Arial"/>
+          <w:sz w:val="24"/>
+          <w:szCs w:val="24"/>
+        </w:rPr>
+        <w:t>Conforme demonstrado na figura, a ligação VPN foi estabelecida com sucesso, tendo sido atribuído um endereço IP ao cliente remoto, confirmando a autenticação e a atribuição de endereço a partir da pool configurada.</w:t>
+      </w:r>
+    </w:p>
+    <w:p xmlns:wp14="http://schemas.microsoft.com/office/word/2010/wordml" wp14:textId="396EBCF6">
+      <w:pPr>
+        <w:pStyle w:val="Normal"/>
+        <w:jc w:val="center"/>
+        <w:spacing w:after="200"/>
+      </w:pPr>
+      <w:r>
+        <w:drawing>
+          <wp:inline xmlns:wp14="http://schemas.microsoft.com/office/word/2010/wordprocessingDrawing" wp14:editId="7A3CCCD9" wp14:anchorId="0DD6AE48">
+            <wp:extent cx="5943600" cy="4019550"/>
+            <wp:effectExtent l="0" t="0" r="0" b="0"/>
+            <wp:docPr id="1408604211" name="drawing"/>
+            <wp:cNvGraphicFramePr>
+              <a:graphicFrameLocks noChangeAspect="1"/>
+            </wp:cNvGraphicFramePr>
+            <a:graphic>
+              <a:graphicData xmlns:a="http://schemas.openxmlformats.org/drawingml/2006/main" uri="http://schemas.openxmlformats.org/drawingml/2006/picture">
+                <pic:pic xmlns:pic="http://schemas.openxmlformats.org/drawingml/2006/picture">
+                  <pic:nvPicPr>
+                    <pic:cNvPr id="1408604211" name="Picture 1408604211"/>
+                    <pic:cNvPicPr/>
+                  </pic:nvPicPr>
+                  <pic:blipFill>
+                    <a:blip xmlns:r="http://schemas.openxmlformats.org/officeDocument/2006/relationships" r:embed="rId430394559">
+                      <a:extLst>
+                        <a:ext uri="{28A0092B-C50C-407E-A947-70E740481C1C}">
+                          <a14:useLocalDpi xmlns:a14="http://schemas.microsoft.com/office/drawing/2010/main"/>
+                        </a:ext>
+                      </a:extLst>
+                    </a:blip>
+                    <a:stretch>
+                      <a:fillRect/>
+                    </a:stretch>
+                  </pic:blipFill>
+                  <pic:spPr>
+                    <a:xfrm>
+                      <a:off x="0" y="0"/>
+                      <a:ext cx="5943600" cy="4019550"/>
+                    </a:xfrm>
+                    <a:prstGeom prst="rect">
+                      <a:avLst/>
+                    </a:prstGeom>
+                  </pic:spPr>
+                </pic:pic>
+              </a:graphicData>
+            </a:graphic>
+          </wp:inline>
+        </w:drawing>
+      </w:r>
+      <w:r>
+        <w:rPr>
+          <w:rFonts w:ascii="Arial" w:hAnsi="Arial"/>
+          <w:sz w:val="20"/>
+          <w:szCs w:val="20"/>
+        </w:rPr>
+        <w:t>Figura X — Teste de conectividade do cliente VPN para servidores internos.</w:t>
+      </w:r>
+    </w:p>
+    <w:p>
+      <w:pPr>
+        <w:pStyle w:val="Normal"/>
+        <w:jc w:val="center"/>
+        <w:rPr>
+          <w:rFonts w:ascii="Arial" w:hAnsi="Arial"/>
+          <w:sz w:val="20"/>
+          <w:szCs w:val="20"/>
+        </w:rPr>
+      </w:pPr>
+    </w:p>
+    <w:p xmlns:wp14="http://schemas.microsoft.com/office/word/2010/wordml" wp14:textId="455E472E">
+      <w:pPr>
+        <w:jc w:val="both"/>
+        <w:spacing w:after="120" w:line="360"/>
+      </w:pPr>
+      <w:r>
+        <w:rPr>
+          <w:rFonts w:ascii="Arial" w:hAnsi="Arial"/>
+          <w:sz w:val="24"/>
+          <w:szCs w:val="24"/>
+        </w:rPr>
+        <w:t xml:space="preserve">Os testes de conectividade confirmaram que o cliente VPN consegue aceder aos servidores do Data </w:t>
+      </w:r>
+      <w:r>
+        <w:rPr>
+          <w:rFonts w:ascii="Arial" w:hAnsi="Arial"/>
+          <w:sz w:val="24"/>
+          <w:szCs w:val="24"/>
+        </w:rPr>
+        <w:t>Center</w:t>
+      </w:r>
+      <w:r>
+        <w:rPr>
+          <w:rFonts w:ascii="Arial" w:hAnsi="Arial"/>
+          <w:sz w:val="24"/>
+          <w:szCs w:val="24"/>
+        </w:rPr>
+        <w:t xml:space="preserve">, validando que o túnel </w:t>
+      </w:r>
+      <w:r>
+        <w:rPr>
+          <w:rFonts w:ascii="Arial" w:hAnsi="Arial"/>
+          <w:sz w:val="24"/>
+          <w:szCs w:val="24"/>
+        </w:rPr>
+        <w:t>IPSec</w:t>
+      </w:r>
+      <w:r>
+        <w:rPr>
+          <w:rFonts w:ascii="Arial" w:hAnsi="Arial"/>
+          <w:sz w:val="24"/>
+          <w:szCs w:val="24"/>
+        </w:rPr>
+        <w:t xml:space="preserve"> está funcional e que as rotas estão corretamente configuradas.</w:t>
+      </w:r>
+    </w:p>
+    <w:p>
+      <w:pPr>
+        <w:spacing w:before="300" w:beforeAutospacing="off" w:after="150" w:afterAutospacing="off"/>
+        <w:jc w:val="both"/>
+      </w:pPr>
+      <w:r>
+        <w:rPr>
+          <w:rFonts w:ascii="Arial" w:hAnsi="Arial" w:eastAsia="Arial" w:cs="Arial"/>
+          <w:b w:val="1"/>
+          <w:bCs w:val="1"/>
+          <w:noProof w:val="0"/>
+          <w:color w:val="000000" w:themeColor="text1" w:themeTint="FF" w:themeShade="FF"/>
+          <w:sz w:val="24"/>
+          <w:szCs w:val="24"/>
+          <w:lang w:val="pt-PT"/>
+        </w:rPr>
+        <w:t>7.5 Resumo da Configuração VPN</w:t>
+      </w:r>
+    </w:p>
+    <w:tbl>
+      <w:tblPr>
+        <w:tblStyle w:val="TableNormal"/>
+        <w:bidiVisual w:val="0"/>
+        <w:tblW w:w="0" w:type="auto"/>
+        <w:tblLook w:val="04A0" w:firstRow="1" w:lastRow="0" w:firstColumn="1" w:lastColumn="0" w:noHBand="0" w:noVBand="1"/>
+      </w:tblPr>
+      <w:tblGrid>
+        <w:gridCol w:w="3455"/>
+        <w:gridCol w:w="5428"/>
+      </w:tblGrid>
+      <w:tr>
+        <w:trPr>
+          <w:trHeight w:val="300"/>
+        </w:trPr>
+        <w:tc>
+          <w:tcPr>
+            <w:tcW w:w="3455" w:type="dxa"/>
+            <w:tcBorders>
+              <w:top w:val="single" w:color="999999" w:sz="8"/>
+              <w:left w:val="single" w:color="999999" w:sz="8"/>
+              <w:bottom w:val="single" w:color="999999" w:sz="8"/>
+              <w:right w:val="single" w:color="999999" w:sz="8"/>
+            </w:tcBorders>
+            <w:shd w:val="clear" w:color="auto" w:fill="1F4E79"/>
+            <w:tcMar>
+              <w:left w:w="108" w:type="dxa"/>
+              <w:right w:w="108" w:type="dxa"/>
+            </w:tcMar>
+            <w:vAlign w:val="top"/>
+          </w:tcPr>
+          <w:p>
+            <w:pPr>
+              <w:spacing w:before="0" w:beforeAutospacing="off" w:after="0" w:afterAutospacing="off"/>
+            </w:pPr>
+            <w:r>
+              <w:rPr>
+                <w:rFonts w:ascii="Arial" w:hAnsi="Arial" w:eastAsia="Arial" w:cs="Arial"/>
+                <w:b w:val="1"/>
+                <w:bCs w:val="1"/>
+                <w:color w:val="FFFFFF" w:themeColor="background1" w:themeTint="FF" w:themeShade="FF"/>
+                <w:sz w:val="22"/>
+                <w:szCs w:val="22"/>
+              </w:rPr>
+              <w:t>Parâmetro</w:t>
+            </w:r>
+          </w:p>
+        </w:tc>
+        <w:tc>
+          <w:tcPr>
+            <w:tcW w:w="5428" w:type="dxa"/>
+            <w:tcBorders>
+              <w:top w:val="single" w:color="999999" w:sz="8"/>
+              <w:left w:val="single" w:color="999999" w:sz="8"/>
+              <w:bottom w:val="single" w:color="999999" w:sz="8"/>
+              <w:right w:val="single" w:color="999999" w:sz="8"/>
+            </w:tcBorders>
+            <w:shd w:val="clear" w:color="auto" w:fill="1F4E79"/>
+            <w:tcMar>
+              <w:left w:w="108" w:type="dxa"/>
+              <w:right w:w="108" w:type="dxa"/>
+            </w:tcMar>
+            <w:vAlign w:val="top"/>
+          </w:tcPr>
+          <w:p>
+            <w:pPr>
+              <w:spacing w:before="0" w:beforeAutospacing="off" w:after="0" w:afterAutospacing="off"/>
+            </w:pPr>
+            <w:r>
+              <w:rPr>
+                <w:rFonts w:ascii="Arial" w:hAnsi="Arial" w:eastAsia="Arial" w:cs="Arial"/>
+                <w:b w:val="1"/>
+                <w:bCs w:val="1"/>
+                <w:color w:val="FFFFFF" w:themeColor="background1" w:themeTint="FF" w:themeShade="FF"/>
+                <w:sz w:val="22"/>
+                <w:szCs w:val="22"/>
+              </w:rPr>
+              <w:t>Valor</w:t>
+            </w:r>
+          </w:p>
+        </w:tc>
+      </w:tr>
+      <w:tr>
+        <w:trPr>
+          <w:trHeight w:val="300"/>
+        </w:trPr>
+        <w:tc>
+          <w:tcPr>
+            <w:tcW w:w="3455" w:type="dxa"/>
+            <w:tcBorders>
+              <w:top w:val="single" w:color="999999" w:sz="8"/>
+              <w:left w:val="single" w:color="999999" w:sz="8"/>
+              <w:bottom w:val="single" w:color="999999" w:sz="8"/>
+              <w:right w:val="single" w:color="999999" w:sz="8"/>
+            </w:tcBorders>
+            <w:tcMar>
+              <w:left w:w="108" w:type="dxa"/>
+              <w:right w:w="108" w:type="dxa"/>
+            </w:tcMar>
+            <w:vAlign w:val="top"/>
+          </w:tcPr>
+          <w:p>
+            <w:pPr>
+              <w:spacing w:before="0" w:beforeAutospacing="off" w:after="0" w:afterAutospacing="off"/>
+            </w:pPr>
+            <w:r>
+              <w:rPr>
+                <w:rFonts w:ascii="Arial" w:hAnsi="Arial" w:eastAsia="Arial" w:cs="Arial"/>
+                <w:color w:val="000000" w:themeColor="text1" w:themeTint="FF" w:themeShade="FF"/>
+                <w:sz w:val="22"/>
+                <w:szCs w:val="22"/>
+              </w:rPr>
+              <w:t>Protocolo</w:t>
+            </w:r>
+          </w:p>
+        </w:tc>
+        <w:tc>
+          <w:tcPr>
+            <w:tcW w:w="5428" w:type="dxa"/>
+            <w:tcBorders>
+              <w:top w:val="single" w:color="999999" w:sz="8"/>
+              <w:left w:val="single" w:color="999999" w:sz="8"/>
+              <w:bottom w:val="single" w:color="999999" w:sz="8"/>
+              <w:right w:val="single" w:color="999999" w:sz="8"/>
+            </w:tcBorders>
+            <w:tcMar>
+              <w:left w:w="108" w:type="dxa"/>
+              <w:right w:w="108" w:type="dxa"/>
+            </w:tcMar>
+            <w:vAlign w:val="top"/>
+          </w:tcPr>
+          <w:p>
+            <w:pPr>
+              <w:spacing w:before="0" w:beforeAutospacing="off" w:after="0" w:afterAutospacing="off"/>
+            </w:pPr>
+            <w:r>
+              <w:rPr>
+                <w:rFonts w:ascii="Arial" w:hAnsi="Arial" w:eastAsia="Arial" w:cs="Arial"/>
+                <w:color w:val="000000" w:themeColor="text1" w:themeTint="FF" w:themeShade="FF"/>
+                <w:sz w:val="22"/>
+                <w:szCs w:val="22"/>
+              </w:rPr>
+              <w:t>IPSec (IKEv1)</w:t>
+            </w:r>
+          </w:p>
+        </w:tc>
+      </w:tr>
+      <w:tr>
+        <w:trPr>
+          <w:trHeight w:val="300"/>
+        </w:trPr>
+        <w:tc>
+          <w:tcPr>
+            <w:tcW w:w="3455" w:type="dxa"/>
+            <w:tcBorders>
+              <w:top w:val="single" w:color="999999" w:sz="8"/>
+              <w:left w:val="single" w:color="999999" w:sz="8"/>
+              <w:bottom w:val="single" w:color="999999" w:sz="8"/>
+              <w:right w:val="single" w:color="999999" w:sz="8"/>
+            </w:tcBorders>
+            <w:tcMar>
+              <w:left w:w="108" w:type="dxa"/>
+              <w:right w:w="108" w:type="dxa"/>
+            </w:tcMar>
+            <w:vAlign w:val="top"/>
+          </w:tcPr>
+          <w:p>
+            <w:pPr>
+              <w:spacing w:before="0" w:beforeAutospacing="off" w:after="0" w:afterAutospacing="off"/>
+            </w:pPr>
+            <w:r>
+              <w:rPr>
+                <w:rFonts w:ascii="Arial" w:hAnsi="Arial" w:eastAsia="Arial" w:cs="Arial"/>
+                <w:color w:val="000000" w:themeColor="text1" w:themeTint="FF" w:themeShade="FF"/>
+                <w:sz w:val="22"/>
+                <w:szCs w:val="22"/>
+              </w:rPr>
+              <w:t>Encriptação</w:t>
+            </w:r>
+          </w:p>
+        </w:tc>
+        <w:tc>
+          <w:tcPr>
+            <w:tcW w:w="5428" w:type="dxa"/>
+            <w:tcBorders>
+              <w:top w:val="single" w:color="999999" w:sz="8"/>
+              <w:left w:val="single" w:color="999999" w:sz="8"/>
+              <w:bottom w:val="single" w:color="999999" w:sz="8"/>
+              <w:right w:val="single" w:color="999999" w:sz="8"/>
+            </w:tcBorders>
+            <w:tcMar>
+              <w:left w:w="108" w:type="dxa"/>
+              <w:right w:w="108" w:type="dxa"/>
+            </w:tcMar>
+            <w:vAlign w:val="top"/>
+          </w:tcPr>
+          <w:p>
+            <w:pPr>
+              <w:spacing w:before="0" w:beforeAutospacing="off" w:after="0" w:afterAutospacing="off"/>
+            </w:pPr>
+            <w:r>
+              <w:rPr>
+                <w:rFonts w:ascii="Arial" w:hAnsi="Arial" w:eastAsia="Arial" w:cs="Arial"/>
+                <w:color w:val="000000" w:themeColor="text1" w:themeTint="FF" w:themeShade="FF"/>
+                <w:sz w:val="22"/>
+                <w:szCs w:val="22"/>
+              </w:rPr>
+              <w:t>AES-256</w:t>
+            </w:r>
+          </w:p>
+        </w:tc>
+      </w:tr>
+      <w:tr>
+        <w:trPr>
+          <w:trHeight w:val="300"/>
+        </w:trPr>
+        <w:tc>
+          <w:tcPr>
+            <w:tcW w:w="3455" w:type="dxa"/>
+            <w:tcBorders>
+              <w:top w:val="single" w:color="999999" w:sz="8"/>
+              <w:left w:val="single" w:color="999999" w:sz="8"/>
+              <w:bottom w:val="single" w:color="999999" w:sz="8"/>
+              <w:right w:val="single" w:color="999999" w:sz="8"/>
+            </w:tcBorders>
+            <w:tcMar>
+              <w:left w:w="108" w:type="dxa"/>
+              <w:right w:w="108" w:type="dxa"/>
+            </w:tcMar>
+            <w:vAlign w:val="top"/>
+          </w:tcPr>
+          <w:p>
+            <w:pPr>
+              <w:spacing w:before="0" w:beforeAutospacing="off" w:after="0" w:afterAutospacing="off"/>
+            </w:pPr>
+            <w:r>
+              <w:rPr>
+                <w:rFonts w:ascii="Arial" w:hAnsi="Arial" w:eastAsia="Arial" w:cs="Arial"/>
+                <w:color w:val="000000" w:themeColor="text1" w:themeTint="FF" w:themeShade="FF"/>
+                <w:sz w:val="22"/>
+                <w:szCs w:val="22"/>
+              </w:rPr>
+              <w:t>Hash</w:t>
+            </w:r>
+          </w:p>
+        </w:tc>
+        <w:tc>
+          <w:tcPr>
+            <w:tcW w:w="5428" w:type="dxa"/>
+            <w:tcBorders>
+              <w:top w:val="single" w:color="999999" w:sz="8"/>
+              <w:left w:val="single" w:color="999999" w:sz="8"/>
+              <w:bottom w:val="single" w:color="999999" w:sz="8"/>
+              <w:right w:val="single" w:color="999999" w:sz="8"/>
+            </w:tcBorders>
+            <w:tcMar>
+              <w:left w:w="108" w:type="dxa"/>
+              <w:right w:w="108" w:type="dxa"/>
+            </w:tcMar>
+            <w:vAlign w:val="top"/>
+          </w:tcPr>
+          <w:p>
+            <w:pPr>
+              <w:spacing w:before="0" w:beforeAutospacing="off" w:after="0" w:afterAutospacing="off"/>
+            </w:pPr>
+            <w:r>
+              <w:rPr>
+                <w:rFonts w:ascii="Arial" w:hAnsi="Arial" w:eastAsia="Arial" w:cs="Arial"/>
+                <w:color w:val="000000" w:themeColor="text1" w:themeTint="FF" w:themeShade="FF"/>
+                <w:sz w:val="22"/>
+                <w:szCs w:val="22"/>
+              </w:rPr>
+              <w:t>SHA</w:t>
+            </w:r>
+          </w:p>
+        </w:tc>
+      </w:tr>
+      <w:tr>
+        <w:trPr>
+          <w:trHeight w:val="300"/>
+        </w:trPr>
+        <w:tc>
+          <w:tcPr>
+            <w:tcW w:w="3455" w:type="dxa"/>
+            <w:tcBorders>
+              <w:top w:val="single" w:color="999999" w:sz="8"/>
+              <w:left w:val="single" w:color="999999" w:sz="8"/>
+              <w:bottom w:val="single" w:color="999999" w:sz="8"/>
+              <w:right w:val="single" w:color="999999" w:sz="8"/>
+            </w:tcBorders>
+            <w:tcMar>
+              <w:left w:w="108" w:type="dxa"/>
+              <w:right w:w="108" w:type="dxa"/>
+            </w:tcMar>
+            <w:vAlign w:val="top"/>
+          </w:tcPr>
+          <w:p>
+            <w:pPr>
+              <w:spacing w:before="0" w:beforeAutospacing="off" w:after="0" w:afterAutospacing="off"/>
+            </w:pPr>
+            <w:r>
+              <w:rPr>
+                <w:rFonts w:ascii="Arial" w:hAnsi="Arial" w:eastAsia="Arial" w:cs="Arial"/>
+                <w:color w:val="000000" w:themeColor="text1" w:themeTint="FF" w:themeShade="FF"/>
+                <w:sz w:val="22"/>
+                <w:szCs w:val="22"/>
+              </w:rPr>
+              <w:t>Autenticação</w:t>
+            </w:r>
+          </w:p>
+        </w:tc>
+        <w:tc>
+          <w:tcPr>
+            <w:tcW w:w="5428" w:type="dxa"/>
+            <w:tcBorders>
+              <w:top w:val="single" w:color="999999" w:sz="8"/>
+              <w:left w:val="single" w:color="999999" w:sz="8"/>
+              <w:bottom w:val="single" w:color="999999" w:sz="8"/>
+              <w:right w:val="single" w:color="999999" w:sz="8"/>
+            </w:tcBorders>
+            <w:tcMar>
+              <w:left w:w="108" w:type="dxa"/>
+              <w:right w:w="108" w:type="dxa"/>
+            </w:tcMar>
+            <w:vAlign w:val="top"/>
+          </w:tcPr>
+          <w:p>
+            <w:pPr>
+              <w:spacing w:before="0" w:beforeAutospacing="off" w:after="0" w:afterAutospacing="off"/>
+            </w:pPr>
+            <w:r>
+              <w:rPr>
+                <w:rFonts w:ascii="Arial" w:hAnsi="Arial" w:eastAsia="Arial" w:cs="Arial"/>
+                <w:color w:val="000000" w:themeColor="text1" w:themeTint="FF" w:themeShade="FF"/>
+                <w:sz w:val="22"/>
+                <w:szCs w:val="22"/>
+              </w:rPr>
+              <w:t>Pre-Shared Key + AAA Local</w:t>
+            </w:r>
+          </w:p>
+        </w:tc>
+      </w:tr>
+      <w:tr>
+        <w:trPr>
+          <w:trHeight w:val="300"/>
+        </w:trPr>
+        <w:tc>
+          <w:tcPr>
+            <w:tcW w:w="3455" w:type="dxa"/>
+            <w:tcBorders>
+              <w:top w:val="single" w:color="999999" w:sz="8"/>
+              <w:left w:val="single" w:color="999999" w:sz="8"/>
+              <w:bottom w:val="single" w:color="999999" w:sz="8"/>
+              <w:right w:val="single" w:color="999999" w:sz="8"/>
+            </w:tcBorders>
+            <w:tcMar>
+              <w:left w:w="108" w:type="dxa"/>
+              <w:right w:w="108" w:type="dxa"/>
+            </w:tcMar>
+            <w:vAlign w:val="top"/>
+          </w:tcPr>
+          <w:p>
+            <w:pPr>
+              <w:spacing w:before="0" w:beforeAutospacing="off" w:after="0" w:afterAutospacing="off"/>
+            </w:pPr>
+            <w:r>
+              <w:rPr>
+                <w:rFonts w:ascii="Arial" w:hAnsi="Arial" w:eastAsia="Arial" w:cs="Arial"/>
+                <w:color w:val="000000" w:themeColor="text1" w:themeTint="FF" w:themeShade="FF"/>
+                <w:sz w:val="22"/>
+                <w:szCs w:val="22"/>
+              </w:rPr>
+              <w:t>Grupo DH</w:t>
+            </w:r>
+          </w:p>
+        </w:tc>
+        <w:tc>
+          <w:tcPr>
+            <w:tcW w:w="5428" w:type="dxa"/>
+            <w:tcBorders>
+              <w:top w:val="single" w:color="999999" w:sz="8"/>
+              <w:left w:val="single" w:color="999999" w:sz="8"/>
+              <w:bottom w:val="single" w:color="999999" w:sz="8"/>
+              <w:right w:val="single" w:color="999999" w:sz="8"/>
+            </w:tcBorders>
+            <w:tcMar>
+              <w:left w:w="108" w:type="dxa"/>
+              <w:right w:w="108" w:type="dxa"/>
+            </w:tcMar>
+            <w:vAlign w:val="top"/>
+          </w:tcPr>
+          <w:p>
+            <w:pPr>
+              <w:spacing w:before="0" w:beforeAutospacing="off" w:after="0" w:afterAutospacing="off"/>
+            </w:pPr>
+            <w:r>
+              <w:rPr>
+                <w:rFonts w:ascii="Arial" w:hAnsi="Arial" w:eastAsia="Arial" w:cs="Arial"/>
+                <w:color w:val="000000" w:themeColor="text1" w:themeTint="FF" w:themeShade="FF"/>
+                <w:sz w:val="22"/>
+                <w:szCs w:val="22"/>
+              </w:rPr>
+              <w:t>5</w:t>
+            </w:r>
+          </w:p>
+        </w:tc>
+      </w:tr>
+      <w:tr>
+        <w:trPr>
+          <w:trHeight w:val="300"/>
+        </w:trPr>
+        <w:tc>
+          <w:tcPr>
+            <w:tcW w:w="3455" w:type="dxa"/>
+            <w:tcBorders>
+              <w:top w:val="single" w:color="999999" w:sz="8"/>
+              <w:left w:val="single" w:color="999999" w:sz="8"/>
+              <w:bottom w:val="single" w:color="999999" w:sz="8"/>
+              <w:right w:val="single" w:color="999999" w:sz="8"/>
+            </w:tcBorders>
+            <w:tcMar>
+              <w:left w:w="108" w:type="dxa"/>
+              <w:right w:w="108" w:type="dxa"/>
+            </w:tcMar>
+            <w:vAlign w:val="top"/>
+          </w:tcPr>
+          <w:p>
+            <w:pPr>
+              <w:spacing w:before="0" w:beforeAutospacing="off" w:after="0" w:afterAutospacing="off"/>
+            </w:pPr>
+            <w:r>
+              <w:rPr>
+                <w:rFonts w:ascii="Arial" w:hAnsi="Arial" w:eastAsia="Arial" w:cs="Arial"/>
+                <w:color w:val="000000" w:themeColor="text1" w:themeTint="FF" w:themeShade="FF"/>
+                <w:sz w:val="22"/>
+                <w:szCs w:val="22"/>
+              </w:rPr>
+              <w:t>VPN Server</w:t>
+            </w:r>
+          </w:p>
+        </w:tc>
+        <w:tc>
+          <w:tcPr>
+            <w:tcW w:w="5428" w:type="dxa"/>
+            <w:tcBorders>
+              <w:top w:val="single" w:color="999999" w:sz="8"/>
+              <w:left w:val="single" w:color="999999" w:sz="8"/>
+              <w:bottom w:val="single" w:color="999999" w:sz="8"/>
+              <w:right w:val="single" w:color="999999" w:sz="8"/>
+            </w:tcBorders>
+            <w:tcMar>
+              <w:left w:w="108" w:type="dxa"/>
+              <w:right w:w="108" w:type="dxa"/>
+            </w:tcMar>
+            <w:vAlign w:val="top"/>
+          </w:tcPr>
+          <w:p>
+            <w:pPr>
+              <w:spacing w:before="0" w:beforeAutospacing="off" w:after="0" w:afterAutospacing="off"/>
+            </w:pPr>
+            <w:r>
+              <w:rPr>
+                <w:rFonts w:ascii="Arial" w:hAnsi="Arial" w:eastAsia="Arial" w:cs="Arial"/>
+                <w:color w:val="000000" w:themeColor="text1" w:themeTint="FF" w:themeShade="FF"/>
+                <w:sz w:val="22"/>
+                <w:szCs w:val="22"/>
+              </w:rPr>
+              <w:t>200.200.200.2 (Firewall Principal)</w:t>
+            </w:r>
+          </w:p>
+        </w:tc>
+      </w:tr>
+      <w:tr>
+        <w:trPr>
+          <w:trHeight w:val="300"/>
+        </w:trPr>
+        <w:tc>
+          <w:tcPr>
+            <w:tcW w:w="3455" w:type="dxa"/>
+            <w:tcBorders>
+              <w:top w:val="single" w:color="999999" w:sz="8"/>
+              <w:left w:val="single" w:color="999999" w:sz="8"/>
+              <w:bottom w:val="single" w:color="999999" w:sz="8"/>
+              <w:right w:val="single" w:color="999999" w:sz="8"/>
+            </w:tcBorders>
+            <w:tcMar>
+              <w:left w:w="108" w:type="dxa"/>
+              <w:right w:w="108" w:type="dxa"/>
+            </w:tcMar>
+            <w:vAlign w:val="top"/>
+          </w:tcPr>
+          <w:p>
+            <w:pPr>
+              <w:spacing w:before="0" w:beforeAutospacing="off" w:after="0" w:afterAutospacing="off"/>
+            </w:pPr>
+            <w:r>
+              <w:rPr>
+                <w:rFonts w:ascii="Arial" w:hAnsi="Arial" w:eastAsia="Arial" w:cs="Arial"/>
+                <w:color w:val="000000" w:themeColor="text1" w:themeTint="FF" w:themeShade="FF"/>
+                <w:sz w:val="22"/>
+                <w:szCs w:val="22"/>
+              </w:rPr>
+              <w:t>Pool de IPs</w:t>
+            </w:r>
+          </w:p>
+        </w:tc>
+        <w:tc>
+          <w:tcPr>
+            <w:tcW w:w="5428" w:type="dxa"/>
+            <w:tcBorders>
+              <w:top w:val="single" w:color="999999" w:sz="8"/>
+              <w:left w:val="single" w:color="999999" w:sz="8"/>
+              <w:bottom w:val="single" w:color="999999" w:sz="8"/>
+              <w:right w:val="single" w:color="999999" w:sz="8"/>
+            </w:tcBorders>
+            <w:tcMar>
+              <w:left w:w="108" w:type="dxa"/>
+              <w:right w:w="108" w:type="dxa"/>
+            </w:tcMar>
+            <w:vAlign w:val="top"/>
+          </w:tcPr>
+          <w:p>
+            <w:pPr>
+              <w:spacing w:before="0" w:beforeAutospacing="off" w:after="0" w:afterAutospacing="off"/>
+            </w:pPr>
+            <w:r>
+              <w:rPr>
+                <w:rFonts w:ascii="Arial" w:hAnsi="Arial" w:eastAsia="Arial" w:cs="Arial"/>
+                <w:color w:val="000000" w:themeColor="text1" w:themeTint="FF" w:themeShade="FF"/>
+                <w:sz w:val="22"/>
+                <w:szCs w:val="22"/>
+              </w:rPr>
+              <w:t>192.168.20.200 - 192.168.20.220</w:t>
+            </w:r>
+          </w:p>
+        </w:tc>
+      </w:tr>
+      <w:tr>
+        <w:trPr>
+          <w:trHeight w:val="300"/>
+        </w:trPr>
+        <w:tc>
+          <w:tcPr>
+            <w:tcW w:w="3455" w:type="dxa"/>
+            <w:tcBorders>
+              <w:top w:val="single" w:color="999999" w:sz="8"/>
+              <w:left w:val="single" w:color="999999" w:sz="8"/>
+              <w:bottom w:val="single" w:color="999999" w:sz="8"/>
+              <w:right w:val="single" w:color="999999" w:sz="8"/>
+            </w:tcBorders>
+            <w:tcMar>
+              <w:left w:w="108" w:type="dxa"/>
+              <w:right w:w="108" w:type="dxa"/>
+            </w:tcMar>
+            <w:vAlign w:val="top"/>
+          </w:tcPr>
+          <w:p>
+            <w:pPr>
+              <w:spacing w:before="0" w:beforeAutospacing="off" w:after="0" w:afterAutospacing="off"/>
+            </w:pPr>
+            <w:r>
+              <w:rPr>
+                <w:rFonts w:ascii="Arial" w:hAnsi="Arial" w:eastAsia="Arial" w:cs="Arial"/>
+                <w:color w:val="000000" w:themeColor="text1" w:themeTint="FF" w:themeShade="FF"/>
+                <w:sz w:val="22"/>
+                <w:szCs w:val="22"/>
+              </w:rPr>
+              <w:t>VLAN de destino</w:t>
+            </w:r>
+          </w:p>
+        </w:tc>
+        <w:tc>
+          <w:tcPr>
+            <w:tcW w:w="5428" w:type="dxa"/>
+            <w:tcBorders>
+              <w:top w:val="single" w:color="999999" w:sz="8"/>
+              <w:left w:val="single" w:color="999999" w:sz="8"/>
+              <w:bottom w:val="single" w:color="999999" w:sz="8"/>
+              <w:right w:val="single" w:color="999999" w:sz="8"/>
+            </w:tcBorders>
+            <w:tcMar>
+              <w:left w:w="108" w:type="dxa"/>
+              <w:right w:w="108" w:type="dxa"/>
+            </w:tcMar>
+            <w:vAlign w:val="top"/>
+          </w:tcPr>
+          <w:p>
+            <w:pPr>
+              <w:spacing w:before="0" w:beforeAutospacing="off" w:after="0" w:afterAutospacing="off"/>
+            </w:pPr>
+            <w:r>
+              <w:rPr>
+                <w:rFonts w:ascii="Arial" w:hAnsi="Arial" w:eastAsia="Arial" w:cs="Arial"/>
+                <w:color w:val="000000" w:themeColor="text1" w:themeTint="FF" w:themeShade="FF"/>
+                <w:sz w:val="22"/>
+                <w:szCs w:val="22"/>
+              </w:rPr>
+              <w:t>VLAN 20 (Programação)</w:t>
+            </w:r>
+          </w:p>
+        </w:tc>
+      </w:tr>
+      <w:tr>
+        <w:trPr>
+          <w:trHeight w:val="300"/>
+        </w:trPr>
+        <w:tc>
+          <w:tcPr>
+            <w:tcW w:w="3455" w:type="dxa"/>
+            <w:tcBorders>
+              <w:top w:val="single" w:color="999999" w:sz="8"/>
+              <w:left w:val="single" w:color="999999" w:sz="8"/>
+              <w:bottom w:val="single" w:color="999999" w:sz="8"/>
+              <w:right w:val="single" w:color="999999" w:sz="8"/>
+            </w:tcBorders>
+            <w:tcMar>
+              <w:left w:w="108" w:type="dxa"/>
+              <w:right w:w="108" w:type="dxa"/>
+            </w:tcMar>
+            <w:vAlign w:val="top"/>
+          </w:tcPr>
+          <w:p>
+            <w:pPr>
+              <w:spacing w:before="0" w:beforeAutospacing="off" w:after="0" w:afterAutospacing="off"/>
+            </w:pPr>
+            <w:r>
+              <w:rPr>
+                <w:rFonts w:ascii="Arial" w:hAnsi="Arial" w:eastAsia="Arial" w:cs="Arial"/>
+                <w:color w:val="000000" w:themeColor="text1" w:themeTint="FF" w:themeShade="FF"/>
+                <w:sz w:val="22"/>
+                <w:szCs w:val="22"/>
+              </w:rPr>
+              <w:t>Utilizadores</w:t>
+            </w:r>
+          </w:p>
+        </w:tc>
+        <w:tc>
+          <w:tcPr>
+            <w:tcW w:w="5428" w:type="dxa"/>
+            <w:tcBorders>
+              <w:top w:val="single" w:color="999999" w:sz="8"/>
+              <w:left w:val="single" w:color="999999" w:sz="8"/>
+              <w:bottom w:val="single" w:color="999999" w:sz="8"/>
+              <w:right w:val="single" w:color="999999" w:sz="8"/>
+            </w:tcBorders>
+            <w:tcMar>
+              <w:left w:w="108" w:type="dxa"/>
+              <w:right w:w="108" w:type="dxa"/>
+            </w:tcMar>
+            <w:vAlign w:val="top"/>
+          </w:tcPr>
+          <w:p>
+            <w:pPr>
+              <w:spacing w:before="0" w:beforeAutospacing="off" w:after="0" w:afterAutospacing="off"/>
+            </w:pPr>
+            <w:r>
+              <w:rPr>
+                <w:rFonts w:ascii="Arial" w:hAnsi="Arial" w:eastAsia="Arial" w:cs="Arial"/>
+                <w:color w:val="000000" w:themeColor="text1" w:themeTint="FF" w:themeShade="FF"/>
+                <w:sz w:val="22"/>
+                <w:szCs w:val="22"/>
+              </w:rPr>
+              <w:t>pedro.dev, sara.code, bruno.web</w:t>
+            </w:r>
+          </w:p>
+        </w:tc>
+      </w:tr>
+      <w:tr>
+        <w:trPr>
+          <w:trHeight w:val="300"/>
+        </w:trPr>
+        <w:tc>
+          <w:tcPr>
+            <w:tcW w:w="3455" w:type="dxa"/>
+            <w:tcBorders>
+              <w:top w:val="single" w:color="999999" w:sz="8"/>
+              <w:left w:val="single" w:color="999999" w:sz="8"/>
+              <w:bottom w:val="single" w:color="999999" w:sz="8"/>
+              <w:right w:val="single" w:color="999999" w:sz="8"/>
+            </w:tcBorders>
+            <w:tcMar>
+              <w:left w:w="108" w:type="dxa"/>
+              <w:right w:w="108" w:type="dxa"/>
+            </w:tcMar>
+            <w:vAlign w:val="top"/>
+          </w:tcPr>
+          <w:p>
+            <w:pPr>
+              <w:spacing w:before="0" w:beforeAutospacing="off" w:after="0" w:afterAutospacing="off"/>
+            </w:pPr>
+            <w:r>
+              <w:rPr>
+                <w:rFonts w:ascii="Arial" w:hAnsi="Arial" w:eastAsia="Arial" w:cs="Arial"/>
+                <w:color w:val="000000" w:themeColor="text1" w:themeTint="FF" w:themeShade="FF"/>
+                <w:sz w:val="22"/>
+                <w:szCs w:val="22"/>
+              </w:rPr>
+              <w:t>Group Name</w:t>
+            </w:r>
+          </w:p>
+        </w:tc>
+        <w:tc>
+          <w:tcPr>
+            <w:tcW w:w="5428" w:type="dxa"/>
+            <w:tcBorders>
+              <w:top w:val="single" w:color="999999" w:sz="8"/>
+              <w:left w:val="single" w:color="999999" w:sz="8"/>
+              <w:bottom w:val="single" w:color="999999" w:sz="8"/>
+              <w:right w:val="single" w:color="999999" w:sz="8"/>
+            </w:tcBorders>
+            <w:tcMar>
+              <w:left w:w="108" w:type="dxa"/>
+              <w:right w:w="108" w:type="dxa"/>
+            </w:tcMar>
+            <w:vAlign w:val="top"/>
+          </w:tcPr>
+          <w:p>
+            <w:pPr>
+              <w:spacing w:before="0" w:beforeAutospacing="off" w:after="0" w:afterAutospacing="off"/>
+            </w:pPr>
+            <w:r>
+              <w:rPr>
+                <w:rFonts w:ascii="Arial" w:hAnsi="Arial" w:eastAsia="Arial" w:cs="Arial"/>
+                <w:color w:val="000000" w:themeColor="text1" w:themeTint="FF" w:themeShade="FF"/>
+                <w:sz w:val="22"/>
+                <w:szCs w:val="22"/>
+              </w:rPr>
+              <w:t>GroupVPN</w:t>
+            </w:r>
+          </w:p>
+        </w:tc>
+      </w:tr>
+      <w:tr>
+        <w:trPr>
+          <w:trHeight w:val="300"/>
+        </w:trPr>
+        <w:tc>
+          <w:tcPr>
+            <w:tcW w:w="3455" w:type="dxa"/>
+            <w:tcBorders>
+              <w:top w:val="single" w:color="999999" w:sz="8"/>
+              <w:left w:val="single" w:color="999999" w:sz="8"/>
+              <w:bottom w:val="single" w:color="999999" w:sz="8"/>
+              <w:right w:val="single" w:color="999999" w:sz="8"/>
+            </w:tcBorders>
+            <w:tcMar>
+              <w:left w:w="108" w:type="dxa"/>
+              <w:right w:w="108" w:type="dxa"/>
+            </w:tcMar>
+            <w:vAlign w:val="top"/>
+          </w:tcPr>
+          <w:p>
+            <w:pPr>
+              <w:spacing w:before="0" w:beforeAutospacing="off" w:after="0" w:afterAutospacing="off"/>
+            </w:pPr>
+            <w:r>
+              <w:rPr>
+                <w:rFonts w:ascii="Arial" w:hAnsi="Arial" w:eastAsia="Arial" w:cs="Arial"/>
+                <w:color w:val="000000" w:themeColor="text1" w:themeTint="FF" w:themeShade="FF"/>
+                <w:sz w:val="22"/>
+                <w:szCs w:val="22"/>
+              </w:rPr>
+              <w:t>Interface Crypto Map</w:t>
+            </w:r>
+          </w:p>
+        </w:tc>
+        <w:tc>
+          <w:tcPr>
+            <w:tcW w:w="5428" w:type="dxa"/>
+            <w:tcBorders>
+              <w:top w:val="single" w:color="999999" w:sz="8"/>
+              <w:left w:val="single" w:color="999999" w:sz="8"/>
+              <w:bottom w:val="single" w:color="999999" w:sz="8"/>
+              <w:right w:val="single" w:color="999999" w:sz="8"/>
+            </w:tcBorders>
+            <w:tcMar>
+              <w:left w:w="108" w:type="dxa"/>
+              <w:right w:w="108" w:type="dxa"/>
+            </w:tcMar>
+            <w:vAlign w:val="top"/>
+          </w:tcPr>
+          <w:p>
+            <w:pPr>
+              <w:spacing w:before="0" w:beforeAutospacing="off" w:after="0" w:afterAutospacing="off"/>
+            </w:pPr>
+            <w:r>
+              <w:rPr>
+                <w:rFonts w:ascii="Arial" w:hAnsi="Arial" w:eastAsia="Arial" w:cs="Arial"/>
+                <w:color w:val="000000" w:themeColor="text1" w:themeTint="FF" w:themeShade="FF"/>
+                <w:sz w:val="22"/>
+                <w:szCs w:val="22"/>
+              </w:rPr>
+              <w:t>GigabitEthernet0/0</w:t>
+            </w:r>
+          </w:p>
+        </w:tc>
+      </w:tr>
+    </w:tbl>
+    <w:p>
+      <w:pPr>
+        <w:jc w:val="both"/>
+        <w:rPr>
+          <w:rFonts w:ascii="Arial" w:hAnsi="Arial"/>
+          <w:sz w:val="24"/>
+          <w:szCs w:val="24"/>
+        </w:rPr>
+      </w:pPr>
+    </w:p>
+    <w:p xmlns:wp14="http://schemas.microsoft.com/office/word/2010/wordml" wp14:textId="77777777">
+      <w:pPr>
+        <w:jc w:val="center"/>
+        <w:spacing w:after="200"/>
+      </w:pPr>
+      <w:r>
+        <w:rPr>
+          <w:rFonts w:ascii="Arial" w:hAnsi="Arial"/>
+          <w:sz w:val="20"/>
+          <w:i/>
+          <w:color w:val="666666"/>
+        </w:rPr>
+        <w:t xml:space="preserve">Tabela X — Resumo da configuração VPN implementada.</w:t>
+      </w:r>
+    </w:p>
+    <w:p xmlns:wp14="http://schemas.microsoft.com/office/word/2010/wordml" wp14:textId="77777777">
+      <w:pPr>
+        <w:jc w:val="both"/>
+        <w:spacing w:after="120" w:line="360"/>
+      </w:pPr>
+      <w:r>
+        <w:rPr>
+          <w:rFonts w:ascii="Arial" w:hAnsi="Arial"/>
+          <w:sz w:val="24"/>
+          <w:szCs w:val="24"/>
+          <w:color w:val="000000"/>
+        </w:rPr>
+        <w:t xml:space="preserve">A implementação desta VPN de acesso remoto constitui uma funcionalidade adicional ao projeto, demonstrando a capacidade de estender de forma segura o perímetro da rede empresarial para utilizadores remotos, mantendo os mesmos níveis de acesso e segurança que teriam fisicamente no escritório.</w:t>
+      </w:r>
+    </w:p>
+    <w:p>
+      <w:pPr>
+        <w:pStyle w:val="heading10"/>
+      </w:pPr>
+      <w:r>
         <w:rPr/>
-        <w:t>7</w:t>
+        <w:t>8</w:t>
       </w:r>
       <w:r>
         <w:rPr/>
@@ -26590,7 +28197,7 @@
       </w:pPr>
       <w:r>
         <w:rPr/>
-        <w:t>8</w:t>
+        <w:t>9</w:t>
       </w:r>
       <w:r>
         <w:rPr/>
@@ -28827,7 +30434,7 @@
 </file>
 
 <file path=word/styles.xml><?xml version="1.0" encoding="utf-8"?>
-<w:styles xmlns:mc="http://schemas.openxmlformats.org/markup-compatibility/2006" xmlns:r="http://schemas.openxmlformats.org/officeDocument/2006/relationships" xmlns:w="http://schemas.openxmlformats.org/wordprocessingml/2006/main" xmlns:w14="http://schemas.microsoft.com/office/word/2010/wordml" xmlns:w15="http://schemas.microsoft.com/office/word/2012/wordml" xmlns:w16cex="http://schemas.microsoft.com/office/word/2018/wordml/cex" xmlns:w16cid="http://schemas.microsoft.com/office/word/2016/wordml/cid" xmlns:w16="http://schemas.microsoft.com/office/word/2018/wordml" xmlns:w16du="http://schemas.microsoft.com/office/word/2023/wordml/word16du" xmlns:w16sdtdh="http://schemas.microsoft.com/office/word/2020/wordml/sdtdatahash" xmlns:w16sdtfl="http://schemas.microsoft.com/office/word/2024/wordml/sdtformatlock" xmlns:w16se="http://schemas.microsoft.com/office/word/2015/wordml/symex" mc:Ignorable="w14 w15 w16se w16cid w16 w16cex w16sdtdh w16sdtfl w16du">
+<w:styles xmlns:wp14="http://schemas.microsoft.com/office/word/2010/wordprocessingDrawing" xmlns:mc="http://schemas.openxmlformats.org/markup-compatibility/2006" xmlns:r="http://schemas.openxmlformats.org/officeDocument/2006/relationships" xmlns:w="http://schemas.openxmlformats.org/wordprocessingml/2006/main" xmlns:w14="http://schemas.microsoft.com/office/word/2010/wordml" xmlns:w15="http://schemas.microsoft.com/office/word/2012/wordml" xmlns:w16cex="http://schemas.microsoft.com/office/word/2018/wordml/cex" xmlns:w16cid="http://schemas.microsoft.com/office/word/2016/wordml/cid" xmlns:w16="http://schemas.microsoft.com/office/word/2018/wordml" xmlns:w16du="http://schemas.microsoft.com/office/word/2023/wordml/word16du" xmlns:w16sdtdh="http://schemas.microsoft.com/office/word/2020/wordml/sdtdatahash" xmlns:w16sdtfl="http://schemas.microsoft.com/office/word/2024/wordml/sdtformatlock" xmlns:w16se="http://schemas.microsoft.com/office/word/2015/wordml/symex" mc:Ignorable="w14 w15 w16se w16cid w16 w16cex w16sdtdh w16sdtfl w16du wp14">
   <w:docDefaults>
     <w:rPrDefault>
       <w:rPr>

--- a/Relatorio_CodeSecure.docx
+++ b/Relatorio_CodeSecure.docx
@@ -196,18 +196,18 @@
       <w:pPr>
         <w:spacing w:after="400"/>
         <w:rPr>
-          <w:b/>
-          <w:bCs/>
-          <w:color w:val="1F4E79"/>
+          <w:b w:val="1"/>
+          <w:bCs w:val="1"/>
+          <w:color w:val="4C94D8" w:themeColor="text2" w:themeTint="80" w:themeShade="FF"/>
           <w:sz w:val="32"/>
           <w:szCs w:val="32"/>
         </w:rPr>
       </w:pPr>
       <w:r>
         <w:rPr>
-          <w:b/>
-          <w:bCs/>
-          <w:color w:val="1F4E79"/>
+          <w:b w:val="1"/>
+          <w:bCs w:val="1"/>
+          <w:color w:val="4C94D8" w:themeColor="text2" w:themeTint="80" w:themeShade="FF"/>
           <w:sz w:val="32"/>
           <w:szCs w:val="32"/>
         </w:rPr>
@@ -322,9 +322,126 @@
       </w:pPr>
       <w:r>
         <w:rPr>
-          <w:color w:val="000000"/>
+          <w:color w:val="000000" w:themeColor="text1" w:themeTint="FF" w:themeShade="FF"/>
         </w:rPr>
         <w:t xml:space="preserve">   2.6 NAT/PAT e Acesso à Internet</w:t>
+      </w:r>
+    </w:p>
+    <w:p>
+      <w:pPr>
+        <w:pStyle w:val="Normal"/>
+        <w:spacing w:after="60"/>
+        <w:rPr>
+          <w:rFonts w:ascii="Arial" w:hAnsi="Arial"/>
+          <w:color w:val="4C94D8" w:themeColor="text2" w:themeTint="80" w:themeShade="FF"/>
+          <w:sz w:val="30"/>
+          <w:szCs w:val="30"/>
+        </w:rPr>
+      </w:pPr>
+      <w:r>
+        <w:rPr>
+          <w:color w:val="000000" w:themeColor="text1" w:themeTint="FF" w:themeShade="FF"/>
+        </w:rPr>
+        <w:t xml:space="preserve">   2.7 </w:t>
+      </w:r>
+      <w:r>
+        <w:rPr>
+          <w:color w:val="000000" w:themeColor="text1" w:themeTint="FF" w:themeShade="FF"/>
+        </w:rPr>
+        <w:t>VPN de Acesso Remoto (IPSec)</w:t>
+      </w:r>
+    </w:p>
+    <w:p>
+      <w:pPr>
+        <w:pStyle w:val="Normal"/>
+        <w:spacing w:after="60"/>
+        <w:rPr>
+          <w:color w:val="000000" w:themeColor="text1" w:themeTint="FF" w:themeShade="FF"/>
+        </w:rPr>
+      </w:pPr>
+      <w:r>
+        <w:rPr>
+          <w:color w:val="000000" w:themeColor="text1" w:themeTint="FF" w:themeShade="FF"/>
+        </w:rPr>
+        <w:t xml:space="preserve">   2.7.1 </w:t>
+      </w:r>
+      <w:r>
+        <w:rPr>
+          <w:color w:val="000000" w:themeColor="text1" w:themeTint="FF" w:themeShade="FF"/>
+        </w:rPr>
+        <w:t>Justificação Técnica</w:t>
+      </w:r>
+    </w:p>
+    <w:p>
+      <w:pPr>
+        <w:pStyle w:val="Normal"/>
+        <w:spacing w:after="60"/>
+        <w:rPr>
+          <w:color w:val="000000" w:themeColor="text1" w:themeTint="FF" w:themeShade="FF"/>
+        </w:rPr>
+      </w:pPr>
+      <w:r>
+        <w:rPr>
+          <w:color w:val="000000" w:themeColor="text1" w:themeTint="FF" w:themeShade="FF"/>
+        </w:rPr>
+        <w:t xml:space="preserve">   2.7.2 </w:t>
+      </w:r>
+      <w:r>
+        <w:rPr>
+          <w:color w:val="000000" w:themeColor="text1" w:themeTint="FF" w:themeShade="FF"/>
+        </w:rPr>
+        <w:t>Arquitetura da Solução</w:t>
+      </w:r>
+    </w:p>
+    <w:p>
+      <w:pPr>
+        <w:pStyle w:val="Normal"/>
+        <w:spacing w:after="60"/>
+        <w:rPr>
+          <w:color w:val="000000" w:themeColor="text1" w:themeTint="FF" w:themeShade="FF"/>
+        </w:rPr>
+      </w:pPr>
+      <w:r>
+        <w:rPr>
+          <w:color w:val="000000" w:themeColor="text1" w:themeTint="FF" w:themeShade="FF"/>
+        </w:rPr>
+        <w:t xml:space="preserve">   2.7.3 </w:t>
+      </w:r>
+      <w:r>
+        <w:rPr>
+          <w:color w:val="000000" w:themeColor="text1" w:themeTint="FF" w:themeShade="FF"/>
+        </w:rPr>
+        <w:t>Configuração Implementada</w:t>
+      </w:r>
+    </w:p>
+    <w:p>
+      <w:pPr>
+        <w:pStyle w:val="Normal"/>
+        <w:spacing w:after="60"/>
+        <w:rPr>
+          <w:color w:val="000000" w:themeColor="text1" w:themeTint="FF" w:themeShade="FF"/>
+        </w:rPr>
+      </w:pPr>
+      <w:r>
+        <w:rPr>
+          <w:color w:val="000000" w:themeColor="text1" w:themeTint="FF" w:themeShade="FF"/>
+        </w:rPr>
+        <w:t xml:space="preserve">   2.7.4 Testes de Funcionamento</w:t>
+      </w:r>
+    </w:p>
+    <w:p>
+      <w:pPr>
+        <w:pStyle w:val="Normal"/>
+        <w:spacing w:after="60"/>
+        <w:rPr>
+          <w:color w:val="4C94D8" w:themeColor="text2" w:themeTint="80" w:themeShade="FF"/>
+        </w:rPr>
+      </w:pPr>
+      <w:r>
+        <w:rPr>
+          <w:color w:val="000000" w:themeColor="text1" w:themeTint="FF" w:themeShade="FF"/>
+        </w:rPr>
+        <w:t xml:space="preserve">   2.7.5 Resumo da Configuração VPN</w:t>
       </w:r>
     </w:p>
     <w:p>
@@ -921,7 +1038,15 @@
       </w:r>
       <w:r>
         <w:rPr/>
-        <w:t>Autoarranque</w:t>
+        <w:t>Auto</w:t>
+      </w:r>
+      <w:r>
+        <w:rPr/>
+        <w:t xml:space="preserve"> </w:t>
+      </w:r>
+      <w:r>
+        <w:rPr/>
+        <w:t>arranque</w:t>
       </w:r>
       <w:r>
         <w:rPr/>
@@ -1048,8 +1173,14 @@
     <w:p>
       <w:pPr>
         <w:pStyle w:val="heading10"/>
-      </w:pPr>
-      <w:r>
+        <w:rPr>
+          <w:color w:val="4C94D8" w:themeColor="text2" w:themeTint="80" w:themeShade="FF"/>
+        </w:rPr>
+      </w:pPr>
+      <w:r>
+        <w:rPr>
+          <w:color w:val="4C94D8" w:themeColor="text2" w:themeTint="80" w:themeShade="FF"/>
+        </w:rPr>
         <w:t>1. Introdução</w:t>
       </w:r>
     </w:p>
@@ -1063,92 +1194,84 @@
       </w:pPr>
       <w:r>
         <w:rPr>
-          <w:color w:val="000000"/>
+          <w:color w:val="000000" w:themeColor="text1" w:themeTint="FF" w:themeShade="FF"/>
           <w:lang w:val="pt-BR"/>
         </w:rPr>
         <w:t xml:space="preserve">O presente relatório documenta o trabalho desenvolvido no âmbito do projeto final integrador do curso de </w:t>
       </w:r>
       <w:r>
         <w:rPr>
-          <w:color w:val="000000"/>
+          <w:color w:val="000000" w:themeColor="text1" w:themeTint="FF" w:themeShade="FF"/>
           <w:lang w:val="pt-BR"/>
         </w:rPr>
         <w:t xml:space="preserve">Network &amp; </w:t>
       </w:r>
-      <w:proofErr w:type="spellStart"/>
-      <w:r>
-        <w:rPr>
-          <w:color w:val="000000"/>
+      <w:r>
+        <w:rPr>
+          <w:color w:val="000000" w:themeColor="text1" w:themeTint="FF" w:themeShade="FF"/>
           <w:lang w:val="pt-BR"/>
         </w:rPr>
         <w:t>CyberSecurity</w:t>
       </w:r>
-      <w:proofErr w:type="spellEnd"/>
-      <w:r>
-        <w:rPr>
-          <w:color w:val="000000"/>
+      <w:r>
+        <w:rPr>
+          <w:color w:val="000000" w:themeColor="text1" w:themeTint="FF" w:themeShade="FF"/>
           <w:lang w:val="pt-BR"/>
         </w:rPr>
         <w:t xml:space="preserve"> </w:t>
       </w:r>
       <w:r>
         <w:rPr>
-          <w:color w:val="000000"/>
+          <w:color w:val="000000" w:themeColor="text1" w:themeTint="FF" w:themeShade="FF"/>
           <w:lang w:val="pt-BR"/>
         </w:rPr>
         <w:t>Administrator</w:t>
       </w:r>
       <w:r>
         <w:rPr>
-          <w:color w:val="000000"/>
+          <w:color w:val="000000" w:themeColor="text1" w:themeTint="FF" w:themeShade="FF"/>
           <w:lang w:val="pt-BR"/>
         </w:rPr>
         <w:t xml:space="preserve">, promovido pelo CESAE Digital. O projeto teve como objetivo a concepção, implementação e análise de uma infraestrutura informática segura para </w:t>
       </w:r>
-      <w:bookmarkStart w:name="_Int_fRYhif5N" w:id="0"/>
-      <w:r>
-        <w:rPr>
-          <w:color w:val="000000"/>
+      <w:r>
+        <w:rPr>
+          <w:color w:val="000000" w:themeColor="text1" w:themeTint="FF" w:themeShade="FF"/>
           <w:lang w:val="pt-BR"/>
         </w:rPr>
         <w:t>a</w:t>
       </w:r>
-      <w:bookmarkEnd w:id="0"/>
-      <w:r>
-        <w:rPr>
-          <w:color w:val="000000"/>
+      <w:r>
+        <w:rPr>
+          <w:color w:val="000000" w:themeColor="text1" w:themeTint="FF" w:themeShade="FF"/>
           <w:lang w:val="pt-BR"/>
         </w:rPr>
         <w:t xml:space="preserve"> empresa fictícia </w:t>
       </w:r>
-      <w:proofErr w:type="spellStart"/>
-      <w:r>
-        <w:rPr>
-          <w:color w:val="000000"/>
+      <w:r>
+        <w:rPr>
+          <w:color w:val="000000" w:themeColor="text1" w:themeTint="FF" w:themeShade="FF"/>
           <w:lang w:val="pt-BR"/>
         </w:rPr>
         <w:t>CodeSecure</w:t>
       </w:r>
-      <w:proofErr w:type="spellEnd"/>
-      <w:r>
-        <w:rPr>
-          <w:color w:val="000000"/>
+      <w:r>
+        <w:rPr>
+          <w:color w:val="000000" w:themeColor="text1" w:themeTint="FF" w:themeShade="FF"/>
           <w:lang w:val="pt-BR"/>
         </w:rPr>
         <w:t xml:space="preserve">, </w:t>
       </w:r>
-      <w:proofErr w:type="spellStart"/>
-      <w:r>
-        <w:rPr>
-          <w:color w:val="000000"/>
+      <w:r>
+        <w:rPr>
+          <w:color w:val="000000" w:themeColor="text1" w:themeTint="FF" w:themeShade="FF"/>
           <w:lang w:val="pt-BR"/>
         </w:rPr>
         <w:t>Lda</w:t>
       </w:r>
-      <w:proofErr w:type="spellEnd"/>
-      <w:r>
-        <w:rPr>
-          <w:color w:val="000000"/>
+      <w:r>
+        <w:rPr>
+          <w:color w:val="000000" w:themeColor="text1" w:themeTint="FF" w:themeShade="FF"/>
           <w:lang w:val="pt-BR"/>
         </w:rPr>
         <w:t>., integrando componentes de redes, administração de sistemas e cibersegurança.</w:t>
@@ -1160,55 +1283,49 @@
       </w:pPr>
       <w:r>
         <w:rPr>
-          <w:color w:val="000000"/>
+          <w:color w:val="000000" w:themeColor="text1" w:themeTint="FF" w:themeShade="FF"/>
           <w:lang w:val="pt-BR"/>
         </w:rPr>
         <w:t xml:space="preserve">A </w:t>
       </w:r>
-      <w:proofErr w:type="spellStart"/>
-      <w:r>
-        <w:rPr>
-          <w:color w:val="000000"/>
+      <w:r>
+        <w:rPr>
+          <w:color w:val="000000" w:themeColor="text1" w:themeTint="FF" w:themeShade="FF"/>
           <w:lang w:val="pt-BR"/>
         </w:rPr>
         <w:t>CodeSecure</w:t>
       </w:r>
-      <w:proofErr w:type="spellEnd"/>
-      <w:r>
-        <w:rPr>
-          <w:color w:val="000000"/>
+      <w:r>
+        <w:rPr>
+          <w:color w:val="000000" w:themeColor="text1" w:themeTint="FF" w:themeShade="FF"/>
           <w:lang w:val="pt-BR"/>
         </w:rPr>
         <w:t xml:space="preserve">, </w:t>
       </w:r>
-      <w:proofErr w:type="spellStart"/>
-      <w:r>
-        <w:rPr>
-          <w:color w:val="000000"/>
+      <w:r>
+        <w:rPr>
+          <w:color w:val="000000" w:themeColor="text1" w:themeTint="FF" w:themeShade="FF"/>
           <w:lang w:val="pt-BR"/>
         </w:rPr>
         <w:t>Lda</w:t>
       </w:r>
-      <w:proofErr w:type="spellEnd"/>
-      <w:r>
-        <w:rPr>
-          <w:color w:val="000000"/>
+      <w:r>
+        <w:rPr>
+          <w:color w:val="000000" w:themeColor="text1" w:themeTint="FF" w:themeShade="FF"/>
           <w:lang w:val="pt-BR"/>
         </w:rPr>
         <w:t xml:space="preserve">. é uma empresa de média dimensão, com cerca de 40 funcionários, dedicada ao desenvolvimento de software e ao alojamento de websites e serviços digitais para clientes externos. </w:t>
       </w:r>
-      <w:bookmarkStart w:name="_Int_PIzEJ9Qq" w:id="1"/>
-      <w:r>
-        <w:rPr>
-          <w:color w:val="000000"/>
+      <w:r>
+        <w:rPr>
+          <w:color w:val="000000" w:themeColor="text1" w:themeTint="FF" w:themeShade="FF"/>
           <w:lang w:val="pt-BR"/>
         </w:rPr>
         <w:t>A</w:t>
       </w:r>
-      <w:bookmarkEnd w:id="1"/>
-      <w:r>
-        <w:rPr>
-          <w:color w:val="000000"/>
+      <w:r>
+        <w:rPr>
+          <w:color w:val="000000" w:themeColor="text1" w:themeTint="FF" w:themeShade="FF"/>
           <w:lang w:val="pt-BR"/>
         </w:rPr>
         <w:t xml:space="preserve"> empresa possui atualmente 120 sites alojados e 14 máquinas virtuais de empresas externas no seu datacenter próprio. A organização está estruturada em três departamentos principais: Recursos Humanos, Programação e Suporte Técnico.</w:t>
@@ -1791,8 +1908,14 @@
     <w:p>
       <w:pPr>
         <w:pStyle w:val="heading10"/>
-      </w:pPr>
-      <w:r>
+        <w:rPr>
+          <w:color w:val="4C94D8" w:themeColor="text2" w:themeTint="80" w:themeShade="FF"/>
+        </w:rPr>
+      </w:pPr>
+      <w:r>
+        <w:rPr>
+          <w:color w:val="4C94D8" w:themeColor="text2" w:themeTint="80" w:themeShade="FF"/>
+        </w:rPr>
         <w:t>2. Infraestrutura de Rede</w:t>
       </w:r>
     </w:p>
@@ -1912,8 +2035,14 @@
     <w:p>
       <w:pPr>
         <w:pStyle w:val="heading20"/>
-      </w:pPr>
-      <w:r>
+        <w:rPr>
+          <w:color w:val="4C94D8" w:themeColor="text2" w:themeTint="80" w:themeShade="FF"/>
+        </w:rPr>
+      </w:pPr>
+      <w:r>
+        <w:rPr>
+          <w:color w:val="4C94D8" w:themeColor="text2" w:themeTint="80" w:themeShade="FF"/>
+        </w:rPr>
         <w:t>2.1 Topologia da Rede</w:t>
       </w:r>
     </w:p>
@@ -2356,10 +2485,10 @@
       </w:pPr>
       <w:r>
         <w:drawing>
-          <wp:inline wp14:editId="12532423" wp14:anchorId="5143115A">
-            <wp:extent cx="5943600" cy="3352800"/>
+          <wp:inline wp14:editId="009F4A2B" wp14:anchorId="7F146D55">
+            <wp:extent cx="5943600" cy="2676525"/>
             <wp:effectExtent l="0" t="0" r="0" b="0"/>
-            <wp:docPr id="2035588090" name="drawing"/>
+            <wp:docPr id="1831482459" name="drawing"/>
             <wp:cNvGraphicFramePr>
               <a:graphicFrameLocks noChangeAspect="1"/>
             </wp:cNvGraphicFramePr>
@@ -2367,11 +2496,11 @@
               <a:graphicData xmlns:a="http://schemas.openxmlformats.org/drawingml/2006/main" uri="http://schemas.openxmlformats.org/drawingml/2006/picture">
                 <pic:pic xmlns:pic="http://schemas.openxmlformats.org/drawingml/2006/picture">
                   <pic:nvPicPr>
-                    <pic:cNvPr id="2035588090" name="Picture 2035588090"/>
+                    <pic:cNvPr id="1831482459" name="Picture 1831482459"/>
                     <pic:cNvPicPr/>
                   </pic:nvPicPr>
                   <pic:blipFill>
-                    <a:blip xmlns:r="http://schemas.openxmlformats.org/officeDocument/2006/relationships" r:embed="rId383832422">
+                    <a:blip xmlns:r="http://schemas.openxmlformats.org/officeDocument/2006/relationships" r:embed="rId1930929475">
                       <a:extLst>
                         <a:ext uri="{28A0092B-C50C-407E-A947-70E740481C1C}">
                           <a14:useLocalDpi xmlns:a14="http://schemas.microsoft.com/office/drawing/2010/main"/>
@@ -2385,7 +2514,7 @@
                   <pic:spPr>
                     <a:xfrm>
                       <a:off x="0" y="0"/>
-                      <a:ext cx="5943600" cy="3352800"/>
+                      <a:ext cx="5943600" cy="2676525"/>
                     </a:xfrm>
                     <a:prstGeom prst="rect">
                       <a:avLst/>
@@ -2505,15 +2634,22 @@
     <w:p>
       <w:pPr>
         <w:pStyle w:val="heading20"/>
-      </w:pPr>
-      <w:r>
+        <w:rPr>
+          <w:color w:val="4C94D8" w:themeColor="text2" w:themeTint="80" w:themeShade="FF"/>
+        </w:rPr>
+      </w:pPr>
+      <w:r>
+        <w:rPr>
+          <w:color w:val="4C94D8" w:themeColor="text2" w:themeTint="80" w:themeShade="FF"/>
+        </w:rPr>
         <w:t xml:space="preserve">2.2 Endereçamento IP e Segmentação por </w:t>
       </w:r>
-      <w:proofErr w:type="spellStart"/>
-      <w:r>
+      <w:r>
+        <w:rPr>
+          <w:color w:val="4C94D8" w:themeColor="text2" w:themeTint="80" w:themeShade="FF"/>
+        </w:rPr>
         <w:t>VLANs</w:t>
       </w:r>
-      <w:proofErr w:type="spellEnd"/>
     </w:p>
     <w:p>
       <w:pPr>
@@ -4181,8 +4317,14 @@
     <w:p>
       <w:pPr>
         <w:pStyle w:val="heading20"/>
-      </w:pPr>
-      <w:r>
+        <w:rPr>
+          <w:color w:val="4C94D8" w:themeColor="text2" w:themeTint="80" w:themeShade="FF"/>
+        </w:rPr>
+      </w:pPr>
+      <w:r>
+        <w:rPr>
+          <w:color w:val="4C94D8" w:themeColor="text2" w:themeTint="80" w:themeShade="FF"/>
+        </w:rPr>
         <w:t>2.3 Equipamentos de Rede</w:t>
       </w:r>
     </w:p>
@@ -5654,200 +5796,182 @@
       </w:pPr>
       <w:r>
         <w:rPr>
-          <w:color w:val="000000"/>
+          <w:color w:val="000000" w:themeColor="text1" w:themeTint="FF" w:themeShade="FF"/>
           <w:lang w:val="pt-BR"/>
         </w:rPr>
         <w:t xml:space="preserve">A escolha de switches </w:t>
       </w:r>
-      <w:proofErr w:type="spellStart"/>
-      <w:r>
-        <w:rPr>
-          <w:i/>
-          <w:iCs/>
-          <w:color w:val="000000"/>
+      <w:r>
+        <w:rPr>
+          <w:i w:val="1"/>
+          <w:iCs w:val="1"/>
+          <w:color w:val="000000" w:themeColor="text1" w:themeTint="FF" w:themeShade="FF"/>
           <w:lang w:val="pt-BR"/>
         </w:rPr>
         <w:t>Layer</w:t>
       </w:r>
-      <w:proofErr w:type="spellEnd"/>
-      <w:r>
-        <w:rPr>
-          <w:color w:val="000000"/>
+      <w:r>
+        <w:rPr>
+          <w:color w:val="000000" w:themeColor="text1" w:themeTint="FF" w:themeShade="FF"/>
           <w:lang w:val="pt-BR"/>
         </w:rPr>
         <w:t xml:space="preserve"> 3 (modelo 3560) para o core da rede permitiu a realização de</w:t>
       </w:r>
       <w:r>
         <w:rPr>
-          <w:i/>
-          <w:iCs/>
-          <w:color w:val="000000"/>
+          <w:i w:val="1"/>
+          <w:iCs w:val="1"/>
+          <w:color w:val="000000" w:themeColor="text1" w:themeTint="FF" w:themeShade="FF"/>
           <w:lang w:val="pt-BR"/>
         </w:rPr>
         <w:t xml:space="preserve"> </w:t>
       </w:r>
-      <w:proofErr w:type="spellStart"/>
-      <w:r>
-        <w:rPr>
-          <w:i/>
-          <w:iCs/>
-          <w:color w:val="000000"/>
+      <w:r>
+        <w:rPr>
+          <w:i w:val="1"/>
+          <w:iCs w:val="1"/>
+          <w:color w:val="000000" w:themeColor="text1" w:themeTint="FF" w:themeShade="FF"/>
           <w:lang w:val="pt-BR"/>
         </w:rPr>
         <w:t>inter-VLAN</w:t>
       </w:r>
-      <w:proofErr w:type="spellEnd"/>
-      <w:r>
-        <w:rPr>
-          <w:i/>
-          <w:iCs/>
-          <w:color w:val="000000"/>
+      <w:r>
+        <w:rPr>
+          <w:i w:val="1"/>
+          <w:iCs w:val="1"/>
+          <w:color w:val="000000" w:themeColor="text1" w:themeTint="FF" w:themeShade="FF"/>
           <w:lang w:val="pt-BR"/>
         </w:rPr>
         <w:t xml:space="preserve"> </w:t>
       </w:r>
-      <w:proofErr w:type="spellStart"/>
-      <w:r>
-        <w:rPr>
-          <w:i/>
-          <w:iCs/>
-          <w:color w:val="000000"/>
+      <w:r>
+        <w:rPr>
+          <w:i w:val="1"/>
+          <w:iCs w:val="1"/>
+          <w:color w:val="000000" w:themeColor="text1" w:themeTint="FF" w:themeShade="FF"/>
           <w:lang w:val="pt-BR"/>
         </w:rPr>
         <w:t>routing</w:t>
       </w:r>
-      <w:proofErr w:type="spellEnd"/>
-      <w:r>
-        <w:rPr>
-          <w:color w:val="000000"/>
+      <w:r>
+        <w:rPr>
+          <w:color w:val="000000" w:themeColor="text1" w:themeTint="FF" w:themeShade="FF"/>
           <w:lang w:val="pt-BR"/>
         </w:rPr>
         <w:t xml:space="preserve"> sem necessidade de recorrer ao </w:t>
       </w:r>
-      <w:proofErr w:type="spellStart"/>
-      <w:r>
-        <w:rPr>
-          <w:i/>
-          <w:iCs/>
-          <w:color w:val="000000"/>
+      <w:r>
+        <w:rPr>
+          <w:i w:val="1"/>
+          <w:iCs w:val="1"/>
+          <w:color w:val="000000" w:themeColor="text1" w:themeTint="FF" w:themeShade="FF"/>
           <w:lang w:val="pt-BR"/>
         </w:rPr>
         <w:t>router</w:t>
       </w:r>
-      <w:proofErr w:type="spellEnd"/>
-      <w:r>
-        <w:rPr>
-          <w:i/>
-          <w:iCs/>
-          <w:color w:val="000000"/>
+      <w:r>
+        <w:rPr>
+          <w:i w:val="1"/>
+          <w:iCs w:val="1"/>
+          <w:color w:val="000000" w:themeColor="text1" w:themeTint="FF" w:themeShade="FF"/>
           <w:lang w:val="pt-BR"/>
         </w:rPr>
         <w:t xml:space="preserve"> </w:t>
       </w:r>
       <w:r>
         <w:rPr>
-          <w:color w:val="000000"/>
+          <w:color w:val="000000" w:themeColor="text1" w:themeTint="FF" w:themeShade="FF"/>
           <w:lang w:val="pt-BR"/>
         </w:rPr>
         <w:t xml:space="preserve">principal, melhorando a performance e reduzindo a latência. Os </w:t>
       </w:r>
       <w:r>
         <w:rPr>
-          <w:i/>
-          <w:iCs/>
-          <w:color w:val="000000"/>
+          <w:i w:val="1"/>
+          <w:iCs w:val="1"/>
+          <w:color w:val="000000" w:themeColor="text1" w:themeTint="FF" w:themeShade="FF"/>
           <w:lang w:val="pt-BR"/>
         </w:rPr>
         <w:t xml:space="preserve">switches </w:t>
       </w:r>
       <w:r>
         <w:rPr>
-          <w:color w:val="000000"/>
+          <w:color w:val="000000" w:themeColor="text1" w:themeTint="FF" w:themeShade="FF"/>
           <w:lang w:val="pt-BR"/>
         </w:rPr>
         <w:t xml:space="preserve">de acesso (modelo 2960) foram utilizados nas camadas de distribuição departamental, proporcionando funcionalidades adequadas como </w:t>
       </w:r>
-      <w:proofErr w:type="spellStart"/>
-      <w:r>
-        <w:rPr>
-          <w:i/>
-          <w:iCs/>
-          <w:color w:val="000000"/>
+      <w:r>
+        <w:rPr>
+          <w:i w:val="1"/>
+          <w:iCs w:val="1"/>
+          <w:color w:val="000000" w:themeColor="text1" w:themeTint="FF" w:themeShade="FF"/>
           <w:lang w:val="pt-BR"/>
         </w:rPr>
         <w:t>port</w:t>
       </w:r>
-      <w:proofErr w:type="spellEnd"/>
-      <w:r>
-        <w:rPr>
-          <w:i/>
-          <w:iCs/>
-          <w:color w:val="000000"/>
+      <w:r>
+        <w:rPr>
+          <w:i w:val="1"/>
+          <w:iCs w:val="1"/>
+          <w:color w:val="000000" w:themeColor="text1" w:themeTint="FF" w:themeShade="FF"/>
           <w:lang w:val="pt-BR"/>
         </w:rPr>
         <w:t xml:space="preserve"> </w:t>
       </w:r>
-      <w:bookmarkStart w:name="_Int_lswUdZX8" w:id="2"/>
-      <w:proofErr w:type="spellStart"/>
-      <w:r>
-        <w:rPr>
-          <w:i/>
-          <w:iCs/>
-          <w:color w:val="000000"/>
+      <w:r>
+        <w:rPr>
+          <w:i w:val="1"/>
+          <w:iCs w:val="1"/>
+          <w:color w:val="000000" w:themeColor="text1" w:themeTint="FF" w:themeShade="FF"/>
           <w:lang w:val="pt-BR"/>
         </w:rPr>
         <w:t>security</w:t>
       </w:r>
-      <w:proofErr w:type="spellEnd"/>
-      <w:r>
-        <w:rPr>
-          <w:color w:val="000000"/>
+      <w:r>
+        <w:rPr>
+          <w:color w:val="000000" w:themeColor="text1" w:themeTint="FF" w:themeShade="FF"/>
           <w:lang w:val="pt-BR"/>
         </w:rPr>
         <w:t xml:space="preserve"> e</w:t>
       </w:r>
-      <w:bookmarkEnd w:id="2"/>
-      <w:r>
-        <w:rPr>
-          <w:color w:val="000000"/>
+      <w:r>
+        <w:rPr>
+          <w:color w:val="000000" w:themeColor="text1" w:themeTint="FF" w:themeShade="FF"/>
           <w:lang w:val="pt-BR"/>
         </w:rPr>
         <w:t xml:space="preserve"> </w:t>
       </w:r>
-      <w:proofErr w:type="spellStart"/>
-      <w:r>
-        <w:rPr>
-          <w:i/>
-          <w:iCs/>
-          <w:color w:val="000000"/>
+      <w:r>
+        <w:rPr>
+          <w:i w:val="1"/>
+          <w:iCs w:val="1"/>
+          <w:color w:val="000000" w:themeColor="text1" w:themeTint="FF" w:themeShade="FF"/>
           <w:lang w:val="pt-BR"/>
         </w:rPr>
         <w:t>spanning-tree</w:t>
       </w:r>
-      <w:proofErr w:type="spellEnd"/>
-      <w:r>
-        <w:rPr>
-          <w:i/>
-          <w:iCs/>
-          <w:color w:val="000000"/>
+      <w:r>
+        <w:rPr>
+          <w:i w:val="1"/>
+          <w:iCs w:val="1"/>
+          <w:color w:val="000000" w:themeColor="text1" w:themeTint="FF" w:themeShade="FF"/>
           <w:lang w:val="pt-BR"/>
         </w:rPr>
         <w:t xml:space="preserve"> </w:t>
       </w:r>
-      <w:proofErr w:type="spellStart"/>
-      <w:r>
-        <w:rPr>
-          <w:i/>
-          <w:iCs/>
-          <w:color w:val="000000"/>
+      <w:r>
+        <w:rPr>
+          <w:i w:val="1"/>
+          <w:iCs w:val="1"/>
+          <w:color w:val="000000" w:themeColor="text1" w:themeTint="FF" w:themeShade="FF"/>
           <w:lang w:val="pt-BR"/>
         </w:rPr>
         <w:t>portfast</w:t>
       </w:r>
-      <w:proofErr w:type="spellEnd"/>
-      <w:r>
-        <w:rPr>
-          <w:color w:val="000000"/>
+      <w:r>
+        <w:rPr>
+          <w:color w:val="000000" w:themeColor="text1" w:themeTint="FF" w:themeShade="FF"/>
           <w:lang w:val="pt-BR"/>
         </w:rPr>
         <w:t>.</w:t>
@@ -5856,16 +5980,38 @@
     <w:p>
       <w:pPr>
         <w:pStyle w:val="heading20"/>
-      </w:pPr>
-      <w:r>
+        <w:rPr>
+          <w:color w:val="4C94D8" w:themeColor="text2" w:themeTint="80" w:themeShade="FF"/>
+        </w:rPr>
+      </w:pPr>
+      <w:r>
+        <w:rPr>
+          <w:color w:val="4C94D8" w:themeColor="text2" w:themeTint="80" w:themeShade="FF"/>
+        </w:rPr>
         <w:t xml:space="preserve">2.4 Redundância (HSRP, </w:t>
       </w:r>
-      <w:proofErr w:type="spellStart"/>
-      <w:r>
-        <w:t>Spanning-Tree e EtherChannel</w:t>
-      </w:r>
-      <w:proofErr w:type="spellEnd"/>
-      <w:r>
+      <w:r>
+        <w:rPr>
+          <w:color w:val="4C94D8" w:themeColor="text2" w:themeTint="80" w:themeShade="FF"/>
+        </w:rPr>
+        <w:t>Spanning-Tree</w:t>
+      </w:r>
+      <w:r>
+        <w:rPr>
+          <w:color w:val="4C94D8" w:themeColor="text2" w:themeTint="80" w:themeShade="FF"/>
+        </w:rPr>
+        <w:t xml:space="preserve"> e </w:t>
+      </w:r>
+      <w:r>
+        <w:rPr>
+          <w:color w:val="4C94D8" w:themeColor="text2" w:themeTint="80" w:themeShade="FF"/>
+        </w:rPr>
+        <w:t>EtherChannel</w:t>
+      </w:r>
+      <w:r>
+        <w:rPr>
+          <w:color w:val="4C94D8" w:themeColor="text2" w:themeTint="80" w:themeShade="FF"/>
+        </w:rPr>
         <w:t>)</w:t>
       </w:r>
     </w:p>
@@ -5886,231 +6032,236 @@
       </w:pPr>
       <w:r>
         <w:rPr>
-          <w:color w:val="000000"/>
+          <w:color w:val="000000" w:themeColor="text1" w:themeTint="FF" w:themeShade="FF"/>
           <w:lang w:val="pt-BR"/>
         </w:rPr>
-        <w:t xml:space="preserve">No que diz respeito à redundância de gateway, foi configurado o protocolo HSRP (Hot Standby </w:t>
-      </w:r>
-      <w:proofErr w:type="spellStart"/>
-      <w:r>
-        <w:rPr>
-          <w:color w:val="000000"/>
+        <w:t xml:space="preserve">No que diz respeito à redundância de gateway, foi configurado o protocolo HSRP (Hot </w:t>
+      </w:r>
+      <w:r>
+        <w:rPr>
+          <w:color w:val="000000" w:themeColor="text1" w:themeTint="FF" w:themeShade="FF"/>
           <w:lang w:val="pt-BR"/>
         </w:rPr>
+        <w:t>Standby</w:t>
+      </w:r>
+      <w:r>
+        <w:rPr>
+          <w:color w:val="000000" w:themeColor="text1" w:themeTint="FF" w:themeShade="FF"/>
+          <w:lang w:val="pt-BR"/>
+        </w:rPr>
+        <w:t xml:space="preserve"> </w:t>
+      </w:r>
+      <w:r>
+        <w:rPr>
+          <w:color w:val="000000" w:themeColor="text1" w:themeTint="FF" w:themeShade="FF"/>
+          <w:lang w:val="pt-BR"/>
+        </w:rPr>
         <w:t>Router</w:t>
       </w:r>
-      <w:proofErr w:type="spellEnd"/>
-      <w:r>
-        <w:rPr>
-          <w:color w:val="000000"/>
+      <w:r>
+        <w:rPr>
+          <w:color w:val="000000" w:themeColor="text1" w:themeTint="FF" w:themeShade="FF"/>
           <w:lang w:val="pt-BR"/>
         </w:rPr>
         <w:t xml:space="preserve"> </w:t>
       </w:r>
-      <w:proofErr w:type="spellStart"/>
-      <w:r>
-        <w:rPr>
-          <w:color w:val="000000"/>
+      <w:r>
+        <w:rPr>
+          <w:color w:val="000000" w:themeColor="text1" w:themeTint="FF" w:themeShade="FF"/>
           <w:lang w:val="pt-BR"/>
         </w:rPr>
         <w:t>Protocol</w:t>
       </w:r>
-      <w:proofErr w:type="spellEnd"/>
-      <w:r>
-        <w:rPr>
-          <w:color w:val="000000"/>
+      <w:r>
+        <w:rPr>
+          <w:color w:val="000000" w:themeColor="text1" w:themeTint="FF" w:themeShade="FF"/>
           <w:lang w:val="pt-BR"/>
         </w:rPr>
         <w:t xml:space="preserve">) em todas as </w:t>
       </w:r>
       <w:r>
         <w:rPr>
-          <w:i/>
-          <w:iCs/>
-          <w:color w:val="000000"/>
+          <w:i w:val="1"/>
+          <w:iCs w:val="1"/>
+          <w:color w:val="000000" w:themeColor="text1" w:themeTint="FF" w:themeShade="FF"/>
           <w:lang w:val="pt-BR"/>
         </w:rPr>
         <w:t>Switch Virtual Interfaces</w:t>
       </w:r>
       <w:r>
         <w:rPr>
-          <w:color w:val="000000"/>
+          <w:color w:val="000000" w:themeColor="text1" w:themeTint="FF" w:themeShade="FF"/>
           <w:lang w:val="pt-BR"/>
         </w:rPr>
         <w:t xml:space="preserve"> (</w:t>
       </w:r>
       <w:r>
         <w:rPr>
-          <w:color w:val="000000"/>
+          <w:color w:val="000000" w:themeColor="text1" w:themeTint="FF" w:themeShade="FF"/>
           <w:lang w:val="pt-BR"/>
         </w:rPr>
         <w:t>SVI</w:t>
       </w:r>
       <w:r>
         <w:rPr>
-          <w:color w:val="000000"/>
+          <w:color w:val="000000" w:themeColor="text1" w:themeTint="FF" w:themeShade="FF"/>
           <w:lang w:val="pt-BR"/>
         </w:rPr>
         <w:t>)</w:t>
       </w:r>
       <w:r>
         <w:rPr>
-          <w:color w:val="000000"/>
+          <w:color w:val="000000" w:themeColor="text1" w:themeTint="FF" w:themeShade="FF"/>
           <w:lang w:val="pt-BR"/>
         </w:rPr>
         <w:t xml:space="preserve">s dos </w:t>
       </w:r>
       <w:r>
         <w:rPr>
-          <w:i/>
-          <w:iCs/>
-          <w:color w:val="000000"/>
+          <w:i w:val="1"/>
+          <w:iCs w:val="1"/>
+          <w:color w:val="000000" w:themeColor="text1" w:themeTint="FF" w:themeShade="FF"/>
           <w:lang w:val="pt-BR"/>
         </w:rPr>
         <w:t>Core Switches</w:t>
       </w:r>
       <w:r>
         <w:rPr>
-          <w:color w:val="000000"/>
+          <w:color w:val="000000" w:themeColor="text1" w:themeTint="FF" w:themeShade="FF"/>
           <w:lang w:val="pt-BR"/>
         </w:rPr>
         <w:t xml:space="preserve">. O Core-SW1 foi definido como </w:t>
       </w:r>
-      <w:proofErr w:type="spellStart"/>
-      <w:r>
-        <w:rPr>
-          <w:color w:val="000000"/>
+      <w:r>
+        <w:rPr>
+          <w:color w:val="000000" w:themeColor="text1" w:themeTint="FF" w:themeShade="FF"/>
           <w:lang w:val="pt-BR"/>
         </w:rPr>
         <w:t>router</w:t>
       </w:r>
-      <w:proofErr w:type="spellEnd"/>
-      <w:r>
-        <w:rPr>
-          <w:color w:val="000000"/>
+      <w:r>
+        <w:rPr>
+          <w:color w:val="000000" w:themeColor="text1" w:themeTint="FF" w:themeShade="FF"/>
           <w:lang w:val="pt-BR"/>
         </w:rPr>
         <w:t xml:space="preserve"> ativo (</w:t>
       </w:r>
-      <w:proofErr w:type="spellStart"/>
-      <w:r>
-        <w:rPr>
-          <w:i/>
-          <w:iCs/>
-          <w:color w:val="000000"/>
+      <w:r>
+        <w:rPr>
+          <w:i w:val="1"/>
+          <w:iCs w:val="1"/>
+          <w:color w:val="000000" w:themeColor="text1" w:themeTint="FF" w:themeShade="FF"/>
           <w:lang w:val="pt-BR"/>
         </w:rPr>
         <w:t>priority</w:t>
       </w:r>
-      <w:proofErr w:type="spellEnd"/>
-      <w:r>
-        <w:rPr>
-          <w:i/>
-          <w:iCs/>
-          <w:color w:val="000000"/>
+      <w:r>
+        <w:rPr>
+          <w:i w:val="1"/>
+          <w:iCs w:val="1"/>
+          <w:color w:val="000000" w:themeColor="text1" w:themeTint="FF" w:themeShade="FF"/>
           <w:lang w:val="pt-BR"/>
         </w:rPr>
         <w:t xml:space="preserve"> </w:t>
       </w:r>
       <w:r>
         <w:rPr>
-          <w:color w:val="000000"/>
+          <w:color w:val="000000" w:themeColor="text1" w:themeTint="FF" w:themeShade="FF"/>
           <w:lang w:val="pt-BR"/>
         </w:rPr>
         <w:t xml:space="preserve">110) e o Core-SW2 como </w:t>
       </w:r>
       <w:r>
         <w:rPr>
-          <w:i/>
-          <w:iCs/>
-          <w:color w:val="000000"/>
+          <w:i w:val="1"/>
+          <w:iCs w:val="1"/>
+          <w:color w:val="000000" w:themeColor="text1" w:themeTint="FF" w:themeShade="FF"/>
           <w:lang w:val="pt-BR"/>
         </w:rPr>
-        <w:t xml:space="preserve">standby </w:t>
-      </w:r>
-      <w:r>
-        <w:rPr>
-          <w:color w:val="000000"/>
+        <w:t>standby</w:t>
+      </w:r>
+      <w:r>
+        <w:rPr>
+          <w:i w:val="1"/>
+          <w:iCs w:val="1"/>
+          <w:color w:val="000000" w:themeColor="text1" w:themeTint="FF" w:themeShade="FF"/>
           <w:lang w:val="pt-BR"/>
         </w:rPr>
+        <w:t xml:space="preserve"> </w:t>
+      </w:r>
+      <w:r>
+        <w:rPr>
+          <w:color w:val="000000" w:themeColor="text1" w:themeTint="FF" w:themeShade="FF"/>
+          <w:lang w:val="pt-BR"/>
+        </w:rPr>
         <w:t>(</w:t>
       </w:r>
-      <w:proofErr w:type="spellStart"/>
-      <w:r>
-        <w:rPr>
-          <w:color w:val="000000"/>
+      <w:r>
+        <w:rPr>
+          <w:color w:val="000000" w:themeColor="text1" w:themeTint="FF" w:themeShade="FF"/>
           <w:lang w:val="pt-BR"/>
         </w:rPr>
         <w:t>priority</w:t>
       </w:r>
-      <w:proofErr w:type="spellEnd"/>
-      <w:r>
-        <w:rPr>
-          <w:color w:val="000000"/>
+      <w:r>
+        <w:rPr>
+          <w:color w:val="000000" w:themeColor="text1" w:themeTint="FF" w:themeShade="FF"/>
           <w:lang w:val="pt-BR"/>
         </w:rPr>
         <w:t xml:space="preserve"> 100), com </w:t>
       </w:r>
-      <w:proofErr w:type="spellStart"/>
-      <w:r>
-        <w:rPr>
-          <w:color w:val="000000"/>
+      <w:r>
+        <w:rPr>
+          <w:color w:val="000000" w:themeColor="text1" w:themeTint="FF" w:themeShade="FF"/>
           <w:lang w:val="pt-BR"/>
         </w:rPr>
         <w:t>preempt</w:t>
       </w:r>
-      <w:proofErr w:type="spellEnd"/>
-      <w:r>
-        <w:rPr>
-          <w:color w:val="000000"/>
+      <w:r>
+        <w:rPr>
+          <w:color w:val="000000" w:themeColor="text1" w:themeTint="FF" w:themeShade="FF"/>
           <w:lang w:val="pt-BR"/>
         </w:rPr>
         <w:t xml:space="preserve"> ativado. Desta </w:t>
       </w:r>
-      <w:bookmarkStart w:name="_Int_1thAd7z8" w:id="3"/>
-      <w:r>
-        <w:rPr>
-          <w:color w:val="000000"/>
+      <w:r>
+        <w:rPr>
+          <w:color w:val="000000" w:themeColor="text1" w:themeTint="FF" w:themeShade="FF"/>
           <w:lang w:val="pt-BR"/>
         </w:rPr>
         <w:t>forma</w:t>
       </w:r>
-      <w:bookmarkEnd w:id="3"/>
-      <w:r>
-        <w:rPr>
-          <w:color w:val="000000"/>
+      <w:r>
+        <w:rPr>
+          <w:color w:val="000000" w:themeColor="text1" w:themeTint="FF" w:themeShade="FF"/>
           <w:lang w:val="pt-BR"/>
         </w:rPr>
         <w:t>, o gateway virtual (</w:t>
       </w:r>
-      <w:proofErr w:type="spellStart"/>
-      <w:r>
-        <w:rPr>
-          <w:color w:val="000000"/>
+      <w:r>
+        <w:rPr>
+          <w:color w:val="000000" w:themeColor="text1" w:themeTint="FF" w:themeShade="FF"/>
           <w:lang w:val="pt-BR"/>
         </w:rPr>
         <w:t>ex</w:t>
       </w:r>
-      <w:proofErr w:type="spellEnd"/>
-      <w:r>
-        <w:rPr>
-          <w:color w:val="000000"/>
+      <w:r>
+        <w:rPr>
+          <w:color w:val="000000" w:themeColor="text1" w:themeTint="FF" w:themeShade="FF"/>
           <w:lang w:val="pt-BR"/>
         </w:rPr>
         <w:t xml:space="preserve">: 192.168.10.1) é partilhado entre ambos os switches, assegurando </w:t>
       </w:r>
-      <w:proofErr w:type="spellStart"/>
-      <w:r>
-        <w:rPr>
-          <w:color w:val="000000"/>
+      <w:r>
+        <w:rPr>
+          <w:color w:val="000000" w:themeColor="text1" w:themeTint="FF" w:themeShade="FF"/>
           <w:lang w:val="pt-BR"/>
         </w:rPr>
         <w:t>failover</w:t>
       </w:r>
-      <w:proofErr w:type="spellEnd"/>
-      <w:r>
-        <w:rPr>
-          <w:color w:val="000000"/>
+      <w:r>
+        <w:rPr>
+          <w:color w:val="000000" w:themeColor="text1" w:themeTint="FF" w:themeShade="FF"/>
           <w:lang w:val="pt-BR"/>
         </w:rPr>
         <w:t xml:space="preserve"> automático caso o switch primário fique indisponível.</w:t>
@@ -6738,8 +6889,14 @@
     <w:p>
       <w:pPr>
         <w:pStyle w:val="heading20"/>
-      </w:pPr>
-      <w:r>
+        <w:rPr>
+          <w:color w:val="4C94D8" w:themeColor="text2" w:themeTint="80" w:themeShade="FF"/>
+        </w:rPr>
+      </w:pPr>
+      <w:r>
+        <w:rPr>
+          <w:color w:val="4C94D8" w:themeColor="text2" w:themeTint="80" w:themeShade="FF"/>
+        </w:rPr>
         <w:t>2.5 Serviços de Rede (DHCP, DNS, HTTP, Email)</w:t>
       </w:r>
     </w:p>
@@ -7456,8 +7613,14 @@
     <w:p>
       <w:pPr>
         <w:pStyle w:val="heading20"/>
-      </w:pPr>
-      <w:r>
+        <w:rPr>
+          <w:color w:val="4C94D8" w:themeColor="text2" w:themeTint="80" w:themeShade="FF"/>
+        </w:rPr>
+      </w:pPr>
+      <w:r>
+        <w:rPr>
+          <w:color w:val="4C94D8" w:themeColor="text2" w:themeTint="80" w:themeShade="FF"/>
+        </w:rPr>
         <w:t>2.6 NAT/PAT e Acesso à Internet</w:t>
       </w:r>
     </w:p>
@@ -8091,8 +8254,14 @@
         <w:jc w:val="center"/>
       </w:pPr>
       <w:r>
+        <w:rPr/>
         <w:t>Tabela 4 — Mapeamento NAT estático para servidores expostos.</w:t>
       </w:r>
+    </w:p>
+    <w:p>
+      <w:pPr>
+        <w:jc w:val="center"/>
+      </w:pPr>
     </w:p>
     <w:p>
       <w:pPr>
@@ -8204,8 +8373,1374 @@
     <w:p>
       <w:pPr>
         <w:pStyle w:val="heading10"/>
-      </w:pPr>
-      <w:r>
+        <w:rPr>
+          <w:rFonts w:ascii="Arial" w:hAnsi="Arial"/>
+          <w:color w:val="4C94D8" w:themeColor="text2" w:themeTint="80" w:themeShade="FF"/>
+          <w:sz w:val="30"/>
+          <w:szCs w:val="30"/>
+        </w:rPr>
+      </w:pPr>
+      <w:r>
+        <w:rPr>
+          <w:rFonts w:ascii="Arial" w:hAnsi="Arial"/>
+          <w:color w:val="4C94D8" w:themeColor="text2" w:themeTint="80" w:themeShade="FF"/>
+          <w:sz w:val="30"/>
+          <w:szCs w:val="30"/>
+        </w:rPr>
+        <w:t>2.7 VPN de Acesso Remoto (</w:t>
+      </w:r>
+      <w:r>
+        <w:rPr>
+          <w:rFonts w:ascii="Arial" w:hAnsi="Arial"/>
+          <w:color w:val="4C94D8" w:themeColor="text2" w:themeTint="80" w:themeShade="FF"/>
+          <w:sz w:val="30"/>
+          <w:szCs w:val="30"/>
+        </w:rPr>
+        <w:t>IPSec</w:t>
+      </w:r>
+      <w:r>
+        <w:rPr>
+          <w:rFonts w:ascii="Arial" w:hAnsi="Arial"/>
+          <w:color w:val="4C94D8" w:themeColor="text2" w:themeTint="80" w:themeShade="FF"/>
+          <w:sz w:val="30"/>
+          <w:szCs w:val="30"/>
+        </w:rPr>
+        <w:t>)</w:t>
+      </w:r>
+    </w:p>
+    <w:p>
+      <w:pPr>
+        <w:jc w:val="both"/>
+      </w:pPr>
+      <w:r>
+        <w:rPr>
+          <w:rFonts w:ascii="Arial" w:hAnsi="Arial"/>
+          <w:sz w:val="24"/>
+          <w:szCs w:val="24"/>
+        </w:rPr>
+        <w:t>Como funcionalidade adicional ao projeto, foi implementada uma solução de VPN de acesso remoto baseada no protocolo IPSec, permitindo que os elementos do departamento de Programação possam trabalhar remotamente com acesso seguro à infraestrutura interna da CodeSecure. Esta funcionalidade responde a uma necessidade cada vez mais presente nas empresas, especialmente em contextos de trabalho híbrido ou remoto.</w:t>
+      </w:r>
+    </w:p>
+    <w:p>
+      <w:pPr>
+        <w:pStyle w:val="heading20"/>
+        <w:rPr>
+          <w:rFonts w:ascii="Arial" w:hAnsi="Arial"/>
+          <w:sz w:val="30"/>
+          <w:szCs w:val="30"/>
+        </w:rPr>
+      </w:pPr>
+      <w:r>
+        <w:rPr>
+          <w:rFonts w:ascii="Arial" w:hAnsi="Arial"/>
+          <w:color w:val="4C94D8" w:themeColor="text2" w:themeTint="80" w:themeShade="FF"/>
+          <w:sz w:val="30"/>
+          <w:szCs w:val="30"/>
+        </w:rPr>
+        <w:t>2.7.1 Justificação Técnica</w:t>
+      </w:r>
+    </w:p>
+    <w:p>
+      <w:pPr>
+        <w:jc w:val="both"/>
+      </w:pPr>
+      <w:r>
+        <w:rPr>
+          <w:rFonts w:ascii="Arial" w:hAnsi="Arial"/>
+          <w:sz w:val="24"/>
+          <w:szCs w:val="24"/>
+        </w:rPr>
+        <w:t>A decisão de implementar uma VPN de acesso remoto foi motivada pela necessidade de garantir que a equipa de Programação possa aceder de forma segura aos recursos internos da empresa (Data Center, DMZ e servidores de desenvolvimento) a partir de qualquer localização. O protocolo IPSec foi escolhido por oferecer encriptação forte (AES-256), autenticação robusta e ser nativamente suportado pelo Cisco Packet Tracer.</w:t>
+      </w:r>
+    </w:p>
+    <w:p>
+      <w:pPr>
+        <w:pStyle w:val="heading20"/>
+        <w:rPr>
+          <w:rFonts w:ascii="Arial" w:hAnsi="Arial"/>
+          <w:color w:val="4C94D8" w:themeColor="text2" w:themeTint="80" w:themeShade="FF"/>
+          <w:sz w:val="30"/>
+          <w:szCs w:val="30"/>
+        </w:rPr>
+      </w:pPr>
+      <w:r>
+        <w:rPr>
+          <w:rFonts w:ascii="Arial" w:hAnsi="Arial"/>
+          <w:color w:val="4C94D8" w:themeColor="text2" w:themeTint="80" w:themeShade="FF"/>
+          <w:sz w:val="30"/>
+          <w:szCs w:val="30"/>
+        </w:rPr>
+        <w:t>2.7.2 Arquitetura da Solução</w:t>
+      </w:r>
+    </w:p>
+    <w:p>
+      <w:pPr>
+        <w:jc w:val="both"/>
+      </w:pPr>
+      <w:r>
+        <w:rPr>
+          <w:rFonts w:ascii="Arial" w:hAnsi="Arial"/>
+          <w:sz w:val="24"/>
+          <w:szCs w:val="24"/>
+        </w:rPr>
+        <w:t>A VPN foi configurada no Firewall Principal (200.200.200.2), que atua como VPN concentrator. Os clientes remotos ligam-se através da Internet ao endereço público do Firewall, estabelecendo um túnel IPSec encriptado. Após autenticação, é atribuído ao cliente um endereço IP da gama 192.168.20.200-220, correspondente à VLAN 20 (Programação), permitindo acesso transparente aos recursos internos como se o utilizador estivesse fisicamente no escritório.</w:t>
+      </w:r>
+    </w:p>
+    <w:p>
+      <w:pPr>
+        <w:jc w:val="both"/>
+      </w:pPr>
+      <w:r>
+        <w:rPr>
+          <w:rFonts w:ascii="Arial" w:hAnsi="Arial"/>
+          <w:sz w:val="24"/>
+          <w:szCs w:val="24"/>
+        </w:rPr>
+        <w:t>Para simular o cenário de acesso remoto, foi criada uma rede adicional (100.100.100.0/24) ligada à interface GigabitEthernet0/1 do ISP, representando a ligação doméstica de um programador remoto.</w:t>
+      </w:r>
+    </w:p>
+    <w:p>
+      <w:pPr>
+        <w:pStyle w:val="heading20"/>
+        <w:rPr>
+          <w:rFonts w:ascii="Arial" w:hAnsi="Arial"/>
+          <w:color w:val="4C94D8" w:themeColor="text2" w:themeTint="80" w:themeShade="FF"/>
+          <w:sz w:val="30"/>
+          <w:szCs w:val="30"/>
+        </w:rPr>
+      </w:pPr>
+      <w:r>
+        <w:rPr>
+          <w:rFonts w:ascii="Arial" w:hAnsi="Arial"/>
+          <w:color w:val="4C94D8" w:themeColor="text2" w:themeTint="80" w:themeShade="FF"/>
+          <w:sz w:val="30"/>
+          <w:szCs w:val="30"/>
+        </w:rPr>
+        <w:t>2.7.3 Configuração Implementada</w:t>
+      </w:r>
+    </w:p>
+    <w:p>
+      <w:pPr>
+        <w:jc w:val="both"/>
+      </w:pPr>
+      <w:r>
+        <w:rPr>
+          <w:rFonts w:ascii="Arial" w:hAnsi="Arial"/>
+          <w:sz w:val="24"/>
+          <w:szCs w:val="24"/>
+        </w:rPr>
+        <w:t>A implementação da VPN exigiu a ativação do módulo de segurança (securityk9) no Firewall Principal e a configuração de múltiplos componentes do protocolo IPSec. Em primeiro lugar, foi ativado o modelo AAA (Authentication, Authorization, Accounting) para gestão centralizada de autenticação e autorização dos utilizadores VPN.</w:t>
+      </w:r>
+    </w:p>
+    <w:p>
+      <w:pPr>
+        <w:jc w:val="both"/>
+      </w:pPr>
+      <w:r>
+        <w:rPr>
+          <w:rFonts w:ascii="Arial" w:hAnsi="Arial"/>
+          <w:sz w:val="24"/>
+          <w:szCs w:val="24"/>
+        </w:rPr>
+        <w:t>Foi definida uma pool de endereços IP (poolVPN) com a gama 192.168.20.200 a 192.168.20.220, dentro da sub-rede da VLAN de Programação. Foram criados três utilizadores correspondentes aos programadores da empresa: pedro.dev, sara.code e bruno.web.</w:t>
+      </w:r>
+    </w:p>
+    <w:p>
+      <w:pPr>
+        <w:jc w:val="both"/>
+      </w:pPr>
+      <w:r>
+        <w:rPr>
+          <w:rFonts w:ascii="Arial" w:hAnsi="Arial"/>
+          <w:sz w:val="24"/>
+          <w:szCs w:val="24"/>
+        </w:rPr>
+        <w:t>A política ISAKMP (Fase 1) foi configurada com encriptação AES-256, hash SHA, autenticação por chave pré-partilhada e grupo Diffie-Hellman 5, com um lifetime de 3600 segundos. O grupo de clientes (GroupVPN) foi associado à pool de endereços e à chave de grupo.</w:t>
+      </w:r>
+    </w:p>
+    <w:p>
+      <w:pPr>
+        <w:jc w:val="both"/>
+      </w:pPr>
+      <w:r>
+        <w:rPr>
+          <w:rFonts w:ascii="Arial" w:hAnsi="Arial"/>
+          <w:sz w:val="24"/>
+          <w:szCs w:val="24"/>
+        </w:rPr>
+        <w:t>Para a Fase 2, foi definido o transform set (setVPN) com ESP-AES e ESP-SHA-HMAC, e criado um dynamic crypto map (DynamicVPN) com reverse-route ativado. O static crypto map (StaticMap) foi configurado com as listas de autenticação e autorização AAA e aplicado na interface externa (GigabitEthernet0/0) do Firewall.</w:t>
+      </w:r>
+    </w:p>
+    <w:p>
+      <w:pPr>
+        <w:jc w:val="both"/>
+      </w:pPr>
+      <w:r>
+        <w:rPr>
+          <w:rFonts w:ascii="Arial" w:hAnsi="Arial"/>
+          <w:sz w:val="24"/>
+          <w:szCs w:val="24"/>
+        </w:rPr>
+        <w:t>As ACLs da interface INTERNET-IN foram atualizadas para permitir o tráfego dos protocolos VPN: UDP 500 (ISAKMP), UDP 4500 (NAT-T) e ESP (protocolo 50).</w:t>
+      </w:r>
+    </w:p>
+    <w:p>
+      <w:pPr>
+        <w:pStyle w:val="heading20"/>
+        <w:rPr>
+          <w:rFonts w:ascii="Arial" w:hAnsi="Arial"/>
+          <w:sz w:val="30"/>
+          <w:szCs w:val="30"/>
+        </w:rPr>
+      </w:pPr>
+      <w:r>
+        <w:rPr>
+          <w:rFonts w:ascii="Arial" w:hAnsi="Arial"/>
+          <w:color w:val="4C94D8" w:themeColor="text2" w:themeTint="80" w:themeShade="FF"/>
+          <w:sz w:val="30"/>
+          <w:szCs w:val="30"/>
+        </w:rPr>
+        <w:t>2.7.4 Testes de Funcionamento</w:t>
+      </w:r>
+    </w:p>
+    <w:p>
+      <w:pPr>
+        <w:jc w:val="both"/>
+      </w:pPr>
+      <w:r>
+        <w:rPr>
+          <w:rFonts w:ascii="Arial" w:hAnsi="Arial"/>
+          <w:sz w:val="24"/>
+          <w:szCs w:val="24"/>
+        </w:rPr>
+        <w:t>Para validar a solução, foi utilizado um laptop (Laptop6) ligado à rede simulada do ISP (100.100.100.0/24), representando um programador a trabalhar remotamente. O teste consistiu em estabelecer a ligação VPN através do cliente integrado no Packet Tracer e verificar a conectividade com os recursos internos.</w:t>
+      </w:r>
+    </w:p>
+    <w:p>
+      <w:pPr>
+        <w:jc w:val="both"/>
+        <w:rPr>
+          <w:rFonts w:ascii="Arial" w:hAnsi="Arial"/>
+          <w:sz w:val="24"/>
+          <w:szCs w:val="24"/>
+        </w:rPr>
+      </w:pPr>
+    </w:p>
+    <w:p>
+      <w:pPr>
+        <w:pStyle w:val="Normal"/>
+        <w:jc w:val="center"/>
+      </w:pPr>
+      <w:r>
+        <w:drawing>
+          <wp:inline wp14:editId="41E2E82D" wp14:anchorId="230AB0DB">
+            <wp:extent cx="5943600" cy="1809750"/>
+            <wp:effectExtent l="0" t="0" r="0" b="0"/>
+            <wp:docPr id="1219442340" name="drawing"/>
+            <wp:cNvGraphicFramePr>
+              <a:graphicFrameLocks noChangeAspect="1"/>
+            </wp:cNvGraphicFramePr>
+            <a:graphic>
+              <a:graphicData xmlns:a="http://schemas.openxmlformats.org/drawingml/2006/main" uri="http://schemas.openxmlformats.org/drawingml/2006/picture">
+                <pic:pic xmlns:pic="http://schemas.openxmlformats.org/drawingml/2006/picture">
+                  <pic:nvPicPr>
+                    <pic:cNvPr id="1090299926" name="Picture 1090299926"/>
+                    <pic:cNvPicPr/>
+                  </pic:nvPicPr>
+                  <pic:blipFill>
+                    <a:blip xmlns:r="http://schemas.openxmlformats.org/officeDocument/2006/relationships" r:embed="rId1977649742">
+                      <a:extLst>
+                        <a:ext uri="{28A0092B-C50C-407E-A947-70E740481C1C}">
+                          <a14:useLocalDpi xmlns:a14="http://schemas.microsoft.com/office/drawing/2010/main"/>
+                        </a:ext>
+                      </a:extLst>
+                    </a:blip>
+                    <a:stretch>
+                      <a:fillRect/>
+                    </a:stretch>
+                  </pic:blipFill>
+                  <pic:spPr>
+                    <a:xfrm>
+                      <a:off x="0" y="0"/>
+                      <a:ext cx="5943600" cy="1809750"/>
+                    </a:xfrm>
+                    <a:prstGeom prst="rect">
+                      <a:avLst/>
+                    </a:prstGeom>
+                  </pic:spPr>
+                </pic:pic>
+              </a:graphicData>
+            </a:graphic>
+          </wp:inline>
+        </w:drawing>
+      </w:r>
+    </w:p>
+    <w:p>
+      <w:pPr>
+        <w:jc w:val="center"/>
+      </w:pPr>
+      <w:r>
+        <w:rPr>
+          <w:rFonts w:ascii="Arial" w:hAnsi="Arial"/>
+          <w:sz w:val="20"/>
+          <w:szCs w:val="20"/>
+        </w:rPr>
+        <w:t>Figura X — Ligação VPN estabelecida com sucesso, com atribuição de IP da pool VPN.</w:t>
+      </w:r>
+    </w:p>
+    <w:p>
+      <w:pPr>
+        <w:jc w:val="center"/>
+        <w:rPr>
+          <w:rFonts w:ascii="Arial" w:hAnsi="Arial"/>
+          <w:sz w:val="20"/>
+          <w:szCs w:val="20"/>
+        </w:rPr>
+      </w:pPr>
+    </w:p>
+    <w:p>
+      <w:pPr>
+        <w:jc w:val="both"/>
+      </w:pPr>
+      <w:r>
+        <w:rPr>
+          <w:rFonts w:ascii="Arial" w:hAnsi="Arial"/>
+          <w:sz w:val="24"/>
+          <w:szCs w:val="24"/>
+        </w:rPr>
+        <w:t>Conforme demonstrado na figura, a ligação VPN foi estabelecida com sucesso, tendo sido atribuído um endereço IP ao cliente remoto, confirmando a autenticação e a atribuição de endereço a partir da pool configurada.</w:t>
+      </w:r>
+    </w:p>
+    <w:p>
+      <w:pPr>
+        <w:pStyle w:val="Normal"/>
+        <w:jc w:val="center"/>
+      </w:pPr>
+      <w:r>
+        <w:drawing>
+          <wp:inline wp14:editId="58F742B3" wp14:anchorId="6189064C">
+            <wp:extent cx="5943600" cy="4019550"/>
+            <wp:effectExtent l="0" t="0" r="0" b="0"/>
+            <wp:docPr id="388300281" name="drawing"/>
+            <wp:cNvGraphicFramePr>
+              <a:graphicFrameLocks noChangeAspect="1"/>
+            </wp:cNvGraphicFramePr>
+            <a:graphic>
+              <a:graphicData xmlns:a="http://schemas.openxmlformats.org/drawingml/2006/main" uri="http://schemas.openxmlformats.org/drawingml/2006/picture">
+                <pic:pic xmlns:pic="http://schemas.openxmlformats.org/drawingml/2006/picture">
+                  <pic:nvPicPr>
+                    <pic:cNvPr id="1408604211" name="Picture 1408604211"/>
+                    <pic:cNvPicPr/>
+                  </pic:nvPicPr>
+                  <pic:blipFill>
+                    <a:blip xmlns:r="http://schemas.openxmlformats.org/officeDocument/2006/relationships" r:embed="rId430394559">
+                      <a:extLst>
+                        <a:ext uri="{28A0092B-C50C-407E-A947-70E740481C1C}">
+                          <a14:useLocalDpi xmlns:a14="http://schemas.microsoft.com/office/drawing/2010/main"/>
+                        </a:ext>
+                      </a:extLst>
+                    </a:blip>
+                    <a:stretch>
+                      <a:fillRect/>
+                    </a:stretch>
+                  </pic:blipFill>
+                  <pic:spPr>
+                    <a:xfrm>
+                      <a:off x="0" y="0"/>
+                      <a:ext cx="5943600" cy="4019550"/>
+                    </a:xfrm>
+                    <a:prstGeom prst="rect">
+                      <a:avLst/>
+                    </a:prstGeom>
+                  </pic:spPr>
+                </pic:pic>
+              </a:graphicData>
+            </a:graphic>
+          </wp:inline>
+        </w:drawing>
+      </w:r>
+      <w:r>
+        <w:rPr>
+          <w:rFonts w:ascii="Arial" w:hAnsi="Arial"/>
+          <w:sz w:val="20"/>
+          <w:szCs w:val="20"/>
+        </w:rPr>
+        <w:t>Figura X — Teste de conectividade do cliente VPN para servidores internos.</w:t>
+      </w:r>
+    </w:p>
+    <w:p>
+      <w:pPr>
+        <w:pStyle w:val="Normal"/>
+        <w:jc w:val="center"/>
+        <w:rPr>
+          <w:rFonts w:ascii="Arial" w:hAnsi="Arial"/>
+          <w:sz w:val="20"/>
+          <w:szCs w:val="20"/>
+        </w:rPr>
+      </w:pPr>
+    </w:p>
+    <w:p>
+      <w:pPr>
+        <w:jc w:val="both"/>
+      </w:pPr>
+      <w:r>
+        <w:rPr>
+          <w:rFonts w:ascii="Arial" w:hAnsi="Arial"/>
+          <w:sz w:val="24"/>
+          <w:szCs w:val="24"/>
+        </w:rPr>
+        <w:t>Os testes de conectividade confirmaram que o cliente VPN consegue aceder aos servidores do Data Center, validando que o túnel IPSec está funcional e que as rotas estão corretamente configuradas.</w:t>
+      </w:r>
+    </w:p>
+    <w:p>
+      <w:pPr>
+        <w:spacing w:before="300" w:beforeAutospacing="off" w:after="150" w:afterAutospacing="off"/>
+        <w:jc w:val="both"/>
+        <w:rPr>
+          <w:rFonts w:ascii="Arial" w:hAnsi="Arial" w:eastAsia="Arial" w:cs="Arial"/>
+          <w:b w:val="1"/>
+          <w:bCs w:val="1"/>
+          <w:noProof w:val="0"/>
+          <w:color w:val="4C94D8" w:themeColor="text2" w:themeTint="80" w:themeShade="FF"/>
+          <w:sz w:val="30"/>
+          <w:szCs w:val="30"/>
+          <w:lang w:val="pt-PT"/>
+        </w:rPr>
+      </w:pPr>
+      <w:r>
+        <w:rPr>
+          <w:rFonts w:ascii="Arial" w:hAnsi="Arial" w:eastAsia="Arial" w:cs="Arial"/>
+          <w:b w:val="1"/>
+          <w:bCs w:val="1"/>
+          <w:noProof w:val="0"/>
+          <w:color w:val="4C94D8" w:themeColor="text2" w:themeTint="80" w:themeShade="FF"/>
+          <w:sz w:val="30"/>
+          <w:szCs w:val="30"/>
+          <w:lang w:val="pt-PT"/>
+        </w:rPr>
+        <w:t>2.7.5 Resumo da Configuração VPN</w:t>
+      </w:r>
+    </w:p>
+    <w:tbl>
+      <w:tblPr>
+        <w:tblStyle w:val="TableNormal"/>
+        <w:bidiVisual w:val="0"/>
+        <w:tblW w:w="0" w:type="auto"/>
+        <w:tblLook w:val="04A0" w:firstRow="1" w:lastRow="0" w:firstColumn="1" w:lastColumn="0" w:noHBand="0" w:noVBand="1"/>
+      </w:tblPr>
+      <w:tblGrid>
+        <w:gridCol w:w="3455"/>
+        <w:gridCol w:w="5428"/>
+      </w:tblGrid>
+      <w:tr>
+        <w:trPr>
+          <w:trHeight w:val="300"/>
+        </w:trPr>
+        <w:tc>
+          <w:tcPr>
+            <w:tcW w:w="3455" w:type="dxa"/>
+            <w:tcBorders>
+              <w:top w:val="single" w:color="999999" w:sz="8"/>
+              <w:left w:val="single" w:color="999999" w:sz="8"/>
+              <w:bottom w:val="single" w:color="999999" w:sz="8"/>
+              <w:right w:val="single" w:color="999999" w:sz="8"/>
+            </w:tcBorders>
+            <w:shd w:val="clear" w:color="auto" w:fill="1F4E79"/>
+            <w:tcMar>
+              <w:left w:w="108" w:type="dxa"/>
+              <w:right w:w="108" w:type="dxa"/>
+            </w:tcMar>
+            <w:vAlign w:val="top"/>
+          </w:tcPr>
+          <w:p>
+            <w:pPr>
+              <w:spacing w:before="0" w:beforeAutospacing="off" w:after="0" w:afterAutospacing="off"/>
+            </w:pPr>
+            <w:r>
+              <w:rPr>
+                <w:rFonts w:ascii="Arial" w:hAnsi="Arial" w:eastAsia="Arial" w:cs="Arial"/>
+                <w:b w:val="1"/>
+                <w:bCs w:val="1"/>
+                <w:color w:val="FFFFFF" w:themeColor="background1" w:themeTint="FF" w:themeShade="FF"/>
+                <w:sz w:val="22"/>
+                <w:szCs w:val="22"/>
+              </w:rPr>
+              <w:t>Parâmetro</w:t>
+            </w:r>
+          </w:p>
+        </w:tc>
+        <w:tc>
+          <w:tcPr>
+            <w:tcW w:w="5428" w:type="dxa"/>
+            <w:tcBorders>
+              <w:top w:val="single" w:color="999999" w:sz="8"/>
+              <w:left w:val="single" w:color="999999" w:sz="8"/>
+              <w:bottom w:val="single" w:color="999999" w:sz="8"/>
+              <w:right w:val="single" w:color="999999" w:sz="8"/>
+            </w:tcBorders>
+            <w:shd w:val="clear" w:color="auto" w:fill="1F4E79"/>
+            <w:tcMar>
+              <w:left w:w="108" w:type="dxa"/>
+              <w:right w:w="108" w:type="dxa"/>
+            </w:tcMar>
+            <w:vAlign w:val="top"/>
+          </w:tcPr>
+          <w:p>
+            <w:pPr>
+              <w:spacing w:before="0" w:beforeAutospacing="off" w:after="0" w:afterAutospacing="off"/>
+            </w:pPr>
+            <w:r>
+              <w:rPr>
+                <w:rFonts w:ascii="Arial" w:hAnsi="Arial" w:eastAsia="Arial" w:cs="Arial"/>
+                <w:b w:val="1"/>
+                <w:bCs w:val="1"/>
+                <w:color w:val="FFFFFF" w:themeColor="background1" w:themeTint="FF" w:themeShade="FF"/>
+                <w:sz w:val="22"/>
+                <w:szCs w:val="22"/>
+              </w:rPr>
+              <w:t>Valor</w:t>
+            </w:r>
+          </w:p>
+        </w:tc>
+      </w:tr>
+      <w:tr>
+        <w:trPr>
+          <w:trHeight w:val="300"/>
+        </w:trPr>
+        <w:tc>
+          <w:tcPr>
+            <w:tcW w:w="3455" w:type="dxa"/>
+            <w:tcBorders>
+              <w:top w:val="single" w:color="999999" w:sz="8"/>
+              <w:left w:val="single" w:color="999999" w:sz="8"/>
+              <w:bottom w:val="single" w:color="999999" w:sz="8"/>
+              <w:right w:val="single" w:color="999999" w:sz="8"/>
+            </w:tcBorders>
+            <w:tcMar>
+              <w:left w:w="108" w:type="dxa"/>
+              <w:right w:w="108" w:type="dxa"/>
+            </w:tcMar>
+            <w:vAlign w:val="top"/>
+          </w:tcPr>
+          <w:p>
+            <w:pPr>
+              <w:spacing w:before="0" w:beforeAutospacing="off" w:after="0" w:afterAutospacing="off"/>
+            </w:pPr>
+            <w:r>
+              <w:rPr>
+                <w:rFonts w:ascii="Arial" w:hAnsi="Arial" w:eastAsia="Arial" w:cs="Arial"/>
+                <w:color w:val="000000" w:themeColor="text1" w:themeTint="FF" w:themeShade="FF"/>
+                <w:sz w:val="22"/>
+                <w:szCs w:val="22"/>
+              </w:rPr>
+              <w:t>Protocolo</w:t>
+            </w:r>
+          </w:p>
+        </w:tc>
+        <w:tc>
+          <w:tcPr>
+            <w:tcW w:w="5428" w:type="dxa"/>
+            <w:tcBorders>
+              <w:top w:val="single" w:color="999999" w:sz="8"/>
+              <w:left w:val="single" w:color="999999" w:sz="8"/>
+              <w:bottom w:val="single" w:color="999999" w:sz="8"/>
+              <w:right w:val="single" w:color="999999" w:sz="8"/>
+            </w:tcBorders>
+            <w:tcMar>
+              <w:left w:w="108" w:type="dxa"/>
+              <w:right w:w="108" w:type="dxa"/>
+            </w:tcMar>
+            <w:vAlign w:val="top"/>
+          </w:tcPr>
+          <w:p>
+            <w:pPr>
+              <w:spacing w:before="0" w:beforeAutospacing="off" w:after="0" w:afterAutospacing="off"/>
+            </w:pPr>
+            <w:r>
+              <w:rPr>
+                <w:rFonts w:ascii="Arial" w:hAnsi="Arial" w:eastAsia="Arial" w:cs="Arial"/>
+                <w:color w:val="000000" w:themeColor="text1" w:themeTint="FF" w:themeShade="FF"/>
+                <w:sz w:val="22"/>
+                <w:szCs w:val="22"/>
+              </w:rPr>
+              <w:t>IPSec (IKEv1)</w:t>
+            </w:r>
+          </w:p>
+        </w:tc>
+      </w:tr>
+      <w:tr>
+        <w:trPr>
+          <w:trHeight w:val="300"/>
+        </w:trPr>
+        <w:tc>
+          <w:tcPr>
+            <w:tcW w:w="3455" w:type="dxa"/>
+            <w:tcBorders>
+              <w:top w:val="single" w:color="999999" w:sz="8"/>
+              <w:left w:val="single" w:color="999999" w:sz="8"/>
+              <w:bottom w:val="single" w:color="999999" w:sz="8"/>
+              <w:right w:val="single" w:color="999999" w:sz="8"/>
+            </w:tcBorders>
+            <w:tcMar>
+              <w:left w:w="108" w:type="dxa"/>
+              <w:right w:w="108" w:type="dxa"/>
+            </w:tcMar>
+            <w:vAlign w:val="top"/>
+          </w:tcPr>
+          <w:p>
+            <w:pPr>
+              <w:spacing w:before="0" w:beforeAutospacing="off" w:after="0" w:afterAutospacing="off"/>
+            </w:pPr>
+            <w:r>
+              <w:rPr>
+                <w:rFonts w:ascii="Arial" w:hAnsi="Arial" w:eastAsia="Arial" w:cs="Arial"/>
+                <w:color w:val="000000" w:themeColor="text1" w:themeTint="FF" w:themeShade="FF"/>
+                <w:sz w:val="22"/>
+                <w:szCs w:val="22"/>
+              </w:rPr>
+              <w:t>Encriptação</w:t>
+            </w:r>
+          </w:p>
+        </w:tc>
+        <w:tc>
+          <w:tcPr>
+            <w:tcW w:w="5428" w:type="dxa"/>
+            <w:tcBorders>
+              <w:top w:val="single" w:color="999999" w:sz="8"/>
+              <w:left w:val="single" w:color="999999" w:sz="8"/>
+              <w:bottom w:val="single" w:color="999999" w:sz="8"/>
+              <w:right w:val="single" w:color="999999" w:sz="8"/>
+            </w:tcBorders>
+            <w:tcMar>
+              <w:left w:w="108" w:type="dxa"/>
+              <w:right w:w="108" w:type="dxa"/>
+            </w:tcMar>
+            <w:vAlign w:val="top"/>
+          </w:tcPr>
+          <w:p>
+            <w:pPr>
+              <w:spacing w:before="0" w:beforeAutospacing="off" w:after="0" w:afterAutospacing="off"/>
+            </w:pPr>
+            <w:r>
+              <w:rPr>
+                <w:rFonts w:ascii="Arial" w:hAnsi="Arial" w:eastAsia="Arial" w:cs="Arial"/>
+                <w:color w:val="000000" w:themeColor="text1" w:themeTint="FF" w:themeShade="FF"/>
+                <w:sz w:val="22"/>
+                <w:szCs w:val="22"/>
+              </w:rPr>
+              <w:t>AES-256</w:t>
+            </w:r>
+          </w:p>
+        </w:tc>
+      </w:tr>
+      <w:tr>
+        <w:trPr>
+          <w:trHeight w:val="300"/>
+        </w:trPr>
+        <w:tc>
+          <w:tcPr>
+            <w:tcW w:w="3455" w:type="dxa"/>
+            <w:tcBorders>
+              <w:top w:val="single" w:color="999999" w:sz="8"/>
+              <w:left w:val="single" w:color="999999" w:sz="8"/>
+              <w:bottom w:val="single" w:color="999999" w:sz="8"/>
+              <w:right w:val="single" w:color="999999" w:sz="8"/>
+            </w:tcBorders>
+            <w:tcMar>
+              <w:left w:w="108" w:type="dxa"/>
+              <w:right w:w="108" w:type="dxa"/>
+            </w:tcMar>
+            <w:vAlign w:val="top"/>
+          </w:tcPr>
+          <w:p>
+            <w:pPr>
+              <w:spacing w:before="0" w:beforeAutospacing="off" w:after="0" w:afterAutospacing="off"/>
+            </w:pPr>
+            <w:r>
+              <w:rPr>
+                <w:rFonts w:ascii="Arial" w:hAnsi="Arial" w:eastAsia="Arial" w:cs="Arial"/>
+                <w:color w:val="000000" w:themeColor="text1" w:themeTint="FF" w:themeShade="FF"/>
+                <w:sz w:val="22"/>
+                <w:szCs w:val="22"/>
+              </w:rPr>
+              <w:t>Hash</w:t>
+            </w:r>
+          </w:p>
+        </w:tc>
+        <w:tc>
+          <w:tcPr>
+            <w:tcW w:w="5428" w:type="dxa"/>
+            <w:tcBorders>
+              <w:top w:val="single" w:color="999999" w:sz="8"/>
+              <w:left w:val="single" w:color="999999" w:sz="8"/>
+              <w:bottom w:val="single" w:color="999999" w:sz="8"/>
+              <w:right w:val="single" w:color="999999" w:sz="8"/>
+            </w:tcBorders>
+            <w:tcMar>
+              <w:left w:w="108" w:type="dxa"/>
+              <w:right w:w="108" w:type="dxa"/>
+            </w:tcMar>
+            <w:vAlign w:val="top"/>
+          </w:tcPr>
+          <w:p>
+            <w:pPr>
+              <w:spacing w:before="0" w:beforeAutospacing="off" w:after="0" w:afterAutospacing="off"/>
+            </w:pPr>
+            <w:r>
+              <w:rPr>
+                <w:rFonts w:ascii="Arial" w:hAnsi="Arial" w:eastAsia="Arial" w:cs="Arial"/>
+                <w:color w:val="000000" w:themeColor="text1" w:themeTint="FF" w:themeShade="FF"/>
+                <w:sz w:val="22"/>
+                <w:szCs w:val="22"/>
+              </w:rPr>
+              <w:t>SHA</w:t>
+            </w:r>
+          </w:p>
+        </w:tc>
+      </w:tr>
+      <w:tr>
+        <w:trPr>
+          <w:trHeight w:val="300"/>
+        </w:trPr>
+        <w:tc>
+          <w:tcPr>
+            <w:tcW w:w="3455" w:type="dxa"/>
+            <w:tcBorders>
+              <w:top w:val="single" w:color="999999" w:sz="8"/>
+              <w:left w:val="single" w:color="999999" w:sz="8"/>
+              <w:bottom w:val="single" w:color="999999" w:sz="8"/>
+              <w:right w:val="single" w:color="999999" w:sz="8"/>
+            </w:tcBorders>
+            <w:tcMar>
+              <w:left w:w="108" w:type="dxa"/>
+              <w:right w:w="108" w:type="dxa"/>
+            </w:tcMar>
+            <w:vAlign w:val="top"/>
+          </w:tcPr>
+          <w:p>
+            <w:pPr>
+              <w:spacing w:before="0" w:beforeAutospacing="off" w:after="0" w:afterAutospacing="off"/>
+            </w:pPr>
+            <w:r>
+              <w:rPr>
+                <w:rFonts w:ascii="Arial" w:hAnsi="Arial" w:eastAsia="Arial" w:cs="Arial"/>
+                <w:color w:val="000000" w:themeColor="text1" w:themeTint="FF" w:themeShade="FF"/>
+                <w:sz w:val="22"/>
+                <w:szCs w:val="22"/>
+              </w:rPr>
+              <w:t>Autenticação</w:t>
+            </w:r>
+          </w:p>
+        </w:tc>
+        <w:tc>
+          <w:tcPr>
+            <w:tcW w:w="5428" w:type="dxa"/>
+            <w:tcBorders>
+              <w:top w:val="single" w:color="999999" w:sz="8"/>
+              <w:left w:val="single" w:color="999999" w:sz="8"/>
+              <w:bottom w:val="single" w:color="999999" w:sz="8"/>
+              <w:right w:val="single" w:color="999999" w:sz="8"/>
+            </w:tcBorders>
+            <w:tcMar>
+              <w:left w:w="108" w:type="dxa"/>
+              <w:right w:w="108" w:type="dxa"/>
+            </w:tcMar>
+            <w:vAlign w:val="top"/>
+          </w:tcPr>
+          <w:p>
+            <w:pPr>
+              <w:spacing w:before="0" w:beforeAutospacing="off" w:after="0" w:afterAutospacing="off"/>
+            </w:pPr>
+            <w:r>
+              <w:rPr>
+                <w:rFonts w:ascii="Arial" w:hAnsi="Arial" w:eastAsia="Arial" w:cs="Arial"/>
+                <w:color w:val="000000" w:themeColor="text1" w:themeTint="FF" w:themeShade="FF"/>
+                <w:sz w:val="22"/>
+                <w:szCs w:val="22"/>
+              </w:rPr>
+              <w:t>Pre-Shared Key + AAA Local</w:t>
+            </w:r>
+          </w:p>
+        </w:tc>
+      </w:tr>
+      <w:tr>
+        <w:trPr>
+          <w:trHeight w:val="300"/>
+        </w:trPr>
+        <w:tc>
+          <w:tcPr>
+            <w:tcW w:w="3455" w:type="dxa"/>
+            <w:tcBorders>
+              <w:top w:val="single" w:color="999999" w:sz="8"/>
+              <w:left w:val="single" w:color="999999" w:sz="8"/>
+              <w:bottom w:val="single" w:color="999999" w:sz="8"/>
+              <w:right w:val="single" w:color="999999" w:sz="8"/>
+            </w:tcBorders>
+            <w:tcMar>
+              <w:left w:w="108" w:type="dxa"/>
+              <w:right w:w="108" w:type="dxa"/>
+            </w:tcMar>
+            <w:vAlign w:val="top"/>
+          </w:tcPr>
+          <w:p>
+            <w:pPr>
+              <w:spacing w:before="0" w:beforeAutospacing="off" w:after="0" w:afterAutospacing="off"/>
+            </w:pPr>
+            <w:r>
+              <w:rPr>
+                <w:rFonts w:ascii="Arial" w:hAnsi="Arial" w:eastAsia="Arial" w:cs="Arial"/>
+                <w:color w:val="000000" w:themeColor="text1" w:themeTint="FF" w:themeShade="FF"/>
+                <w:sz w:val="22"/>
+                <w:szCs w:val="22"/>
+              </w:rPr>
+              <w:t>Grupo DH</w:t>
+            </w:r>
+          </w:p>
+        </w:tc>
+        <w:tc>
+          <w:tcPr>
+            <w:tcW w:w="5428" w:type="dxa"/>
+            <w:tcBorders>
+              <w:top w:val="single" w:color="999999" w:sz="8"/>
+              <w:left w:val="single" w:color="999999" w:sz="8"/>
+              <w:bottom w:val="single" w:color="999999" w:sz="8"/>
+              <w:right w:val="single" w:color="999999" w:sz="8"/>
+            </w:tcBorders>
+            <w:tcMar>
+              <w:left w:w="108" w:type="dxa"/>
+              <w:right w:w="108" w:type="dxa"/>
+            </w:tcMar>
+            <w:vAlign w:val="top"/>
+          </w:tcPr>
+          <w:p>
+            <w:pPr>
+              <w:spacing w:before="0" w:beforeAutospacing="off" w:after="0" w:afterAutospacing="off"/>
+            </w:pPr>
+            <w:r>
+              <w:rPr>
+                <w:rFonts w:ascii="Arial" w:hAnsi="Arial" w:eastAsia="Arial" w:cs="Arial"/>
+                <w:color w:val="000000" w:themeColor="text1" w:themeTint="FF" w:themeShade="FF"/>
+                <w:sz w:val="22"/>
+                <w:szCs w:val="22"/>
+              </w:rPr>
+              <w:t>5</w:t>
+            </w:r>
+          </w:p>
+        </w:tc>
+      </w:tr>
+      <w:tr>
+        <w:trPr>
+          <w:trHeight w:val="300"/>
+        </w:trPr>
+        <w:tc>
+          <w:tcPr>
+            <w:tcW w:w="3455" w:type="dxa"/>
+            <w:tcBorders>
+              <w:top w:val="single" w:color="999999" w:sz="8"/>
+              <w:left w:val="single" w:color="999999" w:sz="8"/>
+              <w:bottom w:val="single" w:color="999999" w:sz="8"/>
+              <w:right w:val="single" w:color="999999" w:sz="8"/>
+            </w:tcBorders>
+            <w:tcMar>
+              <w:left w:w="108" w:type="dxa"/>
+              <w:right w:w="108" w:type="dxa"/>
+            </w:tcMar>
+            <w:vAlign w:val="top"/>
+          </w:tcPr>
+          <w:p>
+            <w:pPr>
+              <w:spacing w:before="0" w:beforeAutospacing="off" w:after="0" w:afterAutospacing="off"/>
+            </w:pPr>
+            <w:r>
+              <w:rPr>
+                <w:rFonts w:ascii="Arial" w:hAnsi="Arial" w:eastAsia="Arial" w:cs="Arial"/>
+                <w:color w:val="000000" w:themeColor="text1" w:themeTint="FF" w:themeShade="FF"/>
+                <w:sz w:val="22"/>
+                <w:szCs w:val="22"/>
+              </w:rPr>
+              <w:t>VPN Server</w:t>
+            </w:r>
+          </w:p>
+        </w:tc>
+        <w:tc>
+          <w:tcPr>
+            <w:tcW w:w="5428" w:type="dxa"/>
+            <w:tcBorders>
+              <w:top w:val="single" w:color="999999" w:sz="8"/>
+              <w:left w:val="single" w:color="999999" w:sz="8"/>
+              <w:bottom w:val="single" w:color="999999" w:sz="8"/>
+              <w:right w:val="single" w:color="999999" w:sz="8"/>
+            </w:tcBorders>
+            <w:tcMar>
+              <w:left w:w="108" w:type="dxa"/>
+              <w:right w:w="108" w:type="dxa"/>
+            </w:tcMar>
+            <w:vAlign w:val="top"/>
+          </w:tcPr>
+          <w:p>
+            <w:pPr>
+              <w:spacing w:before="0" w:beforeAutospacing="off" w:after="0" w:afterAutospacing="off"/>
+            </w:pPr>
+            <w:r>
+              <w:rPr>
+                <w:rFonts w:ascii="Arial" w:hAnsi="Arial" w:eastAsia="Arial" w:cs="Arial"/>
+                <w:color w:val="000000" w:themeColor="text1" w:themeTint="FF" w:themeShade="FF"/>
+                <w:sz w:val="22"/>
+                <w:szCs w:val="22"/>
+              </w:rPr>
+              <w:t>200.200.200.2 (Firewall Principal)</w:t>
+            </w:r>
+          </w:p>
+        </w:tc>
+      </w:tr>
+      <w:tr>
+        <w:trPr>
+          <w:trHeight w:val="300"/>
+        </w:trPr>
+        <w:tc>
+          <w:tcPr>
+            <w:tcW w:w="3455" w:type="dxa"/>
+            <w:tcBorders>
+              <w:top w:val="single" w:color="999999" w:sz="8"/>
+              <w:left w:val="single" w:color="999999" w:sz="8"/>
+              <w:bottom w:val="single" w:color="999999" w:sz="8"/>
+              <w:right w:val="single" w:color="999999" w:sz="8"/>
+            </w:tcBorders>
+            <w:tcMar>
+              <w:left w:w="108" w:type="dxa"/>
+              <w:right w:w="108" w:type="dxa"/>
+            </w:tcMar>
+            <w:vAlign w:val="top"/>
+          </w:tcPr>
+          <w:p>
+            <w:pPr>
+              <w:spacing w:before="0" w:beforeAutospacing="off" w:after="0" w:afterAutospacing="off"/>
+            </w:pPr>
+            <w:r>
+              <w:rPr>
+                <w:rFonts w:ascii="Arial" w:hAnsi="Arial" w:eastAsia="Arial" w:cs="Arial"/>
+                <w:color w:val="000000" w:themeColor="text1" w:themeTint="FF" w:themeShade="FF"/>
+                <w:sz w:val="22"/>
+                <w:szCs w:val="22"/>
+              </w:rPr>
+              <w:t>Pool de IPs</w:t>
+            </w:r>
+          </w:p>
+        </w:tc>
+        <w:tc>
+          <w:tcPr>
+            <w:tcW w:w="5428" w:type="dxa"/>
+            <w:tcBorders>
+              <w:top w:val="single" w:color="999999" w:sz="8"/>
+              <w:left w:val="single" w:color="999999" w:sz="8"/>
+              <w:bottom w:val="single" w:color="999999" w:sz="8"/>
+              <w:right w:val="single" w:color="999999" w:sz="8"/>
+            </w:tcBorders>
+            <w:tcMar>
+              <w:left w:w="108" w:type="dxa"/>
+              <w:right w:w="108" w:type="dxa"/>
+            </w:tcMar>
+            <w:vAlign w:val="top"/>
+          </w:tcPr>
+          <w:p>
+            <w:pPr>
+              <w:spacing w:before="0" w:beforeAutospacing="off" w:after="0" w:afterAutospacing="off"/>
+            </w:pPr>
+            <w:r>
+              <w:rPr>
+                <w:rFonts w:ascii="Arial" w:hAnsi="Arial" w:eastAsia="Arial" w:cs="Arial"/>
+                <w:color w:val="000000" w:themeColor="text1" w:themeTint="FF" w:themeShade="FF"/>
+                <w:sz w:val="22"/>
+                <w:szCs w:val="22"/>
+              </w:rPr>
+              <w:t>192.168.20.200 - 192.168.20.220</w:t>
+            </w:r>
+          </w:p>
+        </w:tc>
+      </w:tr>
+      <w:tr>
+        <w:trPr>
+          <w:trHeight w:val="300"/>
+        </w:trPr>
+        <w:tc>
+          <w:tcPr>
+            <w:tcW w:w="3455" w:type="dxa"/>
+            <w:tcBorders>
+              <w:top w:val="single" w:color="999999" w:sz="8"/>
+              <w:left w:val="single" w:color="999999" w:sz="8"/>
+              <w:bottom w:val="single" w:color="999999" w:sz="8"/>
+              <w:right w:val="single" w:color="999999" w:sz="8"/>
+            </w:tcBorders>
+            <w:tcMar>
+              <w:left w:w="108" w:type="dxa"/>
+              <w:right w:w="108" w:type="dxa"/>
+            </w:tcMar>
+            <w:vAlign w:val="top"/>
+          </w:tcPr>
+          <w:p>
+            <w:pPr>
+              <w:spacing w:before="0" w:beforeAutospacing="off" w:after="0" w:afterAutospacing="off"/>
+            </w:pPr>
+            <w:r>
+              <w:rPr>
+                <w:rFonts w:ascii="Arial" w:hAnsi="Arial" w:eastAsia="Arial" w:cs="Arial"/>
+                <w:color w:val="000000" w:themeColor="text1" w:themeTint="FF" w:themeShade="FF"/>
+                <w:sz w:val="22"/>
+                <w:szCs w:val="22"/>
+              </w:rPr>
+              <w:t>VLAN de destino</w:t>
+            </w:r>
+          </w:p>
+        </w:tc>
+        <w:tc>
+          <w:tcPr>
+            <w:tcW w:w="5428" w:type="dxa"/>
+            <w:tcBorders>
+              <w:top w:val="single" w:color="999999" w:sz="8"/>
+              <w:left w:val="single" w:color="999999" w:sz="8"/>
+              <w:bottom w:val="single" w:color="999999" w:sz="8"/>
+              <w:right w:val="single" w:color="999999" w:sz="8"/>
+            </w:tcBorders>
+            <w:tcMar>
+              <w:left w:w="108" w:type="dxa"/>
+              <w:right w:w="108" w:type="dxa"/>
+            </w:tcMar>
+            <w:vAlign w:val="top"/>
+          </w:tcPr>
+          <w:p>
+            <w:pPr>
+              <w:spacing w:before="0" w:beforeAutospacing="off" w:after="0" w:afterAutospacing="off"/>
+            </w:pPr>
+            <w:r>
+              <w:rPr>
+                <w:rFonts w:ascii="Arial" w:hAnsi="Arial" w:eastAsia="Arial" w:cs="Arial"/>
+                <w:color w:val="000000" w:themeColor="text1" w:themeTint="FF" w:themeShade="FF"/>
+                <w:sz w:val="22"/>
+                <w:szCs w:val="22"/>
+              </w:rPr>
+              <w:t>VLAN 20 (Programação)</w:t>
+            </w:r>
+          </w:p>
+        </w:tc>
+      </w:tr>
+      <w:tr>
+        <w:trPr>
+          <w:trHeight w:val="300"/>
+        </w:trPr>
+        <w:tc>
+          <w:tcPr>
+            <w:tcW w:w="3455" w:type="dxa"/>
+            <w:tcBorders>
+              <w:top w:val="single" w:color="999999" w:sz="8"/>
+              <w:left w:val="single" w:color="999999" w:sz="8"/>
+              <w:bottom w:val="single" w:color="999999" w:sz="8"/>
+              <w:right w:val="single" w:color="999999" w:sz="8"/>
+            </w:tcBorders>
+            <w:tcMar>
+              <w:left w:w="108" w:type="dxa"/>
+              <w:right w:w="108" w:type="dxa"/>
+            </w:tcMar>
+            <w:vAlign w:val="top"/>
+          </w:tcPr>
+          <w:p>
+            <w:pPr>
+              <w:spacing w:before="0" w:beforeAutospacing="off" w:after="0" w:afterAutospacing="off"/>
+            </w:pPr>
+            <w:r>
+              <w:rPr>
+                <w:rFonts w:ascii="Arial" w:hAnsi="Arial" w:eastAsia="Arial" w:cs="Arial"/>
+                <w:color w:val="000000" w:themeColor="text1" w:themeTint="FF" w:themeShade="FF"/>
+                <w:sz w:val="22"/>
+                <w:szCs w:val="22"/>
+              </w:rPr>
+              <w:t>Utilizadores</w:t>
+            </w:r>
+          </w:p>
+        </w:tc>
+        <w:tc>
+          <w:tcPr>
+            <w:tcW w:w="5428" w:type="dxa"/>
+            <w:tcBorders>
+              <w:top w:val="single" w:color="999999" w:sz="8"/>
+              <w:left w:val="single" w:color="999999" w:sz="8"/>
+              <w:bottom w:val="single" w:color="999999" w:sz="8"/>
+              <w:right w:val="single" w:color="999999" w:sz="8"/>
+            </w:tcBorders>
+            <w:tcMar>
+              <w:left w:w="108" w:type="dxa"/>
+              <w:right w:w="108" w:type="dxa"/>
+            </w:tcMar>
+            <w:vAlign w:val="top"/>
+          </w:tcPr>
+          <w:p>
+            <w:pPr>
+              <w:spacing w:before="0" w:beforeAutospacing="off" w:after="0" w:afterAutospacing="off"/>
+            </w:pPr>
+            <w:r>
+              <w:rPr>
+                <w:rFonts w:ascii="Arial" w:hAnsi="Arial" w:eastAsia="Arial" w:cs="Arial"/>
+                <w:color w:val="000000" w:themeColor="text1" w:themeTint="FF" w:themeShade="FF"/>
+                <w:sz w:val="22"/>
+                <w:szCs w:val="22"/>
+              </w:rPr>
+              <w:t>pedro.dev, sara.code, bruno.web</w:t>
+            </w:r>
+          </w:p>
+        </w:tc>
+      </w:tr>
+      <w:tr>
+        <w:trPr>
+          <w:trHeight w:val="300"/>
+        </w:trPr>
+        <w:tc>
+          <w:tcPr>
+            <w:tcW w:w="3455" w:type="dxa"/>
+            <w:tcBorders>
+              <w:top w:val="single" w:color="999999" w:sz="8"/>
+              <w:left w:val="single" w:color="999999" w:sz="8"/>
+              <w:bottom w:val="single" w:color="999999" w:sz="8"/>
+              <w:right w:val="single" w:color="999999" w:sz="8"/>
+            </w:tcBorders>
+            <w:tcMar>
+              <w:left w:w="108" w:type="dxa"/>
+              <w:right w:w="108" w:type="dxa"/>
+            </w:tcMar>
+            <w:vAlign w:val="top"/>
+          </w:tcPr>
+          <w:p>
+            <w:pPr>
+              <w:spacing w:before="0" w:beforeAutospacing="off" w:after="0" w:afterAutospacing="off"/>
+            </w:pPr>
+            <w:r>
+              <w:rPr>
+                <w:rFonts w:ascii="Arial" w:hAnsi="Arial" w:eastAsia="Arial" w:cs="Arial"/>
+                <w:color w:val="000000" w:themeColor="text1" w:themeTint="FF" w:themeShade="FF"/>
+                <w:sz w:val="22"/>
+                <w:szCs w:val="22"/>
+              </w:rPr>
+              <w:t>Group Name</w:t>
+            </w:r>
+          </w:p>
+        </w:tc>
+        <w:tc>
+          <w:tcPr>
+            <w:tcW w:w="5428" w:type="dxa"/>
+            <w:tcBorders>
+              <w:top w:val="single" w:color="999999" w:sz="8"/>
+              <w:left w:val="single" w:color="999999" w:sz="8"/>
+              <w:bottom w:val="single" w:color="999999" w:sz="8"/>
+              <w:right w:val="single" w:color="999999" w:sz="8"/>
+            </w:tcBorders>
+            <w:tcMar>
+              <w:left w:w="108" w:type="dxa"/>
+              <w:right w:w="108" w:type="dxa"/>
+            </w:tcMar>
+            <w:vAlign w:val="top"/>
+          </w:tcPr>
+          <w:p>
+            <w:pPr>
+              <w:spacing w:before="0" w:beforeAutospacing="off" w:after="0" w:afterAutospacing="off"/>
+            </w:pPr>
+            <w:r>
+              <w:rPr>
+                <w:rFonts w:ascii="Arial" w:hAnsi="Arial" w:eastAsia="Arial" w:cs="Arial"/>
+                <w:color w:val="000000" w:themeColor="text1" w:themeTint="FF" w:themeShade="FF"/>
+                <w:sz w:val="22"/>
+                <w:szCs w:val="22"/>
+              </w:rPr>
+              <w:t>GroupVPN</w:t>
+            </w:r>
+          </w:p>
+        </w:tc>
+      </w:tr>
+      <w:tr>
+        <w:trPr>
+          <w:trHeight w:val="300"/>
+        </w:trPr>
+        <w:tc>
+          <w:tcPr>
+            <w:tcW w:w="3455" w:type="dxa"/>
+            <w:tcBorders>
+              <w:top w:val="single" w:color="999999" w:sz="8"/>
+              <w:left w:val="single" w:color="999999" w:sz="8"/>
+              <w:bottom w:val="single" w:color="999999" w:sz="8"/>
+              <w:right w:val="single" w:color="999999" w:sz="8"/>
+            </w:tcBorders>
+            <w:tcMar>
+              <w:left w:w="108" w:type="dxa"/>
+              <w:right w:w="108" w:type="dxa"/>
+            </w:tcMar>
+            <w:vAlign w:val="top"/>
+          </w:tcPr>
+          <w:p>
+            <w:pPr>
+              <w:spacing w:before="0" w:beforeAutospacing="off" w:after="0" w:afterAutospacing="off"/>
+            </w:pPr>
+            <w:r>
+              <w:rPr>
+                <w:rFonts w:ascii="Arial" w:hAnsi="Arial" w:eastAsia="Arial" w:cs="Arial"/>
+                <w:color w:val="000000" w:themeColor="text1" w:themeTint="FF" w:themeShade="FF"/>
+                <w:sz w:val="22"/>
+                <w:szCs w:val="22"/>
+              </w:rPr>
+              <w:t>Interface Crypto Map</w:t>
+            </w:r>
+          </w:p>
+        </w:tc>
+        <w:tc>
+          <w:tcPr>
+            <w:tcW w:w="5428" w:type="dxa"/>
+            <w:tcBorders>
+              <w:top w:val="single" w:color="999999" w:sz="8"/>
+              <w:left w:val="single" w:color="999999" w:sz="8"/>
+              <w:bottom w:val="single" w:color="999999" w:sz="8"/>
+              <w:right w:val="single" w:color="999999" w:sz="8"/>
+            </w:tcBorders>
+            <w:tcMar>
+              <w:left w:w="108" w:type="dxa"/>
+              <w:right w:w="108" w:type="dxa"/>
+            </w:tcMar>
+            <w:vAlign w:val="top"/>
+          </w:tcPr>
+          <w:p>
+            <w:pPr>
+              <w:spacing w:before="0" w:beforeAutospacing="off" w:after="0" w:afterAutospacing="off"/>
+            </w:pPr>
+            <w:r>
+              <w:rPr>
+                <w:rFonts w:ascii="Arial" w:hAnsi="Arial" w:eastAsia="Arial" w:cs="Arial"/>
+                <w:color w:val="000000" w:themeColor="text1" w:themeTint="FF" w:themeShade="FF"/>
+                <w:sz w:val="22"/>
+                <w:szCs w:val="22"/>
+              </w:rPr>
+              <w:t>GigabitEthernet0/0</w:t>
+            </w:r>
+          </w:p>
+        </w:tc>
+      </w:tr>
+    </w:tbl>
+    <w:p>
+      <w:pPr>
+        <w:jc w:val="both"/>
+        <w:rPr>
+          <w:rFonts w:ascii="Arial" w:hAnsi="Arial"/>
+          <w:sz w:val="24"/>
+          <w:szCs w:val="24"/>
+        </w:rPr>
+      </w:pPr>
+    </w:p>
+    <w:p>
+      <w:pPr>
+        <w:jc w:val="center"/>
+      </w:pPr>
+      <w:r>
+        <w:rPr>
+          <w:rFonts w:ascii="Arial" w:hAnsi="Arial"/>
+          <w:sz w:val="20"/>
+          <w:szCs w:val="20"/>
+        </w:rPr>
+        <w:t>Tabela X — Resumo da configuração VPN implementada.</w:t>
+      </w:r>
+    </w:p>
+    <w:p>
+      <w:pPr>
+        <w:jc w:val="both"/>
+      </w:pPr>
+      <w:r>
+        <w:rPr>
+          <w:rFonts w:ascii="Arial" w:hAnsi="Arial"/>
+          <w:sz w:val="24"/>
+          <w:szCs w:val="24"/>
+        </w:rPr>
+        <w:t xml:space="preserve">A implementação desta VPN de acesso remoto constitui uma funcionalidade adicional ao projeto, demonstrando a capacidade de estender de forma segura o perímetro da rede empresarial para utilizadores remotos, </w:t>
+      </w:r>
+      <w:bookmarkStart w:name="_Int_5EKXz5MG" w:id="681324143"/>
+      <w:r>
+        <w:rPr>
+          <w:rFonts w:ascii="Arial" w:hAnsi="Arial"/>
+          <w:sz w:val="24"/>
+          <w:szCs w:val="24"/>
+        </w:rPr>
+        <w:t>mantendo os mesmos</w:t>
+      </w:r>
+      <w:bookmarkEnd w:id="681324143"/>
+      <w:r>
+        <w:rPr>
+          <w:rFonts w:ascii="Arial" w:hAnsi="Arial"/>
+          <w:sz w:val="24"/>
+          <w:szCs w:val="24"/>
+        </w:rPr>
+        <w:t xml:space="preserve"> níveis de acesso e segurança que teriam fisicamente no escritório.</w:t>
+      </w:r>
+    </w:p>
+    <w:p>
+      <w:pPr>
+        <w:pStyle w:val="Normal"/>
+      </w:pPr>
+    </w:p>
+    <w:p>
+      <w:pPr>
+        <w:pStyle w:val="heading10"/>
+      </w:pPr>
+    </w:p>
+    <w:p>
+      <w:pPr>
+        <w:pStyle w:val="heading10"/>
+      </w:pPr>
+    </w:p>
+    <w:p>
+      <w:pPr>
+        <w:pStyle w:val="heading10"/>
+      </w:pPr>
+    </w:p>
+    <w:p>
+      <w:pPr>
+        <w:pStyle w:val="heading10"/>
+      </w:pPr>
+    </w:p>
+    <w:p>
+      <w:pPr>
+        <w:pStyle w:val="heading10"/>
+      </w:pPr>
+    </w:p>
+    <w:p>
+      <w:pPr>
+        <w:pStyle w:val="heading10"/>
+      </w:pPr>
+    </w:p>
+    <w:p>
+      <w:pPr>
+        <w:pStyle w:val="heading10"/>
+      </w:pPr>
+    </w:p>
+    <w:p>
+      <w:pPr>
+        <w:pStyle w:val="heading10"/>
+      </w:pPr>
+    </w:p>
+    <w:p>
+      <w:pPr>
+        <w:pStyle w:val="heading10"/>
+      </w:pPr>
+    </w:p>
+    <w:p>
+      <w:pPr>
+        <w:pStyle w:val="heading10"/>
+      </w:pPr>
+    </w:p>
+    <w:p>
+      <w:pPr>
+        <w:pStyle w:val="heading10"/>
+      </w:pPr>
+    </w:p>
+    <w:p>
+      <w:pPr>
+        <w:pStyle w:val="heading10"/>
+      </w:pPr>
+      <w:r>
+        <w:rPr>
+          <w:color w:val="4C94D8" w:themeColor="text2" w:themeTint="80" w:themeShade="FF"/>
+        </w:rPr>
         <w:t>3. Segurança da Infraestrutura de Rede</w:t>
       </w:r>
     </w:p>
@@ -8220,85 +9755,219 @@
       </w:pPr>
       <w:r>
         <w:rPr>
-          <w:color w:val="000000"/>
+          <w:color w:val="000000" w:themeColor="text1" w:themeTint="FF" w:themeShade="FF"/>
           <w:lang w:val="pt-BR"/>
         </w:rPr>
         <w:t xml:space="preserve">A segurança da infraestrutura foi implementada em múltiplas camadas, seguindo o princípio de defesa em profundidade. Foram aplicadas </w:t>
       </w:r>
-      <w:proofErr w:type="spellStart"/>
-      <w:r>
-        <w:rPr>
-          <w:color w:val="000000"/>
+      <w:r>
+        <w:rPr>
+          <w:color w:val="000000" w:themeColor="text1" w:themeTint="FF" w:themeShade="FF"/>
           <w:lang w:val="pt-BR"/>
         </w:rPr>
         <w:t>ACLs</w:t>
       </w:r>
-      <w:proofErr w:type="spellEnd"/>
-      <w:r>
-        <w:rPr>
-          <w:color w:val="000000"/>
+      <w:r>
+        <w:rPr>
+          <w:color w:val="000000" w:themeColor="text1" w:themeTint="FF" w:themeShade="FF"/>
           <w:lang w:val="pt-BR"/>
         </w:rPr>
         <w:t xml:space="preserve"> no </w:t>
+      </w:r>
+      <w:r>
+        <w:rPr>
+          <w:i w:val="1"/>
+          <w:iCs w:val="1"/>
+          <w:color w:val="000000" w:themeColor="text1" w:themeTint="FF" w:themeShade="FF"/>
+          <w:lang w:val="pt-BR"/>
+        </w:rPr>
+        <w:t xml:space="preserve">Firewall </w:t>
+      </w:r>
+      <w:r>
+        <w:rPr>
+          <w:color w:val="000000" w:themeColor="text1" w:themeTint="FF" w:themeShade="FF"/>
+          <w:lang w:val="pt-BR"/>
+        </w:rPr>
+        <w:t xml:space="preserve">e nos </w:t>
+      </w:r>
+      <w:r>
+        <w:rPr>
+          <w:i w:val="1"/>
+          <w:iCs w:val="1"/>
+          <w:color w:val="000000" w:themeColor="text1" w:themeTint="FF" w:themeShade="FF"/>
+          <w:lang w:val="pt-BR"/>
+        </w:rPr>
+        <w:t>Core Switches</w:t>
+      </w:r>
+      <w:r>
+        <w:rPr>
+          <w:color w:val="000000" w:themeColor="text1" w:themeTint="FF" w:themeShade="FF"/>
+          <w:lang w:val="pt-BR"/>
+        </w:rPr>
+        <w:t xml:space="preserve">, </w:t>
+      </w:r>
+      <w:r>
+        <w:rPr>
+          <w:i w:val="1"/>
+          <w:iCs w:val="1"/>
+          <w:color w:val="000000" w:themeColor="text1" w:themeTint="FF" w:themeShade="FF"/>
+          <w:lang w:val="pt-BR"/>
+        </w:rPr>
+        <w:t>hardening</w:t>
+      </w:r>
+      <w:r>
+        <w:rPr>
+          <w:i w:val="1"/>
+          <w:iCs w:val="1"/>
+          <w:color w:val="000000" w:themeColor="text1" w:themeTint="FF" w:themeShade="FF"/>
+          <w:lang w:val="pt-BR"/>
+        </w:rPr>
+        <w:t xml:space="preserve"> </w:t>
+      </w:r>
+      <w:r>
+        <w:rPr>
+          <w:color w:val="000000" w:themeColor="text1" w:themeTint="FF" w:themeShade="FF"/>
+          <w:lang w:val="pt-BR"/>
+        </w:rPr>
+        <w:t xml:space="preserve">em todos os equipamentos e </w:t>
+      </w:r>
+      <w:r>
+        <w:rPr>
+          <w:i w:val="1"/>
+          <w:iCs w:val="1"/>
+          <w:color w:val="000000" w:themeColor="text1" w:themeTint="FF" w:themeShade="FF"/>
+          <w:lang w:val="pt-BR"/>
+        </w:rPr>
+        <w:t>port</w:t>
+      </w:r>
+      <w:r>
+        <w:rPr>
+          <w:i w:val="1"/>
+          <w:iCs w:val="1"/>
+          <w:color w:val="000000" w:themeColor="text1" w:themeTint="FF" w:themeShade="FF"/>
+          <w:lang w:val="pt-BR"/>
+        </w:rPr>
+        <w:t xml:space="preserve"> </w:t>
+      </w:r>
+      <w:r>
+        <w:rPr>
+          <w:i w:val="1"/>
+          <w:iCs w:val="1"/>
+          <w:color w:val="000000" w:themeColor="text1" w:themeTint="FF" w:themeShade="FF"/>
+          <w:lang w:val="pt-BR"/>
+        </w:rPr>
+        <w:t>security</w:t>
+      </w:r>
+      <w:r>
+        <w:rPr>
+          <w:color w:val="000000" w:themeColor="text1" w:themeTint="FF" w:themeShade="FF"/>
+          <w:lang w:val="pt-BR"/>
+        </w:rPr>
+        <w:t xml:space="preserve"> nos </w:t>
+      </w:r>
+      <w:r>
+        <w:rPr>
+          <w:color w:val="000000" w:themeColor="text1" w:themeTint="FF" w:themeShade="FF"/>
+          <w:lang w:val="pt-BR"/>
+        </w:rPr>
+        <w:t>switches</w:t>
+      </w:r>
+      <w:r>
+        <w:rPr>
+          <w:color w:val="000000" w:themeColor="text1" w:themeTint="FF" w:themeShade="FF"/>
+          <w:lang w:val="pt-BR"/>
+        </w:rPr>
+        <w:t xml:space="preserve"> de acesso.</w:t>
+      </w:r>
+    </w:p>
+    <w:p>
+      <w:pPr>
+        <w:spacing w:after="120" w:line="360" w:lineRule="auto"/>
+        <w:jc w:val="both"/>
+        <w:rPr>
+          <w:color w:val="000000" w:themeColor="text1" w:themeTint="FF" w:themeShade="FF"/>
+          <w:lang w:val="pt-BR"/>
+        </w:rPr>
+      </w:pPr>
+    </w:p>
+    <w:p>
+      <w:pPr>
+        <w:pStyle w:val="heading20"/>
+        <w:rPr>
+          <w:color w:val="4C94D8" w:themeColor="text2" w:themeTint="80" w:themeShade="FF"/>
+        </w:rPr>
+      </w:pPr>
+      <w:r>
+        <w:rPr>
+          <w:color w:val="4C94D8" w:themeColor="text2" w:themeTint="80" w:themeShade="FF"/>
+        </w:rPr>
+        <w:t xml:space="preserve">3.1 </w:t>
+      </w:r>
+      <w:r>
+        <w:rPr>
+          <w:color w:val="4C94D8" w:themeColor="text2" w:themeTint="80" w:themeShade="FF"/>
+        </w:rPr>
+        <w:t>ACLs</w:t>
+      </w:r>
+      <w:r>
+        <w:rPr>
+          <w:color w:val="4C94D8" w:themeColor="text2" w:themeTint="80" w:themeShade="FF"/>
+        </w:rPr>
+        <w:t xml:space="preserve"> e Políticas de Firewall</w:t>
+      </w:r>
+    </w:p>
+    <w:p>
+      <w:pPr>
+        <w:spacing w:after="120" w:line="360" w:lineRule="auto"/>
+        <w:jc w:val="both"/>
+      </w:pPr>
+      <w:r>
+        <w:rPr>
+          <w:color w:val="000000"/>
+        </w:rPr>
+        <w:t xml:space="preserve">As </w:t>
       </w:r>
       <w:r>
         <w:rPr>
           <w:i/>
           <w:iCs/>
           <w:color w:val="000000"/>
-          <w:lang w:val="pt-BR"/>
-        </w:rPr>
-        <w:t xml:space="preserve">Firewall </w:t>
-      </w:r>
-      <w:r>
-        <w:rPr>
-          <w:color w:val="000000"/>
-          <w:lang w:val="pt-BR"/>
-        </w:rPr>
-        <w:t xml:space="preserve">e nos </w:t>
-      </w:r>
+        </w:rPr>
+        <w:t xml:space="preserve">Access </w:t>
+      </w:r>
+      <w:proofErr w:type="spellStart"/>
       <w:r>
         <w:rPr>
           <w:i/>
           <w:iCs/>
           <w:color w:val="000000"/>
-          <w:lang w:val="pt-BR"/>
-        </w:rPr>
-        <w:t>Core Switches</w:t>
-      </w:r>
-      <w:r>
-        <w:rPr>
-          <w:color w:val="000000"/>
-          <w:lang w:val="pt-BR"/>
-        </w:rPr>
-        <w:t xml:space="preserve">, </w:t>
-      </w:r>
-      <w:proofErr w:type="spellStart"/>
+        </w:rPr>
+        <w:t>Control</w:t>
+      </w:r>
+      <w:proofErr w:type="spellEnd"/>
       <w:r>
         <w:rPr>
           <w:i/>
           <w:iCs/>
           <w:color w:val="000000"/>
-          <w:lang w:val="pt-BR"/>
-        </w:rPr>
-        <w:t>hardening</w:t>
-      </w:r>
-      <w:proofErr w:type="spellEnd"/>
+        </w:rPr>
+        <w:t xml:space="preserve"> </w:t>
+      </w:r>
+      <w:proofErr w:type="spellStart"/>
       <w:r>
         <w:rPr>
           <w:i/>
           <w:iCs/>
           <w:color w:val="000000"/>
-          <w:lang w:val="pt-BR"/>
-        </w:rPr>
-        <w:t xml:space="preserve"> </w:t>
-      </w:r>
-      <w:r>
-        <w:rPr>
-          <w:color w:val="000000"/>
-          <w:lang w:val="pt-BR"/>
-        </w:rPr>
-        <w:t xml:space="preserve">em todos os equipamentos e </w:t>
+        </w:rPr>
+        <w:t>Lists</w:t>
+      </w:r>
+      <w:proofErr w:type="spellEnd"/>
+      <w:r>
+        <w:rPr>
+          <w:color w:val="000000"/>
+        </w:rPr>
+        <w:t xml:space="preserve"> foram implementadas com base no princípio de </w:t>
       </w:r>
       <w:proofErr w:type="spellStart"/>
       <w:r>
@@ -8306,9 +9975,8 @@
           <w:i/>
           <w:iCs/>
           <w:color w:val="000000"/>
-          <w:lang w:val="pt-BR"/>
-        </w:rPr>
-        <w:t>port</w:t>
+        </w:rPr>
+        <w:t>least</w:t>
       </w:r>
       <w:proofErr w:type="spellEnd"/>
       <w:r>
@@ -8316,7 +9984,6 @@
           <w:i/>
           <w:iCs/>
           <w:color w:val="000000"/>
-          <w:lang w:val="pt-BR"/>
         </w:rPr>
         <w:t xml:space="preserve"> </w:t>
       </w:r>
@@ -8326,49 +9993,43 @@
           <w:i/>
           <w:iCs/>
           <w:color w:val="000000"/>
-          <w:lang w:val="pt-BR"/>
-        </w:rPr>
-        <w:t>security</w:t>
+        </w:rPr>
+        <w:t>privilege</w:t>
       </w:r>
       <w:proofErr w:type="spellEnd"/>
       <w:r>
         <w:rPr>
           <w:color w:val="000000"/>
-          <w:lang w:val="pt-BR"/>
-        </w:rPr>
-        <w:t xml:space="preserve"> nos </w:t>
-      </w:r>
-      <w:bookmarkStart w:name="_Int_Gfen2wm1" w:id="4"/>
-      <w:r>
-        <w:rPr>
-          <w:color w:val="000000"/>
-          <w:lang w:val="pt-BR"/>
-        </w:rPr>
-        <w:t>switches</w:t>
-      </w:r>
-      <w:bookmarkEnd w:id="4"/>
-      <w:r>
-        <w:rPr>
-          <w:color w:val="000000"/>
-          <w:lang w:val="pt-BR"/>
-        </w:rPr>
-        <w:t xml:space="preserve"> de acesso.</w:t>
-      </w:r>
-    </w:p>
-    <w:p>
-      <w:pPr>
-        <w:pStyle w:val="heading20"/>
-      </w:pPr>
-      <w:r>
-        <w:t xml:space="preserve">3.1 </w:t>
+        </w:rPr>
+        <w:t xml:space="preserve">, ou seja, apenas o tráfego estritamente necessário é permitido. Foram definidas três </w:t>
       </w:r>
       <w:proofErr w:type="spellStart"/>
       <w:r>
+        <w:rPr>
+          <w:color w:val="000000"/>
+        </w:rPr>
         <w:t>ACLs</w:t>
       </w:r>
       <w:proofErr w:type="spellEnd"/>
       <w:r>
-        <w:t xml:space="preserve"> e Políticas de Firewall</w:t>
+        <w:rPr>
+          <w:color w:val="000000"/>
+        </w:rPr>
+        <w:t xml:space="preserve"> distintas no </w:t>
+      </w:r>
+      <w:r>
+        <w:rPr>
+          <w:i/>
+          <w:iCs/>
+          <w:color w:val="000000"/>
+        </w:rPr>
+        <w:t xml:space="preserve">Firewall </w:t>
+      </w:r>
+      <w:r>
+        <w:rPr>
+          <w:color w:val="000000"/>
+        </w:rPr>
+        <w:t>Principal, cada uma aplicada na interface correspondente à sua zona de origem.</w:t>
       </w:r>
     </w:p>
     <w:p>
@@ -8379,112 +10040,73 @@
       <w:r>
         <w:rPr>
           <w:color w:val="000000"/>
-        </w:rPr>
-        <w:t xml:space="preserve">As </w:t>
+          <w:lang w:val="pt-BR"/>
+        </w:rPr>
+        <w:t xml:space="preserve">A ACL </w:t>
       </w:r>
       <w:r>
         <w:rPr>
           <w:i/>
           <w:iCs/>
           <w:color w:val="000000"/>
-        </w:rPr>
-        <w:t xml:space="preserve">Access </w:t>
-      </w:r>
-      <w:proofErr w:type="spellStart"/>
+          <w:lang w:val="pt-BR"/>
+        </w:rPr>
+        <w:t>INTERNET-IN</w:t>
+      </w:r>
+      <w:r>
+        <w:rPr>
+          <w:color w:val="000000"/>
+          <w:lang w:val="pt-BR"/>
+        </w:rPr>
+        <w:t xml:space="preserve">, aplicada na interface voltada para o ISP, permite apenas o acesso aos serviços públicos da DMZ (HTTP, HTTPS, DNS, SMTP, POP3) e bloqueia qualquer tentativa de acesso à rede interna. A ACL </w:t>
+      </w:r>
       <w:r>
         <w:rPr>
           <w:i/>
           <w:iCs/>
           <w:color w:val="000000"/>
-        </w:rPr>
-        <w:t>Control</w:t>
-      </w:r>
-      <w:proofErr w:type="spellEnd"/>
+          <w:lang w:val="pt-BR"/>
+        </w:rPr>
+        <w:t>INTERNA-IN</w:t>
+      </w:r>
+      <w:r>
+        <w:rPr>
+          <w:color w:val="000000"/>
+          <w:lang w:val="pt-BR"/>
+        </w:rPr>
+        <w:t xml:space="preserve"> controla o tráfego originado nos departamentos, definindo que zonas cada departamento pode aceder. A ACL </w:t>
+      </w:r>
       <w:r>
         <w:rPr>
           <w:i/>
           <w:iCs/>
           <w:color w:val="000000"/>
-        </w:rPr>
-        <w:t xml:space="preserve"> </w:t>
+          <w:lang w:val="pt-BR"/>
+        </w:rPr>
+        <w:t>DMZ-IN</w:t>
+      </w:r>
+      <w:r>
+        <w:rPr>
+          <w:color w:val="000000"/>
+          <w:lang w:val="pt-BR"/>
+        </w:rPr>
+        <w:t xml:space="preserve"> restringe o tráfego da DMZ, permitindo apenas o envio de logs para os servidores de monitorização (</w:t>
       </w:r>
       <w:proofErr w:type="spellStart"/>
       <w:r>
         <w:rPr>
-          <w:i/>
-          <w:iCs/>
-          <w:color w:val="000000"/>
-        </w:rPr>
-        <w:t>Lists</w:t>
+          <w:color w:val="000000"/>
+          <w:lang w:val="pt-BR"/>
+        </w:rPr>
+        <w:t>Wazuh</w:t>
       </w:r>
       <w:proofErr w:type="spellEnd"/>
       <w:r>
         <w:rPr>
           <w:color w:val="000000"/>
-        </w:rPr>
-        <w:t xml:space="preserve"> foram implementadas com base no princípio de </w:t>
-      </w:r>
-      <w:proofErr w:type="spellStart"/>
-      <w:r>
-        <w:rPr>
-          <w:i/>
-          <w:iCs/>
-          <w:color w:val="000000"/>
-        </w:rPr>
-        <w:t>least</w:t>
-      </w:r>
-      <w:proofErr w:type="spellEnd"/>
-      <w:r>
-        <w:rPr>
-          <w:i/>
-          <w:iCs/>
-          <w:color w:val="000000"/>
-        </w:rPr>
-        <w:t xml:space="preserve"> </w:t>
-      </w:r>
-      <w:proofErr w:type="spellStart"/>
-      <w:r>
-        <w:rPr>
-          <w:i/>
-          <w:iCs/>
-          <w:color w:val="000000"/>
-        </w:rPr>
-        <w:t>privilege</w:t>
-      </w:r>
-      <w:proofErr w:type="spellEnd"/>
-      <w:r>
-        <w:rPr>
-          <w:color w:val="000000"/>
-        </w:rPr>
-        <w:t xml:space="preserve">, ou seja, apenas o tráfego estritamente necessário é permitido. Foram definidas três </w:t>
-      </w:r>
-      <w:proofErr w:type="spellStart"/>
-      <w:r>
-        <w:rPr>
-          <w:color w:val="000000"/>
-        </w:rPr>
-        <w:t>ACLs</w:t>
-      </w:r>
-      <w:proofErr w:type="spellEnd"/>
-      <w:r>
-        <w:rPr>
-          <w:color w:val="000000"/>
-        </w:rPr>
-        <w:t xml:space="preserve"> distintas no </w:t>
-      </w:r>
-      <w:r>
-        <w:rPr>
-          <w:i/>
-          <w:iCs/>
-          <w:color w:val="000000"/>
-        </w:rPr>
-        <w:t xml:space="preserve">Firewall </w:t>
-      </w:r>
-      <w:r>
-        <w:rPr>
-          <w:color w:val="000000"/>
-        </w:rPr>
-        <w:t>Principal, cada uma aplicada na interface correspondente à sua zona de origem.</w:t>
+          <w:lang w:val="pt-BR"/>
+        </w:rPr>
+        <w:t xml:space="preserve"> e ELK Stack) e a consulta DNS interna.</w:t>
       </w:r>
     </w:p>
     <w:p>
@@ -8494,129 +10116,55 @@
       </w:pPr>
       <w:r>
         <w:rPr>
-          <w:color w:val="000000"/>
-          <w:lang w:val="pt-BR"/>
-        </w:rPr>
-        <w:t xml:space="preserve">A ACL </w:t>
-      </w:r>
-      <w:r>
-        <w:rPr>
-          <w:i/>
-          <w:iCs/>
-          <w:color w:val="000000"/>
-          <w:lang w:val="pt-BR"/>
-        </w:rPr>
-        <w:t>INTERNET-IN</w:t>
-      </w:r>
-      <w:r>
-        <w:rPr>
-          <w:color w:val="000000"/>
-          <w:lang w:val="pt-BR"/>
-        </w:rPr>
-        <w:t xml:space="preserve">, aplicada na interface voltada para o ISP, permite apenas o acesso aos serviços públicos da DMZ (HTTP, HTTPS, DNS, SMTP, POP3) e bloqueia qualquer tentativa de acesso à rede interna. A ACL </w:t>
-      </w:r>
-      <w:r>
-        <w:rPr>
-          <w:i/>
-          <w:iCs/>
-          <w:color w:val="000000"/>
-          <w:lang w:val="pt-BR"/>
-        </w:rPr>
-        <w:t>INTERNA-IN</w:t>
-      </w:r>
-      <w:r>
-        <w:rPr>
-          <w:color w:val="000000"/>
-          <w:lang w:val="pt-BR"/>
-        </w:rPr>
-        <w:t xml:space="preserve"> controla o tráfego originado nos departamentos, definindo que zonas cada departamento pode aceder. A ACL </w:t>
-      </w:r>
-      <w:r>
-        <w:rPr>
-          <w:i/>
-          <w:iCs/>
-          <w:color w:val="000000"/>
-          <w:lang w:val="pt-BR"/>
-        </w:rPr>
-        <w:t>DMZ-IN</w:t>
-      </w:r>
-      <w:r>
-        <w:rPr>
-          <w:color w:val="000000"/>
-          <w:lang w:val="pt-BR"/>
-        </w:rPr>
-        <w:t xml:space="preserve"> restringe o tráfego da DMZ, permitindo apenas o envio de logs para os servidores de monitorização (</w:t>
-      </w:r>
-      <w:proofErr w:type="spellStart"/>
-      <w:r>
-        <w:rPr>
-          <w:color w:val="000000"/>
-          <w:lang w:val="pt-BR"/>
-        </w:rPr>
-        <w:t>Wazuh</w:t>
-      </w:r>
-      <w:proofErr w:type="spellEnd"/>
-      <w:r>
-        <w:rPr>
-          <w:color w:val="000000"/>
-          <w:lang w:val="pt-BR"/>
-        </w:rPr>
-        <w:t xml:space="preserve"> e ELK Stack) e a consulta DNS interna.</w:t>
+          <w:color w:val="000000" w:themeColor="text1" w:themeTint="FF" w:themeShade="FF"/>
+        </w:rPr>
+        <w:t xml:space="preserve">Adicionalmente, foi detetado durante os testes que o tráfego entre </w:t>
+      </w:r>
+      <w:r>
+        <w:rPr>
+          <w:color w:val="000000" w:themeColor="text1" w:themeTint="FF" w:themeShade="FF"/>
+        </w:rPr>
+        <w:t>VLANs</w:t>
+      </w:r>
+      <w:r>
+        <w:rPr>
+          <w:color w:val="000000" w:themeColor="text1" w:themeTint="FF" w:themeShade="FF"/>
+        </w:rPr>
+        <w:t xml:space="preserve"> internas não passava pelo Firewall (sendo encaminhado diretamente pelos Core </w:t>
+      </w:r>
+      <w:r>
+        <w:rPr>
+          <w:color w:val="000000" w:themeColor="text1" w:themeTint="FF" w:themeShade="FF"/>
+        </w:rPr>
+        <w:t>Switches</w:t>
+      </w:r>
+      <w:r>
+        <w:rPr>
+          <w:color w:val="000000" w:themeColor="text1" w:themeTint="FF" w:themeShade="FF"/>
+        </w:rPr>
+        <w:t xml:space="preserve">), o que exigiu a criação de uma ACL específica nos Core </w:t>
+      </w:r>
+      <w:r>
+        <w:rPr>
+          <w:color w:val="000000" w:themeColor="text1" w:themeTint="FF" w:themeShade="FF"/>
+        </w:rPr>
+        <w:t>Switches</w:t>
+      </w:r>
+      <w:r>
+        <w:rPr>
+          <w:color w:val="000000" w:themeColor="text1" w:themeTint="FF" w:themeShade="FF"/>
+        </w:rPr>
+        <w:t xml:space="preserve"> para bloquear o acesso do departamento de RH à DMZ.</w:t>
       </w:r>
     </w:p>
     <w:p>
       <w:pPr>
         <w:spacing w:after="120" w:line="360" w:lineRule="auto"/>
         <w:jc w:val="both"/>
-      </w:pPr>
-      <w:r>
-        <w:rPr>
-          <w:color w:val="000000"/>
-        </w:rPr>
-        <w:t xml:space="preserve">Adicionalmente, foi detetado durante os testes que o tráfego entre </w:t>
-      </w:r>
-      <w:proofErr w:type="spellStart"/>
-      <w:r>
-        <w:rPr>
-          <w:color w:val="000000"/>
-        </w:rPr>
-        <w:t>VLANs</w:t>
-      </w:r>
-      <w:proofErr w:type="spellEnd"/>
-      <w:r>
-        <w:rPr>
-          <w:color w:val="000000"/>
-        </w:rPr>
-        <w:t xml:space="preserve"> internas não passava pelo Firewall (sendo encaminhado diretamente pelos Core </w:t>
-      </w:r>
-      <w:proofErr w:type="spellStart"/>
-      <w:r>
-        <w:rPr>
-          <w:color w:val="000000"/>
-        </w:rPr>
-        <w:t>Switches</w:t>
-      </w:r>
-      <w:proofErr w:type="spellEnd"/>
-      <w:r>
-        <w:rPr>
-          <w:color w:val="000000"/>
-        </w:rPr>
-        <w:t xml:space="preserve">), o que exigiu a criação de uma ACL específica nos Core </w:t>
-      </w:r>
-      <w:proofErr w:type="spellStart"/>
-      <w:r>
-        <w:rPr>
-          <w:color w:val="000000"/>
-        </w:rPr>
-        <w:t>Switches</w:t>
-      </w:r>
-      <w:proofErr w:type="spellEnd"/>
-      <w:r>
-        <w:rPr>
-          <w:color w:val="000000"/>
-        </w:rPr>
-        <w:t xml:space="preserve"> para bloquear o acesso do departamento de RH à DMZ.</w:t>
-      </w:r>
+        <w:rPr>
+          <w:color w:val="000000" w:themeColor="text1" w:themeTint="FF" w:themeShade="FF"/>
+        </w:rPr>
+      </w:pPr>
     </w:p>
     <w:tbl>
       <w:tblPr>
@@ -10095,8 +11643,14 @@
         <w:jc w:val="center"/>
       </w:pPr>
       <w:r>
+        <w:rPr/>
         <w:t>Tabela 5 — Políticas de segurança implementadas e respetiva justificação.</w:t>
       </w:r>
+    </w:p>
+    <w:p>
+      <w:pPr>
+        <w:jc w:val="center"/>
+      </w:pPr>
     </w:p>
     <w:p>
       <w:pPr>
@@ -10424,12 +11978,21 @@
         <w:pStyle w:val="heading20"/>
       </w:pPr>
       <w:r>
+        <w:rPr>
+          <w:color w:val="4C94D8" w:themeColor="text2" w:themeTint="80" w:themeShade="FF"/>
+        </w:rPr>
         <w:t xml:space="preserve">3.2 </w:t>
       </w:r>
       <w:r>
+        <w:rPr>
+          <w:color w:val="4C94D8" w:themeColor="text2" w:themeTint="80" w:themeShade="FF"/>
+        </w:rPr>
         <w:t>Fortalecimento da Segurança</w:t>
       </w:r>
       <w:r>
+        <w:rPr>
+          <w:color w:val="4C94D8" w:themeColor="text2" w:themeTint="80" w:themeShade="FF"/>
+        </w:rPr>
         <w:t xml:space="preserve"> dos Equipamentos</w:t>
       </w:r>
     </w:p>
@@ -11451,23 +13014,34 @@
     <w:p>
       <w:pPr>
         <w:pStyle w:val="heading20"/>
-      </w:pPr>
-      <w:r>
+        <w:rPr>
+          <w:color w:val="4C94D8" w:themeColor="text2" w:themeTint="80" w:themeShade="FF"/>
+        </w:rPr>
+      </w:pPr>
+      <w:r>
+        <w:rPr>
+          <w:color w:val="4C94D8" w:themeColor="text2" w:themeTint="80" w:themeShade="FF"/>
+        </w:rPr>
         <w:t xml:space="preserve">3.3 </w:t>
       </w:r>
-      <w:proofErr w:type="spellStart"/>
-      <w:r>
+      <w:r>
+        <w:rPr>
+          <w:color w:val="4C94D8" w:themeColor="text2" w:themeTint="80" w:themeShade="FF"/>
+        </w:rPr>
         <w:t>Port</w:t>
       </w:r>
-      <w:proofErr w:type="spellEnd"/>
-      <w:r>
+      <w:r>
+        <w:rPr>
+          <w:color w:val="4C94D8" w:themeColor="text2" w:themeTint="80" w:themeShade="FF"/>
+        </w:rPr>
         <w:t xml:space="preserve"> </w:t>
       </w:r>
-      <w:proofErr w:type="spellStart"/>
-      <w:r>
+      <w:r>
+        <w:rPr>
+          <w:color w:val="4C94D8" w:themeColor="text2" w:themeTint="80" w:themeShade="FF"/>
+        </w:rPr>
         <w:t>Security</w:t>
       </w:r>
-      <w:proofErr w:type="spellEnd"/>
     </w:p>
     <w:p>
       <w:pPr>
@@ -11793,35 +13367,51 @@
     <w:p>
       <w:pPr>
         <w:pStyle w:val="heading10"/>
-      </w:pPr>
-      <w:r>
+        <w:rPr>
+          <w:color w:val="4C94D8" w:themeColor="text2" w:themeTint="80" w:themeShade="FF"/>
+        </w:rPr>
+      </w:pPr>
+      <w:r>
+        <w:rPr>
+          <w:color w:val="4C94D8" w:themeColor="text2" w:themeTint="80" w:themeShade="FF"/>
+        </w:rPr>
         <w:t xml:space="preserve">4. </w:t>
       </w:r>
       <w:r>
+        <w:rPr>
+          <w:color w:val="4C94D8" w:themeColor="text2" w:themeTint="80" w:themeShade="FF"/>
+        </w:rPr>
         <w:t xml:space="preserve">Servidores Data </w:t>
       </w:r>
-      <w:proofErr w:type="spellStart"/>
-      <w:r>
+      <w:r>
+        <w:rPr>
+          <w:color w:val="4C94D8" w:themeColor="text2" w:themeTint="80" w:themeShade="FF"/>
+        </w:rPr>
         <w:t>Center</w:t>
       </w:r>
-      <w:proofErr w:type="spellEnd"/>
     </w:p>
     <w:p>
       <w:pPr>
         <w:pStyle w:val="heading20"/>
       </w:pPr>
       <w:r>
+        <w:rPr>
+          <w:color w:val="4C94D8" w:themeColor="text2" w:themeTint="80" w:themeShade="FF"/>
+        </w:rPr>
         <w:t>4.1</w:t>
       </w:r>
       <w:r>
         <w:rPr>
-          <w:color w:val="000000"/>
+          <w:color w:val="4C94D8" w:themeColor="text2" w:themeTint="80" w:themeShade="FF"/>
           <w:sz w:val="24"/>
           <w:szCs w:val="24"/>
         </w:rPr>
         <w:t xml:space="preserve"> </w:t>
       </w:r>
       <w:r>
+        <w:rPr>
+          <w:color w:val="4C94D8" w:themeColor="text2" w:themeTint="80" w:themeShade="FF"/>
+        </w:rPr>
         <w:t>Servidor de Partilha de Ficheiros (Ubuntu Server + Samba)</w:t>
       </w:r>
     </w:p>
@@ -11877,14 +13467,26 @@
     <w:p>
       <w:pPr>
         <w:pStyle w:val="heading20"/>
-      </w:pPr>
-      <w:r>
+        <w:rPr>
+          <w:color w:val="4C94D8" w:themeColor="text2" w:themeTint="80" w:themeShade="FF"/>
+        </w:rPr>
+      </w:pPr>
+      <w:r>
+        <w:rPr>
+          <w:color w:val="4C94D8" w:themeColor="text2" w:themeTint="80" w:themeShade="FF"/>
+        </w:rPr>
         <w:t>4.</w:t>
       </w:r>
       <w:r>
+        <w:rPr>
+          <w:color w:val="4C94D8" w:themeColor="text2" w:themeTint="80" w:themeShade="FF"/>
+        </w:rPr>
         <w:t>1.</w:t>
       </w:r>
       <w:r>
+        <w:rPr>
+          <w:color w:val="4C94D8" w:themeColor="text2" w:themeTint="80" w:themeShade="FF"/>
+        </w:rPr>
         <w:t>1 Criação e Configuração da Máquina Virtual</w:t>
       </w:r>
     </w:p>
@@ -12004,12 +13606,21 @@
         <w:pStyle w:val="heading20"/>
       </w:pPr>
       <w:r>
+        <w:rPr>
+          <w:color w:val="4C94D8" w:themeColor="text2" w:themeTint="80" w:themeShade="FF"/>
+        </w:rPr>
         <w:t>4.</w:t>
       </w:r>
       <w:r>
+        <w:rPr>
+          <w:color w:val="4C94D8" w:themeColor="text2" w:themeTint="80" w:themeShade="FF"/>
+        </w:rPr>
         <w:t>1.</w:t>
       </w:r>
       <w:r>
+        <w:rPr>
+          <w:color w:val="4C94D8" w:themeColor="text2" w:themeTint="80" w:themeShade="FF"/>
+        </w:rPr>
         <w:t>2 Configuração de Rede</w:t>
       </w:r>
     </w:p>
@@ -12550,14 +14161,26 @@
     <w:p>
       <w:pPr>
         <w:pStyle w:val="heading20"/>
-      </w:pPr>
-      <w:r>
+        <w:rPr>
+          <w:color w:val="4C94D8" w:themeColor="text2" w:themeTint="80" w:themeShade="FF"/>
+        </w:rPr>
+      </w:pPr>
+      <w:r>
+        <w:rPr>
+          <w:color w:val="4C94D8" w:themeColor="text2" w:themeTint="80" w:themeShade="FF"/>
+        </w:rPr>
         <w:t>4.</w:t>
       </w:r>
       <w:r>
+        <w:rPr>
+          <w:color w:val="4C94D8" w:themeColor="text2" w:themeTint="80" w:themeShade="FF"/>
+        </w:rPr>
         <w:t>1.</w:t>
       </w:r>
       <w:r>
+        <w:rPr>
+          <w:color w:val="4C94D8" w:themeColor="text2" w:themeTint="80" w:themeShade="FF"/>
+        </w:rPr>
         <w:t>3 Instalação e Configuração do Samba</w:t>
       </w:r>
     </w:p>
@@ -13882,14 +15505,26 @@
     <w:p>
       <w:pPr>
         <w:pStyle w:val="heading20"/>
-      </w:pPr>
-      <w:r>
+        <w:rPr>
+          <w:color w:val="4C94D8" w:themeColor="text2" w:themeTint="80" w:themeShade="FF"/>
+        </w:rPr>
+      </w:pPr>
+      <w:r>
+        <w:rPr>
+          <w:color w:val="4C94D8" w:themeColor="text2" w:themeTint="80" w:themeShade="FF"/>
+        </w:rPr>
         <w:t>4.</w:t>
       </w:r>
       <w:r>
+        <w:rPr>
+          <w:color w:val="4C94D8" w:themeColor="text2" w:themeTint="80" w:themeShade="FF"/>
+        </w:rPr>
         <w:t>1.</w:t>
       </w:r>
       <w:r>
+        <w:rPr>
+          <w:color w:val="4C94D8" w:themeColor="text2" w:themeTint="80" w:themeShade="FF"/>
+        </w:rPr>
         <w:t>4 Grupos, Utilizadores e Permissões</w:t>
       </w:r>
     </w:p>
@@ -15544,14 +17179,26 @@
     <w:p>
       <w:pPr>
         <w:pStyle w:val="heading20"/>
-      </w:pPr>
-      <w:r>
+        <w:rPr>
+          <w:color w:val="4C94D8" w:themeColor="text2" w:themeTint="80" w:themeShade="FF"/>
+        </w:rPr>
+      </w:pPr>
+      <w:r>
+        <w:rPr>
+          <w:color w:val="4C94D8" w:themeColor="text2" w:themeTint="80" w:themeShade="FF"/>
+        </w:rPr>
         <w:t>4.</w:t>
       </w:r>
       <w:r>
+        <w:rPr>
+          <w:color w:val="4C94D8" w:themeColor="text2" w:themeTint="80" w:themeShade="FF"/>
+        </w:rPr>
         <w:t>1.</w:t>
       </w:r>
       <w:r>
+        <w:rPr>
+          <w:color w:val="4C94D8" w:themeColor="text2" w:themeTint="80" w:themeShade="FF"/>
+        </w:rPr>
         <w:t>5 Testes de Acesso às Partilhas</w:t>
       </w:r>
     </w:p>
@@ -15694,38 +17341,42 @@
       </w:pPr>
       <w:r>
         <w:rPr>
-          <w:color w:val="000000"/>
+          <w:color w:val="000000" w:themeColor="text1" w:themeTint="FF" w:themeShade="FF"/>
         </w:rPr>
         <w:t xml:space="preserve">O segundo teste validou que um utilizador não consegue aceder a uma partilha de outro departamento. Foi tentado o acesso da utilizadora </w:t>
       </w:r>
-      <w:proofErr w:type="spellStart"/>
-      <w:r>
-        <w:rPr>
-          <w:color w:val="000000"/>
+      <w:r>
+        <w:rPr>
+          <w:color w:val="000000" w:themeColor="text1" w:themeTint="FF" w:themeShade="FF"/>
         </w:rPr>
         <w:t>maria.silva</w:t>
       </w:r>
-      <w:proofErr w:type="spellEnd"/>
-      <w:r>
-        <w:rPr>
-          <w:color w:val="000000"/>
+      <w:r>
+        <w:rPr>
+          <w:color w:val="000000" w:themeColor="text1" w:themeTint="FF" w:themeShade="FF"/>
         </w:rPr>
         <w:t xml:space="preserve"> (RH) à partilha </w:t>
       </w:r>
-      <w:proofErr w:type="spellStart"/>
-      <w:r>
-        <w:rPr>
-          <w:color w:val="000000"/>
+      <w:r>
+        <w:rPr>
+          <w:color w:val="000000" w:themeColor="text1" w:themeTint="FF" w:themeShade="FF"/>
         </w:rPr>
         <w:t>Programacao</w:t>
       </w:r>
-      <w:proofErr w:type="spellEnd"/>
-      <w:r>
-        <w:rPr>
-          <w:color w:val="000000"/>
+      <w:r>
+        <w:rPr>
+          <w:color w:val="000000" w:themeColor="text1" w:themeTint="FF" w:themeShade="FF"/>
         </w:rPr>
         <w:t>, tendo sido obtida uma negação de acesso.</w:t>
       </w:r>
+    </w:p>
+    <w:p>
+      <w:pPr>
+        <w:spacing w:after="120" w:line="360" w:lineRule="auto"/>
+        <w:rPr>
+          <w:color w:val="000000" w:themeColor="text1" w:themeTint="FF" w:themeShade="FF"/>
+        </w:rPr>
+      </w:pPr>
     </w:p>
     <w:p>
       <w:pPr>
@@ -15949,44 +17600,67 @@
       </w:pPr>
       <w:r>
         <w:rPr>
-          <w:color w:val="000000"/>
+          <w:color w:val="000000" w:themeColor="text1" w:themeTint="FF" w:themeShade="FF"/>
         </w:rPr>
         <w:t xml:space="preserve">A Figura 13 mostra as quatro partilhas configuradas (RH, </w:t>
       </w:r>
-      <w:proofErr w:type="spellStart"/>
-      <w:r>
-        <w:rPr>
-          <w:color w:val="000000"/>
+      <w:r>
+        <w:rPr>
+          <w:color w:val="000000" w:themeColor="text1" w:themeTint="FF" w:themeShade="FF"/>
         </w:rPr>
         <w:t>Programacao</w:t>
       </w:r>
-      <w:proofErr w:type="spellEnd"/>
-      <w:r>
-        <w:rPr>
-          <w:color w:val="000000"/>
+      <w:r>
+        <w:rPr>
+          <w:color w:val="000000" w:themeColor="text1" w:themeTint="FF" w:themeShade="FF"/>
         </w:rPr>
         <w:t>, Suporte e Comum), confirmando que a configuração do Samba está completa e funcional.</w:t>
       </w:r>
     </w:p>
     <w:p>
       <w:pPr>
+        <w:spacing w:after="120" w:line="360" w:lineRule="auto"/>
+        <w:jc w:val="both"/>
+        <w:rPr>
+          <w:color w:val="000000" w:themeColor="text1" w:themeTint="FF" w:themeShade="FF"/>
+        </w:rPr>
+      </w:pPr>
+    </w:p>
+    <w:p>
+      <w:pPr>
         <w:pStyle w:val="heading20"/>
-      </w:pPr>
-      <w:r>
+        <w:rPr>
+          <w:color w:val="4C94D8" w:themeColor="text2" w:themeTint="80" w:themeShade="FF"/>
+        </w:rPr>
+      </w:pPr>
+      <w:r>
+        <w:rPr>
+          <w:color w:val="4C94D8" w:themeColor="text2" w:themeTint="80" w:themeShade="FF"/>
+        </w:rPr>
         <w:t>4.</w:t>
       </w:r>
       <w:r>
+        <w:rPr>
+          <w:color w:val="4C94D8" w:themeColor="text2" w:themeTint="80" w:themeShade="FF"/>
+        </w:rPr>
         <w:t>1.</w:t>
       </w:r>
       <w:r>
+        <w:rPr>
+          <w:color w:val="4C94D8" w:themeColor="text2" w:themeTint="80" w:themeShade="FF"/>
+        </w:rPr>
         <w:t xml:space="preserve">6 </w:t>
       </w:r>
-      <w:proofErr w:type="spellStart"/>
-      <w:r>
+      <w:r>
+        <w:rPr>
+          <w:color w:val="4C94D8" w:themeColor="text2" w:themeTint="80" w:themeShade="FF"/>
+        </w:rPr>
         <w:t>Hardening</w:t>
       </w:r>
-      <w:proofErr w:type="spellEnd"/>
-      <w:r>
+      <w:r>
+        <w:rPr>
+          <w:color w:val="4C94D8" w:themeColor="text2" w:themeTint="80" w:themeShade="FF"/>
+        </w:rPr>
         <w:t xml:space="preserve"> do Servidor</w:t>
       </w:r>
     </w:p>
@@ -16867,30 +18541,31 @@
         <w:jc w:val="center"/>
       </w:pPr>
       <w:r>
+        <w:rPr/>
         <w:t xml:space="preserve">Figura 15 — </w:t>
       </w:r>
-      <w:bookmarkStart w:name="_Int_ZxHtcnkg" w:id="5"/>
-      <w:r>
+      <w:r>
+        <w:rPr/>
         <w:t>Estado do</w:t>
       </w:r>
-      <w:bookmarkEnd w:id="5"/>
-      <w:r>
+      <w:r>
+        <w:rPr/>
         <w:t xml:space="preserve"> serviço Fail2Ban (</w:t>
       </w:r>
-      <w:proofErr w:type="spellStart"/>
-      <w:r>
+      <w:r>
+        <w:rPr/>
         <w:t>sudo</w:t>
       </w:r>
-      <w:proofErr w:type="spellEnd"/>
-      <w:r>
+      <w:r>
+        <w:rPr/>
         <w:t xml:space="preserve"> </w:t>
       </w:r>
-      <w:proofErr w:type="spellStart"/>
-      <w:r>
+      <w:r>
+        <w:rPr/>
         <w:t>systemctl</w:t>
       </w:r>
-      <w:proofErr w:type="spellEnd"/>
-      <w:r>
+      <w:r>
+        <w:rPr/>
         <w:t xml:space="preserve"> status fail2ban).</w:t>
       </w:r>
     </w:p>
@@ -16909,21 +18584,37 @@
       </w:pPr>
       <w:r>
         <w:rPr>
-          <w:color w:val="000000"/>
-        </w:rPr>
-        <w:t xml:space="preserve">As Figuras 14 e 15 confirmam que o </w:t>
-      </w:r>
-      <w:r>
-        <w:rPr>
-          <w:i/>
-          <w:iCs/>
-          <w:color w:val="000000"/>
-        </w:rPr>
-        <w:t xml:space="preserve">firewall </w:t>
-      </w:r>
-      <w:r>
-        <w:rPr>
-          <w:color w:val="000000"/>
+          <w:color w:val="000000" w:themeColor="text1" w:themeTint="FF" w:themeShade="FF"/>
+        </w:rPr>
+        <w:t xml:space="preserve">As Figuras 14 e 15 confirmam que </w:t>
+      </w:r>
+      <w:bookmarkStart w:name="_Int_mjt9rsB3" w:id="1585572829"/>
+      <w:r>
+        <w:rPr>
+          <w:color w:val="000000" w:themeColor="text1" w:themeTint="FF" w:themeShade="FF"/>
+        </w:rPr>
+        <w:t xml:space="preserve">o </w:t>
+      </w:r>
+      <w:r>
+        <w:rPr>
+          <w:i w:val="1"/>
+          <w:iCs w:val="1"/>
+          <w:color w:val="000000" w:themeColor="text1" w:themeTint="FF" w:themeShade="FF"/>
+        </w:rPr>
+        <w:t>firewall</w:t>
+      </w:r>
+      <w:bookmarkEnd w:id="1585572829"/>
+      <w:r>
+        <w:rPr>
+          <w:i w:val="1"/>
+          <w:iCs w:val="1"/>
+          <w:color w:val="000000" w:themeColor="text1" w:themeTint="FF" w:themeShade="FF"/>
+        </w:rPr>
+        <w:t xml:space="preserve"> </w:t>
+      </w:r>
+      <w:r>
+        <w:rPr>
+          <w:color w:val="000000" w:themeColor="text1" w:themeTint="FF" w:themeShade="FF"/>
         </w:rPr>
         <w:t>está ativo com as regras definidas e que o Fail2Ban está em funcionamento, protegendo o servidor contra tentativas de acesso não autorizado.</w:t>
       </w:r>
@@ -16940,8 +18631,14 @@
     <w:p>
       <w:pPr>
         <w:pStyle w:val="heading20"/>
-      </w:pPr>
-      <w:r>
+        <w:rPr>
+          <w:color w:val="4C94D8" w:themeColor="text2" w:themeTint="80" w:themeShade="FF"/>
+        </w:rPr>
+      </w:pPr>
+      <w:r>
+        <w:rPr>
+          <w:color w:val="4C94D8" w:themeColor="text2" w:themeTint="80" w:themeShade="FF"/>
+        </w:rPr>
         <w:t>4.2 Windows Server</w:t>
       </w:r>
     </w:p>
@@ -16949,16 +18646,26 @@
     <w:p>
       <w:pPr>
         <w:pStyle w:val="heading20"/>
-      </w:pPr>
-      <w:r>
+        <w:rPr>
+          <w:color w:val="4C94D8" w:themeColor="text2" w:themeTint="80" w:themeShade="FF"/>
+        </w:rPr>
+      </w:pPr>
+      <w:r>
+        <w:rPr>
+          <w:color w:val="4C94D8" w:themeColor="text2" w:themeTint="80" w:themeShade="FF"/>
+        </w:rPr>
         <w:t xml:space="preserve">4.3 </w:t>
       </w:r>
-      <w:proofErr w:type="spellStart"/>
-      <w:r>
+      <w:r>
+        <w:rPr>
+          <w:color w:val="4C94D8" w:themeColor="text2" w:themeTint="80" w:themeShade="FF"/>
+        </w:rPr>
         <w:t>Wazuh</w:t>
       </w:r>
-      <w:proofErr w:type="spellEnd"/>
-      <w:r>
+      <w:r>
+        <w:rPr>
+          <w:color w:val="4C94D8" w:themeColor="text2" w:themeTint="80" w:themeShade="FF"/>
+        </w:rPr>
         <w:t xml:space="preserve"> Server</w:t>
       </w:r>
     </w:p>
@@ -16983,18 +18690,28 @@
     <w:p>
       <w:pPr>
         <w:pStyle w:val="heading10"/>
-      </w:pPr>
-      <w:r>
-        <w:rPr/>
+        <w:rPr>
+          <w:color w:val="4C94D8" w:themeColor="text2" w:themeTint="80" w:themeShade="FF"/>
+        </w:rPr>
+      </w:pPr>
+      <w:r>
+        <w:rPr>
+          <w:color w:val="4C94D8" w:themeColor="text2" w:themeTint="80" w:themeShade="FF"/>
+        </w:rPr>
         <w:t>5. Máquina Cliente – Servidor de alojamento Web</w:t>
       </w:r>
     </w:p>
     <w:p>
       <w:pPr>
         <w:pStyle w:val="heading20"/>
-      </w:pPr>
-      <w:r>
-        <w:rPr/>
+        <w:rPr>
+          <w:color w:val="4C94D8" w:themeColor="text2" w:themeTint="80" w:themeShade="FF"/>
+        </w:rPr>
+      </w:pPr>
+      <w:r>
+        <w:rPr>
+          <w:color w:val="4C94D8" w:themeColor="text2" w:themeTint="80" w:themeShade="FF"/>
+        </w:rPr>
         <w:t>5.1 Introdução</w:t>
       </w:r>
     </w:p>
@@ -17214,19 +18931,35 @@
     <w:p>
       <w:pPr>
         <w:pStyle w:val="heading20"/>
-      </w:pPr>
-      <w:r>
-        <w:rPr/>
+        <w:rPr>
+          <w:color w:val="4C94D8" w:themeColor="text2" w:themeTint="80" w:themeShade="FF"/>
+        </w:rPr>
+      </w:pPr>
+      <w:r>
+        <w:rPr>
+          <w:color w:val="4C94D8" w:themeColor="text2" w:themeTint="80" w:themeShade="FF"/>
+        </w:rPr>
         <w:t>5.2 Configuração do Servidor</w:t>
       </w:r>
     </w:p>
     <w:p>
       <w:pPr>
         <w:pStyle w:val="heading30"/>
-      </w:pPr>
-      <w:r>
-        <w:rPr/>
-        <w:t>5.2.1 Instalação do Podman</w:t>
+        <w:rPr>
+          <w:color w:val="4C94D8" w:themeColor="text2" w:themeTint="80" w:themeShade="FF"/>
+        </w:rPr>
+      </w:pPr>
+      <w:r>
+        <w:rPr>
+          <w:color w:val="4C94D8" w:themeColor="text2" w:themeTint="80" w:themeShade="FF"/>
+        </w:rPr>
+        <w:t xml:space="preserve">5.2.1 Instalação do </w:t>
+      </w:r>
+      <w:r>
+        <w:rPr>
+          <w:color w:val="4C94D8" w:themeColor="text2" w:themeTint="80" w:themeShade="FF"/>
+        </w:rPr>
+        <w:t>Podman</w:t>
       </w:r>
     </w:p>
     <w:p>
@@ -17349,68 +19082,72 @@
       <w:r>
         <w:rPr>
           <w:noProof w:val="0"/>
+          <w:color w:val="4C94D8" w:themeColor="text2" w:themeTint="80" w:themeShade="FF"/>
           <w:lang w:val="pt-PT"/>
         </w:rPr>
         <w:t>5.2.2</w:t>
       </w:r>
       <w:r>
+        <w:rPr>
+          <w:noProof w:val="0"/>
+          <w:color w:val="4C94D8" w:themeColor="text2" w:themeTint="80" w:themeShade="FF"/>
+          <w:lang w:val="pt-PT"/>
+        </w:rPr>
+        <w:t xml:space="preserve"> Estrutura de ficheiros dos Clientes</w:t>
+      </w:r>
+    </w:p>
+    <w:p>
+      <w:pPr>
+        <w:pStyle w:val="Normal"/>
         <w:rPr>
           <w:noProof w:val="0"/>
           <w:lang w:val="pt-PT"/>
         </w:rPr>
-        <w:t xml:space="preserve"> Estrutura de ficheiros dos Clientes</w:t>
-      </w:r>
-    </w:p>
-    <w:p>
-      <w:pPr>
-        <w:pStyle w:val="Normal"/>
+      </w:pPr>
+      <w:r>
         <w:rPr>
           <w:noProof w:val="0"/>
           <w:lang w:val="pt-PT"/>
         </w:rPr>
-      </w:pPr>
+        <w:t>Para cada cliente foi criada uma diretória dedicada em ~/websites/, contendo os respetivos ficheiros HTML do website. Esta separação garante o isolamento dos conteúdos entre clientes e facilita a gestão e atualização individual de cada website. A estrutura de diretórias criada foi a seguinte: ~/websites/</w:t>
+      </w:r>
       <w:r>
         <w:rPr>
           <w:noProof w:val="0"/>
           <w:lang w:val="pt-PT"/>
         </w:rPr>
-        <w:t>Para cada cliente foi criada uma diretória dedicada em ~/websites/, contendo os respetivos ficheiros HTML do website. Esta separação garante o isolamento dos conteúdos entre clientes e facilita a gestão e atualização individual de cada website. A estrutura de diretórias criada foi a seguinte: ~/websites/</w:t>
+        <w:t>cliente-a</w:t>
       </w:r>
       <w:r>
         <w:rPr>
           <w:noProof w:val="0"/>
           <w:lang w:val="pt-PT"/>
         </w:rPr>
-        <w:t>cliente-a</w:t>
-      </w:r>
-      <w:r>
+        <w:t>/, ~/websites/cliente-b/, ~/websites/cliente-c/, ~/websites/cliente-d/ e ~/websites/cliente-e/.</w:t>
+      </w:r>
+    </w:p>
+    <w:p>
+      <w:pPr>
+        <w:pStyle w:val="Normal"/>
         <w:rPr>
           <w:noProof w:val="0"/>
           <w:lang w:val="pt-PT"/>
         </w:rPr>
-        <w:t>/, ~/websites/cliente-b/, ~/websites/cliente-c/, ~/websites/cliente-d/ e ~/websites/cliente-e/.</w:t>
-      </w:r>
-    </w:p>
-    <w:p>
-      <w:pPr>
-        <w:pStyle w:val="Normal"/>
+      </w:pPr>
+    </w:p>
+    <w:p>
+      <w:pPr>
+        <w:pStyle w:val="heading30"/>
         <w:rPr>
           <w:noProof w:val="0"/>
+          <w:color w:val="4C94D8" w:themeColor="text2" w:themeTint="80" w:themeShade="FF"/>
           <w:lang w:val="pt-PT"/>
         </w:rPr>
       </w:pPr>
-    </w:p>
-    <w:p>
-      <w:pPr>
-        <w:pStyle w:val="heading30"/>
+      <w:r>
         <w:rPr>
           <w:noProof w:val="0"/>
-          <w:lang w:val="pt-PT"/>
-        </w:rPr>
-      </w:pPr>
-      <w:r>
-        <w:rPr>
-          <w:noProof w:val="0"/>
+          <w:color w:val="4C94D8" w:themeColor="text2" w:themeTint="80" w:themeShade="FF"/>
           <w:lang w:val="pt-PT"/>
         </w:rPr>
         <w:t>5.2.3 Configuração dos Containers</w:t>
@@ -18832,237 +20569,160 @@
         <w:pStyle w:val="heading20"/>
         <w:rPr>
           <w:noProof w:val="0"/>
+          <w:color w:val="4C94D8" w:themeColor="text2" w:themeTint="80" w:themeShade="FF"/>
           <w:lang w:val="pt-PT"/>
         </w:rPr>
       </w:pPr>
       <w:r>
+        <w:rPr>
+          <w:noProof w:val="0"/>
+          <w:color w:val="4C94D8" w:themeColor="text2" w:themeTint="80" w:themeShade="FF"/>
+          <w:lang w:val="pt-PT"/>
+        </w:rPr>
+        <w:t xml:space="preserve">5.3 </w:t>
+      </w:r>
+      <w:r>
+        <w:rPr>
+          <w:noProof w:val="0"/>
+          <w:color w:val="4C94D8" w:themeColor="text2" w:themeTint="80" w:themeShade="FF"/>
+          <w:lang w:val="pt-PT"/>
+        </w:rPr>
+        <w:t xml:space="preserve">Servidor </w:t>
+      </w:r>
+      <w:r>
+        <w:rPr>
+          <w:noProof w:val="0"/>
+          <w:color w:val="4C94D8" w:themeColor="text2" w:themeTint="80" w:themeShade="FF"/>
+          <w:lang w:val="pt-PT"/>
+        </w:rPr>
+        <w:t>RedHat</w:t>
+      </w:r>
+    </w:p>
+    <w:p>
+      <w:pPr>
+        <w:pStyle w:val="Normal"/>
         <w:rPr>
           <w:noProof w:val="0"/>
           <w:lang w:val="pt-PT"/>
         </w:rPr>
-        <w:t xml:space="preserve">5.3 </w:t>
-      </w:r>
+      </w:pPr>
       <w:r>
         <w:rPr>
           <w:noProof w:val="0"/>
           <w:lang w:val="pt-PT"/>
         </w:rPr>
-        <w:t xml:space="preserve">Servidor </w:t>
+        <w:t xml:space="preserve">Para a virtualização de VM dos clientes, foi escolhido </w:t>
       </w:r>
       <w:r>
         <w:rPr>
           <w:noProof w:val="0"/>
           <w:lang w:val="pt-PT"/>
         </w:rPr>
-        <w:t>RedHat</w:t>
-      </w:r>
-    </w:p>
-    <w:p>
-      <w:pPr>
-        <w:pStyle w:val="Normal"/>
+        <w:t xml:space="preserve">um servidor </w:t>
+      </w:r>
+      <w:r>
         <w:rPr>
           <w:noProof w:val="0"/>
           <w:lang w:val="pt-PT"/>
         </w:rPr>
-      </w:pPr>
+        <w:t>RedHat</w:t>
+      </w:r>
       <w:r>
         <w:rPr>
           <w:noProof w:val="0"/>
           <w:lang w:val="pt-PT"/>
         </w:rPr>
-        <w:t xml:space="preserve">Para a virtualização de VM dos clientes, foi escolhido </w:t>
+        <w:t xml:space="preserve">. Onde foi feita a hospedagem de 14 </w:t>
       </w:r>
       <w:r>
         <w:rPr>
           <w:noProof w:val="0"/>
           <w:lang w:val="pt-PT"/>
         </w:rPr>
-        <w:t xml:space="preserve">um servidor </w:t>
+        <w:t>VMs</w:t>
       </w:r>
       <w:r>
         <w:rPr>
           <w:noProof w:val="0"/>
           <w:lang w:val="pt-PT"/>
         </w:rPr>
-        <w:t>RedHat</w:t>
+        <w:t xml:space="preserve"> clientes</w:t>
       </w:r>
       <w:r>
         <w:rPr>
           <w:noProof w:val="0"/>
           <w:lang w:val="pt-PT"/>
         </w:rPr>
-        <w:t xml:space="preserve">. Onde foi feita a hospedagem de 14 </w:t>
-      </w:r>
-      <w:r>
+        <w:t>.</w:t>
+      </w:r>
+    </w:p>
+    <w:p>
+      <w:pPr>
+        <w:pStyle w:val="Normal"/>
         <w:rPr>
           <w:noProof w:val="0"/>
           <w:lang w:val="pt-PT"/>
         </w:rPr>
-        <w:t>VMs</w:t>
-      </w:r>
-      <w:r>
+      </w:pPr>
+    </w:p>
+    <w:p>
+      <w:pPr>
+        <w:pStyle w:val="Normal"/>
         <w:rPr>
           <w:noProof w:val="0"/>
           <w:lang w:val="pt-PT"/>
         </w:rPr>
-        <w:t xml:space="preserve"> clientes</w:t>
-      </w:r>
-      <w:r>
-        <w:rPr>
-          <w:noProof w:val="0"/>
-          <w:lang w:val="pt-PT"/>
-        </w:rPr>
-        <w:t>.</w:t>
-      </w:r>
-    </w:p>
-    <w:p>
-      <w:pPr>
-        <w:pStyle w:val="Normal"/>
-        <w:rPr>
-          <w:noProof w:val="0"/>
-          <w:lang w:val="pt-PT"/>
-        </w:rPr>
-      </w:pPr>
-    </w:p>
-    <w:p>
-      <w:pPr>
-        <w:pStyle w:val="Normal"/>
-        <w:rPr>
-          <w:noProof w:val="0"/>
-          <w:lang w:val="pt-PT"/>
-        </w:rPr>
-      </w:pPr>
-    </w:p>
-    <w:p>
-      <w:pPr>
-        <w:pStyle w:val="Normal"/>
-        <w:rPr>
-          <w:noProof w:val="0"/>
-          <w:lang w:val="pt-PT"/>
-        </w:rPr>
-      </w:pPr>
-    </w:p>
-    <w:p>
-      <w:pPr>
-        <w:pStyle w:val="Normal"/>
-        <w:rPr>
-          <w:noProof w:val="0"/>
-          <w:lang w:val="pt-PT"/>
-        </w:rPr>
-      </w:pPr>
-    </w:p>
-    <w:p>
-      <w:pPr>
-        <w:pStyle w:val="Normal"/>
-        <w:rPr>
-          <w:noProof w:val="0"/>
-          <w:lang w:val="pt-PT"/>
-        </w:rPr>
-      </w:pPr>
-    </w:p>
-    <w:p>
-      <w:pPr>
-        <w:pStyle w:val="Normal"/>
-        <w:rPr>
-          <w:noProof w:val="0"/>
-          <w:lang w:val="pt-PT"/>
-        </w:rPr>
-      </w:pPr>
-    </w:p>
-    <w:p>
-      <w:pPr>
-        <w:pStyle w:val="Normal"/>
-        <w:rPr>
-          <w:noProof w:val="0"/>
-          <w:lang w:val="pt-PT"/>
-        </w:rPr>
-      </w:pPr>
-    </w:p>
-    <w:p>
-      <w:pPr>
-        <w:pStyle w:val="Normal"/>
-        <w:rPr>
-          <w:noProof w:val="0"/>
-          <w:lang w:val="pt-PT"/>
-        </w:rPr>
-      </w:pPr>
-    </w:p>
-    <w:p>
-      <w:pPr>
-        <w:pStyle w:val="Normal"/>
-        <w:rPr>
-          <w:noProof w:val="0"/>
-          <w:lang w:val="pt-PT"/>
-        </w:rPr>
-      </w:pPr>
-    </w:p>
-    <w:p>
-      <w:pPr>
-        <w:pStyle w:val="Normal"/>
-        <w:rPr>
-          <w:noProof w:val="0"/>
-          <w:lang w:val="pt-PT"/>
-        </w:rPr>
-      </w:pPr>
-    </w:p>
-    <w:p>
-      <w:pPr>
-        <w:pStyle w:val="Normal"/>
-        <w:rPr>
-          <w:noProof w:val="0"/>
-          <w:lang w:val="pt-PT"/>
-        </w:rPr>
-      </w:pPr>
-    </w:p>
-    <w:p>
-      <w:pPr>
-        <w:pStyle w:val="Normal"/>
-        <w:rPr>
-          <w:noProof w:val="0"/>
-          <w:lang w:val="pt-PT"/>
-        </w:rPr>
-      </w:pPr>
-    </w:p>
-    <w:p>
-      <w:pPr>
-        <w:pStyle w:val="Normal"/>
-        <w:rPr>
-          <w:noProof w:val="0"/>
-          <w:lang w:val="pt-PT"/>
-        </w:rPr>
       </w:pPr>
     </w:p>
     <w:p>
       <w:pPr>
         <w:pStyle w:val="heading20"/>
-      </w:pPr>
-      <w:r>
-        <w:rPr/>
+        <w:rPr>
+          <w:color w:val="4C94D8" w:themeColor="text2" w:themeTint="80" w:themeShade="FF"/>
+        </w:rPr>
+      </w:pPr>
+      <w:r>
+        <w:rPr>
+          <w:color w:val="4C94D8" w:themeColor="text2" w:themeTint="80" w:themeShade="FF"/>
+        </w:rPr>
         <w:t>5.</w:t>
       </w:r>
       <w:r>
-        <w:rPr/>
+        <w:rPr>
+          <w:color w:val="4C94D8" w:themeColor="text2" w:themeTint="80" w:themeShade="FF"/>
+        </w:rPr>
         <w:t>4</w:t>
       </w:r>
       <w:r>
-        <w:rPr/>
+        <w:rPr>
+          <w:color w:val="4C94D8" w:themeColor="text2" w:themeTint="80" w:themeShade="FF"/>
+        </w:rPr>
         <w:t xml:space="preserve"> Testes de Funcionamento</w:t>
       </w:r>
     </w:p>
     <w:p>
       <w:pPr>
         <w:pStyle w:val="heading30"/>
-      </w:pPr>
-      <w:r>
-        <w:rPr/>
+        <w:rPr>
+          <w:color w:val="4C94D8" w:themeColor="text2" w:themeTint="80" w:themeShade="FF"/>
+        </w:rPr>
+      </w:pPr>
+      <w:r>
+        <w:rPr>
+          <w:color w:val="4C94D8" w:themeColor="text2" w:themeTint="80" w:themeShade="FF"/>
+        </w:rPr>
         <w:t>5.</w:t>
       </w:r>
       <w:r>
-        <w:rPr/>
+        <w:rPr>
+          <w:color w:val="4C94D8" w:themeColor="text2" w:themeTint="80" w:themeShade="FF"/>
+        </w:rPr>
         <w:t>4</w:t>
       </w:r>
       <w:r>
-        <w:rPr/>
+        <w:rPr>
+          <w:color w:val="4C94D8" w:themeColor="text2" w:themeTint="80" w:themeShade="FF"/>
+        </w:rPr>
         <w:t>.1 Verificação do estado dos Containers</w:t>
       </w:r>
     </w:p>
@@ -19301,19 +20961,25 @@
       <w:pPr>
         <w:pStyle w:val="heading30"/>
         <w:rPr>
-          <w:color w:val="000000" w:themeColor="text1" w:themeTint="FF" w:themeShade="FF"/>
-        </w:rPr>
-      </w:pPr>
-      <w:r>
-        <w:rPr/>
+          <w:color w:val="4C94D8" w:themeColor="text2" w:themeTint="80" w:themeShade="FF"/>
+        </w:rPr>
+      </w:pPr>
+      <w:r>
+        <w:rPr>
+          <w:color w:val="4C94D8" w:themeColor="text2" w:themeTint="80" w:themeShade="FF"/>
+        </w:rPr>
         <w:t>5.</w:t>
       </w:r>
       <w:r>
-        <w:rPr/>
+        <w:rPr>
+          <w:color w:val="4C94D8" w:themeColor="text2" w:themeTint="80" w:themeShade="FF"/>
+        </w:rPr>
         <w:t>4</w:t>
       </w:r>
       <w:r>
-        <w:rPr/>
+        <w:rPr>
+          <w:color w:val="4C94D8" w:themeColor="text2" w:themeTint="80" w:themeShade="FF"/>
+        </w:rPr>
         <w:t>.2 Acesso Externo via Browser</w:t>
       </w:r>
     </w:p>
@@ -19715,64 +21381,51 @@
     </w:p>
     <w:p>
       <w:pPr>
-        <w:pStyle w:val="Normal"/>
-      </w:pPr>
-    </w:p>
-    <w:p>
-      <w:pPr>
-        <w:pStyle w:val="Normal"/>
-      </w:pPr>
-    </w:p>
-    <w:p>
-      <w:pPr>
-        <w:pStyle w:val="Normal"/>
-      </w:pPr>
-    </w:p>
-    <w:p>
-      <w:pPr>
-        <w:pStyle w:val="Normal"/>
-      </w:pPr>
-    </w:p>
-    <w:p>
-      <w:pPr>
-        <w:pStyle w:val="Normal"/>
-      </w:pPr>
-    </w:p>
-    <w:p>
-      <w:pPr>
-        <w:pStyle w:val="Normal"/>
-      </w:pPr>
-    </w:p>
-    <w:p>
-      <w:pPr>
         <w:pStyle w:val="heading20"/>
-      </w:pPr>
-      <w:r>
-        <w:rPr/>
+        <w:rPr>
+          <w:color w:val="4C94D8" w:themeColor="text2" w:themeTint="80" w:themeShade="FF"/>
+        </w:rPr>
+      </w:pPr>
+      <w:r>
+        <w:rPr>
+          <w:color w:val="4C94D8" w:themeColor="text2" w:themeTint="80" w:themeShade="FF"/>
+        </w:rPr>
         <w:t>5.</w:t>
       </w:r>
       <w:r>
-        <w:rPr/>
+        <w:rPr>
+          <w:color w:val="4C94D8" w:themeColor="text2" w:themeTint="80" w:themeShade="FF"/>
+        </w:rPr>
         <w:t>5</w:t>
       </w:r>
       <w:r>
-        <w:rPr/>
+        <w:rPr>
+          <w:color w:val="4C94D8" w:themeColor="text2" w:themeTint="80" w:themeShade="FF"/>
+        </w:rPr>
         <w:t xml:space="preserve"> </w:t>
       </w:r>
       <w:r>
-        <w:rPr/>
+        <w:rPr>
+          <w:color w:val="4C94D8" w:themeColor="text2" w:themeTint="80" w:themeShade="FF"/>
+        </w:rPr>
         <w:t>Autoarranque</w:t>
       </w:r>
       <w:r>
-        <w:rPr/>
+        <w:rPr>
+          <w:color w:val="4C94D8" w:themeColor="text2" w:themeTint="80" w:themeShade="FF"/>
+        </w:rPr>
         <w:t xml:space="preserve"> dos Containers (</w:t>
       </w:r>
       <w:r>
-        <w:rPr/>
+        <w:rPr>
+          <w:color w:val="4C94D8" w:themeColor="text2" w:themeTint="80" w:themeShade="FF"/>
+        </w:rPr>
         <w:t>Systemd</w:t>
       </w:r>
       <w:r>
-        <w:rPr/>
+        <w:rPr>
+          <w:color w:val="4C94D8" w:themeColor="text2" w:themeTint="80" w:themeShade="FF"/>
+        </w:rPr>
         <w:t>)</w:t>
       </w:r>
     </w:p>
@@ -19929,17 +21582,26 @@
     <w:p>
       <w:pPr>
         <w:pStyle w:val="heading20"/>
-      </w:pPr>
-      <w:r>
-        <w:rPr/>
+        <w:rPr>
+          <w:color w:val="4C94D8" w:themeColor="text2" w:themeTint="80" w:themeShade="FF"/>
+        </w:rPr>
+      </w:pPr>
+      <w:r>
+        <w:rPr>
+          <w:color w:val="4C94D8" w:themeColor="text2" w:themeTint="80" w:themeShade="FF"/>
+        </w:rPr>
         <w:t>5.</w:t>
       </w:r>
       <w:r>
-        <w:rPr/>
+        <w:rPr>
+          <w:color w:val="4C94D8" w:themeColor="text2" w:themeTint="80" w:themeShade="FF"/>
+        </w:rPr>
         <w:t>6</w:t>
       </w:r>
       <w:r>
-        <w:rPr/>
+        <w:rPr>
+          <w:color w:val="4C94D8" w:themeColor="text2" w:themeTint="80" w:themeShade="FF"/>
+        </w:rPr>
         <w:t xml:space="preserve"> Síntese</w:t>
       </w:r>
     </w:p>
@@ -20034,7 +21696,7 @@
       </w:pPr>
       <w:r>
         <w:rPr>
-          <w:color w:val="0E7490"/>
+          <w:color w:val="4C94D8" w:themeColor="text2" w:themeTint="80" w:themeShade="FF"/>
           <w:sz w:val="32"/>
           <w:szCs w:val="32"/>
         </w:rPr>
@@ -20042,7 +21704,7 @@
       </w:r>
       <w:r>
         <w:rPr>
-          <w:color w:val="0E7490"/>
+          <w:color w:val="4C94D8" w:themeColor="text2" w:themeTint="80" w:themeShade="FF"/>
           <w:sz w:val="32"/>
           <w:szCs w:val="32"/>
         </w:rPr>
@@ -20061,7 +21723,7 @@
       </w:pPr>
       <w:r>
         <w:rPr>
-          <w:color w:val="06B6D4"/>
+          <w:color w:val="4C94D8" w:themeColor="text2" w:themeTint="80" w:themeShade="FF"/>
           <w:sz w:val="28"/>
           <w:szCs w:val="28"/>
         </w:rPr>
@@ -20069,7 +21731,7 @@
       </w:r>
       <w:r>
         <w:rPr>
-          <w:color w:val="06B6D4"/>
+          <w:color w:val="4C94D8" w:themeColor="text2" w:themeTint="80" w:themeShade="FF"/>
           <w:sz w:val="28"/>
           <w:szCs w:val="28"/>
         </w:rPr>
@@ -20344,14 +22006,14 @@
         <w:pStyle w:val="heading20"/>
         <w:spacing w:before="360" w:after="180"/>
         <w:rPr>
-          <w:color w:val="06B6D4"/>
+          <w:color w:val="4C94D8" w:themeColor="text2" w:themeTint="80" w:themeShade="FF"/>
           <w:sz w:val="28"/>
           <w:szCs w:val="28"/>
         </w:rPr>
       </w:pPr>
       <w:r>
         <w:rPr>
-          <w:color w:val="06B6D4"/>
+          <w:color w:val="4C94D8" w:themeColor="text2" w:themeTint="80" w:themeShade="FF"/>
           <w:sz w:val="28"/>
           <w:szCs w:val="28"/>
         </w:rPr>
@@ -20359,7 +22021,7 @@
       </w:r>
       <w:r>
         <w:rPr>
-          <w:color w:val="06B6D4"/>
+          <w:color w:val="4C94D8" w:themeColor="text2" w:themeTint="80" w:themeShade="FF"/>
           <w:sz w:val="28"/>
           <w:szCs w:val="28"/>
         </w:rPr>
@@ -20618,17 +22280,22 @@
         </w:rPr>
       </w:pPr>
       <w:r>
-        <w:rPr/>
+        <w:rPr>
+          <w:color w:val="4C94D8" w:themeColor="text2" w:themeTint="80" w:themeShade="FF"/>
+        </w:rPr>
         <w:t>6</w:t>
       </w:r>
       <w:r>
-        <w:rPr/>
+        <w:rPr>
+          <w:color w:val="4C94D8" w:themeColor="text2" w:themeTint="80" w:themeShade="FF"/>
+        </w:rPr>
         <w:t xml:space="preserve">.2.1 Scan com a ferramenta </w:t>
       </w:r>
       <w:r>
         <w:rPr>
           <w:i w:val="1"/>
           <w:iCs w:val="1"/>
+          <w:color w:val="4C94D8" w:themeColor="text2" w:themeTint="80" w:themeShade="FF"/>
         </w:rPr>
         <w:t>nmap</w:t>
       </w:r>
@@ -21139,17 +22806,22 @@
         </w:rPr>
       </w:pPr>
       <w:r>
-        <w:rPr/>
+        <w:rPr>
+          <w:color w:val="4C94D8" w:themeColor="text2" w:themeTint="80" w:themeShade="FF"/>
+        </w:rPr>
         <w:t>6</w:t>
       </w:r>
       <w:r>
-        <w:rPr/>
+        <w:rPr>
+          <w:color w:val="4C94D8" w:themeColor="text2" w:themeTint="80" w:themeShade="FF"/>
+        </w:rPr>
         <w:t xml:space="preserve">.2.2 Scan com a ferramenta </w:t>
       </w:r>
       <w:r>
         <w:rPr>
           <w:i w:val="1"/>
           <w:iCs w:val="1"/>
+          <w:color w:val="4C94D8" w:themeColor="text2" w:themeTint="80" w:themeShade="FF"/>
         </w:rPr>
         <w:t>Nessus</w:t>
       </w:r>
@@ -21292,14 +22964,14 @@
         <w:pStyle w:val="heading20"/>
         <w:spacing w:before="360" w:after="180"/>
         <w:rPr>
-          <w:color w:val="06B6D4"/>
+          <w:color w:val="4C94D8" w:themeColor="text2" w:themeTint="80" w:themeShade="FF"/>
           <w:sz w:val="28"/>
           <w:szCs w:val="28"/>
         </w:rPr>
       </w:pPr>
       <w:r>
         <w:rPr>
-          <w:color w:val="06B6D4"/>
+          <w:color w:val="4C94D8" w:themeColor="text2" w:themeTint="80" w:themeShade="FF"/>
           <w:sz w:val="28"/>
           <w:szCs w:val="28"/>
         </w:rPr>
@@ -21307,7 +22979,7 @@
       </w:r>
       <w:r>
         <w:rPr>
-          <w:color w:val="06B6D4"/>
+          <w:color w:val="4C94D8" w:themeColor="text2" w:themeTint="80" w:themeShade="FF"/>
           <w:sz w:val="28"/>
           <w:szCs w:val="28"/>
         </w:rPr>
@@ -21317,13 +22989,20 @@
     <w:p>
       <w:pPr>
         <w:pStyle w:val="heading30"/>
-      </w:pPr>
-      <w:r>
-        <w:rPr/>
+        <w:rPr>
+          <w:color w:val="4C94D8" w:themeColor="text2" w:themeTint="80" w:themeShade="FF"/>
+        </w:rPr>
+      </w:pPr>
+      <w:r>
+        <w:rPr>
+          <w:color w:val="4C94D8" w:themeColor="text2" w:themeTint="80" w:themeShade="FF"/>
+        </w:rPr>
         <w:t>6</w:t>
       </w:r>
       <w:r>
-        <w:rPr/>
+        <w:rPr>
+          <w:color w:val="4C94D8" w:themeColor="text2" w:themeTint="80" w:themeShade="FF"/>
+        </w:rPr>
         <w:t>.3.1 Sistema Operativo</w:t>
       </w:r>
     </w:p>
@@ -21515,13 +23194,20 @@
     <w:p>
       <w:pPr>
         <w:pStyle w:val="heading30"/>
-      </w:pPr>
-      <w:r>
-        <w:rPr/>
+        <w:rPr>
+          <w:color w:val="4C94D8" w:themeColor="text2" w:themeTint="80" w:themeShade="FF"/>
+        </w:rPr>
+      </w:pPr>
+      <w:r>
+        <w:rPr>
+          <w:color w:val="4C94D8" w:themeColor="text2" w:themeTint="80" w:themeShade="FF"/>
+        </w:rPr>
         <w:t>6</w:t>
       </w:r>
       <w:r>
-        <w:rPr/>
+        <w:rPr>
+          <w:color w:val="4C94D8" w:themeColor="text2" w:themeTint="80" w:themeShade="FF"/>
+        </w:rPr>
         <w:t>.3.2 Serviço SSH (Porta 22)</w:t>
       </w:r>
     </w:p>
@@ -22150,29 +23836,34 @@
       <w:pPr>
         <w:pStyle w:val="heading30"/>
         <w:rPr>
+          <w:color w:val="4C94D8" w:themeColor="text2" w:themeTint="80" w:themeShade="FF"/>
           <w:lang w:val="en-US"/>
         </w:rPr>
       </w:pPr>
       <w:r>
         <w:rPr>
+          <w:color w:val="4C94D8" w:themeColor="text2" w:themeTint="80" w:themeShade="FF"/>
           <w:lang w:val="en-US"/>
         </w:rPr>
         <w:t>6</w:t>
       </w:r>
       <w:r>
         <w:rPr>
+          <w:color w:val="4C94D8" w:themeColor="text2" w:themeTint="80" w:themeShade="FF"/>
           <w:lang w:val="en-US"/>
         </w:rPr>
         <w:t xml:space="preserve">.3.3 </w:t>
       </w:r>
       <w:r>
         <w:rPr>
+          <w:color w:val="4C94D8" w:themeColor="text2" w:themeTint="80" w:themeShade="FF"/>
           <w:lang w:val="en-US"/>
         </w:rPr>
         <w:t>Serviço</w:t>
       </w:r>
       <w:r>
         <w:rPr>
+          <w:color w:val="4C94D8" w:themeColor="text2" w:themeTint="80" w:themeShade="FF"/>
           <w:lang w:val="en-US"/>
         </w:rPr>
         <w:t xml:space="preserve"> HTTP (Porta 80)</w:t>
@@ -22979,10 +24670,18 @@
       </w:pPr>
       <w:r>
         <w:rPr>
-          <w:color w:val="000000"/>
+          <w:color w:val="000000" w:themeColor="text1" w:themeTint="FF" w:themeShade="FF"/>
         </w:rPr>
         <w:t>As vulnerabilidades mais relevantes identificadas foram:</w:t>
       </w:r>
+    </w:p>
+    <w:p>
+      <w:pPr>
+        <w:spacing w:beforeAutospacing="on" w:afterAutospacing="on"/>
+        <w:rPr>
+          <w:color w:val="000000" w:themeColor="text1" w:themeTint="FF" w:themeShade="FF"/>
+        </w:rPr>
+      </w:pPr>
     </w:p>
     <w:p>
       <w:pPr>
@@ -23352,10 +25051,23 @@
       </w:pPr>
       <w:r>
         <w:rPr>
-          <w:color w:val="000000"/>
+          <w:color w:val="000000" w:themeColor="text1" w:themeTint="FF" w:themeShade="FF"/>
         </w:rPr>
         <w:t>Divulgação de informação sensível através de ficheiros acessíveis publicamente.</w:t>
       </w:r>
+    </w:p>
+    <w:p>
+      <w:pPr>
+        <w:pStyle w:val="ListParagraph"/>
+        <w:numPr>
+          <w:ilvl w:val="0"/>
+          <w:numId w:val="8"/>
+        </w:numPr>
+        <w:spacing w:beforeAutospacing="on" w:afterAutospacing="on"/>
+        <w:rPr>
+          <w:color w:val="000000" w:themeColor="text1" w:themeTint="FF" w:themeShade="FF"/>
+        </w:rPr>
+      </w:pPr>
     </w:p>
     <w:p>
       <w:pPr>
@@ -23750,7 +25462,7 @@
       </w:pPr>
       <w:r>
         <w:rPr>
-          <w:color w:val="06B6D4"/>
+          <w:color w:val="4C94D8" w:themeColor="text2" w:themeTint="80" w:themeShade="FF"/>
           <w:sz w:val="28"/>
           <w:szCs w:val="28"/>
         </w:rPr>
@@ -23758,7 +25470,7 @@
       </w:r>
       <w:r>
         <w:rPr>
-          <w:color w:val="06B6D4"/>
+          <w:color w:val="4C94D8" w:themeColor="text2" w:themeTint="80" w:themeShade="FF"/>
           <w:sz w:val="28"/>
           <w:szCs w:val="28"/>
         </w:rPr>
@@ -23781,13 +25493,20 @@
     <w:p>
       <w:pPr>
         <w:pStyle w:val="heading30"/>
-      </w:pPr>
-      <w:r>
-        <w:rPr/>
+        <w:rPr>
+          <w:color w:val="4C94D8" w:themeColor="text2" w:themeTint="80" w:themeShade="FF"/>
+        </w:rPr>
+      </w:pPr>
+      <w:r>
+        <w:rPr>
+          <w:color w:val="4C94D8" w:themeColor="text2" w:themeTint="80" w:themeShade="FF"/>
+        </w:rPr>
         <w:t>6</w:t>
       </w:r>
       <w:r>
-        <w:rPr/>
+        <w:rPr>
+          <w:color w:val="4C94D8" w:themeColor="text2" w:themeTint="80" w:themeShade="FF"/>
+        </w:rPr>
         <w:t>.4.1 Exploração do serviço SSH</w:t>
       </w:r>
     </w:p>
@@ -24110,13 +25829,20 @@
     <w:p>
       <w:pPr>
         <w:pStyle w:val="heading30"/>
-      </w:pPr>
-      <w:r>
-        <w:rPr/>
+        <w:rPr>
+          <w:color w:val="4C94D8" w:themeColor="text2" w:themeTint="80" w:themeShade="FF"/>
+        </w:rPr>
+      </w:pPr>
+      <w:r>
+        <w:rPr>
+          <w:color w:val="4C94D8" w:themeColor="text2" w:themeTint="80" w:themeShade="FF"/>
+        </w:rPr>
         <w:t>6</w:t>
       </w:r>
       <w:r>
-        <w:rPr/>
+        <w:rPr>
+          <w:color w:val="4C94D8" w:themeColor="text2" w:themeTint="80" w:themeShade="FF"/>
+        </w:rPr>
         <w:t>.4.2 Exploração do serviço HTTP</w:t>
       </w:r>
     </w:p>
@@ -24520,48 +26246,53 @@
       </w:pPr>
       <w:r>
         <w:rPr>
-          <w:color w:val="000000"/>
+          <w:color w:val="000000" w:themeColor="text1" w:themeTint="FF" w:themeShade="FF"/>
         </w:rPr>
         <w:t>Esta execução ocorreu com os privilégios do utilizador do servidor web (</w:t>
       </w:r>
-      <w:proofErr w:type="spellStart"/>
-      <w:r>
-        <w:rPr>
-          <w:i/>
-          <w:iCs/>
-          <w:color w:val="000000"/>
+      <w:r>
+        <w:rPr>
+          <w:i w:val="1"/>
+          <w:iCs w:val="1"/>
+          <w:color w:val="000000" w:themeColor="text1" w:themeTint="FF" w:themeShade="FF"/>
         </w:rPr>
         <w:t>www</w:t>
       </w:r>
-      <w:proofErr w:type="spellEnd"/>
-      <w:r>
-        <w:rPr>
-          <w:i/>
-          <w:iCs/>
-          <w:color w:val="000000"/>
+      <w:r>
+        <w:rPr>
+          <w:i w:val="1"/>
+          <w:iCs w:val="1"/>
+          <w:color w:val="000000" w:themeColor="text1" w:themeTint="FF" w:themeShade="FF"/>
         </w:rPr>
         <w:t>-data</w:t>
       </w:r>
       <w:r>
         <w:rPr>
-          <w:color w:val="000000"/>
+          <w:color w:val="000000" w:themeColor="text1" w:themeTint="FF" w:themeShade="FF"/>
         </w:rPr>
         <w:t>), conforme demonstrado pelo comando “</w:t>
       </w:r>
       <w:r>
         <w:rPr>
-          <w:i/>
-          <w:iCs/>
-          <w:color w:val="000000"/>
+          <w:i w:val="1"/>
+          <w:iCs w:val="1"/>
+          <w:color w:val="000000" w:themeColor="text1" w:themeTint="FF" w:themeShade="FF"/>
         </w:rPr>
         <w:t>id</w:t>
       </w:r>
       <w:r>
         <w:rPr>
-          <w:color w:val="000000"/>
+          <w:color w:val="000000" w:themeColor="text1" w:themeTint="FF" w:themeShade="FF"/>
         </w:rPr>
         <w:t>” na Figura X1 e na Figura X2.</w:t>
       </w:r>
+    </w:p>
+    <w:p>
+      <w:pPr>
+        <w:rPr>
+          <w:color w:val="000000" w:themeColor="text1" w:themeTint="FF" w:themeShade="FF"/>
+        </w:rPr>
+      </w:pPr>
     </w:p>
     <w:p>
       <w:pPr>
@@ -24629,72 +26360,74 @@
       </w:pPr>
       <w:r>
         <w:rPr>
-          <w:color w:val="000000"/>
+          <w:color w:val="000000" w:themeColor="text1" w:themeTint="FF" w:themeShade="FF"/>
         </w:rPr>
         <w:t xml:space="preserve">Figura X – </w:t>
       </w:r>
-      <w:proofErr w:type="spellStart"/>
-      <w:r>
-        <w:rPr>
-          <w:i/>
-          <w:iCs/>
-          <w:color w:val="000000"/>
+      <w:r>
+        <w:rPr>
+          <w:i w:val="1"/>
+          <w:iCs w:val="1"/>
+          <w:color w:val="000000" w:themeColor="text1" w:themeTint="FF" w:themeShade="FF"/>
         </w:rPr>
         <w:t>Payload</w:t>
       </w:r>
-      <w:proofErr w:type="spellEnd"/>
-      <w:r>
-        <w:rPr>
-          <w:color w:val="000000"/>
+      <w:r>
+        <w:rPr>
+          <w:color w:val="000000" w:themeColor="text1" w:themeTint="FF" w:themeShade="FF"/>
         </w:rPr>
         <w:t xml:space="preserve"> utilizado para </w:t>
       </w:r>
-      <w:proofErr w:type="spellStart"/>
-      <w:r>
-        <w:rPr>
-          <w:i/>
-          <w:iCs/>
-          <w:color w:val="000000"/>
+      <w:r>
+        <w:rPr>
+          <w:i w:val="1"/>
+          <w:iCs w:val="1"/>
+          <w:color w:val="000000" w:themeColor="text1" w:themeTint="FF" w:themeShade="FF"/>
         </w:rPr>
         <w:t>Remote</w:t>
       </w:r>
-      <w:proofErr w:type="spellEnd"/>
-      <w:r>
-        <w:rPr>
-          <w:i/>
-          <w:iCs/>
-          <w:color w:val="000000"/>
+      <w:r>
+        <w:rPr>
+          <w:i w:val="1"/>
+          <w:iCs w:val="1"/>
+          <w:color w:val="000000" w:themeColor="text1" w:themeTint="FF" w:themeShade="FF"/>
         </w:rPr>
         <w:t xml:space="preserve"> </w:t>
       </w:r>
-      <w:proofErr w:type="spellStart"/>
-      <w:r>
-        <w:rPr>
-          <w:i/>
-          <w:iCs/>
-          <w:color w:val="000000"/>
+      <w:r>
+        <w:rPr>
+          <w:i w:val="1"/>
+          <w:iCs w:val="1"/>
+          <w:color w:val="000000" w:themeColor="text1" w:themeTint="FF" w:themeShade="FF"/>
         </w:rPr>
         <w:t>Code</w:t>
       </w:r>
-      <w:proofErr w:type="spellEnd"/>
-      <w:r>
-        <w:rPr>
-          <w:i/>
-          <w:iCs/>
-          <w:color w:val="000000"/>
+      <w:r>
+        <w:rPr>
+          <w:i w:val="1"/>
+          <w:iCs w:val="1"/>
+          <w:color w:val="000000" w:themeColor="text1" w:themeTint="FF" w:themeShade="FF"/>
         </w:rPr>
         <w:t xml:space="preserve"> </w:t>
       </w:r>
-      <w:proofErr w:type="spellStart"/>
-      <w:r>
-        <w:rPr>
-          <w:i/>
-          <w:iCs/>
-          <w:color w:val="000000"/>
+      <w:r>
+        <w:rPr>
+          <w:i w:val="1"/>
+          <w:iCs w:val="1"/>
+          <w:color w:val="000000" w:themeColor="text1" w:themeTint="FF" w:themeShade="FF"/>
         </w:rPr>
         <w:t>Execution</w:t>
       </w:r>
-      <w:proofErr w:type="spellEnd"/>
+    </w:p>
+    <w:p>
+      <w:pPr>
+        <w:jc w:val="center"/>
+        <w:rPr>
+          <w:i w:val="1"/>
+          <w:iCs w:val="1"/>
+          <w:color w:val="000000" w:themeColor="text1" w:themeTint="FF" w:themeShade="FF"/>
+        </w:rPr>
+      </w:pPr>
     </w:p>
     <w:p>
       <w:pPr>
@@ -25478,7 +27211,7 @@
       </w:pPr>
       <w:r>
         <w:rPr>
-          <w:color w:val="06B6D4"/>
+          <w:color w:val="4C94D8" w:themeColor="text2" w:themeTint="80" w:themeShade="FF"/>
           <w:sz w:val="28"/>
           <w:szCs w:val="28"/>
         </w:rPr>
@@ -25486,7 +27219,7 @@
       </w:r>
       <w:r>
         <w:rPr>
-          <w:color w:val="06B6D4"/>
+          <w:color w:val="4C94D8" w:themeColor="text2" w:themeTint="80" w:themeShade="FF"/>
           <w:sz w:val="28"/>
           <w:szCs w:val="28"/>
         </w:rPr>
@@ -25709,14 +27442,14 @@
         <w:pStyle w:val="heading20"/>
         <w:spacing w:before="360" w:after="180"/>
         <w:rPr>
-          <w:color w:val="06B6D4"/>
+          <w:color w:val="4C94D8" w:themeColor="text2" w:themeTint="80" w:themeShade="FF"/>
           <w:sz w:val="28"/>
           <w:szCs w:val="28"/>
         </w:rPr>
       </w:pPr>
       <w:r>
         <w:rPr>
-          <w:color w:val="06B6D4"/>
+          <w:color w:val="4C94D8" w:themeColor="text2" w:themeTint="80" w:themeShade="FF"/>
           <w:sz w:val="28"/>
           <w:szCs w:val="28"/>
         </w:rPr>
@@ -25724,7 +27457,7 @@
       </w:r>
       <w:r>
         <w:rPr>
-          <w:color w:val="06B6D4"/>
+          <w:color w:val="4C94D8" w:themeColor="text2" w:themeTint="80" w:themeShade="FF"/>
           <w:sz w:val="28"/>
           <w:szCs w:val="28"/>
         </w:rPr>
@@ -25816,13 +27549,20 @@
     <w:p>
       <w:pPr>
         <w:pStyle w:val="heading30"/>
-      </w:pPr>
-      <w:r>
-        <w:rPr/>
+        <w:rPr>
+          <w:color w:val="4C94D8" w:themeColor="text2" w:themeTint="80" w:themeShade="FF"/>
+        </w:rPr>
+      </w:pPr>
+      <w:r>
+        <w:rPr>
+          <w:color w:val="4C94D8" w:themeColor="text2" w:themeTint="80" w:themeShade="FF"/>
+        </w:rPr>
         <w:t>6</w:t>
       </w:r>
       <w:r>
-        <w:rPr/>
+        <w:rPr>
+          <w:color w:val="4C94D8" w:themeColor="text2" w:themeTint="80" w:themeShade="FF"/>
+        </w:rPr>
         <w:t>.6.1 Serviços configurados no novo servidor</w:t>
       </w:r>
     </w:p>
@@ -26164,11 +27904,15 @@
         <w:pStyle w:val="heading30"/>
       </w:pPr>
       <w:r>
-        <w:rPr/>
+        <w:rPr>
+          <w:color w:val="4C94D8" w:themeColor="text2" w:themeTint="80" w:themeShade="FF"/>
+        </w:rPr>
         <w:t>6</w:t>
       </w:r>
       <w:r>
-        <w:rPr/>
+        <w:rPr>
+          <w:color w:val="4C94D8" w:themeColor="text2" w:themeTint="80" w:themeShade="FF"/>
+        </w:rPr>
         <w:t>.6.2 Configurações adicionais</w:t>
       </w:r>
     </w:p>
@@ -26606,6 +28350,7 @@
         <w:rPr>
           <w:b w:val="1"/>
           <w:bCs w:val="1"/>
+          <w:color w:val="4C94D8" w:themeColor="text2" w:themeTint="80" w:themeShade="FF"/>
           <w:sz w:val="28"/>
           <w:szCs w:val="28"/>
         </w:rPr>
@@ -26614,6 +28359,7 @@
         <w:rPr>
           <w:b w:val="1"/>
           <w:bCs w:val="1"/>
+          <w:color w:val="4C94D8" w:themeColor="text2" w:themeTint="80" w:themeShade="FF"/>
           <w:sz w:val="28"/>
           <w:szCs w:val="28"/>
         </w:rPr>
@@ -26623,6 +28369,7 @@
         <w:rPr>
           <w:b w:val="1"/>
           <w:bCs w:val="1"/>
+          <w:color w:val="4C94D8" w:themeColor="text2" w:themeTint="80" w:themeShade="FF"/>
           <w:sz w:val="28"/>
           <w:szCs w:val="28"/>
         </w:rPr>
@@ -26632,6 +28379,7 @@
         <w:rPr>
           <w:b w:val="1"/>
           <w:bCs w:val="1"/>
+          <w:color w:val="4C94D8" w:themeColor="text2" w:themeTint="80" w:themeShade="FF"/>
           <w:sz w:val="28"/>
           <w:szCs w:val="28"/>
         </w:rPr>
@@ -26709,1306 +28457,23 @@
         <w:br w:type="page"/>
       </w:r>
     </w:p>
-    <w:p xmlns:wp14="http://schemas.microsoft.com/office/word/2010/wordml" wp14:textId="77777777">
+    <w:p>
       <w:pPr>
         <w:pStyle w:val="heading10"/>
-      </w:pPr>
-      <w:r>
-        <w:rPr>
-          <w:rFonts w:ascii="Arial" w:hAnsi="Arial"/>
-          <w:sz w:val="24"/>
-          <w:szCs w:val="24"/>
-          <w:color w:val="000000"/>
-        </w:rPr>
-        <w:t xml:space="preserve">7. VPN de Acesso Remoto (IPSec)</w:t>
-      </w:r>
-    </w:p>
-    <w:p xmlns:wp14="http://schemas.microsoft.com/office/word/2010/wordml" wp14:textId="77777777">
-      <w:pPr>
-        <w:jc w:val="both"/>
-        <w:spacing w:after="120" w:line="360"/>
-      </w:pPr>
-      <w:r>
-        <w:rPr>
-          <w:rFonts w:ascii="Arial" w:hAnsi="Arial"/>
-          <w:sz w:val="24"/>
-          <w:szCs w:val="24"/>
-          <w:color w:val="000000"/>
-        </w:rPr>
-        <w:t xml:space="preserve">Como funcionalidade adicional ao projeto, foi implementada uma solução de VPN de acesso remoto baseada no protocolo IPSec, permitindo que os elementos do departamento de Programação possam trabalhar remotamente com acesso seguro à infraestrutura interna da CodeSecure. Esta funcionalidade responde a uma necessidade cada vez mais presente nas empresas, especialmente em contextos de trabalho híbrido ou remoto.</w:t>
-      </w:r>
-    </w:p>
-    <w:p xmlns:wp14="http://schemas.microsoft.com/office/word/2010/wordml" wp14:textId="77777777">
-      <w:pPr>
-        <w:pStyle w:val="heading20"/>
-      </w:pPr>
-      <w:r>
-        <w:rPr>
-          <w:rFonts w:ascii="Arial" w:hAnsi="Arial"/>
-          <w:sz w:val="24"/>
-          <w:szCs w:val="24"/>
-          <w:color w:val="000000"/>
-        </w:rPr>
-        <w:t xml:space="preserve">7.1 Justificação Técnica</w:t>
-      </w:r>
-    </w:p>
-    <w:p xmlns:wp14="http://schemas.microsoft.com/office/word/2010/wordml" wp14:textId="77777777">
-      <w:pPr>
-        <w:jc w:val="both"/>
-        <w:spacing w:after="120" w:line="360"/>
-      </w:pPr>
-      <w:r>
-        <w:rPr>
-          <w:rFonts w:ascii="Arial" w:hAnsi="Arial"/>
-          <w:sz w:val="24"/>
-          <w:szCs w:val="24"/>
-          <w:color w:val="000000"/>
-        </w:rPr>
-        <w:t xml:space="preserve">A decisão de implementar uma VPN de acesso remoto foi motivada pela necessidade de garantir que a equipa de Programação possa aceder de forma segura aos recursos internos da empresa (Data Center, DMZ e servidores de desenvolvimento) a partir de qualquer localização. O protocolo IPSec foi escolhido por oferecer encriptação forte (AES-256), autenticação robusta e ser nativamente suportado pelo Cisco Packet Tracer.</w:t>
-      </w:r>
-    </w:p>
-    <w:p xmlns:wp14="http://schemas.microsoft.com/office/word/2010/wordml" wp14:textId="77777777">
-      <w:pPr>
-        <w:pStyle w:val="heading20"/>
-      </w:pPr>
-      <w:r>
-        <w:rPr>
-          <w:rFonts w:ascii="Arial" w:hAnsi="Arial"/>
-          <w:sz w:val="24"/>
-          <w:szCs w:val="24"/>
-          <w:color w:val="000000"/>
-        </w:rPr>
-        <w:t xml:space="preserve">7.2 Arquitetura da Solução</w:t>
-      </w:r>
-    </w:p>
-    <w:p xmlns:wp14="http://schemas.microsoft.com/office/word/2010/wordml" wp14:textId="77777777">
-      <w:pPr>
-        <w:jc w:val="both"/>
-        <w:spacing w:after="120" w:line="360"/>
-      </w:pPr>
-      <w:r>
-        <w:rPr>
-          <w:rFonts w:ascii="Arial" w:hAnsi="Arial"/>
-          <w:sz w:val="24"/>
-          <w:szCs w:val="24"/>
-          <w:color w:val="000000"/>
-        </w:rPr>
-        <w:t xml:space="preserve">A VPN foi configurada no Firewall Principal (200.200.200.2), que atua como VPN concentrator. Os clientes remotos ligam-se através da Internet ao endereço público do Firewall, estabelecendo um túnel IPSec encriptado. Após autenticação, é atribuído ao cliente um endereço IP da gama 192.168.20.200-220, correspondente à VLAN 20 (Programação), permitindo acesso transparente aos recursos internos como se o utilizador estivesse fisicamente no escritório.</w:t>
-      </w:r>
-    </w:p>
-    <w:p xmlns:wp14="http://schemas.microsoft.com/office/word/2010/wordml" wp14:textId="77777777">
-      <w:pPr>
-        <w:jc w:val="both"/>
-        <w:spacing w:after="120" w:line="360"/>
-      </w:pPr>
-      <w:r>
-        <w:rPr>
-          <w:rFonts w:ascii="Arial" w:hAnsi="Arial"/>
-          <w:sz w:val="24"/>
-          <w:szCs w:val="24"/>
-          <w:color w:val="000000"/>
-        </w:rPr>
-        <w:t xml:space="preserve">Para simular o cenário de acesso remoto, foi criada uma rede adicional (100.100.100.0/24) ligada à interface GigabitEthernet0/1 do ISP, representando a ligação doméstica de um programador remoto.</w:t>
-      </w:r>
-    </w:p>
-    <w:p xmlns:wp14="http://schemas.microsoft.com/office/word/2010/wordml" wp14:textId="77777777">
-      <w:pPr>
-        <w:pStyle w:val="heading20"/>
-      </w:pPr>
-      <w:r>
-        <w:rPr>
-          <w:rFonts w:ascii="Arial" w:hAnsi="Arial"/>
-          <w:sz w:val="24"/>
-          <w:szCs w:val="24"/>
-          <w:color w:val="000000"/>
-        </w:rPr>
-        <w:t xml:space="preserve">7.3 Configuração Implementada</w:t>
-      </w:r>
-    </w:p>
-    <w:p xmlns:wp14="http://schemas.microsoft.com/office/word/2010/wordml" wp14:textId="77777777">
-      <w:pPr>
-        <w:jc w:val="both"/>
-        <w:spacing w:after="120" w:line="360"/>
-      </w:pPr>
-      <w:r>
-        <w:rPr>
-          <w:rFonts w:ascii="Arial" w:hAnsi="Arial"/>
-          <w:sz w:val="24"/>
-          <w:szCs w:val="24"/>
-          <w:color w:val="000000"/>
-        </w:rPr>
-        <w:t xml:space="preserve">A implementação da VPN exigiu a ativação do módulo de segurança (securityk9) no Firewall Principal e a configuração de múltiplos componentes do protocolo IPSec. Em primeiro lugar, foi ativado o modelo AAA (Authentication, Authorization, Accounting) para gestão centralizada de autenticação e autorização dos utilizadores VPN.</w:t>
-      </w:r>
-    </w:p>
-    <w:p xmlns:wp14="http://schemas.microsoft.com/office/word/2010/wordml" wp14:textId="77777777">
-      <w:pPr>
-        <w:jc w:val="both"/>
-        <w:spacing w:after="120" w:line="360"/>
-      </w:pPr>
-      <w:r>
-        <w:rPr>
-          <w:rFonts w:ascii="Arial" w:hAnsi="Arial"/>
-          <w:sz w:val="24"/>
-          <w:szCs w:val="24"/>
-          <w:color w:val="000000"/>
-        </w:rPr>
-        <w:t xml:space="preserve">Foi definida uma pool de endereços IP (poolVPN) com a gama 192.168.20.200 a 192.168.20.220, dentro da sub-rede da VLAN de Programação. Foram criados três utilizadores correspondentes aos programadores da empresa: pedro.dev, sara.code e bruno.web.</w:t>
-      </w:r>
-    </w:p>
-    <w:p xmlns:wp14="http://schemas.microsoft.com/office/word/2010/wordml" wp14:textId="77777777">
-      <w:pPr>
-        <w:jc w:val="both"/>
-        <w:spacing w:after="120" w:line="360"/>
-      </w:pPr>
-      <w:r>
-        <w:rPr>
-          <w:rFonts w:ascii="Arial" w:hAnsi="Arial"/>
-          <w:sz w:val="24"/>
-          <w:szCs w:val="24"/>
-          <w:color w:val="000000"/>
-        </w:rPr>
-        <w:t xml:space="preserve">A política ISAKMP (Fase 1) foi configurada com encriptação AES-256, hash SHA, autenticação por chave pré-partilhada e grupo Diffie-Hellman 5, com um lifetime de 3600 segundos. O grupo de clientes (GroupVPN) foi associado à pool de endereços e à chave de grupo.</w:t>
-      </w:r>
-    </w:p>
-    <w:p xmlns:wp14="http://schemas.microsoft.com/office/word/2010/wordml" wp14:textId="77777777">
-      <w:pPr>
-        <w:jc w:val="both"/>
-        <w:spacing w:after="120" w:line="360"/>
-      </w:pPr>
-      <w:r>
-        <w:rPr>
-          <w:rFonts w:ascii="Arial" w:hAnsi="Arial"/>
-          <w:sz w:val="24"/>
-          <w:szCs w:val="24"/>
-          <w:color w:val="000000"/>
-        </w:rPr>
-        <w:t xml:space="preserve">Para a Fase 2, foi definido o transform set (setVPN) com ESP-AES e ESP-SHA-HMAC, e criado um dynamic crypto map (DynamicVPN) com reverse-route ativado. O static crypto map (StaticMap) foi configurado com as listas de autenticação e autorização AAA e aplicado na interface externa (GigabitEthernet0/0) do Firewall.</w:t>
-      </w:r>
-    </w:p>
-    <w:p xmlns:wp14="http://schemas.microsoft.com/office/word/2010/wordml" wp14:textId="77777777">
-      <w:pPr>
-        <w:jc w:val="both"/>
-        <w:spacing w:after="120" w:line="360"/>
-      </w:pPr>
-      <w:r>
-        <w:rPr>
-          <w:rFonts w:ascii="Arial" w:hAnsi="Arial"/>
-          <w:sz w:val="24"/>
-          <w:szCs w:val="24"/>
-          <w:color w:val="000000"/>
-        </w:rPr>
-        <w:t xml:space="preserve">As ACLs da interface INTERNET-IN foram atualizadas para permitir o tráfego dos protocolos VPN: UDP 500 (ISAKMP), UDP 4500 (NAT-T) e ESP (protocolo 50).</w:t>
-      </w:r>
-    </w:p>
-    <w:p xmlns:wp14="http://schemas.microsoft.com/office/word/2010/wordml" wp14:textId="77777777">
-      <w:pPr>
-        <w:pStyle w:val="heading20"/>
-      </w:pPr>
-      <w:r>
-        <w:rPr>
-          <w:rFonts w:ascii="Arial" w:hAnsi="Arial"/>
-          <w:sz w:val="24"/>
-          <w:szCs w:val="24"/>
-          <w:color w:val="000000"/>
-        </w:rPr>
-        <w:t xml:space="preserve">7.4 Testes de Funcionamento</w:t>
-      </w:r>
-    </w:p>
-    <w:p xmlns:wp14="http://schemas.microsoft.com/office/word/2010/wordml" wp14:textId="77777777">
-      <w:pPr>
-        <w:jc w:val="both"/>
-        <w:spacing w:after="120" w:line="360"/>
-      </w:pPr>
-      <w:r>
-        <w:rPr>
-          <w:rFonts w:ascii="Arial" w:hAnsi="Arial"/>
-          <w:sz w:val="24"/>
-          <w:szCs w:val="24"/>
-        </w:rPr>
-        <w:t>Para validar a solução, foi utilizado um laptop (Laptop6) ligado à rede simulada do ISP (100.100.100.0/24), representando um programador a trabalhar remotamente. O teste consistiu em estabelecer a ligação VPN através do cliente integrado no Packet Tracer e verificar a conectividade com os recursos internos.</w:t>
-      </w:r>
-    </w:p>
-    <w:p xmlns:wp14="http://schemas.microsoft.com/office/word/2010/wordml" wp14:textId="29239111">
-      <w:pPr>
-        <w:jc w:val="both"/>
-        <w:shd w:val="clear" w:fill="F0F0F0"/>
-        <w:rPr>
-          <w:rFonts w:ascii="Arial" w:hAnsi="Arial"/>
-          <w:sz w:val="24"/>
-          <w:szCs w:val="24"/>
-        </w:rPr>
-      </w:pPr>
-    </w:p>
-    <w:p xmlns:wp14="http://schemas.microsoft.com/office/word/2010/wordml" wp14:textId="5BF65223">
-      <w:pPr>
-        <w:pStyle w:val="Normal"/>
-        <w:jc w:val="center"/>
-        <w:shd w:val="clear" w:fill="F0F0F0"/>
-      </w:pPr>
-      <w:r>
-        <w:drawing>
-          <wp:inline xmlns:wp14="http://schemas.microsoft.com/office/word/2010/wordprocessingDrawing" wp14:editId="70FC611E" wp14:anchorId="4E1B5124">
-            <wp:extent cx="5943600" cy="1809750"/>
-            <wp:effectExtent l="0" t="0" r="0" b="0"/>
-            <wp:docPr id="1090299926" name="drawing"/>
-            <wp:cNvGraphicFramePr>
-              <a:graphicFrameLocks noChangeAspect="1"/>
-            </wp:cNvGraphicFramePr>
-            <a:graphic>
-              <a:graphicData xmlns:a="http://schemas.openxmlformats.org/drawingml/2006/main" uri="http://schemas.openxmlformats.org/drawingml/2006/picture">
-                <pic:pic xmlns:pic="http://schemas.openxmlformats.org/drawingml/2006/picture">
-                  <pic:nvPicPr>
-                    <pic:cNvPr id="1090299926" name="Picture 1090299926"/>
-                    <pic:cNvPicPr/>
-                  </pic:nvPicPr>
-                  <pic:blipFill>
-                    <a:blip xmlns:r="http://schemas.openxmlformats.org/officeDocument/2006/relationships" r:embed="rId1977649742">
-                      <a:extLst>
-                        <a:ext uri="{28A0092B-C50C-407E-A947-70E740481C1C}">
-                          <a14:useLocalDpi xmlns:a14="http://schemas.microsoft.com/office/drawing/2010/main"/>
-                        </a:ext>
-                      </a:extLst>
-                    </a:blip>
-                    <a:stretch>
-                      <a:fillRect/>
-                    </a:stretch>
-                  </pic:blipFill>
-                  <pic:spPr>
-                    <a:xfrm>
-                      <a:off x="0" y="0"/>
-                      <a:ext cx="5943600" cy="1809750"/>
-                    </a:xfrm>
-                    <a:prstGeom prst="rect">
-                      <a:avLst/>
-                    </a:prstGeom>
-                  </pic:spPr>
-                </pic:pic>
-              </a:graphicData>
-            </a:graphic>
-          </wp:inline>
-        </w:drawing>
-      </w:r>
-    </w:p>
-    <w:p xmlns:wp14="http://schemas.microsoft.com/office/word/2010/wordml" wp14:textId="77777777">
-      <w:pPr>
-        <w:jc w:val="center"/>
-        <w:spacing w:after="200"/>
-      </w:pPr>
-      <w:r>
-        <w:rPr>
-          <w:rFonts w:ascii="Arial" w:hAnsi="Arial"/>
-          <w:sz w:val="20"/>
-          <w:szCs w:val="20"/>
-        </w:rPr>
-        <w:t>Figura X — Ligação VPN estabelecida com sucesso, com atribuição de IP da pool VPN.</w:t>
-      </w:r>
-    </w:p>
-    <w:p>
-      <w:pPr>
-        <w:jc w:val="center"/>
-        <w:rPr>
-          <w:rFonts w:ascii="Arial" w:hAnsi="Arial"/>
-          <w:sz w:val="20"/>
-          <w:szCs w:val="20"/>
-        </w:rPr>
-      </w:pPr>
-    </w:p>
-    <w:p xmlns:wp14="http://schemas.microsoft.com/office/word/2010/wordml" wp14:textId="77777777">
-      <w:pPr>
-        <w:jc w:val="both"/>
-        <w:spacing w:after="120" w:line="360"/>
-      </w:pPr>
-      <w:r>
-        <w:rPr>
-          <w:rFonts w:ascii="Arial" w:hAnsi="Arial"/>
-          <w:sz w:val="24"/>
-          <w:szCs w:val="24"/>
-        </w:rPr>
-        <w:t>Conforme demonstrado na figura, a ligação VPN foi estabelecida com sucesso, tendo sido atribuído um endereço IP ao cliente remoto, confirmando a autenticação e a atribuição de endereço a partir da pool configurada.</w:t>
-      </w:r>
-    </w:p>
-    <w:p xmlns:wp14="http://schemas.microsoft.com/office/word/2010/wordml" wp14:textId="396EBCF6">
-      <w:pPr>
-        <w:pStyle w:val="Normal"/>
-        <w:jc w:val="center"/>
-        <w:spacing w:after="200"/>
-      </w:pPr>
-      <w:r>
-        <w:drawing>
-          <wp:inline xmlns:wp14="http://schemas.microsoft.com/office/word/2010/wordprocessingDrawing" wp14:editId="7A3CCCD9" wp14:anchorId="0DD6AE48">
-            <wp:extent cx="5943600" cy="4019550"/>
-            <wp:effectExtent l="0" t="0" r="0" b="0"/>
-            <wp:docPr id="1408604211" name="drawing"/>
-            <wp:cNvGraphicFramePr>
-              <a:graphicFrameLocks noChangeAspect="1"/>
-            </wp:cNvGraphicFramePr>
-            <a:graphic>
-              <a:graphicData xmlns:a="http://schemas.openxmlformats.org/drawingml/2006/main" uri="http://schemas.openxmlformats.org/drawingml/2006/picture">
-                <pic:pic xmlns:pic="http://schemas.openxmlformats.org/drawingml/2006/picture">
-                  <pic:nvPicPr>
-                    <pic:cNvPr id="1408604211" name="Picture 1408604211"/>
-                    <pic:cNvPicPr/>
-                  </pic:nvPicPr>
-                  <pic:blipFill>
-                    <a:blip xmlns:r="http://schemas.openxmlformats.org/officeDocument/2006/relationships" r:embed="rId430394559">
-                      <a:extLst>
-                        <a:ext uri="{28A0092B-C50C-407E-A947-70E740481C1C}">
-                          <a14:useLocalDpi xmlns:a14="http://schemas.microsoft.com/office/drawing/2010/main"/>
-                        </a:ext>
-                      </a:extLst>
-                    </a:blip>
-                    <a:stretch>
-                      <a:fillRect/>
-                    </a:stretch>
-                  </pic:blipFill>
-                  <pic:spPr>
-                    <a:xfrm>
-                      <a:off x="0" y="0"/>
-                      <a:ext cx="5943600" cy="4019550"/>
-                    </a:xfrm>
-                    <a:prstGeom prst="rect">
-                      <a:avLst/>
-                    </a:prstGeom>
-                  </pic:spPr>
-                </pic:pic>
-              </a:graphicData>
-            </a:graphic>
-          </wp:inline>
-        </w:drawing>
-      </w:r>
-      <w:r>
-        <w:rPr>
-          <w:rFonts w:ascii="Arial" w:hAnsi="Arial"/>
-          <w:sz w:val="20"/>
-          <w:szCs w:val="20"/>
-        </w:rPr>
-        <w:t>Figura X — Teste de conectividade do cliente VPN para servidores internos.</w:t>
-      </w:r>
-    </w:p>
-    <w:p>
-      <w:pPr>
-        <w:pStyle w:val="Normal"/>
-        <w:jc w:val="center"/>
-        <w:rPr>
-          <w:rFonts w:ascii="Arial" w:hAnsi="Arial"/>
-          <w:sz w:val="20"/>
-          <w:szCs w:val="20"/>
-        </w:rPr>
-      </w:pPr>
-    </w:p>
-    <w:p xmlns:wp14="http://schemas.microsoft.com/office/word/2010/wordml" wp14:textId="455E472E">
-      <w:pPr>
-        <w:jc w:val="both"/>
-        <w:spacing w:after="120" w:line="360"/>
-      </w:pPr>
-      <w:r>
-        <w:rPr>
-          <w:rFonts w:ascii="Arial" w:hAnsi="Arial"/>
-          <w:sz w:val="24"/>
-          <w:szCs w:val="24"/>
-        </w:rPr>
-        <w:t xml:space="preserve">Os testes de conectividade confirmaram que o cliente VPN consegue aceder aos servidores do Data </w:t>
-      </w:r>
-      <w:r>
-        <w:rPr>
-          <w:rFonts w:ascii="Arial" w:hAnsi="Arial"/>
-          <w:sz w:val="24"/>
-          <w:szCs w:val="24"/>
-        </w:rPr>
-        <w:t>Center</w:t>
-      </w:r>
-      <w:r>
-        <w:rPr>
-          <w:rFonts w:ascii="Arial" w:hAnsi="Arial"/>
-          <w:sz w:val="24"/>
-          <w:szCs w:val="24"/>
-        </w:rPr>
-        <w:t xml:space="preserve">, validando que o túnel </w:t>
-      </w:r>
-      <w:r>
-        <w:rPr>
-          <w:rFonts w:ascii="Arial" w:hAnsi="Arial"/>
-          <w:sz w:val="24"/>
-          <w:szCs w:val="24"/>
-        </w:rPr>
-        <w:t>IPSec</w:t>
-      </w:r>
-      <w:r>
-        <w:rPr>
-          <w:rFonts w:ascii="Arial" w:hAnsi="Arial"/>
-          <w:sz w:val="24"/>
-          <w:szCs w:val="24"/>
-        </w:rPr>
-        <w:t xml:space="preserve"> está funcional e que as rotas estão corretamente configuradas.</w:t>
-      </w:r>
-    </w:p>
-    <w:p>
-      <w:pPr>
-        <w:spacing w:before="300" w:beforeAutospacing="off" w:after="150" w:afterAutospacing="off"/>
-        <w:jc w:val="both"/>
-      </w:pPr>
-      <w:r>
-        <w:rPr>
-          <w:rFonts w:ascii="Arial" w:hAnsi="Arial" w:eastAsia="Arial" w:cs="Arial"/>
-          <w:b w:val="1"/>
-          <w:bCs w:val="1"/>
-          <w:noProof w:val="0"/>
-          <w:color w:val="000000" w:themeColor="text1" w:themeTint="FF" w:themeShade="FF"/>
-          <w:sz w:val="24"/>
-          <w:szCs w:val="24"/>
-          <w:lang w:val="pt-PT"/>
-        </w:rPr>
-        <w:t>7.5 Resumo da Configuração VPN</w:t>
-      </w:r>
-    </w:p>
-    <w:tbl>
-      <w:tblPr>
-        <w:tblStyle w:val="TableNormal"/>
-        <w:bidiVisual w:val="0"/>
-        <w:tblW w:w="0" w:type="auto"/>
-        <w:tblLook w:val="04A0" w:firstRow="1" w:lastRow="0" w:firstColumn="1" w:lastColumn="0" w:noHBand="0" w:noVBand="1"/>
-      </w:tblPr>
-      <w:tblGrid>
-        <w:gridCol w:w="3455"/>
-        <w:gridCol w:w="5428"/>
-      </w:tblGrid>
-      <w:tr>
-        <w:trPr>
-          <w:trHeight w:val="300"/>
-        </w:trPr>
-        <w:tc>
-          <w:tcPr>
-            <w:tcW w:w="3455" w:type="dxa"/>
-            <w:tcBorders>
-              <w:top w:val="single" w:color="999999" w:sz="8"/>
-              <w:left w:val="single" w:color="999999" w:sz="8"/>
-              <w:bottom w:val="single" w:color="999999" w:sz="8"/>
-              <w:right w:val="single" w:color="999999" w:sz="8"/>
-            </w:tcBorders>
-            <w:shd w:val="clear" w:color="auto" w:fill="1F4E79"/>
-            <w:tcMar>
-              <w:left w:w="108" w:type="dxa"/>
-              <w:right w:w="108" w:type="dxa"/>
-            </w:tcMar>
-            <w:vAlign w:val="top"/>
-          </w:tcPr>
-          <w:p>
-            <w:pPr>
-              <w:spacing w:before="0" w:beforeAutospacing="off" w:after="0" w:afterAutospacing="off"/>
-            </w:pPr>
-            <w:r>
-              <w:rPr>
-                <w:rFonts w:ascii="Arial" w:hAnsi="Arial" w:eastAsia="Arial" w:cs="Arial"/>
-                <w:b w:val="1"/>
-                <w:bCs w:val="1"/>
-                <w:color w:val="FFFFFF" w:themeColor="background1" w:themeTint="FF" w:themeShade="FF"/>
-                <w:sz w:val="22"/>
-                <w:szCs w:val="22"/>
-              </w:rPr>
-              <w:t>Parâmetro</w:t>
-            </w:r>
-          </w:p>
-        </w:tc>
-        <w:tc>
-          <w:tcPr>
-            <w:tcW w:w="5428" w:type="dxa"/>
-            <w:tcBorders>
-              <w:top w:val="single" w:color="999999" w:sz="8"/>
-              <w:left w:val="single" w:color="999999" w:sz="8"/>
-              <w:bottom w:val="single" w:color="999999" w:sz="8"/>
-              <w:right w:val="single" w:color="999999" w:sz="8"/>
-            </w:tcBorders>
-            <w:shd w:val="clear" w:color="auto" w:fill="1F4E79"/>
-            <w:tcMar>
-              <w:left w:w="108" w:type="dxa"/>
-              <w:right w:w="108" w:type="dxa"/>
-            </w:tcMar>
-            <w:vAlign w:val="top"/>
-          </w:tcPr>
-          <w:p>
-            <w:pPr>
-              <w:spacing w:before="0" w:beforeAutospacing="off" w:after="0" w:afterAutospacing="off"/>
-            </w:pPr>
-            <w:r>
-              <w:rPr>
-                <w:rFonts w:ascii="Arial" w:hAnsi="Arial" w:eastAsia="Arial" w:cs="Arial"/>
-                <w:b w:val="1"/>
-                <w:bCs w:val="1"/>
-                <w:color w:val="FFFFFF" w:themeColor="background1" w:themeTint="FF" w:themeShade="FF"/>
-                <w:sz w:val="22"/>
-                <w:szCs w:val="22"/>
-              </w:rPr>
-              <w:t>Valor</w:t>
-            </w:r>
-          </w:p>
-        </w:tc>
-      </w:tr>
-      <w:tr>
-        <w:trPr>
-          <w:trHeight w:val="300"/>
-        </w:trPr>
-        <w:tc>
-          <w:tcPr>
-            <w:tcW w:w="3455" w:type="dxa"/>
-            <w:tcBorders>
-              <w:top w:val="single" w:color="999999" w:sz="8"/>
-              <w:left w:val="single" w:color="999999" w:sz="8"/>
-              <w:bottom w:val="single" w:color="999999" w:sz="8"/>
-              <w:right w:val="single" w:color="999999" w:sz="8"/>
-            </w:tcBorders>
-            <w:tcMar>
-              <w:left w:w="108" w:type="dxa"/>
-              <w:right w:w="108" w:type="dxa"/>
-            </w:tcMar>
-            <w:vAlign w:val="top"/>
-          </w:tcPr>
-          <w:p>
-            <w:pPr>
-              <w:spacing w:before="0" w:beforeAutospacing="off" w:after="0" w:afterAutospacing="off"/>
-            </w:pPr>
-            <w:r>
-              <w:rPr>
-                <w:rFonts w:ascii="Arial" w:hAnsi="Arial" w:eastAsia="Arial" w:cs="Arial"/>
-                <w:color w:val="000000" w:themeColor="text1" w:themeTint="FF" w:themeShade="FF"/>
-                <w:sz w:val="22"/>
-                <w:szCs w:val="22"/>
-              </w:rPr>
-              <w:t>Protocolo</w:t>
-            </w:r>
-          </w:p>
-        </w:tc>
-        <w:tc>
-          <w:tcPr>
-            <w:tcW w:w="5428" w:type="dxa"/>
-            <w:tcBorders>
-              <w:top w:val="single" w:color="999999" w:sz="8"/>
-              <w:left w:val="single" w:color="999999" w:sz="8"/>
-              <w:bottom w:val="single" w:color="999999" w:sz="8"/>
-              <w:right w:val="single" w:color="999999" w:sz="8"/>
-            </w:tcBorders>
-            <w:tcMar>
-              <w:left w:w="108" w:type="dxa"/>
-              <w:right w:w="108" w:type="dxa"/>
-            </w:tcMar>
-            <w:vAlign w:val="top"/>
-          </w:tcPr>
-          <w:p>
-            <w:pPr>
-              <w:spacing w:before="0" w:beforeAutospacing="off" w:after="0" w:afterAutospacing="off"/>
-            </w:pPr>
-            <w:r>
-              <w:rPr>
-                <w:rFonts w:ascii="Arial" w:hAnsi="Arial" w:eastAsia="Arial" w:cs="Arial"/>
-                <w:color w:val="000000" w:themeColor="text1" w:themeTint="FF" w:themeShade="FF"/>
-                <w:sz w:val="22"/>
-                <w:szCs w:val="22"/>
-              </w:rPr>
-              <w:t>IPSec (IKEv1)</w:t>
-            </w:r>
-          </w:p>
-        </w:tc>
-      </w:tr>
-      <w:tr>
-        <w:trPr>
-          <w:trHeight w:val="300"/>
-        </w:trPr>
-        <w:tc>
-          <w:tcPr>
-            <w:tcW w:w="3455" w:type="dxa"/>
-            <w:tcBorders>
-              <w:top w:val="single" w:color="999999" w:sz="8"/>
-              <w:left w:val="single" w:color="999999" w:sz="8"/>
-              <w:bottom w:val="single" w:color="999999" w:sz="8"/>
-              <w:right w:val="single" w:color="999999" w:sz="8"/>
-            </w:tcBorders>
-            <w:tcMar>
-              <w:left w:w="108" w:type="dxa"/>
-              <w:right w:w="108" w:type="dxa"/>
-            </w:tcMar>
-            <w:vAlign w:val="top"/>
-          </w:tcPr>
-          <w:p>
-            <w:pPr>
-              <w:spacing w:before="0" w:beforeAutospacing="off" w:after="0" w:afterAutospacing="off"/>
-            </w:pPr>
-            <w:r>
-              <w:rPr>
-                <w:rFonts w:ascii="Arial" w:hAnsi="Arial" w:eastAsia="Arial" w:cs="Arial"/>
-                <w:color w:val="000000" w:themeColor="text1" w:themeTint="FF" w:themeShade="FF"/>
-                <w:sz w:val="22"/>
-                <w:szCs w:val="22"/>
-              </w:rPr>
-              <w:t>Encriptação</w:t>
-            </w:r>
-          </w:p>
-        </w:tc>
-        <w:tc>
-          <w:tcPr>
-            <w:tcW w:w="5428" w:type="dxa"/>
-            <w:tcBorders>
-              <w:top w:val="single" w:color="999999" w:sz="8"/>
-              <w:left w:val="single" w:color="999999" w:sz="8"/>
-              <w:bottom w:val="single" w:color="999999" w:sz="8"/>
-              <w:right w:val="single" w:color="999999" w:sz="8"/>
-            </w:tcBorders>
-            <w:tcMar>
-              <w:left w:w="108" w:type="dxa"/>
-              <w:right w:w="108" w:type="dxa"/>
-            </w:tcMar>
-            <w:vAlign w:val="top"/>
-          </w:tcPr>
-          <w:p>
-            <w:pPr>
-              <w:spacing w:before="0" w:beforeAutospacing="off" w:after="0" w:afterAutospacing="off"/>
-            </w:pPr>
-            <w:r>
-              <w:rPr>
-                <w:rFonts w:ascii="Arial" w:hAnsi="Arial" w:eastAsia="Arial" w:cs="Arial"/>
-                <w:color w:val="000000" w:themeColor="text1" w:themeTint="FF" w:themeShade="FF"/>
-                <w:sz w:val="22"/>
-                <w:szCs w:val="22"/>
-              </w:rPr>
-              <w:t>AES-256</w:t>
-            </w:r>
-          </w:p>
-        </w:tc>
-      </w:tr>
-      <w:tr>
-        <w:trPr>
-          <w:trHeight w:val="300"/>
-        </w:trPr>
-        <w:tc>
-          <w:tcPr>
-            <w:tcW w:w="3455" w:type="dxa"/>
-            <w:tcBorders>
-              <w:top w:val="single" w:color="999999" w:sz="8"/>
-              <w:left w:val="single" w:color="999999" w:sz="8"/>
-              <w:bottom w:val="single" w:color="999999" w:sz="8"/>
-              <w:right w:val="single" w:color="999999" w:sz="8"/>
-            </w:tcBorders>
-            <w:tcMar>
-              <w:left w:w="108" w:type="dxa"/>
-              <w:right w:w="108" w:type="dxa"/>
-            </w:tcMar>
-            <w:vAlign w:val="top"/>
-          </w:tcPr>
-          <w:p>
-            <w:pPr>
-              <w:spacing w:before="0" w:beforeAutospacing="off" w:after="0" w:afterAutospacing="off"/>
-            </w:pPr>
-            <w:r>
-              <w:rPr>
-                <w:rFonts w:ascii="Arial" w:hAnsi="Arial" w:eastAsia="Arial" w:cs="Arial"/>
-                <w:color w:val="000000" w:themeColor="text1" w:themeTint="FF" w:themeShade="FF"/>
-                <w:sz w:val="22"/>
-                <w:szCs w:val="22"/>
-              </w:rPr>
-              <w:t>Hash</w:t>
-            </w:r>
-          </w:p>
-        </w:tc>
-        <w:tc>
-          <w:tcPr>
-            <w:tcW w:w="5428" w:type="dxa"/>
-            <w:tcBorders>
-              <w:top w:val="single" w:color="999999" w:sz="8"/>
-              <w:left w:val="single" w:color="999999" w:sz="8"/>
-              <w:bottom w:val="single" w:color="999999" w:sz="8"/>
-              <w:right w:val="single" w:color="999999" w:sz="8"/>
-            </w:tcBorders>
-            <w:tcMar>
-              <w:left w:w="108" w:type="dxa"/>
-              <w:right w:w="108" w:type="dxa"/>
-            </w:tcMar>
-            <w:vAlign w:val="top"/>
-          </w:tcPr>
-          <w:p>
-            <w:pPr>
-              <w:spacing w:before="0" w:beforeAutospacing="off" w:after="0" w:afterAutospacing="off"/>
-            </w:pPr>
-            <w:r>
-              <w:rPr>
-                <w:rFonts w:ascii="Arial" w:hAnsi="Arial" w:eastAsia="Arial" w:cs="Arial"/>
-                <w:color w:val="000000" w:themeColor="text1" w:themeTint="FF" w:themeShade="FF"/>
-                <w:sz w:val="22"/>
-                <w:szCs w:val="22"/>
-              </w:rPr>
-              <w:t>SHA</w:t>
-            </w:r>
-          </w:p>
-        </w:tc>
-      </w:tr>
-      <w:tr>
-        <w:trPr>
-          <w:trHeight w:val="300"/>
-        </w:trPr>
-        <w:tc>
-          <w:tcPr>
-            <w:tcW w:w="3455" w:type="dxa"/>
-            <w:tcBorders>
-              <w:top w:val="single" w:color="999999" w:sz="8"/>
-              <w:left w:val="single" w:color="999999" w:sz="8"/>
-              <w:bottom w:val="single" w:color="999999" w:sz="8"/>
-              <w:right w:val="single" w:color="999999" w:sz="8"/>
-            </w:tcBorders>
-            <w:tcMar>
-              <w:left w:w="108" w:type="dxa"/>
-              <w:right w:w="108" w:type="dxa"/>
-            </w:tcMar>
-            <w:vAlign w:val="top"/>
-          </w:tcPr>
-          <w:p>
-            <w:pPr>
-              <w:spacing w:before="0" w:beforeAutospacing="off" w:after="0" w:afterAutospacing="off"/>
-            </w:pPr>
-            <w:r>
-              <w:rPr>
-                <w:rFonts w:ascii="Arial" w:hAnsi="Arial" w:eastAsia="Arial" w:cs="Arial"/>
-                <w:color w:val="000000" w:themeColor="text1" w:themeTint="FF" w:themeShade="FF"/>
-                <w:sz w:val="22"/>
-                <w:szCs w:val="22"/>
-              </w:rPr>
-              <w:t>Autenticação</w:t>
-            </w:r>
-          </w:p>
-        </w:tc>
-        <w:tc>
-          <w:tcPr>
-            <w:tcW w:w="5428" w:type="dxa"/>
-            <w:tcBorders>
-              <w:top w:val="single" w:color="999999" w:sz="8"/>
-              <w:left w:val="single" w:color="999999" w:sz="8"/>
-              <w:bottom w:val="single" w:color="999999" w:sz="8"/>
-              <w:right w:val="single" w:color="999999" w:sz="8"/>
-            </w:tcBorders>
-            <w:tcMar>
-              <w:left w:w="108" w:type="dxa"/>
-              <w:right w:w="108" w:type="dxa"/>
-            </w:tcMar>
-            <w:vAlign w:val="top"/>
-          </w:tcPr>
-          <w:p>
-            <w:pPr>
-              <w:spacing w:before="0" w:beforeAutospacing="off" w:after="0" w:afterAutospacing="off"/>
-            </w:pPr>
-            <w:r>
-              <w:rPr>
-                <w:rFonts w:ascii="Arial" w:hAnsi="Arial" w:eastAsia="Arial" w:cs="Arial"/>
-                <w:color w:val="000000" w:themeColor="text1" w:themeTint="FF" w:themeShade="FF"/>
-                <w:sz w:val="22"/>
-                <w:szCs w:val="22"/>
-              </w:rPr>
-              <w:t>Pre-Shared Key + AAA Local</w:t>
-            </w:r>
-          </w:p>
-        </w:tc>
-      </w:tr>
-      <w:tr>
-        <w:trPr>
-          <w:trHeight w:val="300"/>
-        </w:trPr>
-        <w:tc>
-          <w:tcPr>
-            <w:tcW w:w="3455" w:type="dxa"/>
-            <w:tcBorders>
-              <w:top w:val="single" w:color="999999" w:sz="8"/>
-              <w:left w:val="single" w:color="999999" w:sz="8"/>
-              <w:bottom w:val="single" w:color="999999" w:sz="8"/>
-              <w:right w:val="single" w:color="999999" w:sz="8"/>
-            </w:tcBorders>
-            <w:tcMar>
-              <w:left w:w="108" w:type="dxa"/>
-              <w:right w:w="108" w:type="dxa"/>
-            </w:tcMar>
-            <w:vAlign w:val="top"/>
-          </w:tcPr>
-          <w:p>
-            <w:pPr>
-              <w:spacing w:before="0" w:beforeAutospacing="off" w:after="0" w:afterAutospacing="off"/>
-            </w:pPr>
-            <w:r>
-              <w:rPr>
-                <w:rFonts w:ascii="Arial" w:hAnsi="Arial" w:eastAsia="Arial" w:cs="Arial"/>
-                <w:color w:val="000000" w:themeColor="text1" w:themeTint="FF" w:themeShade="FF"/>
-                <w:sz w:val="22"/>
-                <w:szCs w:val="22"/>
-              </w:rPr>
-              <w:t>Grupo DH</w:t>
-            </w:r>
-          </w:p>
-        </w:tc>
-        <w:tc>
-          <w:tcPr>
-            <w:tcW w:w="5428" w:type="dxa"/>
-            <w:tcBorders>
-              <w:top w:val="single" w:color="999999" w:sz="8"/>
-              <w:left w:val="single" w:color="999999" w:sz="8"/>
-              <w:bottom w:val="single" w:color="999999" w:sz="8"/>
-              <w:right w:val="single" w:color="999999" w:sz="8"/>
-            </w:tcBorders>
-            <w:tcMar>
-              <w:left w:w="108" w:type="dxa"/>
-              <w:right w:w="108" w:type="dxa"/>
-            </w:tcMar>
-            <w:vAlign w:val="top"/>
-          </w:tcPr>
-          <w:p>
-            <w:pPr>
-              <w:spacing w:before="0" w:beforeAutospacing="off" w:after="0" w:afterAutospacing="off"/>
-            </w:pPr>
-            <w:r>
-              <w:rPr>
-                <w:rFonts w:ascii="Arial" w:hAnsi="Arial" w:eastAsia="Arial" w:cs="Arial"/>
-                <w:color w:val="000000" w:themeColor="text1" w:themeTint="FF" w:themeShade="FF"/>
-                <w:sz w:val="22"/>
-                <w:szCs w:val="22"/>
-              </w:rPr>
-              <w:t>5</w:t>
-            </w:r>
-          </w:p>
-        </w:tc>
-      </w:tr>
-      <w:tr>
-        <w:trPr>
-          <w:trHeight w:val="300"/>
-        </w:trPr>
-        <w:tc>
-          <w:tcPr>
-            <w:tcW w:w="3455" w:type="dxa"/>
-            <w:tcBorders>
-              <w:top w:val="single" w:color="999999" w:sz="8"/>
-              <w:left w:val="single" w:color="999999" w:sz="8"/>
-              <w:bottom w:val="single" w:color="999999" w:sz="8"/>
-              <w:right w:val="single" w:color="999999" w:sz="8"/>
-            </w:tcBorders>
-            <w:tcMar>
-              <w:left w:w="108" w:type="dxa"/>
-              <w:right w:w="108" w:type="dxa"/>
-            </w:tcMar>
-            <w:vAlign w:val="top"/>
-          </w:tcPr>
-          <w:p>
-            <w:pPr>
-              <w:spacing w:before="0" w:beforeAutospacing="off" w:after="0" w:afterAutospacing="off"/>
-            </w:pPr>
-            <w:r>
-              <w:rPr>
-                <w:rFonts w:ascii="Arial" w:hAnsi="Arial" w:eastAsia="Arial" w:cs="Arial"/>
-                <w:color w:val="000000" w:themeColor="text1" w:themeTint="FF" w:themeShade="FF"/>
-                <w:sz w:val="22"/>
-                <w:szCs w:val="22"/>
-              </w:rPr>
-              <w:t>VPN Server</w:t>
-            </w:r>
-          </w:p>
-        </w:tc>
-        <w:tc>
-          <w:tcPr>
-            <w:tcW w:w="5428" w:type="dxa"/>
-            <w:tcBorders>
-              <w:top w:val="single" w:color="999999" w:sz="8"/>
-              <w:left w:val="single" w:color="999999" w:sz="8"/>
-              <w:bottom w:val="single" w:color="999999" w:sz="8"/>
-              <w:right w:val="single" w:color="999999" w:sz="8"/>
-            </w:tcBorders>
-            <w:tcMar>
-              <w:left w:w="108" w:type="dxa"/>
-              <w:right w:w="108" w:type="dxa"/>
-            </w:tcMar>
-            <w:vAlign w:val="top"/>
-          </w:tcPr>
-          <w:p>
-            <w:pPr>
-              <w:spacing w:before="0" w:beforeAutospacing="off" w:after="0" w:afterAutospacing="off"/>
-            </w:pPr>
-            <w:r>
-              <w:rPr>
-                <w:rFonts w:ascii="Arial" w:hAnsi="Arial" w:eastAsia="Arial" w:cs="Arial"/>
-                <w:color w:val="000000" w:themeColor="text1" w:themeTint="FF" w:themeShade="FF"/>
-                <w:sz w:val="22"/>
-                <w:szCs w:val="22"/>
-              </w:rPr>
-              <w:t>200.200.200.2 (Firewall Principal)</w:t>
-            </w:r>
-          </w:p>
-        </w:tc>
-      </w:tr>
-      <w:tr>
-        <w:trPr>
-          <w:trHeight w:val="300"/>
-        </w:trPr>
-        <w:tc>
-          <w:tcPr>
-            <w:tcW w:w="3455" w:type="dxa"/>
-            <w:tcBorders>
-              <w:top w:val="single" w:color="999999" w:sz="8"/>
-              <w:left w:val="single" w:color="999999" w:sz="8"/>
-              <w:bottom w:val="single" w:color="999999" w:sz="8"/>
-              <w:right w:val="single" w:color="999999" w:sz="8"/>
-            </w:tcBorders>
-            <w:tcMar>
-              <w:left w:w="108" w:type="dxa"/>
-              <w:right w:w="108" w:type="dxa"/>
-            </w:tcMar>
-            <w:vAlign w:val="top"/>
-          </w:tcPr>
-          <w:p>
-            <w:pPr>
-              <w:spacing w:before="0" w:beforeAutospacing="off" w:after="0" w:afterAutospacing="off"/>
-            </w:pPr>
-            <w:r>
-              <w:rPr>
-                <w:rFonts w:ascii="Arial" w:hAnsi="Arial" w:eastAsia="Arial" w:cs="Arial"/>
-                <w:color w:val="000000" w:themeColor="text1" w:themeTint="FF" w:themeShade="FF"/>
-                <w:sz w:val="22"/>
-                <w:szCs w:val="22"/>
-              </w:rPr>
-              <w:t>Pool de IPs</w:t>
-            </w:r>
-          </w:p>
-        </w:tc>
-        <w:tc>
-          <w:tcPr>
-            <w:tcW w:w="5428" w:type="dxa"/>
-            <w:tcBorders>
-              <w:top w:val="single" w:color="999999" w:sz="8"/>
-              <w:left w:val="single" w:color="999999" w:sz="8"/>
-              <w:bottom w:val="single" w:color="999999" w:sz="8"/>
-              <w:right w:val="single" w:color="999999" w:sz="8"/>
-            </w:tcBorders>
-            <w:tcMar>
-              <w:left w:w="108" w:type="dxa"/>
-              <w:right w:w="108" w:type="dxa"/>
-            </w:tcMar>
-            <w:vAlign w:val="top"/>
-          </w:tcPr>
-          <w:p>
-            <w:pPr>
-              <w:spacing w:before="0" w:beforeAutospacing="off" w:after="0" w:afterAutospacing="off"/>
-            </w:pPr>
-            <w:r>
-              <w:rPr>
-                <w:rFonts w:ascii="Arial" w:hAnsi="Arial" w:eastAsia="Arial" w:cs="Arial"/>
-                <w:color w:val="000000" w:themeColor="text1" w:themeTint="FF" w:themeShade="FF"/>
-                <w:sz w:val="22"/>
-                <w:szCs w:val="22"/>
-              </w:rPr>
-              <w:t>192.168.20.200 - 192.168.20.220</w:t>
-            </w:r>
-          </w:p>
-        </w:tc>
-      </w:tr>
-      <w:tr>
-        <w:trPr>
-          <w:trHeight w:val="300"/>
-        </w:trPr>
-        <w:tc>
-          <w:tcPr>
-            <w:tcW w:w="3455" w:type="dxa"/>
-            <w:tcBorders>
-              <w:top w:val="single" w:color="999999" w:sz="8"/>
-              <w:left w:val="single" w:color="999999" w:sz="8"/>
-              <w:bottom w:val="single" w:color="999999" w:sz="8"/>
-              <w:right w:val="single" w:color="999999" w:sz="8"/>
-            </w:tcBorders>
-            <w:tcMar>
-              <w:left w:w="108" w:type="dxa"/>
-              <w:right w:w="108" w:type="dxa"/>
-            </w:tcMar>
-            <w:vAlign w:val="top"/>
-          </w:tcPr>
-          <w:p>
-            <w:pPr>
-              <w:spacing w:before="0" w:beforeAutospacing="off" w:after="0" w:afterAutospacing="off"/>
-            </w:pPr>
-            <w:r>
-              <w:rPr>
-                <w:rFonts w:ascii="Arial" w:hAnsi="Arial" w:eastAsia="Arial" w:cs="Arial"/>
-                <w:color w:val="000000" w:themeColor="text1" w:themeTint="FF" w:themeShade="FF"/>
-                <w:sz w:val="22"/>
-                <w:szCs w:val="22"/>
-              </w:rPr>
-              <w:t>VLAN de destino</w:t>
-            </w:r>
-          </w:p>
-        </w:tc>
-        <w:tc>
-          <w:tcPr>
-            <w:tcW w:w="5428" w:type="dxa"/>
-            <w:tcBorders>
-              <w:top w:val="single" w:color="999999" w:sz="8"/>
-              <w:left w:val="single" w:color="999999" w:sz="8"/>
-              <w:bottom w:val="single" w:color="999999" w:sz="8"/>
-              <w:right w:val="single" w:color="999999" w:sz="8"/>
-            </w:tcBorders>
-            <w:tcMar>
-              <w:left w:w="108" w:type="dxa"/>
-              <w:right w:w="108" w:type="dxa"/>
-            </w:tcMar>
-            <w:vAlign w:val="top"/>
-          </w:tcPr>
-          <w:p>
-            <w:pPr>
-              <w:spacing w:before="0" w:beforeAutospacing="off" w:after="0" w:afterAutospacing="off"/>
-            </w:pPr>
-            <w:r>
-              <w:rPr>
-                <w:rFonts w:ascii="Arial" w:hAnsi="Arial" w:eastAsia="Arial" w:cs="Arial"/>
-                <w:color w:val="000000" w:themeColor="text1" w:themeTint="FF" w:themeShade="FF"/>
-                <w:sz w:val="22"/>
-                <w:szCs w:val="22"/>
-              </w:rPr>
-              <w:t>VLAN 20 (Programação)</w:t>
-            </w:r>
-          </w:p>
-        </w:tc>
-      </w:tr>
-      <w:tr>
-        <w:trPr>
-          <w:trHeight w:val="300"/>
-        </w:trPr>
-        <w:tc>
-          <w:tcPr>
-            <w:tcW w:w="3455" w:type="dxa"/>
-            <w:tcBorders>
-              <w:top w:val="single" w:color="999999" w:sz="8"/>
-              <w:left w:val="single" w:color="999999" w:sz="8"/>
-              <w:bottom w:val="single" w:color="999999" w:sz="8"/>
-              <w:right w:val="single" w:color="999999" w:sz="8"/>
-            </w:tcBorders>
-            <w:tcMar>
-              <w:left w:w="108" w:type="dxa"/>
-              <w:right w:w="108" w:type="dxa"/>
-            </w:tcMar>
-            <w:vAlign w:val="top"/>
-          </w:tcPr>
-          <w:p>
-            <w:pPr>
-              <w:spacing w:before="0" w:beforeAutospacing="off" w:after="0" w:afterAutospacing="off"/>
-            </w:pPr>
-            <w:r>
-              <w:rPr>
-                <w:rFonts w:ascii="Arial" w:hAnsi="Arial" w:eastAsia="Arial" w:cs="Arial"/>
-                <w:color w:val="000000" w:themeColor="text1" w:themeTint="FF" w:themeShade="FF"/>
-                <w:sz w:val="22"/>
-                <w:szCs w:val="22"/>
-              </w:rPr>
-              <w:t>Utilizadores</w:t>
-            </w:r>
-          </w:p>
-        </w:tc>
-        <w:tc>
-          <w:tcPr>
-            <w:tcW w:w="5428" w:type="dxa"/>
-            <w:tcBorders>
-              <w:top w:val="single" w:color="999999" w:sz="8"/>
-              <w:left w:val="single" w:color="999999" w:sz="8"/>
-              <w:bottom w:val="single" w:color="999999" w:sz="8"/>
-              <w:right w:val="single" w:color="999999" w:sz="8"/>
-            </w:tcBorders>
-            <w:tcMar>
-              <w:left w:w="108" w:type="dxa"/>
-              <w:right w:w="108" w:type="dxa"/>
-            </w:tcMar>
-            <w:vAlign w:val="top"/>
-          </w:tcPr>
-          <w:p>
-            <w:pPr>
-              <w:spacing w:before="0" w:beforeAutospacing="off" w:after="0" w:afterAutospacing="off"/>
-            </w:pPr>
-            <w:r>
-              <w:rPr>
-                <w:rFonts w:ascii="Arial" w:hAnsi="Arial" w:eastAsia="Arial" w:cs="Arial"/>
-                <w:color w:val="000000" w:themeColor="text1" w:themeTint="FF" w:themeShade="FF"/>
-                <w:sz w:val="22"/>
-                <w:szCs w:val="22"/>
-              </w:rPr>
-              <w:t>pedro.dev, sara.code, bruno.web</w:t>
-            </w:r>
-          </w:p>
-        </w:tc>
-      </w:tr>
-      <w:tr>
-        <w:trPr>
-          <w:trHeight w:val="300"/>
-        </w:trPr>
-        <w:tc>
-          <w:tcPr>
-            <w:tcW w:w="3455" w:type="dxa"/>
-            <w:tcBorders>
-              <w:top w:val="single" w:color="999999" w:sz="8"/>
-              <w:left w:val="single" w:color="999999" w:sz="8"/>
-              <w:bottom w:val="single" w:color="999999" w:sz="8"/>
-              <w:right w:val="single" w:color="999999" w:sz="8"/>
-            </w:tcBorders>
-            <w:tcMar>
-              <w:left w:w="108" w:type="dxa"/>
-              <w:right w:w="108" w:type="dxa"/>
-            </w:tcMar>
-            <w:vAlign w:val="top"/>
-          </w:tcPr>
-          <w:p>
-            <w:pPr>
-              <w:spacing w:before="0" w:beforeAutospacing="off" w:after="0" w:afterAutospacing="off"/>
-            </w:pPr>
-            <w:r>
-              <w:rPr>
-                <w:rFonts w:ascii="Arial" w:hAnsi="Arial" w:eastAsia="Arial" w:cs="Arial"/>
-                <w:color w:val="000000" w:themeColor="text1" w:themeTint="FF" w:themeShade="FF"/>
-                <w:sz w:val="22"/>
-                <w:szCs w:val="22"/>
-              </w:rPr>
-              <w:t>Group Name</w:t>
-            </w:r>
-          </w:p>
-        </w:tc>
-        <w:tc>
-          <w:tcPr>
-            <w:tcW w:w="5428" w:type="dxa"/>
-            <w:tcBorders>
-              <w:top w:val="single" w:color="999999" w:sz="8"/>
-              <w:left w:val="single" w:color="999999" w:sz="8"/>
-              <w:bottom w:val="single" w:color="999999" w:sz="8"/>
-              <w:right w:val="single" w:color="999999" w:sz="8"/>
-            </w:tcBorders>
-            <w:tcMar>
-              <w:left w:w="108" w:type="dxa"/>
-              <w:right w:w="108" w:type="dxa"/>
-            </w:tcMar>
-            <w:vAlign w:val="top"/>
-          </w:tcPr>
-          <w:p>
-            <w:pPr>
-              <w:spacing w:before="0" w:beforeAutospacing="off" w:after="0" w:afterAutospacing="off"/>
-            </w:pPr>
-            <w:r>
-              <w:rPr>
-                <w:rFonts w:ascii="Arial" w:hAnsi="Arial" w:eastAsia="Arial" w:cs="Arial"/>
-                <w:color w:val="000000" w:themeColor="text1" w:themeTint="FF" w:themeShade="FF"/>
-                <w:sz w:val="22"/>
-                <w:szCs w:val="22"/>
-              </w:rPr>
-              <w:t>GroupVPN</w:t>
-            </w:r>
-          </w:p>
-        </w:tc>
-      </w:tr>
-      <w:tr>
-        <w:trPr>
-          <w:trHeight w:val="300"/>
-        </w:trPr>
-        <w:tc>
-          <w:tcPr>
-            <w:tcW w:w="3455" w:type="dxa"/>
-            <w:tcBorders>
-              <w:top w:val="single" w:color="999999" w:sz="8"/>
-              <w:left w:val="single" w:color="999999" w:sz="8"/>
-              <w:bottom w:val="single" w:color="999999" w:sz="8"/>
-              <w:right w:val="single" w:color="999999" w:sz="8"/>
-            </w:tcBorders>
-            <w:tcMar>
-              <w:left w:w="108" w:type="dxa"/>
-              <w:right w:w="108" w:type="dxa"/>
-            </w:tcMar>
-            <w:vAlign w:val="top"/>
-          </w:tcPr>
-          <w:p>
-            <w:pPr>
-              <w:spacing w:before="0" w:beforeAutospacing="off" w:after="0" w:afterAutospacing="off"/>
-            </w:pPr>
-            <w:r>
-              <w:rPr>
-                <w:rFonts w:ascii="Arial" w:hAnsi="Arial" w:eastAsia="Arial" w:cs="Arial"/>
-                <w:color w:val="000000" w:themeColor="text1" w:themeTint="FF" w:themeShade="FF"/>
-                <w:sz w:val="22"/>
-                <w:szCs w:val="22"/>
-              </w:rPr>
-              <w:t>Interface Crypto Map</w:t>
-            </w:r>
-          </w:p>
-        </w:tc>
-        <w:tc>
-          <w:tcPr>
-            <w:tcW w:w="5428" w:type="dxa"/>
-            <w:tcBorders>
-              <w:top w:val="single" w:color="999999" w:sz="8"/>
-              <w:left w:val="single" w:color="999999" w:sz="8"/>
-              <w:bottom w:val="single" w:color="999999" w:sz="8"/>
-              <w:right w:val="single" w:color="999999" w:sz="8"/>
-            </w:tcBorders>
-            <w:tcMar>
-              <w:left w:w="108" w:type="dxa"/>
-              <w:right w:w="108" w:type="dxa"/>
-            </w:tcMar>
-            <w:vAlign w:val="top"/>
-          </w:tcPr>
-          <w:p>
-            <w:pPr>
-              <w:spacing w:before="0" w:beforeAutospacing="off" w:after="0" w:afterAutospacing="off"/>
-            </w:pPr>
-            <w:r>
-              <w:rPr>
-                <w:rFonts w:ascii="Arial" w:hAnsi="Arial" w:eastAsia="Arial" w:cs="Arial"/>
-                <w:color w:val="000000" w:themeColor="text1" w:themeTint="FF" w:themeShade="FF"/>
-                <w:sz w:val="22"/>
-                <w:szCs w:val="22"/>
-              </w:rPr>
-              <w:t>GigabitEthernet0/0</w:t>
-            </w:r>
-          </w:p>
-        </w:tc>
-      </w:tr>
-    </w:tbl>
-    <w:p>
-      <w:pPr>
-        <w:jc w:val="both"/>
-        <w:rPr>
-          <w:rFonts w:ascii="Arial" w:hAnsi="Arial"/>
-          <w:sz w:val="24"/>
-          <w:szCs w:val="24"/>
-        </w:rPr>
-      </w:pPr>
-    </w:p>
-    <w:p xmlns:wp14="http://schemas.microsoft.com/office/word/2010/wordml" wp14:textId="77777777">
-      <w:pPr>
-        <w:jc w:val="center"/>
-        <w:spacing w:after="200"/>
-      </w:pPr>
-      <w:r>
-        <w:rPr>
-          <w:rFonts w:ascii="Arial" w:hAnsi="Arial"/>
-          <w:sz w:val="20"/>
-          <w:i/>
-          <w:color w:val="666666"/>
-        </w:rPr>
-        <w:t xml:space="preserve">Tabela X — Resumo da configuração VPN implementada.</w:t>
-      </w:r>
-    </w:p>
-    <w:p xmlns:wp14="http://schemas.microsoft.com/office/word/2010/wordml" wp14:textId="77777777">
-      <w:pPr>
-        <w:jc w:val="both"/>
-        <w:spacing w:after="120" w:line="360"/>
-      </w:pPr>
-      <w:r>
-        <w:rPr>
-          <w:rFonts w:ascii="Arial" w:hAnsi="Arial"/>
-          <w:sz w:val="24"/>
-          <w:szCs w:val="24"/>
-          <w:color w:val="000000"/>
-        </w:rPr>
-        <w:t xml:space="preserve">A implementação desta VPN de acesso remoto constitui uma funcionalidade adicional ao projeto, demonstrando a capacidade de estender de forma segura o perímetro da rede empresarial para utilizadores remotos, mantendo os mesmos níveis de acesso e segurança que teriam fisicamente no escritório.</w:t>
-      </w:r>
-    </w:p>
-    <w:p>
-      <w:pPr>
-        <w:pStyle w:val="heading10"/>
-      </w:pPr>
-      <w:r>
-        <w:rPr/>
+        <w:rPr>
+          <w:color w:val="4C94D8" w:themeColor="text2" w:themeTint="80" w:themeShade="FF"/>
+        </w:rPr>
+      </w:pPr>
+      <w:r>
+        <w:rPr>
+          <w:color w:val="4C94D8" w:themeColor="text2" w:themeTint="80" w:themeShade="FF"/>
+        </w:rPr>
         <w:t>8</w:t>
       </w:r>
       <w:r>
-        <w:rPr/>
+        <w:rPr>
+          <w:color w:val="4C94D8" w:themeColor="text2" w:themeTint="80" w:themeShade="FF"/>
+        </w:rPr>
         <w:t>. Integração com a Restante Infraestrutura</w:t>
       </w:r>
     </w:p>
@@ -28196,11 +28661,15 @@
         <w:pStyle w:val="heading10"/>
       </w:pPr>
       <w:r>
-        <w:rPr/>
+        <w:rPr>
+          <w:color w:val="4C94D8" w:themeColor="text2" w:themeTint="80" w:themeShade="FF"/>
+        </w:rPr>
         <w:t>9</w:t>
       </w:r>
       <w:r>
-        <w:rPr/>
+        <w:rPr>
+          <w:color w:val="4C94D8" w:themeColor="text2" w:themeTint="80" w:themeShade="FF"/>
+        </w:rPr>
         <w:t>. Conclusão</w:t>
       </w:r>
     </w:p>
@@ -28571,14 +29040,25 @@
     </w:pPr>
     <w:r>
       <w:rPr>
-        <w:b/>
-        <w:bCs/>
-        <w:color w:val="1F4E79"/>
+        <w:b w:val="1"/>
+        <w:bCs w:val="1"/>
+        <w:color w:val="4C94D8" w:themeColor="text2" w:themeTint="80" w:themeShade="FF"/>
         <w:sz w:val="18"/>
         <w:szCs w:val="18"/>
         <w:lang w:val="en-US"/>
       </w:rPr>
-      <w:t xml:space="preserve">Cesae Digital </w:t>
+      <w:t>Cesae</w:t>
+    </w:r>
+    <w:r>
+      <w:rPr>
+        <w:b w:val="1"/>
+        <w:bCs w:val="1"/>
+        <w:color w:val="4C94D8" w:themeColor="text2" w:themeTint="80" w:themeShade="FF"/>
+        <w:sz w:val="18"/>
+        <w:szCs w:val="18"/>
+        <w:lang w:val="en-US"/>
+      </w:rPr>
+      <w:t xml:space="preserve"> Digital </w:t>
     </w:r>
     <w:r>
       <w:rPr>
@@ -28587,7 +29067,25 @@
         <w:szCs w:val="18"/>
         <w:lang w:val="en-US"/>
       </w:rPr>
-      <w:t>| Relatório Técnico</w:t>
+      <w:t xml:space="preserve">| </w:t>
+    </w:r>
+    <w:r>
+      <w:rPr>
+        <w:color w:val="666666"/>
+        <w:sz w:val="18"/>
+        <w:szCs w:val="18"/>
+        <w:lang w:val="en-US"/>
+      </w:rPr>
+      <w:t>Relatório</w:t>
+    </w:r>
+    <w:r>
+      <w:rPr>
+        <w:color w:val="666666"/>
+        <w:sz w:val="18"/>
+        <w:szCs w:val="18"/>
+        <w:lang w:val="en-US"/>
+      </w:rPr>
+      <w:t xml:space="preserve"> Técnico</w:t>
     </w:r>
   </w:p>
 </w:hdr>
@@ -28597,49 +29095,37 @@
 <int2:intelligence xmlns:int2="http://schemas.microsoft.com/office/intelligence/2020/intelligence" xmlns:oel="http://schemas.microsoft.com/office/2019/extlst">
   <int2:observations>
     <int2:textHash int2:hashCode="71eD/TEdaOVnUl" int2:id="Kwf5KkUI">
-      <int2:state int2:value="Rejected" int2:type="spell"/>
+      <int2:state int2:type="spell" int2:value="Rejected"/>
     </int2:textHash>
     <int2:textHash int2:hashCode="bdxPIR2GXhuK39" int2:id="gHbCQj7K">
-      <int2:state int2:value="Rejected" int2:type="spell"/>
+      <int2:state int2:type="spell" int2:value="Rejected"/>
     </int2:textHash>
     <int2:textHash int2:hashCode="z1+fCj6eenACKw" int2:id="oWh4pVU6">
-      <int2:state int2:value="Rejected" int2:type="spell"/>
+      <int2:state int2:type="spell" int2:value="Rejected"/>
     </int2:textHash>
     <int2:textHash int2:hashCode="uPhgoQjza+RlA9" int2:id="JJT6fYzK">
-      <int2:state int2:value="Rejected" int2:type="spell"/>
+      <int2:state int2:type="spell" int2:value="Rejected"/>
     </int2:textHash>
     <int2:textHash int2:hashCode="w1ZXP+qUDjvYtQ" int2:id="x0CbiOI2">
-      <int2:state int2:value="Rejected" int2:type="spell"/>
+      <int2:state int2:type="spell" int2:value="Rejected"/>
     </int2:textHash>
     <int2:textHash int2:hashCode="M93FnFE8VDrFqy" int2:id="5GfHcVrP">
-      <int2:state int2:value="Rejected" int2:type="spell"/>
+      <int2:state int2:type="spell" int2:value="Rejected"/>
     </int2:textHash>
     <int2:textHash int2:hashCode="Dgx4xy1CFbzL5K" int2:id="UMM2aT9j">
-      <int2:state int2:value="Rejected" int2:type="spell"/>
+      <int2:state int2:type="spell" int2:value="Rejected"/>
     </int2:textHash>
     <int2:textHash int2:hashCode="eP1crIwCW6vbRT" int2:id="gwLOsVmA">
-      <int2:state int2:value="Rejected" int2:type="spell"/>
+      <int2:state int2:type="spell" int2:value="Rejected"/>
     </int2:textHash>
     <int2:textHash int2:hashCode="LSLf39Sepb68lP" int2:id="8Nqaq6Tf">
-      <int2:state int2:value="Rejected" int2:type="spell"/>
+      <int2:state int2:type="spell" int2:value="Rejected"/>
     </int2:textHash>
-    <int2:bookmark int2:bookmarkName="_Int_ZxHtcnkg" int2:invalidationBookmarkName="" int2:hashCode="QrFdZiOWnBdNeI" int2:id="z03SCf8L">
-      <int2:state int2:value="Rejected" int2:type="gram"/>
+    <int2:bookmark int2:bookmarkName="_Int_mjt9rsB3" int2:invalidationBookmarkName="" int2:hashCode="ZMW2ERYl3PXwuI" int2:id="ot7SfQfZ">
+      <int2:state int2:type="gram" int2:value="Rejected"/>
     </int2:bookmark>
-    <int2:bookmark int2:bookmarkName="_Int_fRYhif5N" int2:invalidationBookmarkName="" int2:hashCode="hvfkN/qlp/zhXR" int2:id="7Nw0gOMl">
-      <int2:state int2:value="Rejected" int2:type="gram"/>
-    </int2:bookmark>
-    <int2:bookmark int2:bookmarkName="_Int_Gfen2wm1" int2:invalidationBookmarkName="" int2:hashCode="zpl7jsT5vaODUB" int2:id="CZftltlE">
-      <int2:state int2:value="Rejected" int2:type="gram"/>
-    </int2:bookmark>
-    <int2:bookmark int2:bookmarkName="_Int_1thAd7z8" int2:invalidationBookmarkName="" int2:hashCode="gMNMOvhMtFmmro" int2:id="eIl47WTy">
-      <int2:state int2:value="Rejected" int2:type="gram"/>
-    </int2:bookmark>
-    <int2:bookmark int2:bookmarkName="_Int_lswUdZX8" int2:invalidationBookmarkName="" int2:hashCode="j7ekG9fkdR127V" int2:id="RZMguLei">
-      <int2:state int2:value="Rejected" int2:type="gram"/>
-    </int2:bookmark>
-    <int2:bookmark int2:bookmarkName="_Int_PIzEJ9Qq" int2:invalidationBookmarkName="" int2:hashCode="bc1M4j2I4u6VaL" int2:id="CFa95Y6L">
-      <int2:state int2:value="Rejected" int2:type="gram"/>
+    <int2:bookmark int2:bookmarkName="_Int_5EKXz5MG" int2:invalidationBookmarkName="" int2:hashCode="Hwf55Vuc/laYW7" int2:id="uBQjXnbS">
+      <int2:state int2:type="style" int2:value="Rejected"/>
     </int2:bookmark>
   </int2:observations>
   <int2:intelligenceSettings/>

--- a/Relatorio_CodeSecure.docx
+++ b/Relatorio_CodeSecure.docx
@@ -570,16 +570,45 @@
     <w:p>
       <w:pPr>
         <w:spacing w:after="60"/>
-      </w:pPr>
-      <w:r>
-        <w:rPr>
-          <w:color w:val="000000"/>
-        </w:rPr>
-        <w:t xml:space="preserve">   4.1 </w:t>
-      </w:r>
-      <w:r>
-        <w:rPr>
-          <w:color w:val="000000"/>
+        <w:rPr>
+          <w:color w:val="000000" w:themeColor="text1" w:themeTint="FF" w:themeShade="FF"/>
+        </w:rPr>
+      </w:pPr>
+      <w:r>
+        <w:rPr>
+          <w:color w:val="000000" w:themeColor="text1" w:themeTint="FF" w:themeShade="FF"/>
+        </w:rPr>
+        <w:t xml:space="preserve">   4.1</w:t>
+      </w:r>
+      <w:r>
+        <w:rPr>
+          <w:color w:val="000000" w:themeColor="text1" w:themeTint="FF" w:themeShade="FF"/>
+        </w:rPr>
+        <w:t xml:space="preserve"> Diagrama Arquitetura</w:t>
+      </w:r>
+      <w:r>
+        <w:rPr>
+          <w:color w:val="000000" w:themeColor="text1" w:themeTint="FF" w:themeShade="FF"/>
+        </w:rPr>
+        <w:t xml:space="preserve"> </w:t>
+      </w:r>
+    </w:p>
+    <w:p>
+      <w:pPr>
+        <w:spacing w:after="60"/>
+        <w:rPr>
+          <w:color w:val="000000" w:themeColor="text1" w:themeTint="FF" w:themeShade="FF"/>
+        </w:rPr>
+      </w:pPr>
+      <w:r>
+        <w:rPr>
+          <w:color w:val="000000" w:themeColor="text1" w:themeTint="FF" w:themeShade="FF"/>
+        </w:rPr>
+        <w:t xml:space="preserve">   4.2 </w:t>
+      </w:r>
+      <w:r>
+        <w:rPr>
+          <w:color w:val="000000" w:themeColor="text1" w:themeTint="FF" w:themeShade="FF"/>
         </w:rPr>
         <w:t>Servidor de Partilha de Ficheiros (Ubuntu Server + Samba)</w:t>
       </w:r>
@@ -593,31 +622,37 @@
       </w:pPr>
       <w:r>
         <w:rPr>
-          <w:color w:val="000000"/>
+          <w:color w:val="000000" w:themeColor="text1" w:themeTint="FF" w:themeShade="FF"/>
         </w:rPr>
         <w:t xml:space="preserve">  </w:t>
       </w:r>
       <w:r>
         <w:rPr>
-          <w:color w:val="000000"/>
+          <w:color w:val="000000" w:themeColor="text1" w:themeTint="FF" w:themeShade="FF"/>
         </w:rPr>
         <w:t xml:space="preserve">  </w:t>
       </w:r>
       <w:r>
         <w:rPr>
-          <w:color w:val="000000"/>
-        </w:rPr>
-        <w:t xml:space="preserve"> 4.1</w:t>
-      </w:r>
-      <w:r>
-        <w:rPr>
-          <w:color w:val="000000"/>
+          <w:color w:val="000000" w:themeColor="text1" w:themeTint="FF" w:themeShade="FF"/>
+        </w:rPr>
+        <w:t xml:space="preserve"> 4.</w:t>
+      </w:r>
+      <w:r>
+        <w:rPr>
+          <w:color w:val="000000" w:themeColor="text1" w:themeTint="FF" w:themeShade="FF"/>
+        </w:rPr>
+        <w:t>2</w:t>
+      </w:r>
+      <w:r>
+        <w:rPr>
+          <w:color w:val="000000" w:themeColor="text1" w:themeTint="FF" w:themeShade="FF"/>
         </w:rPr>
         <w:t>.1</w:t>
       </w:r>
       <w:r>
         <w:rPr>
-          <w:color w:val="000000"/>
+          <w:color w:val="000000" w:themeColor="text1" w:themeTint="FF" w:themeShade="FF"/>
         </w:rPr>
         <w:t xml:space="preserve"> Criação e Configuração da Máquina Virtual</w:t>
       </w:r>
@@ -628,31 +663,37 @@
       </w:pPr>
       <w:r>
         <w:rPr>
-          <w:color w:val="000000"/>
+          <w:color w:val="000000" w:themeColor="text1" w:themeTint="FF" w:themeShade="FF"/>
         </w:rPr>
         <w:t xml:space="preserve">   </w:t>
       </w:r>
       <w:r>
         <w:rPr>
-          <w:color w:val="000000"/>
+          <w:color w:val="000000" w:themeColor="text1" w:themeTint="FF" w:themeShade="FF"/>
         </w:rPr>
         <w:t xml:space="preserve">  </w:t>
       </w:r>
       <w:r>
         <w:rPr>
-          <w:color w:val="000000"/>
+          <w:color w:val="000000" w:themeColor="text1" w:themeTint="FF" w:themeShade="FF"/>
         </w:rPr>
         <w:t>4.</w:t>
       </w:r>
       <w:r>
         <w:rPr>
-          <w:color w:val="000000"/>
-        </w:rPr>
-        <w:t>1.</w:t>
-      </w:r>
-      <w:r>
-        <w:rPr>
-          <w:color w:val="000000"/>
+          <w:color w:val="000000" w:themeColor="text1" w:themeTint="FF" w:themeShade="FF"/>
+        </w:rPr>
+        <w:t>2</w:t>
+      </w:r>
+      <w:r>
+        <w:rPr>
+          <w:color w:val="000000" w:themeColor="text1" w:themeTint="FF" w:themeShade="FF"/>
+        </w:rPr>
+        <w:t>.</w:t>
+      </w:r>
+      <w:r>
+        <w:rPr>
+          <w:color w:val="000000" w:themeColor="text1" w:themeTint="FF" w:themeShade="FF"/>
         </w:rPr>
         <w:t>2 Configuração de Rede</w:t>
       </w:r>
@@ -663,31 +704,37 @@
       </w:pPr>
       <w:r>
         <w:rPr>
-          <w:color w:val="000000"/>
+          <w:color w:val="000000" w:themeColor="text1" w:themeTint="FF" w:themeShade="FF"/>
         </w:rPr>
         <w:t xml:space="preserve">   </w:t>
       </w:r>
       <w:r>
         <w:rPr>
-          <w:color w:val="000000"/>
+          <w:color w:val="000000" w:themeColor="text1" w:themeTint="FF" w:themeShade="FF"/>
         </w:rPr>
         <w:t xml:space="preserve">  </w:t>
       </w:r>
       <w:r>
         <w:rPr>
-          <w:color w:val="000000"/>
+          <w:color w:val="000000" w:themeColor="text1" w:themeTint="FF" w:themeShade="FF"/>
         </w:rPr>
         <w:t>4.</w:t>
       </w:r>
       <w:r>
         <w:rPr>
-          <w:color w:val="000000"/>
-        </w:rPr>
-        <w:t>1.</w:t>
-      </w:r>
-      <w:r>
-        <w:rPr>
-          <w:color w:val="000000"/>
+          <w:color w:val="000000" w:themeColor="text1" w:themeTint="FF" w:themeShade="FF"/>
+        </w:rPr>
+        <w:t>2</w:t>
+      </w:r>
+      <w:r>
+        <w:rPr>
+          <w:color w:val="000000" w:themeColor="text1" w:themeTint="FF" w:themeShade="FF"/>
+        </w:rPr>
+        <w:t>.</w:t>
+      </w:r>
+      <w:r>
+        <w:rPr>
+          <w:color w:val="000000" w:themeColor="text1" w:themeTint="FF" w:themeShade="FF"/>
         </w:rPr>
         <w:t>3 Instalação e Configuração do Samba</w:t>
       </w:r>
@@ -701,31 +748,37 @@
       </w:pPr>
       <w:r>
         <w:rPr>
-          <w:color w:val="000000"/>
+          <w:color w:val="000000" w:themeColor="text1" w:themeTint="FF" w:themeShade="FF"/>
         </w:rPr>
         <w:t xml:space="preserve">  </w:t>
       </w:r>
       <w:r>
         <w:rPr>
-          <w:color w:val="000000"/>
+          <w:color w:val="000000" w:themeColor="text1" w:themeTint="FF" w:themeShade="FF"/>
         </w:rPr>
         <w:t xml:space="preserve">  </w:t>
       </w:r>
       <w:r>
         <w:rPr>
-          <w:color w:val="000000"/>
+          <w:color w:val="000000" w:themeColor="text1" w:themeTint="FF" w:themeShade="FF"/>
         </w:rPr>
         <w:t xml:space="preserve"> 4.</w:t>
       </w:r>
       <w:r>
         <w:rPr>
-          <w:color w:val="000000"/>
-        </w:rPr>
-        <w:t>1.</w:t>
-      </w:r>
-      <w:r>
-        <w:rPr>
-          <w:color w:val="000000"/>
+          <w:color w:val="000000" w:themeColor="text1" w:themeTint="FF" w:themeShade="FF"/>
+        </w:rPr>
+        <w:t>2</w:t>
+      </w:r>
+      <w:r>
+        <w:rPr>
+          <w:color w:val="000000" w:themeColor="text1" w:themeTint="FF" w:themeShade="FF"/>
+        </w:rPr>
+        <w:t>.</w:t>
+      </w:r>
+      <w:r>
+        <w:rPr>
+          <w:color w:val="000000" w:themeColor="text1" w:themeTint="FF" w:themeShade="FF"/>
         </w:rPr>
         <w:t>4 Grupos, Utilizadores e Permissões</w:t>
       </w:r>
@@ -739,31 +792,37 @@
       </w:pPr>
       <w:r>
         <w:rPr>
-          <w:color w:val="000000"/>
+          <w:color w:val="000000" w:themeColor="text1" w:themeTint="FF" w:themeShade="FF"/>
         </w:rPr>
         <w:t xml:space="preserve">   </w:t>
       </w:r>
       <w:r>
         <w:rPr>
-          <w:color w:val="000000"/>
+          <w:color w:val="000000" w:themeColor="text1" w:themeTint="FF" w:themeShade="FF"/>
         </w:rPr>
         <w:t xml:space="preserve">  </w:t>
       </w:r>
       <w:r>
         <w:rPr>
-          <w:color w:val="000000"/>
+          <w:color w:val="000000" w:themeColor="text1" w:themeTint="FF" w:themeShade="FF"/>
         </w:rPr>
         <w:t>4.</w:t>
       </w:r>
       <w:r>
         <w:rPr>
-          <w:color w:val="000000"/>
-        </w:rPr>
-        <w:t>1.</w:t>
-      </w:r>
-      <w:r>
-        <w:rPr>
-          <w:color w:val="000000"/>
+          <w:color w:val="000000" w:themeColor="text1" w:themeTint="FF" w:themeShade="FF"/>
+        </w:rPr>
+        <w:t>2</w:t>
+      </w:r>
+      <w:r>
+        <w:rPr>
+          <w:color w:val="000000" w:themeColor="text1" w:themeTint="FF" w:themeShade="FF"/>
+        </w:rPr>
+        <w:t>.</w:t>
+      </w:r>
+      <w:r>
+        <w:rPr>
+          <w:color w:val="000000" w:themeColor="text1" w:themeTint="FF" w:themeShade="FF"/>
         </w:rPr>
         <w:t>5 Testes de Acesso às Partilhas</w:t>
       </w:r>
@@ -777,45 +836,49 @@
       </w:pPr>
       <w:r>
         <w:rPr>
-          <w:color w:val="000000"/>
+          <w:color w:val="000000" w:themeColor="text1" w:themeTint="FF" w:themeShade="FF"/>
         </w:rPr>
         <w:t xml:space="preserve">   </w:t>
       </w:r>
       <w:r>
         <w:rPr>
-          <w:color w:val="000000"/>
+          <w:color w:val="000000" w:themeColor="text1" w:themeTint="FF" w:themeShade="FF"/>
         </w:rPr>
         <w:t xml:space="preserve">  </w:t>
       </w:r>
       <w:r>
         <w:rPr>
-          <w:color w:val="000000"/>
+          <w:color w:val="000000" w:themeColor="text1" w:themeTint="FF" w:themeShade="FF"/>
         </w:rPr>
         <w:t>4.</w:t>
       </w:r>
       <w:r>
         <w:rPr>
-          <w:color w:val="000000"/>
-        </w:rPr>
-        <w:t>1.</w:t>
-      </w:r>
-      <w:r>
-        <w:rPr>
-          <w:color w:val="000000"/>
+          <w:color w:val="000000" w:themeColor="text1" w:themeTint="FF" w:themeShade="FF"/>
+        </w:rPr>
+        <w:t>2</w:t>
+      </w:r>
+      <w:r>
+        <w:rPr>
+          <w:color w:val="000000" w:themeColor="text1" w:themeTint="FF" w:themeShade="FF"/>
+        </w:rPr>
+        <w:t>.</w:t>
+      </w:r>
+      <w:r>
+        <w:rPr>
+          <w:color w:val="000000" w:themeColor="text1" w:themeTint="FF" w:themeShade="FF"/>
         </w:rPr>
         <w:t xml:space="preserve">6 </w:t>
       </w:r>
-      <w:proofErr w:type="spellStart"/>
-      <w:r>
-        <w:rPr>
-          <w:color w:val="000000"/>
+      <w:r>
+        <w:rPr>
+          <w:color w:val="000000" w:themeColor="text1" w:themeTint="FF" w:themeShade="FF"/>
         </w:rPr>
         <w:t>Hardening</w:t>
       </w:r>
-      <w:proofErr w:type="spellEnd"/>
-      <w:r>
-        <w:rPr>
-          <w:color w:val="000000"/>
+      <w:r>
+        <w:rPr>
+          <w:color w:val="000000" w:themeColor="text1" w:themeTint="FF" w:themeShade="FF"/>
         </w:rPr>
         <w:t xml:space="preserve"> do Servidor</w:t>
       </w:r>
@@ -829,21 +892,31 @@
       </w:pPr>
       <w:r>
         <w:rPr>
-          <w:color w:val="000000"/>
-        </w:rPr>
-        <w:t xml:space="preserve">   4.2 </w:t>
-      </w:r>
-      <w:proofErr w:type="spellStart"/>
-      <w:r>
-        <w:rPr>
-          <w:color w:val="000000"/>
+          <w:color w:val="000000" w:themeColor="text1" w:themeTint="FF" w:themeShade="FF"/>
+        </w:rPr>
+        <w:t xml:space="preserve">   4.</w:t>
+      </w:r>
+      <w:r>
+        <w:rPr>
+          <w:color w:val="000000" w:themeColor="text1" w:themeTint="FF" w:themeShade="FF"/>
+        </w:rPr>
+        <w:t>3</w:t>
+      </w:r>
+      <w:r>
+        <w:rPr>
+          <w:color w:val="000000" w:themeColor="text1" w:themeTint="FF" w:themeShade="FF"/>
+        </w:rPr>
+        <w:t xml:space="preserve"> </w:t>
+      </w:r>
+      <w:r>
+        <w:rPr>
+          <w:color w:val="000000" w:themeColor="text1" w:themeTint="FF" w:themeShade="FF"/>
         </w:rPr>
         <w:t>Wazuh</w:t>
       </w:r>
-      <w:proofErr w:type="spellEnd"/>
-      <w:r>
-        <w:rPr>
-          <w:color w:val="000000"/>
+      <w:r>
+        <w:rPr>
+          <w:color w:val="000000" w:themeColor="text1" w:themeTint="FF" w:themeShade="FF"/>
         </w:rPr>
         <w:t xml:space="preserve"> Server</w:t>
       </w:r>
@@ -859,7 +932,19 @@
         <w:rPr>
           <w:color w:val="000000" w:themeColor="text1" w:themeTint="FF" w:themeShade="FF"/>
         </w:rPr>
-        <w:t xml:space="preserve">   4.3 Windows Server</w:t>
+        <w:t xml:space="preserve">   4.</w:t>
+      </w:r>
+      <w:r>
+        <w:rPr>
+          <w:color w:val="000000" w:themeColor="text1" w:themeTint="FF" w:themeShade="FF"/>
+        </w:rPr>
+        <w:t>4</w:t>
+      </w:r>
+      <w:r>
+        <w:rPr>
+          <w:color w:val="000000" w:themeColor="text1" w:themeTint="FF" w:themeShade="FF"/>
+        </w:rPr>
+        <w:t xml:space="preserve"> Windows Server</w:t>
       </w:r>
     </w:p>
     <w:p>
@@ -878,7 +963,19 @@
         <w:rPr>
           <w:color w:val="000000" w:themeColor="text1" w:themeTint="FF" w:themeShade="FF"/>
         </w:rPr>
-        <w:t xml:space="preserve">   4.4 </w:t>
+        <w:t xml:space="preserve">   4.</w:t>
+      </w:r>
+      <w:r>
+        <w:rPr>
+          <w:color w:val="000000" w:themeColor="text1" w:themeTint="FF" w:themeShade="FF"/>
+        </w:rPr>
+        <w:t>5</w:t>
+      </w:r>
+      <w:r>
+        <w:rPr>
+          <w:color w:val="000000" w:themeColor="text1" w:themeTint="FF" w:themeShade="FF"/>
+        </w:rPr>
+        <w:t xml:space="preserve"> </w:t>
       </w:r>
       <w:r>
         <w:rPr>
@@ -895,7 +992,58 @@
           <w:szCs w:val="24"/>
           <w:lang w:val="pt-PT"/>
         </w:rPr>
-        <w:t>ELK Stack/Syslog</w:t>
+        <w:t xml:space="preserve">ELK </w:t>
+      </w:r>
+      <w:r>
+        <w:rPr>
+          <w:rFonts w:ascii="Arial" w:hAnsi="Arial" w:eastAsia="Arial" w:cs="Arial"/>
+          <w:b w:val="0"/>
+          <w:bCs w:val="0"/>
+          <w:i w:val="0"/>
+          <w:iCs w:val="0"/>
+          <w:caps w:val="0"/>
+          <w:smallCaps w:val="0"/>
+          <w:noProof w:val="0"/>
+          <w:color w:val="000000" w:themeColor="text1" w:themeTint="FF" w:themeShade="FF"/>
+          <w:sz w:val="24"/>
+          <w:szCs w:val="24"/>
+          <w:lang w:val="pt-PT"/>
+        </w:rPr>
+        <w:t>Stack</w:t>
+      </w:r>
+      <w:r>
+        <w:rPr>
+          <w:rFonts w:ascii="Arial" w:hAnsi="Arial" w:eastAsia="Arial" w:cs="Arial"/>
+          <w:b w:val="0"/>
+          <w:bCs w:val="0"/>
+          <w:i w:val="0"/>
+          <w:iCs w:val="0"/>
+          <w:caps w:val="0"/>
+          <w:smallCaps w:val="0"/>
+          <w:noProof w:val="0"/>
+          <w:color w:val="000000" w:themeColor="text1" w:themeTint="FF" w:themeShade="FF"/>
+          <w:sz w:val="24"/>
+          <w:szCs w:val="24"/>
+          <w:lang w:val="pt-PT"/>
+        </w:rPr>
+        <w:t>/</w:t>
+      </w:r>
+      <w:r>
+        <w:rPr>
+          <w:rFonts w:ascii="Arial" w:hAnsi="Arial" w:eastAsia="Arial" w:cs="Arial"/>
+          <w:b w:val="0"/>
+          <w:bCs w:val="0"/>
+          <w:i w:val="0"/>
+          <w:iCs w:val="0"/>
+          <w:caps w:val="0"/>
+          <w:smallCaps w:val="0"/>
+          <w:noProof w:val="0"/>
+          <w:color w:val="000000" w:themeColor="text1" w:themeTint="FF" w:themeShade="FF"/>
+          <w:sz w:val="24"/>
+          <w:szCs w:val="24"/>
+          <w:lang w:val="pt-PT"/>
+        </w:rPr>
+        <w:t>Syslog</w:t>
       </w:r>
     </w:p>
     <w:p>
@@ -13409,19 +13557,19 @@
       </w:pPr>
       <w:r>
         <w:rPr>
-          <w:color w:val="4C94D8" w:themeColor="text2" w:themeTint="80" w:themeShade="FF"/>
+          <w:color w:val="0E2740"/>
         </w:rPr>
         <w:t xml:space="preserve">4. </w:t>
       </w:r>
       <w:r>
         <w:rPr>
-          <w:color w:val="4C94D8" w:themeColor="text2" w:themeTint="80" w:themeShade="FF"/>
+          <w:color w:val="0E2740"/>
         </w:rPr>
         <w:t xml:space="preserve">Servidores Data </w:t>
       </w:r>
       <w:r>
         <w:rPr>
-          <w:color w:val="4C94D8" w:themeColor="text2" w:themeTint="80" w:themeShade="FF"/>
+          <w:color w:val="0E2740"/>
         </w:rPr>
         <w:t>Center</w:t>
       </w:r>
@@ -13431,14 +13579,390 @@
         <w:pStyle w:val="heading20"/>
       </w:pPr>
       <w:r>
-        <w:rPr>
-          <w:color w:val="4C94D8" w:themeColor="text2" w:themeTint="80" w:themeShade="FF"/>
-        </w:rPr>
-        <w:t>4.1</w:t>
-      </w:r>
-      <w:r>
-        <w:rPr>
-          <w:color w:val="4C94D8" w:themeColor="text2" w:themeTint="80" w:themeShade="FF"/>
+        <w:rPr/>
+        <w:t xml:space="preserve">4.1 </w:t>
+      </w:r>
+      <w:r>
+        <w:rPr/>
+        <w:t xml:space="preserve">Diagrama </w:t>
+      </w:r>
+      <w:r>
+        <w:rPr/>
+        <w:t>Arquiterura</w:t>
+      </w:r>
+    </w:p>
+    <w:p>
+      <w:pPr>
+        <w:pStyle w:val="Normal"/>
+      </w:pPr>
+      <w:r>
+        <w:rPr>
+          <w:noProof w:val="0"/>
+          <w:lang w:val="pt-PT"/>
+        </w:rPr>
+        <w:t xml:space="preserve">O Data </w:t>
+      </w:r>
+      <w:r>
+        <w:rPr>
+          <w:noProof w:val="0"/>
+          <w:lang w:val="pt-PT"/>
+        </w:rPr>
+        <w:t>Center</w:t>
+      </w:r>
+      <w:r>
+        <w:rPr>
+          <w:noProof w:val="0"/>
+          <w:lang w:val="pt-PT"/>
+        </w:rPr>
+        <w:t xml:space="preserve"> da </w:t>
+      </w:r>
+      <w:r>
+        <w:rPr>
+          <w:noProof w:val="0"/>
+          <w:lang w:val="pt-PT"/>
+        </w:rPr>
+        <w:t>CodeSecure</w:t>
+      </w:r>
+      <w:r>
+        <w:rPr>
+          <w:noProof w:val="0"/>
+          <w:lang w:val="pt-PT"/>
+        </w:rPr>
+        <w:t>, Lda. aloja os servidores centrais da infraestrutura, todos posicionados na VLAN 40 (192.168.40.0/24). A figura seguinte apresenta uma visão geral da arquitetura dos servidores implementados e os respetivos fluxos de comunicação entre si.</w:t>
+      </w:r>
+    </w:p>
+    <w:p>
+      <w:pPr>
+        <w:pStyle w:val="Normal"/>
+        <w:rPr>
+          <w:noProof w:val="0"/>
+          <w:lang w:val="pt-PT"/>
+        </w:rPr>
+      </w:pPr>
+      <w:r>
+        <w:rPr>
+          <w:noProof w:val="0"/>
+          <w:lang w:val="pt-PT"/>
+        </w:rPr>
+        <w:t xml:space="preserve">Os equipamentos de rede geridos no Cisco </w:t>
+      </w:r>
+      <w:r>
+        <w:rPr>
+          <w:noProof w:val="0"/>
+          <w:lang w:val="pt-PT"/>
+        </w:rPr>
+        <w:t>Packet</w:t>
+      </w:r>
+      <w:r>
+        <w:rPr>
+          <w:noProof w:val="0"/>
+          <w:lang w:val="pt-PT"/>
+        </w:rPr>
+        <w:t xml:space="preserve"> </w:t>
+      </w:r>
+      <w:r>
+        <w:rPr>
+          <w:noProof w:val="0"/>
+          <w:lang w:val="pt-PT"/>
+        </w:rPr>
+        <w:t>Tracer</w:t>
+      </w:r>
+      <w:r>
+        <w:rPr>
+          <w:noProof w:val="0"/>
+          <w:lang w:val="pt-PT"/>
+        </w:rPr>
+        <w:t xml:space="preserve"> (routers e </w:t>
+      </w:r>
+      <w:r>
+        <w:rPr>
+          <w:noProof w:val="0"/>
+          <w:lang w:val="pt-PT"/>
+        </w:rPr>
+        <w:t>switches</w:t>
+      </w:r>
+      <w:r>
+        <w:rPr>
+          <w:noProof w:val="0"/>
+          <w:lang w:val="pt-PT"/>
+        </w:rPr>
+        <w:t xml:space="preserve">) enviam os seus registos de atividade para o servidor ELK </w:t>
+      </w:r>
+      <w:r>
+        <w:rPr>
+          <w:noProof w:val="0"/>
+          <w:lang w:val="pt-PT"/>
+        </w:rPr>
+        <w:t>Stack</w:t>
+      </w:r>
+      <w:r>
+        <w:rPr>
+          <w:noProof w:val="0"/>
+          <w:lang w:val="pt-PT"/>
+        </w:rPr>
+        <w:t xml:space="preserve"> via protocolo </w:t>
+      </w:r>
+      <w:r>
+        <w:rPr>
+          <w:noProof w:val="0"/>
+          <w:lang w:val="pt-PT"/>
+        </w:rPr>
+        <w:t>Syslog</w:t>
+      </w:r>
+      <w:r>
+        <w:rPr>
+          <w:noProof w:val="0"/>
+          <w:lang w:val="pt-PT"/>
+        </w:rPr>
+        <w:t xml:space="preserve">, onde são centralizados e indexados para análise. O Windows Server 2019, o servidor Ubuntu com Samba, a </w:t>
+      </w:r>
+      <w:r>
+        <w:rPr>
+          <w:noProof w:val="0"/>
+          <w:lang w:val="pt-PT"/>
+        </w:rPr>
+        <w:t>RedHat</w:t>
+      </w:r>
+      <w:r>
+        <w:rPr>
+          <w:noProof w:val="0"/>
+          <w:lang w:val="pt-PT"/>
+        </w:rPr>
+        <w:t xml:space="preserve"> </w:t>
+      </w:r>
+      <w:r>
+        <w:rPr>
+          <w:noProof w:val="0"/>
+          <w:lang w:val="pt-PT"/>
+        </w:rPr>
+        <w:t>VM</w:t>
+      </w:r>
+      <w:r>
+        <w:rPr>
+          <w:noProof w:val="0"/>
+          <w:lang w:val="pt-PT"/>
+        </w:rPr>
+        <w:t xml:space="preserve">, o </w:t>
+      </w:r>
+      <w:r>
+        <w:rPr>
+          <w:noProof w:val="0"/>
+          <w:lang w:val="pt-PT"/>
+        </w:rPr>
+        <w:t xml:space="preserve">servidor ubuntu </w:t>
+      </w:r>
+      <w:r>
+        <w:rPr>
+          <w:noProof w:val="0"/>
+          <w:lang w:val="pt-PT"/>
+        </w:rPr>
+        <w:t xml:space="preserve">com </w:t>
+      </w:r>
+      <w:r>
+        <w:rPr>
+          <w:noProof w:val="0"/>
+          <w:lang w:val="pt-PT"/>
+        </w:rPr>
+        <w:t>Podman</w:t>
+      </w:r>
+      <w:r>
+        <w:rPr>
+          <w:noProof w:val="0"/>
+          <w:lang w:val="pt-PT"/>
+        </w:rPr>
+        <w:t xml:space="preserve"> e o servidor </w:t>
+      </w:r>
+      <w:r>
+        <w:rPr>
+          <w:noProof w:val="0"/>
+          <w:lang w:val="pt-PT"/>
+        </w:rPr>
+        <w:t>Drupal</w:t>
+      </w:r>
+      <w:r>
+        <w:rPr>
+          <w:noProof w:val="0"/>
+          <w:lang w:val="pt-PT"/>
+        </w:rPr>
+        <w:t xml:space="preserve"> da DMZ comunicam diretamente com o </w:t>
+      </w:r>
+      <w:r>
+        <w:rPr>
+          <w:noProof w:val="0"/>
+          <w:lang w:val="pt-PT"/>
+        </w:rPr>
+        <w:t>Wazuh</w:t>
+      </w:r>
+      <w:r>
+        <w:rPr>
+          <w:noProof w:val="0"/>
+          <w:lang w:val="pt-PT"/>
+        </w:rPr>
+        <w:t xml:space="preserve"> SIEM (setas azuis), permitindo a centralização dos </w:t>
+      </w:r>
+      <w:r>
+        <w:rPr>
+          <w:noProof w:val="0"/>
+          <w:lang w:val="pt-PT"/>
+        </w:rPr>
+        <w:t>logs</w:t>
+      </w:r>
+      <w:r>
+        <w:rPr>
+          <w:noProof w:val="0"/>
+          <w:lang w:val="pt-PT"/>
+        </w:rPr>
+        <w:t xml:space="preserve"> de segurança de todos os sistemas. A linha vermelha representa o fluxo de </w:t>
+      </w:r>
+      <w:r>
+        <w:rPr>
+          <w:noProof w:val="0"/>
+          <w:lang w:val="pt-PT"/>
+        </w:rPr>
+        <w:t>logs</w:t>
+      </w:r>
+      <w:r>
+        <w:rPr>
+          <w:noProof w:val="0"/>
+          <w:lang w:val="pt-PT"/>
+        </w:rPr>
+        <w:t xml:space="preserve"> dos equipamentos de rede para o ELK </w:t>
+      </w:r>
+      <w:r>
+        <w:rPr>
+          <w:noProof w:val="0"/>
+          <w:lang w:val="pt-PT"/>
+        </w:rPr>
+        <w:t>Stack</w:t>
+      </w:r>
+      <w:r>
+        <w:rPr>
+          <w:noProof w:val="0"/>
+          <w:lang w:val="pt-PT"/>
+        </w:rPr>
+        <w:t xml:space="preserve">, responsável pela sua agregação e visualização através do </w:t>
+      </w:r>
+      <w:r>
+        <w:rPr>
+          <w:noProof w:val="0"/>
+          <w:lang w:val="pt-PT"/>
+        </w:rPr>
+        <w:t>Kibana</w:t>
+      </w:r>
+      <w:r>
+        <w:rPr>
+          <w:noProof w:val="0"/>
+          <w:lang w:val="pt-PT"/>
+        </w:rPr>
+        <w:t>.</w:t>
+      </w:r>
+    </w:p>
+    <w:p>
+      <w:pPr>
+        <w:pStyle w:val="Normal"/>
+        <w:rPr>
+          <w:noProof w:val="0"/>
+          <w:lang w:val="pt-PT"/>
+        </w:rPr>
+      </w:pPr>
+    </w:p>
+    <w:p>
+      <w:pPr>
+        <w:pStyle w:val="Normal"/>
+        <w:rPr>
+          <w:noProof w:val="0"/>
+          <w:lang w:val="pt-PT"/>
+        </w:rPr>
+      </w:pPr>
+    </w:p>
+    <w:p>
+      <w:pPr>
+        <w:pStyle w:val="Normal"/>
+      </w:pPr>
+    </w:p>
+    <w:p>
+      <w:pPr>
+        <w:pStyle w:val="Normal"/>
+      </w:pPr>
+      <w:r>
+        <w:drawing>
+          <wp:inline wp14:editId="29DC94F4" wp14:anchorId="73205C2D">
+            <wp:extent cx="5943600" cy="3209925"/>
+            <wp:effectExtent l="0" t="0" r="0" b="0"/>
+            <wp:docPr id="1794967518" name="drawing"/>
+            <wp:cNvGraphicFramePr>
+              <a:graphicFrameLocks noChangeAspect="1"/>
+            </wp:cNvGraphicFramePr>
+            <a:graphic>
+              <a:graphicData xmlns:a="http://schemas.openxmlformats.org/drawingml/2006/main" uri="http://schemas.openxmlformats.org/drawingml/2006/picture">
+                <pic:pic xmlns:pic="http://schemas.openxmlformats.org/drawingml/2006/picture">
+                  <pic:nvPicPr>
+                    <pic:cNvPr id="1794967518" name=""/>
+                    <pic:cNvPicPr/>
+                  </pic:nvPicPr>
+                  <pic:blipFill>
+                    <a:blip xmlns:r="http://schemas.openxmlformats.org/officeDocument/2006/relationships" r:embed="rId1607524819">
+                      <a:extLst>
+                        <a:ext xmlns:a="http://schemas.openxmlformats.org/drawingml/2006/main" uri="{28A0092B-C50C-407E-A947-70E740481C1C}">
+                          <a14:useLocalDpi xmlns:a14="http://schemas.microsoft.com/office/drawing/2010/main" val="0"/>
+                        </a:ext>
+                      </a:extLst>
+                    </a:blip>
+                    <a:stretch>
+                      <a:fillRect/>
+                    </a:stretch>
+                  </pic:blipFill>
+                  <pic:spPr>
+                    <a:xfrm>
+                      <a:off x="0" y="0"/>
+                      <a:ext cx="5943600" cy="3209925"/>
+                    </a:xfrm>
+                    <a:prstGeom prst="rect">
+                      <a:avLst/>
+                    </a:prstGeom>
+                  </pic:spPr>
+                </pic:pic>
+              </a:graphicData>
+            </a:graphic>
+          </wp:inline>
+        </w:drawing>
+      </w:r>
+    </w:p>
+    <w:p>
+      <w:pPr>
+        <w:pStyle w:val="heading20"/>
+        <w:rPr>
+          <w:color w:val="0E2740"/>
+        </w:rPr>
+      </w:pPr>
+    </w:p>
+    <w:p>
+      <w:pPr>
+        <w:pStyle w:val="heading20"/>
+        <w:rPr>
+          <w:color w:val="0E2740"/>
+        </w:rPr>
+      </w:pPr>
+    </w:p>
+    <w:p>
+      <w:pPr>
+        <w:pStyle w:val="heading20"/>
+      </w:pPr>
+      <w:r>
+        <w:rPr>
+          <w:color w:val="0E2740"/>
+        </w:rPr>
+        <w:t>4.</w:t>
+      </w:r>
+      <w:r>
+        <w:rPr>
+          <w:color w:val="0E2740"/>
+        </w:rPr>
+        <w:t>2</w:t>
+      </w:r>
+      <w:r>
+        <w:rPr>
+          <w:color w:val="0E2740"/>
           <w:sz w:val="24"/>
           <w:szCs w:val="24"/>
         </w:rPr>
@@ -13446,7 +13970,7 @@
       </w:r>
       <w:r>
         <w:rPr>
-          <w:color w:val="4C94D8" w:themeColor="text2" w:themeTint="80" w:themeShade="FF"/>
+          <w:color w:val="0E2740"/>
         </w:rPr>
         <w:t>Servidor de Partilha de Ficheiros (Ubuntu Server + Samba)</w:t>
       </w:r>
@@ -13504,24 +14028,30 @@
       <w:pPr>
         <w:pStyle w:val="heading20"/>
         <w:rPr>
-          <w:color w:val="4C94D8" w:themeColor="text2" w:themeTint="80" w:themeShade="FF"/>
-        </w:rPr>
-      </w:pPr>
-      <w:r>
-        <w:rPr>
-          <w:color w:val="4C94D8" w:themeColor="text2" w:themeTint="80" w:themeShade="FF"/>
+          <w:color w:val="0E2740" w:themeColor="text2" w:themeTint="80" w:themeShade="FF"/>
+        </w:rPr>
+      </w:pPr>
+      <w:r>
+        <w:rPr>
+          <w:color w:val="0E2740"/>
         </w:rPr>
         <w:t>4.</w:t>
       </w:r>
       <w:r>
         <w:rPr>
-          <w:color w:val="4C94D8" w:themeColor="text2" w:themeTint="80" w:themeShade="FF"/>
-        </w:rPr>
-        <w:t>1.</w:t>
-      </w:r>
-      <w:r>
-        <w:rPr>
-          <w:color w:val="4C94D8" w:themeColor="text2" w:themeTint="80" w:themeShade="FF"/>
+          <w:color w:val="0E2740"/>
+        </w:rPr>
+        <w:t>2</w:t>
+      </w:r>
+      <w:r>
+        <w:rPr>
+          <w:color w:val="0E2740"/>
+        </w:rPr>
+        <w:t>.</w:t>
+      </w:r>
+      <w:r>
+        <w:rPr>
+          <w:color w:val="0E2740"/>
         </w:rPr>
         <w:t>1 Criação e Configuração da Máquina Virtual</w:t>
       </w:r>
@@ -13643,19 +14173,25 @@
       </w:pPr>
       <w:r>
         <w:rPr>
-          <w:color w:val="4C94D8" w:themeColor="text2" w:themeTint="80" w:themeShade="FF"/>
+          <w:color w:val="0E2740"/>
         </w:rPr>
         <w:t>4.</w:t>
       </w:r>
       <w:r>
         <w:rPr>
-          <w:color w:val="4C94D8" w:themeColor="text2" w:themeTint="80" w:themeShade="FF"/>
-        </w:rPr>
-        <w:t>1.</w:t>
-      </w:r>
-      <w:r>
-        <w:rPr>
-          <w:color w:val="4C94D8" w:themeColor="text2" w:themeTint="80" w:themeShade="FF"/>
+          <w:color w:val="0E2740"/>
+        </w:rPr>
+        <w:t>2</w:t>
+      </w:r>
+      <w:r>
+        <w:rPr>
+          <w:color w:val="0E2740"/>
+        </w:rPr>
+        <w:t>.</w:t>
+      </w:r>
+      <w:r>
+        <w:rPr>
+          <w:color w:val="0E2740"/>
         </w:rPr>
         <w:t>2 Configuração de Rede</w:t>
       </w:r>
@@ -14198,24 +14734,30 @@
       <w:pPr>
         <w:pStyle w:val="heading20"/>
         <w:rPr>
-          <w:color w:val="4C94D8" w:themeColor="text2" w:themeTint="80" w:themeShade="FF"/>
-        </w:rPr>
-      </w:pPr>
-      <w:r>
-        <w:rPr>
-          <w:color w:val="4C94D8" w:themeColor="text2" w:themeTint="80" w:themeShade="FF"/>
+          <w:color w:val="0E2740" w:themeColor="text2" w:themeTint="80" w:themeShade="FF"/>
+        </w:rPr>
+      </w:pPr>
+      <w:r>
+        <w:rPr>
+          <w:color w:val="0E2740"/>
         </w:rPr>
         <w:t>4.</w:t>
       </w:r>
       <w:r>
         <w:rPr>
-          <w:color w:val="4C94D8" w:themeColor="text2" w:themeTint="80" w:themeShade="FF"/>
-        </w:rPr>
-        <w:t>1.</w:t>
-      </w:r>
-      <w:r>
-        <w:rPr>
-          <w:color w:val="4C94D8" w:themeColor="text2" w:themeTint="80" w:themeShade="FF"/>
+          <w:color w:val="0E2740"/>
+        </w:rPr>
+        <w:t>2</w:t>
+      </w:r>
+      <w:r>
+        <w:rPr>
+          <w:color w:val="0E2740"/>
+        </w:rPr>
+        <w:t>.</w:t>
+      </w:r>
+      <w:r>
+        <w:rPr>
+          <w:color w:val="0E2740"/>
         </w:rPr>
         <w:t>3 Instalação e Configuração do Samba</w:t>
       </w:r>
@@ -15542,24 +16084,30 @@
       <w:pPr>
         <w:pStyle w:val="heading20"/>
         <w:rPr>
-          <w:color w:val="4C94D8" w:themeColor="text2" w:themeTint="80" w:themeShade="FF"/>
-        </w:rPr>
-      </w:pPr>
-      <w:r>
-        <w:rPr>
-          <w:color w:val="4C94D8" w:themeColor="text2" w:themeTint="80" w:themeShade="FF"/>
+          <w:color w:val="0E2740" w:themeColor="text2" w:themeTint="80" w:themeShade="FF"/>
+        </w:rPr>
+      </w:pPr>
+      <w:r>
+        <w:rPr>
+          <w:color w:val="0E2740"/>
         </w:rPr>
         <w:t>4.</w:t>
       </w:r>
       <w:r>
         <w:rPr>
-          <w:color w:val="4C94D8" w:themeColor="text2" w:themeTint="80" w:themeShade="FF"/>
-        </w:rPr>
-        <w:t>1.</w:t>
-      </w:r>
-      <w:r>
-        <w:rPr>
-          <w:color w:val="4C94D8" w:themeColor="text2" w:themeTint="80" w:themeShade="FF"/>
+          <w:color w:val="0E2740"/>
+        </w:rPr>
+        <w:t>2</w:t>
+      </w:r>
+      <w:r>
+        <w:rPr>
+          <w:color w:val="0E2740"/>
+        </w:rPr>
+        <w:t>.</w:t>
+      </w:r>
+      <w:r>
+        <w:rPr>
+          <w:color w:val="0E2740"/>
         </w:rPr>
         <w:t>4 Grupos, Utilizadores e Permissões</w:t>
       </w:r>
@@ -17216,24 +17764,30 @@
       <w:pPr>
         <w:pStyle w:val="heading20"/>
         <w:rPr>
-          <w:color w:val="4C94D8" w:themeColor="text2" w:themeTint="80" w:themeShade="FF"/>
-        </w:rPr>
-      </w:pPr>
-      <w:r>
-        <w:rPr>
-          <w:color w:val="4C94D8" w:themeColor="text2" w:themeTint="80" w:themeShade="FF"/>
+          <w:color w:val="0E2740" w:themeColor="text2" w:themeTint="80" w:themeShade="FF"/>
+        </w:rPr>
+      </w:pPr>
+      <w:r>
+        <w:rPr>
+          <w:color w:val="0E2740"/>
         </w:rPr>
         <w:t>4.</w:t>
       </w:r>
       <w:r>
         <w:rPr>
-          <w:color w:val="4C94D8" w:themeColor="text2" w:themeTint="80" w:themeShade="FF"/>
-        </w:rPr>
-        <w:t>1.</w:t>
-      </w:r>
-      <w:r>
-        <w:rPr>
-          <w:color w:val="4C94D8" w:themeColor="text2" w:themeTint="80" w:themeShade="FF"/>
+          <w:color w:val="0E2740"/>
+        </w:rPr>
+        <w:t>2</w:t>
+      </w:r>
+      <w:r>
+        <w:rPr>
+          <w:color w:val="0E2740"/>
+        </w:rPr>
+        <w:t>.</w:t>
+      </w:r>
+      <w:r>
+        <w:rPr>
+          <w:color w:val="0E2740"/>
         </w:rPr>
         <w:t>5 Testes de Acesso às Partilhas</w:t>
       </w:r>
@@ -17664,38 +18218,53 @@
     </w:p>
     <w:p>
       <w:pPr>
+        <w:spacing w:after="120" w:line="360" w:lineRule="auto"/>
+        <w:jc w:val="both"/>
+        <w:rPr>
+          <w:color w:val="000000" w:themeColor="text1" w:themeTint="FF" w:themeShade="FF"/>
+        </w:rPr>
+      </w:pPr>
+    </w:p>
+    <w:p>
+      <w:pPr>
         <w:pStyle w:val="heading20"/>
         <w:rPr>
-          <w:color w:val="4C94D8" w:themeColor="text2" w:themeTint="80" w:themeShade="FF"/>
-        </w:rPr>
-      </w:pPr>
-      <w:r>
-        <w:rPr>
-          <w:color w:val="4C94D8" w:themeColor="text2" w:themeTint="80" w:themeShade="FF"/>
+          <w:color w:val="0E2740" w:themeColor="text2" w:themeTint="80" w:themeShade="FF"/>
+        </w:rPr>
+      </w:pPr>
+      <w:r>
+        <w:rPr>
+          <w:color w:val="0E2740"/>
         </w:rPr>
         <w:t>4.</w:t>
       </w:r>
       <w:r>
         <w:rPr>
-          <w:color w:val="4C94D8" w:themeColor="text2" w:themeTint="80" w:themeShade="FF"/>
-        </w:rPr>
-        <w:t>1.</w:t>
-      </w:r>
-      <w:r>
-        <w:rPr>
-          <w:color w:val="4C94D8" w:themeColor="text2" w:themeTint="80" w:themeShade="FF"/>
+          <w:color w:val="0E2740"/>
+        </w:rPr>
+        <w:t>2</w:t>
+      </w:r>
+      <w:r>
+        <w:rPr>
+          <w:color w:val="0E2740"/>
+        </w:rPr>
+        <w:t>.</w:t>
+      </w:r>
+      <w:r>
+        <w:rPr>
+          <w:color w:val="0E2740"/>
         </w:rPr>
         <w:t xml:space="preserve">6 </w:t>
       </w:r>
       <w:r>
         <w:rPr>
-          <w:color w:val="4C94D8" w:themeColor="text2" w:themeTint="80" w:themeShade="FF"/>
+          <w:color w:val="0E2740"/>
         </w:rPr>
         <w:t>Hardening</w:t>
       </w:r>
       <w:r>
         <w:rPr>
-          <w:color w:val="4C94D8" w:themeColor="text2" w:themeTint="80" w:themeShade="FF"/>
+          <w:color w:val="0E2740"/>
         </w:rPr>
         <w:t xml:space="preserve"> do Servidor</w:t>
       </w:r>
@@ -18668,14 +19237,26 @@
       <w:pPr>
         <w:pStyle w:val="heading20"/>
         <w:rPr>
-          <w:color w:val="4C94D8" w:themeColor="text2" w:themeTint="80" w:themeShade="FF"/>
-        </w:rPr>
-      </w:pPr>
-      <w:r>
-        <w:rPr>
-          <w:color w:val="4C94D8" w:themeColor="text2" w:themeTint="80" w:themeShade="FF"/>
-        </w:rPr>
-        <w:t>4.2 Windows Server</w:t>
+          <w:color w:val="0E2740" w:themeColor="text2" w:themeTint="80" w:themeShade="FF"/>
+        </w:rPr>
+      </w:pPr>
+      <w:r>
+        <w:rPr>
+          <w:color w:val="0E2740"/>
+        </w:rPr>
+        <w:t>4.</w:t>
+      </w:r>
+      <w:r>
+        <w:rPr>
+          <w:color w:val="0E2740"/>
+        </w:rPr>
+        <w:t>3</w:t>
+      </w:r>
+      <w:r>
+        <w:rPr>
+          <w:color w:val="0E2740"/>
+        </w:rPr>
+        <w:t xml:space="preserve"> Windows Server</w:t>
       </w:r>
     </w:p>
     <w:p/>
@@ -18683,14 +19264,26 @@
       <w:pPr>
         <w:pStyle w:val="heading20"/>
         <w:rPr>
-          <w:color w:val="4C94D8" w:themeColor="text2" w:themeTint="80" w:themeShade="FF"/>
+          <w:color w:val="0E2740" w:themeColor="text2" w:themeTint="80" w:themeShade="FF"/>
         </w:rPr>
       </w:pPr>
       <w:r>
         <w:rPr>
           <w:color w:val="0E2740"/>
         </w:rPr>
-        <w:t xml:space="preserve">4.3 </w:t>
+        <w:t>4.</w:t>
+      </w:r>
+      <w:r>
+        <w:rPr>
+          <w:color w:val="0E2740"/>
+        </w:rPr>
+        <w:t>4</w:t>
+      </w:r>
+      <w:r>
+        <w:rPr>
+          <w:color w:val="0E2740"/>
+        </w:rPr>
+        <w:t xml:space="preserve"> </w:t>
       </w:r>
       <w:r>
         <w:rPr>
@@ -18723,7 +19316,7 @@
           <w:caps w:val="0"/>
           <w:smallCaps w:val="0"/>
           <w:noProof w:val="0"/>
-          <w:color w:val="4C94D8" w:themeColor="text2" w:themeTint="80" w:themeShade="FF"/>
+          <w:color w:val="0E2740" w:themeColor="text2" w:themeTint="80" w:themeShade="FF"/>
           <w:sz w:val="30"/>
           <w:szCs w:val="30"/>
           <w:lang w:val="pt-PT"/>
@@ -18739,12 +19332,12 @@
           <w:caps w:val="0"/>
           <w:smallCaps w:val="0"/>
           <w:noProof w:val="0"/>
-          <w:color w:val="4C94D8" w:themeColor="text2" w:themeTint="80" w:themeShade="FF"/>
+          <w:color w:val="0E2740"/>
           <w:sz w:val="30"/>
           <w:szCs w:val="30"/>
           <w:lang w:val="pt-PT"/>
         </w:rPr>
-        <w:t xml:space="preserve">4.4 ELK </w:t>
+        <w:t>4.</w:t>
       </w:r>
       <w:r>
         <w:rPr>
@@ -18756,12 +19349,12 @@
           <w:caps w:val="0"/>
           <w:smallCaps w:val="0"/>
           <w:noProof w:val="0"/>
-          <w:color w:val="4C94D8" w:themeColor="text2" w:themeTint="80" w:themeShade="FF"/>
+          <w:color w:val="0E2740"/>
           <w:sz w:val="30"/>
           <w:szCs w:val="30"/>
           <w:lang w:val="pt-PT"/>
         </w:rPr>
-        <w:t>Stack</w:t>
+        <w:t>5</w:t>
       </w:r>
       <w:r>
         <w:rPr>
@@ -18773,12 +19366,12 @@
           <w:caps w:val="0"/>
           <w:smallCaps w:val="0"/>
           <w:noProof w:val="0"/>
-          <w:color w:val="4C94D8" w:themeColor="text2" w:themeTint="80" w:themeShade="FF"/>
+          <w:color w:val="0E2740"/>
           <w:sz w:val="30"/>
           <w:szCs w:val="30"/>
           <w:lang w:val="pt-PT"/>
         </w:rPr>
-        <w:t>/</w:t>
+        <w:t xml:space="preserve"> ELK </w:t>
       </w:r>
       <w:r>
         <w:rPr>
@@ -18790,7 +19383,41 @@
           <w:caps w:val="0"/>
           <w:smallCaps w:val="0"/>
           <w:noProof w:val="0"/>
-          <w:color w:val="4C94D8" w:themeColor="text2" w:themeTint="80" w:themeShade="FF"/>
+          <w:color w:val="0E2740"/>
+          <w:sz w:val="30"/>
+          <w:szCs w:val="30"/>
+          <w:lang w:val="pt-PT"/>
+        </w:rPr>
+        <w:t>Stack</w:t>
+      </w:r>
+      <w:r>
+        <w:rPr>
+          <w:rFonts w:ascii="Arial" w:hAnsi="Arial" w:eastAsia="Arial" w:cs="Arial"/>
+          <w:b w:val="1"/>
+          <w:bCs w:val="1"/>
+          <w:i w:val="0"/>
+          <w:iCs w:val="0"/>
+          <w:caps w:val="0"/>
+          <w:smallCaps w:val="0"/>
+          <w:noProof w:val="0"/>
+          <w:color w:val="0E2740"/>
+          <w:sz w:val="30"/>
+          <w:szCs w:val="30"/>
+          <w:lang w:val="pt-PT"/>
+        </w:rPr>
+        <w:t>/</w:t>
+      </w:r>
+      <w:r>
+        <w:rPr>
+          <w:rFonts w:ascii="Arial" w:hAnsi="Arial" w:eastAsia="Arial" w:cs="Arial"/>
+          <w:b w:val="1"/>
+          <w:bCs w:val="1"/>
+          <w:i w:val="0"/>
+          <w:iCs w:val="0"/>
+          <w:caps w:val="0"/>
+          <w:smallCaps w:val="0"/>
+          <w:noProof w:val="0"/>
+          <w:color w:val="0E2740"/>
           <w:sz w:val="30"/>
           <w:szCs w:val="30"/>
           <w:lang w:val="pt-PT"/>
@@ -21438,7 +22065,41 @@
           <w:szCs w:val="24"/>
           <w:lang w:val="pt-PT"/>
         </w:rPr>
-        <w:t xml:space="preserve"> — Cliente C (Blog)</w:t>
+        <w:t xml:space="preserve"> — Cliente C (</w:t>
+      </w:r>
+      <w:r>
+        <w:rPr>
+          <w:rFonts w:ascii="Courier New" w:hAnsi="Courier New" w:eastAsia="Courier New" w:cs="Courier New"/>
+          <w:b w:val="0"/>
+          <w:bCs w:val="0"/>
+          <w:i w:val="0"/>
+          <w:iCs w:val="0"/>
+          <w:caps w:val="0"/>
+          <w:smallCaps w:val="0"/>
+          <w:noProof w:val="0"/>
+          <w:color w:val="auto"/>
+          <w:sz w:val="24"/>
+          <w:szCs w:val="24"/>
+          <w:lang w:val="pt-PT"/>
+        </w:rPr>
+        <w:t>V</w:t>
+      </w:r>
+      <w:r>
+        <w:rPr>
+          <w:rFonts w:ascii="Courier New" w:hAnsi="Courier New" w:eastAsia="Courier New" w:cs="Courier New"/>
+          <w:b w:val="0"/>
+          <w:bCs w:val="0"/>
+          <w:i w:val="0"/>
+          <w:iCs w:val="0"/>
+          <w:caps w:val="0"/>
+          <w:smallCaps w:val="0"/>
+          <w:noProof w:val="0"/>
+          <w:color w:val="auto"/>
+          <w:sz w:val="24"/>
+          <w:szCs w:val="24"/>
+          <w:lang w:val="pt-PT"/>
+        </w:rPr>
+        <w:t>log)</w:t>
       </w:r>
     </w:p>
     <w:p>
